--- a/高中物理/高中物理同步/人教版必修3 第13章 电磁感应与电磁波初步·知识清单（完成）.docx
+++ b/高中物理/高中物理同步/人教版必修3 第13章 电磁感应与电磁波初步·知识清单（完成）.docx
@@ -4174,7 +4174,7 @@
           <m:fPr>
             <m:ctrlPr>
               <w:rPr>
-                <w:rFonts w:ascii="Cambria Math" w:hAnsi="Cambria Math"/>
+                <w:rFonts w:ascii="Times New Roman" w:hAnsi="Times New Roman"/>
                 <w:b w:val="1"/>
                 <w:u w:val="thick"/>
                 <w:bCs w:val="1"/>
@@ -4184,7 +4184,7 @@
           <m:num>
             <m:r>
               <w:rPr>
-                <w:rFonts w:ascii="Cambria Math" w:hAnsi="Cambria Math" w:cs="Cambria Math"/>
+                <w:rFonts w:ascii="Times New Roman" w:hAnsi="Times New Roman" w:cs="Cambria Math"/>
                 <w:b w:val="1"/>
                 <w:u w:val="thick"/>
                 <w:bCs w:val="1"/>
@@ -4195,7 +4195,7 @@
           <m:den>
             <m:r>
               <w:rPr>
-                <w:rFonts w:ascii="Cambria Math" w:hAnsi="Cambria Math" w:cs="Cambria Math"/>
+                <w:rFonts w:ascii="Times New Roman" w:hAnsi="Times New Roman" w:cs="Cambria Math"/>
                 <w:b w:val="1"/>
                 <w:u w:val="thick"/>
                 <w:bCs w:val="1"/>
@@ -5443,7 +5443,7 @@
           <m:fPr>
             <m:ctrlPr>
               <w:rPr>
-                <w:rFonts w:ascii="Cambria Math" w:hAnsi="Cambria Math"/>
+                <w:rFonts w:ascii="Times New Roman" w:hAnsi="Times New Roman"/>
                 <w:b w:val="1"/>
                 <w:u w:val="thick"/>
                 <w:bCs w:val="1"/>
@@ -5456,7 +5456,7 @@
                 <m:sty m:val="p"/>
               </m:rPr>
               <w:rPr>
-                <w:rFonts w:ascii="Cambria Math" w:hAnsi="Cambria Math" w:cs="Cambria Math"/>
+                <w:rFonts w:ascii="Times New Roman" w:hAnsi="Times New Roman" w:cs="Cambria Math"/>
                 <w:b w:val="1"/>
                 <w:u w:val="thick"/>
                 <w:bCs w:val="1"/>
@@ -5467,7 +5467,7 @@
           <m:den>
             <m:r>
               <w:rPr>
-                <w:rFonts w:ascii="Cambria Math" w:hAnsi="Cambria Math" w:cs="Cambria Math"/>
+                <w:rFonts w:ascii="Times New Roman" w:hAnsi="Times New Roman" w:cs="Cambria Math"/>
                 <w:b w:val="1"/>
                 <w:u w:val="thick"/>
                 <w:bCs w:val="1"/>
@@ -11821,11 +11821,10 @@
       </w:r>
     </w:p>
     <w:sectPr>
-      <w:footerReference w:type="even" r:id="rId19"/>
-      <w:footerReference w:type="default" r:id="rId20"/>
-      <w:footerReference w:type="first" r:id="rId36"/>
-      <w:pgSz w:w="11906" w:h="16838" w:code="9"/>
-      <w:pgMar w:top="720" w:right="720" w:bottom="720" w:left="720" w:header="851" w:footer="425" w:gutter="0"/>
+      <w:footerReference w:type="default" r:id="rId19"/>
+      <w:pgSz w:w="11906" w:h="16838"/>
+      <w:pgMar w:top="720" w:right="720" w:bottom="720" w:left="720" w:header="720" w:footer="720" w:gutter="0"/>
+      <w:pgNumType w:start="1"/>
       <w:cols w:sep="1" w:space="425"/>
       <w:docGrid w:type="lines" w:linePitch="312"/>
     </w:sectPr>
@@ -11853,62 +11852,54 @@
 </file>
 
 <file path=word/footer1.xml><?xml version="1.0" encoding="utf-8"?>
-<w:ftr xmlns:wpc="http://schemas.microsoft.com/office/word/2010/wordprocessingCanvas" xmlns:cx="http://schemas.microsoft.com/office/drawing/2014/chartex" xmlns:cx1="http://schemas.microsoft.com/office/drawing/2015/9/8/chartex" xmlns:cx2="http://schemas.microsoft.com/office/drawing/2015/10/21/chartex" xmlns:cx3="http://schemas.microsoft.com/office/drawing/2016/5/9/chartex" xmlns:cx4="http://schemas.microsoft.com/office/drawing/2016/5/10/chartex" xmlns:cx5="http://schemas.microsoft.com/office/drawing/2016/5/11/chartex" xmlns:cx6="http://schemas.microsoft.com/office/drawing/2016/5/12/chartex" xmlns:cx7="http://schemas.microsoft.com/office/drawing/2016/5/13/chartex" xmlns:cx8="http://schemas.microsoft.com/office/drawing/2016/5/14/chartex" xmlns:mc="http://schemas.openxmlformats.org/markup-compatibility/2006" xmlns:aink="http://schemas.microsoft.com/office/drawing/2016/ink" xmlns:am3d="http://schemas.microsoft.com/office/drawing/2017/model3d" xmlns:o="urn:schemas-microsoft-com:office:office" xmlns:oel="http://schemas.microsoft.com/office/2019/extlst" xmlns:r="http://schemas.openxmlformats.org/officeDocument/2006/relationships" xmlns:m="http://schemas.openxmlformats.org/officeDocument/2006/math" xmlns:v="urn:schemas-microsoft-com:vml" xmlns:wp14="http://schemas.microsoft.com/office/word/2010/wordprocessingDrawing" xmlns:wp="http://schemas.openxmlformats.org/drawingml/2006/wordprocessingDrawing" xmlns:w10="urn:schemas-microsoft-com:office:word" xmlns:w="http://schemas.openxmlformats.org/wordprocessingml/2006/main" xmlns:w14="http://schemas.microsoft.com/office/word/2010/wordml" xmlns:w15="http://schemas.microsoft.com/office/word/2012/wordml" xmlns:w16cex="http://schemas.microsoft.com/office/word/2018/wordml/cex" xmlns:w16cid="http://schemas.microsoft.com/office/word/2016/wordml/cid" xmlns:w16="http://schemas.microsoft.com/office/word/2018/wordml" xmlns:w16sdtdh="http://schemas.microsoft.com/office/word/2020/wordml/sdtdatahash" xmlns:w16se="http://schemas.microsoft.com/office/word/2015/wordml/symex" xmlns:wpg="http://schemas.microsoft.com/office/word/2010/wordprocessingGroup" xmlns:wpi="http://schemas.microsoft.com/office/word/2010/wordprocessingInk" xmlns:wne="http://schemas.microsoft.com/office/word/2006/wordml" xmlns:wps="http://schemas.microsoft.com/office/word/2010/wordprocessingShape" mc:Ignorable="w14 w15 w16se w16cid w16 w16cex w16sdtdh wp14">
+<w:ftr xmlns:w="http://schemas.openxmlformats.org/wordprocessingml/2006/main" xmlns:r="http://schemas.openxmlformats.org/officeDocument/2006/relationships">
   <w:p>
     <w:pPr>
       <w:jc w:val="center"/>
     </w:pPr>
     <w:r>
       <w:rPr>
-        <w:rFonts w:ascii="Times New Roman" w:hAnsi="Times New Roman" w:eastAsia="宋体" w:cs="Times New Roman"/>
+        <w:rFonts w:ascii="Times New Roman" w:hAnsi="Times New Roman" w:eastAsia="宋体"/>
         <w:sz w:val="21"/>
         <w:szCs w:val="21"/>
       </w:rPr>
-      <w:fldChar w:fldCharType="begin"/>
-      <w:instrText xml:space="preserve"> PAGE </w:instrText>
-      <w:fldChar w:fldCharType="end"/>
+      <w:t xml:space="preserve">第</w:t>
     </w:r>
-  </w:p>
-</w:ftr>
-</file>
-
-<file path=word/footer2.xml><?xml version="1.0" encoding="utf-8"?>
-<w:ftr xmlns:wpc="http://schemas.microsoft.com/office/word/2010/wordprocessingCanvas" xmlns:cx="http://schemas.microsoft.com/office/drawing/2014/chartex" xmlns:cx1="http://schemas.microsoft.com/office/drawing/2015/9/8/chartex" xmlns:cx2="http://schemas.microsoft.com/office/drawing/2015/10/21/chartex" xmlns:cx3="http://schemas.microsoft.com/office/drawing/2016/5/9/chartex" xmlns:cx4="http://schemas.microsoft.com/office/drawing/2016/5/10/chartex" xmlns:cx5="http://schemas.microsoft.com/office/drawing/2016/5/11/chartex" xmlns:cx6="http://schemas.microsoft.com/office/drawing/2016/5/12/chartex" xmlns:cx7="http://schemas.microsoft.com/office/drawing/2016/5/13/chartex" xmlns:cx8="http://schemas.microsoft.com/office/drawing/2016/5/14/chartex" xmlns:mc="http://schemas.openxmlformats.org/markup-compatibility/2006" xmlns:aink="http://schemas.microsoft.com/office/drawing/2016/ink" xmlns:am3d="http://schemas.microsoft.com/office/drawing/2017/model3d" xmlns:o="urn:schemas-microsoft-com:office:office" xmlns:oel="http://schemas.microsoft.com/office/2019/extlst" xmlns:r="http://schemas.openxmlformats.org/officeDocument/2006/relationships" xmlns:m="http://schemas.openxmlformats.org/officeDocument/2006/math" xmlns:v="urn:schemas-microsoft-com:vml" xmlns:wp14="http://schemas.microsoft.com/office/word/2010/wordprocessingDrawing" xmlns:wp="http://schemas.openxmlformats.org/drawingml/2006/wordprocessingDrawing" xmlns:w10="urn:schemas-microsoft-com:office:word" xmlns:w="http://schemas.openxmlformats.org/wordprocessingml/2006/main" xmlns:w14="http://schemas.microsoft.com/office/word/2010/wordml" xmlns:w15="http://schemas.microsoft.com/office/word/2012/wordml" xmlns:w16cex="http://schemas.microsoft.com/office/word/2018/wordml/cex" xmlns:w16cid="http://schemas.microsoft.com/office/word/2016/wordml/cid" xmlns:w16="http://schemas.microsoft.com/office/word/2018/wordml" xmlns:w16sdtdh="http://schemas.microsoft.com/office/word/2020/wordml/sdtdatahash" xmlns:w16se="http://schemas.microsoft.com/office/word/2015/wordml/symex" xmlns:wpg="http://schemas.microsoft.com/office/word/2010/wordprocessingGroup" xmlns:wpi="http://schemas.microsoft.com/office/word/2010/wordprocessingInk" xmlns:wne="http://schemas.microsoft.com/office/word/2006/wordml" xmlns:wps="http://schemas.microsoft.com/office/word/2010/wordprocessingShape" mc:Ignorable="w14 w15 w16se w16cid w16 w16cex w16sdtdh wp14">
-  <w:p>
-    <w:pPr>
-      <w:spacing w:before="0" w:after="0" w:line="300" w:lineRule="auto"/>
-      <w:jc w:val="center"/>
-    </w:pPr>
+    <w:fldSimple w:instr=" PAGE ">
+      <w:r>
+        <w:rPr>
+          <w:rFonts w:ascii="Times New Roman" w:hAnsi="Times New Roman" w:eastAsia="宋体"/>
+          <w:sz w:val="21"/>
+          <w:szCs w:val="21"/>
+        </w:rPr>
+        <w:t xml:space="preserve">1</w:t>
+      </w:r>
+    </w:fldSimple>
     <w:r>
       <w:rPr>
-        <w:rFonts w:ascii="Times New Roman" w:hAnsi="Times New Roman" w:eastAsia="宋体" w:cs="Times New Roman"/>
+        <w:rFonts w:ascii="Times New Roman" w:hAnsi="Times New Roman" w:eastAsia="宋体"/>
         <w:sz w:val="21"/>
         <w:szCs w:val="21"/>
       </w:rPr>
-      <w:fldChar w:fldCharType="begin"/>
-      <w:instrText xml:space="preserve"> PAGE </w:instrText>
-      <w:fldChar w:fldCharType="end"/>
+      <w:t xml:space="preserve">页（共</w:t>
     </w:r>
-  </w:p>
-</w:ftr>
-</file>
-
-<file path=word/footer3.xml><?xml version="1.0" encoding="utf-8"?>
-<w:ftr xmlns:m="http://schemas.openxmlformats.org/officeDocument/2006/math" xmlns:mc="http://schemas.openxmlformats.org/markup-compatibility/2006" xmlns:mo="http://schemas.microsoft.com/office/mac/office/2008/main" xmlns:mv="urn:schemas-microsoft-com:mac:vml" xmlns:o="urn:schemas-microsoft-com:office:office" xmlns:r="http://schemas.openxmlformats.org/officeDocument/2006/relationships" xmlns:v="urn:schemas-microsoft-com:vml" xmlns:w10="urn:schemas-microsoft-com:office:word" xmlns:w14="http://schemas.microsoft.com/office/word/2010/wordml" xmlns:w="http://schemas.openxmlformats.org/wordprocessingml/2006/main" xmlns:wne="http://schemas.microsoft.com/office/word/2006/wordml" xmlns:wp14="http://schemas.microsoft.com/office/word/2010/wordprocessingDrawing" xmlns:wp="http://schemas.openxmlformats.org/drawingml/2006/wordprocessingDrawing" xmlns:wpc="http://schemas.microsoft.com/office/word/2010/wordprocessingCanvas" xmlns:wpg="http://schemas.microsoft.com/office/word/2010/wordprocessingGroup" xmlns:wpi="http://schemas.microsoft.com/office/word/2010/wordprocessingInk" xmlns:wps="http://schemas.microsoft.com/office/word/2010/wordprocessingShape" mc:Ignorable="w14 wp14">
-  <w:p>
-    <w:pPr>
-      <w:pStyle w:val="Footer"/>
-      <w:jc w:val="center"/>
-    </w:pPr>
+    <w:fldSimple w:instr=" NUMPAGES ">
+      <w:r>
+        <w:rPr>
+          <w:rFonts w:ascii="Times New Roman" w:hAnsi="Times New Roman" w:eastAsia="宋体"/>
+          <w:sz w:val="21"/>
+          <w:szCs w:val="21"/>
+        </w:rPr>
+        <w:t xml:space="preserve">1</w:t>
+      </w:r>
+    </w:fldSimple>
     <w:r>
       <w:rPr>
-        <w:rFonts w:ascii="Times New Roman" w:hAnsi="Times New Roman" w:eastAsia="宋体" w:cs="Times New Roman"/>
+        <w:rFonts w:ascii="Times New Roman" w:hAnsi="Times New Roman" w:eastAsia="宋体"/>
         <w:sz w:val="21"/>
         <w:szCs w:val="21"/>
       </w:rPr>
-      <w:fldChar w:fldCharType="begin"/>
-      <w:instrText xml:space="preserve"> PAGE </w:instrText>
-      <w:fldChar w:fldCharType="end"/>
+      <w:t xml:space="preserve">页）</w:t>
     </w:r>
   </w:p>
 </w:ftr>

--- a/高中物理/高中物理同步/人教版必修3 第13章 电磁感应与电磁波初步·知识清单（完成）.docx
+++ b/高中物理/高中物理同步/人教版必修3 第13章 电磁感应与电磁波初步·知识清单（完成）.docx
@@ -267,10 +267,8 @@
       </w:r>
       <w:r>
         <w:rPr>
-          <w:b/>
-          <w:bCs/>
-          <w:szCs w:val="21"/>
-          <w:u w:val="thick"/>
+          <w:szCs w:val="21"/>
+          <w:bdr w:val="single" w:sz="8" w:space="0" w:color="auto"/>
         </w:rPr>
         <w:t>两个</w:t>
       </w:r>
@@ -282,10 +280,8 @@
       </w:r>
       <w:r>
         <w:rPr>
-          <w:b/>
-          <w:bCs/>
-          <w:szCs w:val="21"/>
-          <w:u w:val="thick"/>
+          <w:szCs w:val="21"/>
+          <w:bdr w:val="single" w:sz="8" w:space="0" w:color="auto"/>
         </w:rPr>
         <w:t>排斥</w:t>
       </w:r>
@@ -297,10 +293,8 @@
       </w:r>
       <w:r>
         <w:rPr>
-          <w:b/>
-          <w:bCs/>
-          <w:szCs w:val="21"/>
-          <w:u w:val="thick"/>
+          <w:szCs w:val="21"/>
+          <w:bdr w:val="single" w:sz="8" w:space="0" w:color="auto"/>
         </w:rPr>
         <w:t>吸引</w:t>
       </w:r>
@@ -356,10 +350,8 @@
       </w:r>
       <w:r>
         <w:rPr>
-          <w:b/>
-          <w:bCs/>
-          <w:szCs w:val="21"/>
-          <w:u w:val="thick"/>
+          <w:szCs w:val="21"/>
+          <w:bdr w:val="single" w:sz="8" w:space="0" w:color="auto"/>
         </w:rPr>
         <w:t>上方</w:t>
       </w:r>
@@ -399,10 +391,8 @@
       </w:r>
       <w:r>
         <w:rPr>
-          <w:b/>
-          <w:bCs/>
-          <w:szCs w:val="21"/>
-          <w:u w:val="thick"/>
+          <w:szCs w:val="21"/>
+          <w:bdr w:val="single" w:sz="8" w:space="0" w:color="auto"/>
         </w:rPr>
         <w:t>南北</w:t>
       </w:r>
@@ -430,10 +420,8 @@
       </w:r>
       <w:r>
         <w:rPr>
-          <w:b/>
-          <w:bCs/>
-          <w:szCs w:val="21"/>
-          <w:u w:val="thick"/>
+          <w:szCs w:val="21"/>
+          <w:bdr w:val="single" w:sz="8" w:space="0" w:color="auto"/>
         </w:rPr>
         <w:t>力</w:t>
       </w:r>
@@ -445,10 +433,8 @@
       </w:r>
       <w:r>
         <w:rPr>
-          <w:b/>
-          <w:bCs/>
-          <w:szCs w:val="21"/>
-          <w:u w:val="thick"/>
+          <w:szCs w:val="21"/>
+          <w:bdr w:val="single" w:sz="8" w:space="0" w:color="auto"/>
         </w:rPr>
         <w:t>磁</w:t>
       </w:r>
@@ -460,10 +446,8 @@
       </w:r>
       <w:r>
         <w:rPr>
-          <w:b/>
-          <w:bCs/>
-          <w:szCs w:val="21"/>
-          <w:u w:val="thick"/>
+          <w:szCs w:val="21"/>
+          <w:bdr w:val="single" w:sz="8" w:space="0" w:color="auto"/>
         </w:rPr>
         <w:t>电与磁</w:t>
       </w:r>
@@ -535,10 +519,8 @@
       </w:r>
       <w:r>
         <w:rPr>
-          <w:b/>
-          <w:bCs/>
-          <w:szCs w:val="21"/>
-          <w:u w:val="thick"/>
+          <w:szCs w:val="21"/>
+          <w:bdr w:val="single" w:sz="8" w:space="0" w:color="auto"/>
         </w:rPr>
         <w:t>通电导体</w:t>
       </w:r>
@@ -550,10 +532,8 @@
       </w:r>
       <w:r>
         <w:rPr>
-          <w:b/>
-          <w:bCs/>
-          <w:szCs w:val="21"/>
-          <w:u w:val="thick"/>
+          <w:szCs w:val="21"/>
+          <w:bdr w:val="single" w:sz="8" w:space="0" w:color="auto"/>
         </w:rPr>
         <w:t>磁场</w:t>
       </w:r>
@@ -593,10 +573,8 @@
       </w:r>
       <w:r>
         <w:rPr>
-          <w:b/>
-          <w:bCs/>
-          <w:szCs w:val="21"/>
-          <w:u w:val="thick"/>
+          <w:szCs w:val="21"/>
+          <w:bdr w:val="single" w:sz="8" w:space="0" w:color="auto"/>
         </w:rPr>
         <w:t>通电导体</w:t>
       </w:r>
@@ -636,10 +614,8 @@
       </w:r>
       <w:r>
         <w:rPr>
-          <w:b/>
-          <w:bCs/>
-          <w:szCs w:val="21"/>
-          <w:u w:val="thick"/>
+          <w:szCs w:val="21"/>
+          <w:bdr w:val="single" w:sz="8" w:space="0" w:color="auto"/>
         </w:rPr>
         <w:t>电场</w:t>
       </w:r>
@@ -651,10 +627,8 @@
       </w:r>
       <w:r>
         <w:rPr>
-          <w:b/>
-          <w:bCs/>
-          <w:szCs w:val="21"/>
-          <w:u w:val="thick"/>
+          <w:szCs w:val="21"/>
+          <w:bdr w:val="single" w:sz="8" w:space="0" w:color="auto"/>
         </w:rPr>
         <w:t>客观存在</w:t>
       </w:r>
@@ -698,19 +672,15 @@
       </w:r>
       <w:r>
         <w:rPr>
-          <w:b/>
-          <w:bCs/>
-          <w:szCs w:val="21"/>
-          <w:u w:val="thick"/>
+          <w:szCs w:val="21"/>
+          <w:bdr w:val="single" w:sz="8" w:space="0" w:color="auto"/>
         </w:rPr>
         <w:t>N</w:t>
       </w:r>
       <w:r>
         <w:rPr>
-          <w:b/>
-          <w:bCs/>
-          <w:szCs w:val="21"/>
-          <w:u w:val="thick"/>
+          <w:szCs w:val="21"/>
+          <w:bdr w:val="single" w:sz="8" w:space="0" w:color="auto"/>
         </w:rPr>
         <w:t>极所指的方向</w:t>
       </w:r>
@@ -754,10 +724,8 @@
       </w:r>
       <w:r>
         <w:rPr>
-          <w:b/>
-          <w:bCs/>
-          <w:szCs w:val="21"/>
-          <w:u w:val="thick"/>
+          <w:szCs w:val="21"/>
+          <w:bdr w:val="single" w:sz="8" w:space="0" w:color="auto"/>
         </w:rPr>
         <w:t>切线方向</w:t>
       </w:r>
@@ -871,10 +839,8 @@
       </w:r>
       <w:r>
         <w:rPr>
-          <w:b/>
-          <w:bCs/>
-          <w:szCs w:val="21"/>
-          <w:u w:val="thick"/>
+          <w:szCs w:val="21"/>
+          <w:bdr w:val="single" w:sz="8" w:space="0" w:color="auto"/>
         </w:rPr>
         <w:t>疏密</w:t>
       </w:r>
@@ -886,10 +852,8 @@
       </w:r>
       <w:r>
         <w:rPr>
-          <w:b/>
-          <w:bCs/>
-          <w:szCs w:val="21"/>
-          <w:u w:val="thick"/>
+          <w:szCs w:val="21"/>
+          <w:bdr w:val="single" w:sz="8" w:space="0" w:color="auto"/>
         </w:rPr>
         <w:t>强</w:t>
       </w:r>
@@ -901,10 +865,8 @@
       </w:r>
       <w:r>
         <w:rPr>
-          <w:b/>
-          <w:bCs/>
-          <w:szCs w:val="21"/>
-          <w:u w:val="thick"/>
+          <w:szCs w:val="21"/>
+          <w:bdr w:val="single" w:sz="8" w:space="0" w:color="auto"/>
         </w:rPr>
         <w:t>弱</w:t>
       </w:r>
@@ -1081,10 +1043,8 @@
       </w:r>
       <w:r>
         <w:rPr>
-          <w:b/>
-          <w:bCs/>
-          <w:szCs w:val="21"/>
-          <w:u w:val="thick"/>
+          <w:szCs w:val="21"/>
+          <w:bdr w:val="single" w:sz="8" w:space="0" w:color="auto"/>
         </w:rPr>
         <w:t>右手</w:t>
       </w:r>
@@ -1096,10 +1056,8 @@
       </w:r>
       <w:r>
         <w:rPr>
-          <w:b/>
-          <w:bCs/>
-          <w:szCs w:val="21"/>
-          <w:u w:val="thick"/>
+          <w:szCs w:val="21"/>
+          <w:bdr w:val="single" w:sz="8" w:space="0" w:color="auto"/>
         </w:rPr>
         <w:t>弯曲的四指</w:t>
       </w:r>
@@ -1159,10 +1117,8 @@
       </w:r>
       <w:r>
         <w:rPr>
-          <w:b/>
-          <w:bCs/>
-          <w:szCs w:val="21"/>
-          <w:u w:val="thick"/>
+          <w:szCs w:val="21"/>
+          <w:bdr w:val="single" w:sz="8" w:space="0" w:color="auto"/>
         </w:rPr>
         <w:t>弯曲的四指</w:t>
       </w:r>
@@ -1174,10 +1130,8 @@
       </w:r>
       <w:r>
         <w:rPr>
-          <w:b/>
-          <w:bCs/>
-          <w:szCs w:val="21"/>
-          <w:u w:val="thick"/>
+          <w:szCs w:val="21"/>
+          <w:bdr w:val="single" w:sz="8" w:space="0" w:color="auto"/>
         </w:rPr>
         <w:t>伸直的拇指所指的方向</w:t>
       </w:r>
@@ -1291,10 +1245,8 @@
       </w:r>
       <w:r>
         <w:rPr>
-          <w:b/>
-          <w:bCs/>
-          <w:szCs w:val="21"/>
-          <w:u w:val="thick"/>
+          <w:szCs w:val="21"/>
+          <w:bdr w:val="single" w:sz="8" w:space="0" w:color="auto"/>
         </w:rPr>
         <w:t>螺线管电流的方向</w:t>
       </w:r>
@@ -1306,10 +1258,8 @@
       </w:r>
       <w:r>
         <w:rPr>
-          <w:b/>
-          <w:bCs/>
-          <w:szCs w:val="21"/>
-          <w:u w:val="thick"/>
+          <w:szCs w:val="21"/>
+          <w:bdr w:val="single" w:sz="8" w:space="0" w:color="auto"/>
         </w:rPr>
         <w:t>螺线管轴线上</w:t>
       </w:r>
@@ -1642,12 +1592,10 @@
             </w:pPr>
             <w:r>
               <w:rPr>
-                <w:b/>
-                <w:bCs/>
                 <w:noProof/>
                 <w:kern w:val="0"/>
                 <w:szCs w:val="21"/>
-                <w:u w:val="thick"/>
+                <w:bdr w:val="single" w:sz="8" w:space="0" w:color="auto"/>
               </w:rPr>
               <w:drawing>
                 <wp:inline distT="0" distB="0" distL="0" distR="0" wp14:anchorId="76B5573B" wp14:editId="25E06BBF">
@@ -1714,12 +1662,10 @@
             </w:pPr>
             <w:r>
               <w:rPr>
-                <w:b/>
-                <w:bCs/>
                 <w:noProof/>
                 <w:kern w:val="0"/>
                 <w:szCs w:val="21"/>
-                <w:u w:val="thick"/>
+                <w:bdr w:val="single" w:sz="8" w:space="0" w:color="auto"/>
               </w:rPr>
               <w:drawing>
                 <wp:inline distT="0" distB="0" distL="0" distR="0" wp14:anchorId="2D9234DC" wp14:editId="5D02B7C8">
@@ -1786,12 +1732,10 @@
             </w:pPr>
             <w:r>
               <w:rPr>
-                <w:b/>
-                <w:bCs/>
                 <w:noProof/>
                 <w:kern w:val="0"/>
                 <w:szCs w:val="21"/>
-                <w:u w:val="thick"/>
+                <w:bdr w:val="single" w:sz="8" w:space="0" w:color="auto"/>
               </w:rPr>
               <w:drawing>
                 <wp:inline distT="0" distB="0" distL="0" distR="0" wp14:anchorId="4C516805" wp14:editId="6A106506">
@@ -1858,12 +1802,10 @@
             </w:pPr>
             <w:r>
               <w:rPr>
-                <w:b/>
-                <w:bCs/>
                 <w:noProof/>
                 <w:kern w:val="0"/>
                 <w:szCs w:val="21"/>
-                <w:u w:val="thick"/>
+                <w:bdr w:val="single" w:sz="8" w:space="0" w:color="auto"/>
               </w:rPr>
               <w:drawing>
                 <wp:inline distT="0" distB="0" distL="0" distR="0" wp14:anchorId="120095E3" wp14:editId="3B82DEDC">
@@ -2019,12 +1961,10 @@
             </w:pPr>
             <w:r>
               <w:rPr>
-                <w:b/>
-                <w:bCs/>
                 <w:noProof/>
                 <w:kern w:val="0"/>
                 <w:szCs w:val="21"/>
-                <w:u w:val="thick"/>
+                <w:bdr w:val="single" w:sz="8" w:space="0" w:color="auto"/>
               </w:rPr>
               <w:drawing>
                 <wp:inline distT="0" distB="0" distL="0" distR="0" wp14:anchorId="26AC7D02" wp14:editId="42447C76">
@@ -2091,12 +2031,10 @@
             </w:pPr>
             <w:r>
               <w:rPr>
-                <w:b/>
-                <w:bCs/>
                 <w:noProof/>
                 <w:kern w:val="0"/>
                 <w:szCs w:val="21"/>
-                <w:u w:val="thick"/>
+                <w:bdr w:val="single" w:sz="8" w:space="0" w:color="auto"/>
               </w:rPr>
               <w:drawing>
                 <wp:inline distT="0" distB="0" distL="0" distR="0" wp14:anchorId="58678053" wp14:editId="15B2D89B">
@@ -2163,12 +2101,10 @@
             </w:pPr>
             <w:r>
               <w:rPr>
-                <w:b/>
-                <w:bCs/>
                 <w:noProof/>
                 <w:kern w:val="0"/>
                 <w:szCs w:val="21"/>
-                <w:u w:val="thick"/>
+                <w:bdr w:val="single" w:sz="8" w:space="0" w:color="auto"/>
               </w:rPr>
               <w:drawing>
                 <wp:inline distT="0" distB="0" distL="0" distR="0" wp14:anchorId="092C6DBB" wp14:editId="087A53FD">
@@ -2235,12 +2171,10 @@
             </w:pPr>
             <w:r>
               <w:rPr>
-                <w:b/>
-                <w:bCs/>
                 <w:noProof/>
                 <w:kern w:val="0"/>
                 <w:szCs w:val="21"/>
-                <w:u w:val="thick"/>
+                <w:bdr w:val="single" w:sz="8" w:space="0" w:color="auto"/>
               </w:rPr>
               <w:drawing>
                 <wp:inline distT="0" distB="0" distL="0" distR="0" wp14:anchorId="57F4B519" wp14:editId="61D47604">
@@ -2396,12 +2330,10 @@
             </w:pPr>
             <w:r>
               <w:rPr>
-                <w:b/>
-                <w:bCs/>
                 <w:noProof/>
                 <w:kern w:val="0"/>
                 <w:szCs w:val="21"/>
-                <w:u w:val="thick"/>
+                <w:bdr w:val="single" w:sz="8" w:space="0" w:color="auto"/>
               </w:rPr>
               <w:drawing>
                 <wp:inline distT="0" distB="0" distL="0" distR="0" wp14:anchorId="2EC073E9" wp14:editId="282B802C">
@@ -2468,12 +2400,10 @@
             </w:pPr>
             <w:r>
               <w:rPr>
-                <w:b/>
-                <w:bCs/>
                 <w:noProof/>
                 <w:kern w:val="0"/>
                 <w:szCs w:val="21"/>
-                <w:u w:val="thick"/>
+                <w:bdr w:val="single" w:sz="8" w:space="0" w:color="auto"/>
               </w:rPr>
               <w:drawing>
                 <wp:inline distT="0" distB="0" distL="0" distR="0" wp14:anchorId="27E0D940" wp14:editId="77FB27BD">
@@ -2540,12 +2470,10 @@
             </w:pPr>
             <w:r>
               <w:rPr>
-                <w:b/>
-                <w:bCs/>
                 <w:noProof/>
                 <w:kern w:val="0"/>
                 <w:szCs w:val="21"/>
-                <w:u w:val="thick"/>
+                <w:bdr w:val="single" w:sz="8" w:space="0" w:color="auto"/>
               </w:rPr>
               <w:drawing>
                 <wp:inline distT="0" distB="0" distL="0" distR="0" wp14:anchorId="79308667" wp14:editId="55A10A4A">
@@ -2612,12 +2540,10 @@
             </w:pPr>
             <w:r>
               <w:rPr>
-                <w:b/>
-                <w:bCs/>
                 <w:noProof/>
                 <w:kern w:val="0"/>
                 <w:szCs w:val="21"/>
-                <w:u w:val="thick"/>
+                <w:bdr w:val="single" w:sz="8" w:space="0" w:color="auto"/>
               </w:rPr>
               <w:drawing>
                 <wp:inline distT="0" distB="0" distL="0" distR="0" wp14:anchorId="1E148FE1" wp14:editId="15E059CC">
@@ -2907,10 +2833,8 @@
       </w:r>
       <w:r>
         <w:rPr>
-          <w:b/>
-          <w:bCs/>
-          <w:szCs w:val="21"/>
-          <w:u w:val="thick"/>
+          <w:szCs w:val="21"/>
+          <w:bdr w:val="single" w:sz="8" w:space="0" w:color="auto"/>
         </w:rPr>
         <w:t>环形电流</w:t>
       </w:r>
@@ -2922,10 +2846,8 @@
       </w:r>
       <w:r>
         <w:rPr>
-          <w:b/>
-          <w:bCs/>
-          <w:szCs w:val="21"/>
-          <w:u w:val="thick"/>
+          <w:szCs w:val="21"/>
+          <w:bdr w:val="single" w:sz="8" w:space="0" w:color="auto"/>
         </w:rPr>
         <w:t>微小的磁体</w:t>
       </w:r>
@@ -2937,10 +2859,8 @@
       </w:r>
       <w:r>
         <w:rPr>
-          <w:b/>
-          <w:bCs/>
-          <w:szCs w:val="21"/>
-          <w:u w:val="thick"/>
+          <w:szCs w:val="21"/>
+          <w:bdr w:val="single" w:sz="8" w:space="0" w:color="auto"/>
         </w:rPr>
         <w:t>磁极</w:t>
       </w:r>
@@ -3000,10 +2920,8 @@
       </w:r>
       <w:r>
         <w:rPr>
-          <w:b/>
-          <w:bCs/>
-          <w:szCs w:val="21"/>
-          <w:u w:val="thick"/>
+          <w:szCs w:val="21"/>
+          <w:bdr w:val="single" w:sz="8" w:space="0" w:color="auto"/>
         </w:rPr>
         <w:t>大致相同</w:t>
       </w:r>
@@ -3015,10 +2933,8 @@
       </w:r>
       <w:r>
         <w:rPr>
-          <w:b/>
-          <w:bCs/>
-          <w:szCs w:val="21"/>
-          <w:u w:val="thick"/>
+          <w:szCs w:val="21"/>
+          <w:bdr w:val="single" w:sz="8" w:space="0" w:color="auto"/>
         </w:rPr>
         <w:t>杂乱无章</w:t>
       </w:r>
@@ -3115,19 +3031,15 @@
       </w:r>
       <w:r>
         <w:rPr>
-          <w:b/>
-          <w:bCs/>
-          <w:szCs w:val="21"/>
-          <w:u w:val="thick"/>
+          <w:szCs w:val="21"/>
+          <w:bdr w:val="single" w:sz="8" w:space="0" w:color="auto"/>
         </w:rPr>
         <w:t>电流</w:t>
       </w:r>
       <w:r>
         <w:rPr>
-          <w:b/>
-          <w:bCs/>
-          <w:szCs w:val="21"/>
-          <w:u w:val="thick"/>
+          <w:szCs w:val="21"/>
+          <w:bdr w:val="single" w:sz="8" w:space="0" w:color="auto"/>
         </w:rPr>
         <w:t>I</w:t>
       </w:r>
@@ -3139,19 +3051,15 @@
       </w:r>
       <w:r>
         <w:rPr>
-          <w:b/>
-          <w:bCs/>
-          <w:szCs w:val="21"/>
-          <w:u w:val="thick"/>
+          <w:szCs w:val="21"/>
+          <w:bdr w:val="single" w:sz="8" w:space="0" w:color="auto"/>
         </w:rPr>
         <w:t>导线长度</w:t>
       </w:r>
       <w:r>
         <w:rPr>
-          <w:b/>
-          <w:bCs/>
-          <w:szCs w:val="21"/>
-          <w:u w:val="thick"/>
+          <w:szCs w:val="21"/>
+          <w:bdr w:val="single" w:sz="8" w:space="0" w:color="auto"/>
         </w:rPr>
         <w:t>l</w:t>
       </w:r>
@@ -3163,10 +3071,8 @@
       </w:r>
       <w:r>
         <w:rPr>
-          <w:b/>
-          <w:bCs/>
-          <w:szCs w:val="21"/>
-          <w:u w:val="thick"/>
+          <w:szCs w:val="21"/>
+          <w:bdr w:val="single" w:sz="8" w:space="0" w:color="auto"/>
         </w:rPr>
         <w:t>Il</w:t>
       </w:r>
@@ -3206,10 +3112,8 @@
       </w:r>
       <w:r>
         <w:rPr>
-          <w:b/>
-          <w:bCs/>
-          <w:szCs w:val="21"/>
-          <w:u w:val="thick"/>
+          <w:szCs w:val="21"/>
+          <w:bdr w:val="single" w:sz="8" w:space="0" w:color="auto"/>
         </w:rPr>
         <w:t>垂直</w:t>
       </w:r>
@@ -3234,19 +3138,15 @@
       </w:r>
       <w:r>
         <w:rPr>
-          <w:b/>
-          <w:bCs/>
-          <w:szCs w:val="21"/>
-          <w:u w:val="thick"/>
+          <w:szCs w:val="21"/>
+          <w:bdr w:val="single" w:sz="8" w:space="0" w:color="auto"/>
         </w:rPr>
         <w:t>电流</w:t>
       </w:r>
       <w:r>
         <w:rPr>
-          <w:b/>
-          <w:bCs/>
-          <w:szCs w:val="21"/>
-          <w:u w:val="thick"/>
+          <w:szCs w:val="21"/>
+          <w:bdr w:val="single" w:sz="8" w:space="0" w:color="auto"/>
         </w:rPr>
         <w:t>I</w:t>
       </w:r>
@@ -3258,19 +3158,15 @@
       </w:r>
       <w:r>
         <w:rPr>
-          <w:b/>
-          <w:bCs/>
-          <w:szCs w:val="21"/>
-          <w:u w:val="thick"/>
+          <w:szCs w:val="21"/>
+          <w:bdr w:val="single" w:sz="8" w:space="0" w:color="auto"/>
         </w:rPr>
         <w:t>长度</w:t>
       </w:r>
       <w:r>
         <w:rPr>
-          <w:b/>
-          <w:bCs/>
-          <w:szCs w:val="21"/>
-          <w:u w:val="thick"/>
+          <w:szCs w:val="21"/>
+          <w:bdr w:val="single" w:sz="8" w:space="0" w:color="auto"/>
         </w:rPr>
         <w:t>l</w:t>
       </w:r>
@@ -3339,20 +3235,17 @@
           <m:fPr>
             <m:ctrlPr>
               <w:rPr>
-                <w:b/>
-                <w:bCs/>
-                <w:u w:val="thick"/>
+                <w:bdr w:val="single" w:sz="8" w:space="0" w:color="auto"/>
               </w:rPr>
             </m:ctrlPr>
           </m:fPr>
           <m:num>
             <m:r>
               <m:rPr>
-                <m:sty m:val="bi"/>
+                <m:sty m:val="i"/>
               </m:rPr>
               <w:rPr>
                 <w:rFonts w:cs="Cambria Math"/>
-                <w:u w:val="thick"/>
               </w:rPr>
               <m:t>F</m:t>
             </m:r>
@@ -3360,11 +3253,10 @@
           <m:den>
             <m:r>
               <m:rPr>
-                <m:sty m:val="bi"/>
+                <m:sty m:val="i"/>
               </m:rPr>
               <w:rPr>
                 <w:rFonts w:cs="Cambria Math"/>
-                <w:u w:val="thick"/>
               </w:rPr>
               <m:t>Il</m:t>
             </m:r>
@@ -3407,10 +3299,8 @@
       </w:r>
       <w:r>
         <w:rPr>
-          <w:b/>
-          <w:bCs/>
-          <w:szCs w:val="21"/>
-          <w:u w:val="thick"/>
+          <w:szCs w:val="21"/>
+          <w:bdr w:val="single" w:sz="8" w:space="0" w:color="auto"/>
         </w:rPr>
         <w:t>特斯拉</w:t>
       </w:r>
@@ -3422,10 +3312,8 @@
       </w:r>
       <w:r>
         <w:rPr>
-          <w:b/>
-          <w:bCs/>
-          <w:szCs w:val="21"/>
-          <w:u w:val="thick"/>
+          <w:szCs w:val="21"/>
+          <w:bdr w:val="single" w:sz="8" w:space="0" w:color="auto"/>
         </w:rPr>
         <w:t>特</w:t>
       </w:r>
@@ -3437,10 +3325,8 @@
       </w:r>
       <w:r>
         <w:rPr>
-          <w:b/>
-          <w:bCs/>
-          <w:szCs w:val="21"/>
-          <w:u w:val="thick"/>
+          <w:szCs w:val="21"/>
+          <w:bdr w:val="single" w:sz="8" w:space="0" w:color="auto"/>
         </w:rPr>
         <w:t>T</w:t>
       </w:r>
@@ -3492,10 +3378,8 @@
       </w:r>
       <w:r>
         <w:rPr>
-          <w:b/>
-          <w:bCs/>
-          <w:szCs w:val="21"/>
-          <w:u w:val="thick"/>
+          <w:szCs w:val="21"/>
+          <w:bdr w:val="single" w:sz="8" w:space="0" w:color="auto"/>
         </w:rPr>
         <w:t>磁场的方向</w:t>
       </w:r>
@@ -3507,10 +3391,8 @@
       </w:r>
       <w:r>
         <w:rPr>
-          <w:b/>
-          <w:bCs/>
-          <w:szCs w:val="21"/>
-          <w:u w:val="thick"/>
+          <w:szCs w:val="21"/>
+          <w:bdr w:val="single" w:sz="8" w:space="0" w:color="auto"/>
         </w:rPr>
         <w:t>平行四边形定则</w:t>
       </w:r>
@@ -3582,10 +3464,8 @@
       </w:r>
       <w:r>
         <w:rPr>
-          <w:b/>
-          <w:bCs/>
-          <w:szCs w:val="21"/>
-          <w:u w:val="thick"/>
+          <w:szCs w:val="21"/>
+          <w:bdr w:val="single" w:sz="8" w:space="0" w:color="auto"/>
         </w:rPr>
         <w:t>大小相等、方向相同</w:t>
       </w:r>
@@ -3813,10 +3693,8 @@
       </w:r>
       <w:r>
         <w:rPr>
-          <w:b/>
-          <w:bCs/>
-          <w:szCs w:val="21"/>
-          <w:u w:val="thick"/>
+          <w:szCs w:val="21"/>
+          <w:bdr w:val="single" w:sz="8" w:space="0" w:color="auto"/>
         </w:rPr>
         <w:t>相等</w:t>
       </w:r>
@@ -3828,10 +3706,8 @@
       </w:r>
       <w:r>
         <w:rPr>
-          <w:b/>
-          <w:bCs/>
-          <w:szCs w:val="21"/>
-          <w:u w:val="thick"/>
+          <w:szCs w:val="21"/>
+          <w:bdr w:val="single" w:sz="8" w:space="0" w:color="auto"/>
         </w:rPr>
         <w:t>平行</w:t>
       </w:r>
@@ -3929,19 +3805,15 @@
       </w:r>
       <w:r>
         <w:rPr>
-          <w:b/>
-          <w:bCs/>
-          <w:szCs w:val="21"/>
-          <w:u w:val="thick"/>
+          <w:szCs w:val="21"/>
+          <w:bdr w:val="single" w:sz="8" w:space="0" w:color="auto"/>
         </w:rPr>
         <w:t>磁感应强度</w:t>
       </w:r>
       <w:r>
         <w:rPr>
-          <w:b/>
-          <w:bCs/>
-          <w:szCs w:val="21"/>
-          <w:u w:val="thick"/>
+          <w:szCs w:val="21"/>
+          <w:bdr w:val="single" w:sz="8" w:space="0" w:color="auto"/>
         </w:rPr>
         <w:t>B</w:t>
       </w:r>
@@ -3953,10 +3825,8 @@
       </w:r>
       <w:r>
         <w:rPr>
-          <w:b/>
-          <w:bCs/>
-          <w:szCs w:val="21"/>
-          <w:u w:val="thick"/>
+          <w:szCs w:val="21"/>
+          <w:bdr w:val="single" w:sz="8" w:space="0" w:color="auto"/>
         </w:rPr>
         <w:t>垂直</w:t>
       </w:r>
@@ -4039,19 +3909,15 @@
       </w:r>
       <w:r>
         <w:rPr>
-          <w:b/>
-          <w:bCs/>
-          <w:szCs w:val="21"/>
-          <w:u w:val="thick"/>
+          <w:szCs w:val="21"/>
+          <w:bdr w:val="single" w:sz="8" w:space="0" w:color="auto"/>
         </w:rPr>
         <w:t>投影面积</w:t>
       </w:r>
       <w:r>
         <w:rPr>
-          <w:b/>
-          <w:bCs/>
-          <w:szCs w:val="21"/>
-          <w:u w:val="thick"/>
+          <w:szCs w:val="21"/>
+          <w:bdr w:val="single" w:sz="8" w:space="0" w:color="auto"/>
         </w:rPr>
         <w:t>S′</w:t>
       </w:r>
@@ -4220,10 +4086,8 @@
       </w:r>
       <w:r>
         <w:rPr>
-          <w:b/>
-          <w:bCs/>
-          <w:szCs w:val="21"/>
-          <w:u w:val="thick"/>
+          <w:szCs w:val="21"/>
+          <w:bdr w:val="single" w:sz="8" w:space="0" w:color="auto"/>
         </w:rPr>
         <w:t>韦伯</w:t>
       </w:r>
@@ -4247,10 +4111,8 @@
       </w:r>
       <w:r>
         <w:rPr>
-          <w:b/>
-          <w:bCs/>
-          <w:szCs w:val="21"/>
-          <w:u w:val="thick"/>
+          <w:szCs w:val="21"/>
+          <w:bdr w:val="single" w:sz="8" w:space="0" w:color="auto"/>
         </w:rPr>
         <w:t>1 T·m2</w:t>
       </w:r>
@@ -4310,20 +4172,17 @@
           <m:fPr>
             <m:ctrlPr>
               <w:rPr>
-                <w:b/>
-                <w:bCs/>
-                <w:u w:val="thick"/>
+                <w:bdr w:val="single" w:sz="8" w:space="0" w:color="auto"/>
               </w:rPr>
             </m:ctrlPr>
           </m:fPr>
           <m:num>
             <m:r>
               <m:rPr>
-                <m:sty m:val="b"/>
+                <m:sty m:val="p"/>
               </m:rPr>
               <w:rPr>
                 <w:rFonts w:cs="Cambria Math"/>
-                <w:u w:val="thick"/>
               </w:rPr>
               <m:t>Φ</m:t>
             </m:r>
@@ -4331,11 +4190,10 @@
           <m:den>
             <m:r>
               <m:rPr>
-                <m:sty m:val="bi"/>
+                <m:sty m:val="i"/>
               </m:rPr>
               <w:rPr>
                 <w:rFonts w:cs="Cambria Math"/>
-                <w:u w:val="thick"/>
               </w:rPr>
               <m:t>S</m:t>
             </m:r>
@@ -4724,10 +4582,8 @@
       </w:r>
       <w:r>
         <w:rPr>
-          <w:b/>
-          <w:bCs/>
-          <w:szCs w:val="21"/>
-          <w:u w:val="thick"/>
+          <w:szCs w:val="21"/>
+          <w:bdr w:val="single" w:sz="8" w:space="0" w:color="auto"/>
         </w:rPr>
         <w:t>奥斯特</w:t>
       </w:r>
@@ -4739,10 +4595,8 @@
       </w:r>
       <w:r>
         <w:rPr>
-          <w:b/>
-          <w:bCs/>
-          <w:szCs w:val="21"/>
-          <w:u w:val="thick"/>
+          <w:szCs w:val="21"/>
+          <w:bdr w:val="single" w:sz="8" w:space="0" w:color="auto"/>
         </w:rPr>
         <w:t>磁现象</w:t>
       </w:r>
@@ -4845,10 +4699,8 @@
       </w:r>
       <w:r>
         <w:rPr>
-          <w:b/>
-          <w:bCs/>
-          <w:szCs w:val="21"/>
-          <w:u w:val="thick"/>
+          <w:szCs w:val="21"/>
+          <w:bdr w:val="single" w:sz="8" w:space="0" w:color="auto"/>
         </w:rPr>
         <w:t>瞬间</w:t>
       </w:r>
@@ -4866,10 +4718,8 @@
       </w:r>
       <w:r>
         <w:rPr>
-          <w:b/>
-          <w:bCs/>
-          <w:szCs w:val="21"/>
-          <w:u w:val="thick"/>
+          <w:szCs w:val="21"/>
+          <w:bdr w:val="single" w:sz="8" w:space="0" w:color="auto"/>
         </w:rPr>
         <w:t>磁生电</w:t>
       </w:r>
@@ -4990,10 +4840,8 @@
       </w:r>
       <w:r>
         <w:rPr>
-          <w:b/>
-          <w:bCs/>
-          <w:szCs w:val="21"/>
-          <w:u w:val="thick"/>
+          <w:szCs w:val="21"/>
+          <w:bdr w:val="single" w:sz="8" w:space="0" w:color="auto"/>
         </w:rPr>
         <w:t>电磁感应</w:t>
       </w:r>
@@ -5013,10 +4861,8 @@
       <w:proofErr w:type="gramEnd"/>
       <w:r>
         <w:rPr>
-          <w:b/>
-          <w:bCs/>
-          <w:szCs w:val="21"/>
-          <w:u w:val="thick"/>
+          <w:szCs w:val="21"/>
+          <w:bdr w:val="single" w:sz="8" w:space="0" w:color="auto"/>
         </w:rPr>
         <w:t>感应电流</w:t>
       </w:r>
@@ -5138,10 +4984,8 @@
       </w:r>
       <w:r>
         <w:rPr>
-          <w:b/>
-          <w:bCs/>
-          <w:szCs w:val="21"/>
-          <w:u w:val="thick"/>
+          <w:szCs w:val="21"/>
+          <w:bdr w:val="single" w:sz="8" w:space="0" w:color="auto"/>
         </w:rPr>
         <w:t>有</w:t>
       </w:r>
@@ -5166,10 +5010,8 @@
       </w:r>
       <w:r>
         <w:rPr>
-          <w:b/>
-          <w:bCs/>
-          <w:szCs w:val="21"/>
-          <w:u w:val="thick"/>
+          <w:szCs w:val="21"/>
+          <w:bdr w:val="single" w:sz="8" w:space="0" w:color="auto"/>
         </w:rPr>
         <w:t>无</w:t>
       </w:r>
@@ -5363,10 +5205,8 @@
       </w:r>
       <w:r>
         <w:rPr>
-          <w:b/>
-          <w:bCs/>
-          <w:szCs w:val="21"/>
-          <w:u w:val="thick"/>
+          <w:szCs w:val="21"/>
+          <w:bdr w:val="single" w:sz="8" w:space="0" w:color="auto"/>
         </w:rPr>
         <w:t>有</w:t>
       </w:r>
@@ -5378,10 +5218,8 @@
       </w:r>
       <w:r>
         <w:rPr>
-          <w:b/>
-          <w:bCs/>
-          <w:szCs w:val="21"/>
-          <w:u w:val="thick"/>
+          <w:szCs w:val="21"/>
+          <w:bdr w:val="single" w:sz="8" w:space="0" w:color="auto"/>
         </w:rPr>
         <w:t>无</w:t>
       </w:r>
@@ -5507,10 +5345,8 @@
       </w:r>
       <w:r>
         <w:rPr>
-          <w:b/>
-          <w:bCs/>
-          <w:szCs w:val="21"/>
-          <w:u w:val="thick"/>
+          <w:szCs w:val="21"/>
+          <w:bdr w:val="single" w:sz="8" w:space="0" w:color="auto"/>
         </w:rPr>
         <w:t>有</w:t>
       </w:r>
@@ -5534,10 +5370,8 @@
       </w:r>
       <w:r>
         <w:rPr>
-          <w:b/>
-          <w:bCs/>
-          <w:szCs w:val="21"/>
-          <w:u w:val="thick"/>
+          <w:szCs w:val="21"/>
+          <w:bdr w:val="single" w:sz="8" w:space="0" w:color="auto"/>
         </w:rPr>
         <w:t>有</w:t>
       </w:r>
@@ -5561,10 +5395,8 @@
       </w:r>
       <w:r>
         <w:rPr>
-          <w:b/>
-          <w:bCs/>
-          <w:szCs w:val="21"/>
-          <w:u w:val="thick"/>
+          <w:szCs w:val="21"/>
+          <w:bdr w:val="single" w:sz="8" w:space="0" w:color="auto"/>
         </w:rPr>
         <w:t>无</w:t>
       </w:r>
@@ -5843,10 +5675,8 @@
       </w:r>
       <w:r>
         <w:rPr>
-          <w:b/>
-          <w:bCs/>
-          <w:szCs w:val="21"/>
-          <w:u w:val="thick"/>
+          <w:szCs w:val="21"/>
+          <w:bdr w:val="single" w:sz="8" w:space="0" w:color="auto"/>
         </w:rPr>
         <w:t>磁通量发生变化</w:t>
       </w:r>
@@ -5906,10 +5736,8 @@
       </w:r>
       <w:r>
         <w:rPr>
-          <w:b/>
-          <w:bCs/>
-          <w:szCs w:val="21"/>
-          <w:u w:val="thick"/>
+          <w:szCs w:val="21"/>
+          <w:bdr w:val="single" w:sz="8" w:space="0" w:color="auto"/>
         </w:rPr>
         <w:t>电磁炉</w:t>
       </w:r>
@@ -6081,10 +5909,8 @@
       </w:r>
       <w:r>
         <w:rPr>
-          <w:b/>
-          <w:bCs/>
-          <w:szCs w:val="21"/>
-          <w:u w:val="thick"/>
+          <w:szCs w:val="21"/>
+          <w:bdr w:val="single" w:sz="8" w:space="0" w:color="auto"/>
         </w:rPr>
         <w:t>感应电流</w:t>
       </w:r>
@@ -6096,10 +5922,8 @@
       </w:r>
       <w:r>
         <w:rPr>
-          <w:b/>
-          <w:bCs/>
-          <w:szCs w:val="21"/>
-          <w:u w:val="thick"/>
+          <w:szCs w:val="21"/>
+          <w:bdr w:val="single" w:sz="8" w:space="0" w:color="auto"/>
         </w:rPr>
         <w:t>电场</w:t>
       </w:r>
@@ -6133,10 +5957,8 @@
       </w:r>
       <w:r>
         <w:rPr>
-          <w:b/>
-          <w:bCs/>
-          <w:szCs w:val="21"/>
-          <w:u w:val="thick"/>
+          <w:szCs w:val="21"/>
+          <w:bdr w:val="single" w:sz="8" w:space="0" w:color="auto"/>
         </w:rPr>
         <w:t>电场</w:t>
       </w:r>
@@ -6192,10 +6014,8 @@
       </w:r>
       <w:r>
         <w:rPr>
-          <w:b/>
-          <w:bCs/>
-          <w:szCs w:val="21"/>
-          <w:u w:val="thick"/>
+          <w:szCs w:val="21"/>
+          <w:bdr w:val="single" w:sz="8" w:space="0" w:color="auto"/>
         </w:rPr>
         <w:t>磁场</w:t>
       </w:r>
@@ -6207,10 +6027,8 @@
       </w:r>
       <w:r>
         <w:rPr>
-          <w:b/>
-          <w:bCs/>
-          <w:szCs w:val="21"/>
-          <w:u w:val="thick"/>
+          <w:szCs w:val="21"/>
+          <w:bdr w:val="single" w:sz="8" w:space="0" w:color="auto"/>
         </w:rPr>
         <w:t>变化</w:t>
       </w:r>
@@ -6254,10 +6072,8 @@
       </w:r>
       <w:r>
         <w:rPr>
-          <w:b/>
-          <w:bCs/>
-          <w:szCs w:val="21"/>
-          <w:u w:val="thick"/>
+          <w:szCs w:val="21"/>
+          <w:bdr w:val="single" w:sz="8" w:space="0" w:color="auto"/>
         </w:rPr>
         <w:t>电场</w:t>
       </w:r>
@@ -6269,10 +6085,8 @@
       </w:r>
       <w:r>
         <w:rPr>
-          <w:b/>
-          <w:bCs/>
-          <w:szCs w:val="21"/>
-          <w:u w:val="thick"/>
+          <w:szCs w:val="21"/>
+          <w:bdr w:val="single" w:sz="8" w:space="0" w:color="auto"/>
         </w:rPr>
         <w:t>磁场</w:t>
       </w:r>
@@ -6363,10 +6177,8 @@
             </w:pPr>
             <w:r>
               <w:rPr>
-                <w:b/>
-                <w:bCs/>
-                <w:szCs w:val="21"/>
-                <w:u w:val="thick"/>
+                <w:szCs w:val="21"/>
+                <w:bdr w:val="single" w:sz="8" w:space="0" w:color="auto"/>
               </w:rPr>
               <w:t>恒定的电场不产生磁场</w:t>
             </w:r>
@@ -6397,10 +6209,8 @@
             </w:pPr>
             <w:r>
               <w:rPr>
-                <w:b/>
-                <w:bCs/>
-                <w:szCs w:val="21"/>
-                <w:u w:val="thick"/>
+                <w:szCs w:val="21"/>
+                <w:bdr w:val="single" w:sz="8" w:space="0" w:color="auto"/>
               </w:rPr>
               <w:t>恒定的磁场不产生电场</w:t>
             </w:r>
@@ -6433,10 +6243,8 @@
             </w:pPr>
             <w:r>
               <w:rPr>
-                <w:b/>
-                <w:bCs/>
-                <w:szCs w:val="21"/>
-                <w:u w:val="thick"/>
+                <w:szCs w:val="21"/>
+                <w:bdr w:val="single" w:sz="8" w:space="0" w:color="auto"/>
               </w:rPr>
               <w:t>均匀变化的电场在周围空间产生恒定的磁场</w:t>
             </w:r>
@@ -6467,10 +6275,8 @@
             </w:pPr>
             <w:r>
               <w:rPr>
-                <w:b/>
-                <w:bCs/>
-                <w:szCs w:val="21"/>
-                <w:u w:val="thick"/>
+                <w:szCs w:val="21"/>
+                <w:bdr w:val="single" w:sz="8" w:space="0" w:color="auto"/>
               </w:rPr>
               <w:t>均匀变化的磁场在周围空间产生恒定的电场</w:t>
             </w:r>
@@ -6567,10 +6373,8 @@
             </w:pPr>
             <w:r>
               <w:rPr>
-                <w:b/>
-                <w:bCs/>
-                <w:szCs w:val="21"/>
-                <w:u w:val="thick"/>
+                <w:szCs w:val="21"/>
+                <w:bdr w:val="single" w:sz="8" w:space="0" w:color="auto"/>
               </w:rPr>
               <w:t>振荡电场产生同频率的振荡磁场</w:t>
             </w:r>
@@ -6601,10 +6405,8 @@
             </w:pPr>
             <w:r>
               <w:rPr>
-                <w:b/>
-                <w:bCs/>
-                <w:szCs w:val="21"/>
-                <w:u w:val="thick"/>
+                <w:szCs w:val="21"/>
+                <w:bdr w:val="single" w:sz="8" w:space="0" w:color="auto"/>
               </w:rPr>
               <w:t>振荡磁场产生同频率的振荡电场</w:t>
             </w:r>
@@ -6655,10 +6457,8 @@
       </w:r>
       <w:r>
         <w:rPr>
-          <w:b/>
-          <w:bCs/>
-          <w:szCs w:val="21"/>
-          <w:u w:val="thick"/>
+          <w:szCs w:val="21"/>
+          <w:bdr w:val="single" w:sz="8" w:space="0" w:color="auto"/>
         </w:rPr>
         <w:t>变化的电场和变化的磁场是相互联系着的，形成不可分割的统一体，这就是电磁场。</w:t>
       </w:r>
@@ -6698,10 +6498,8 @@
       </w:r>
       <w:r>
         <w:rPr>
-          <w:b/>
-          <w:bCs/>
-          <w:szCs w:val="21"/>
-          <w:u w:val="thick"/>
+          <w:szCs w:val="21"/>
+          <w:bdr w:val="single" w:sz="8" w:space="0" w:color="auto"/>
         </w:rPr>
         <w:t>周期性</w:t>
       </w:r>
@@ -6713,10 +6511,8 @@
       </w:r>
       <w:r>
         <w:rPr>
-          <w:b/>
-          <w:bCs/>
-          <w:szCs w:val="21"/>
-          <w:u w:val="thick"/>
+          <w:szCs w:val="21"/>
+          <w:bdr w:val="single" w:sz="8" w:space="0" w:color="auto"/>
         </w:rPr>
         <w:t>电场</w:t>
       </w:r>
@@ -6728,10 +6524,8 @@
       </w:r>
       <w:r>
         <w:rPr>
-          <w:b/>
-          <w:bCs/>
-          <w:szCs w:val="21"/>
-          <w:u w:val="thick"/>
+          <w:szCs w:val="21"/>
+          <w:bdr w:val="single" w:sz="8" w:space="0" w:color="auto"/>
         </w:rPr>
         <w:t>传播</w:t>
       </w:r>
@@ -6771,10 +6565,8 @@
       </w:r>
       <w:r>
         <w:rPr>
-          <w:b/>
-          <w:bCs/>
-          <w:szCs w:val="21"/>
-          <w:u w:val="thick"/>
+          <w:szCs w:val="21"/>
+          <w:bdr w:val="single" w:sz="8" w:space="0" w:color="auto"/>
         </w:rPr>
         <w:t>真空</w:t>
       </w:r>
@@ -6867,10 +6659,8 @@
       </w:r>
       <w:r>
         <w:rPr>
-          <w:b/>
-          <w:bCs/>
-          <w:szCs w:val="21"/>
-          <w:u w:val="thick"/>
+          <w:szCs w:val="21"/>
+          <w:bdr w:val="single" w:sz="8" w:space="0" w:color="auto"/>
         </w:rPr>
         <w:t>电磁振动</w:t>
       </w:r>
@@ -6882,10 +6672,8 @@
       </w:r>
       <w:r>
         <w:rPr>
-          <w:b/>
-          <w:bCs/>
-          <w:szCs w:val="21"/>
-          <w:u w:val="thick"/>
+          <w:szCs w:val="21"/>
+          <w:bdr w:val="single" w:sz="8" w:space="0" w:color="auto"/>
         </w:rPr>
         <w:t>光速</w:t>
       </w:r>
@@ -6969,10 +6757,8 @@
       </w:r>
       <w:r>
         <w:rPr>
-          <w:b/>
-          <w:bCs/>
-          <w:szCs w:val="21"/>
-          <w:u w:val="thick"/>
+          <w:szCs w:val="21"/>
+          <w:bdr w:val="single" w:sz="8" w:space="0" w:color="auto"/>
         </w:rPr>
         <w:t>电磁波</w:t>
       </w:r>
@@ -7217,10 +7003,8 @@
       </w:r>
       <w:r>
         <w:rPr>
-          <w:b/>
-          <w:bCs/>
-          <w:szCs w:val="21"/>
-          <w:u w:val="thick"/>
+          <w:szCs w:val="21"/>
+          <w:bdr w:val="single" w:sz="8" w:space="0" w:color="auto"/>
         </w:rPr>
         <w:t>波长</w:t>
       </w:r>
@@ -7232,10 +7016,8 @@
       </w:r>
       <w:r>
         <w:rPr>
-          <w:b/>
-          <w:bCs/>
-          <w:szCs w:val="21"/>
-          <w:u w:val="thick"/>
+          <w:szCs w:val="21"/>
+          <w:bdr w:val="single" w:sz="8" w:space="0" w:color="auto"/>
         </w:rPr>
         <w:t>频率</w:t>
       </w:r>
@@ -7275,10 +7057,8 @@
       </w:r>
       <w:r>
         <w:rPr>
-          <w:b/>
-          <w:bCs/>
-          <w:szCs w:val="21"/>
-          <w:u w:val="thick"/>
+          <w:szCs w:val="21"/>
+          <w:bdr w:val="single" w:sz="8" w:space="0" w:color="auto"/>
         </w:rPr>
         <w:t>无线电波</w:t>
       </w:r>
@@ -7290,10 +7070,8 @@
       </w:r>
       <w:r>
         <w:rPr>
-          <w:b/>
-          <w:bCs/>
-          <w:szCs w:val="21"/>
-          <w:u w:val="thick"/>
+          <w:szCs w:val="21"/>
+          <w:bdr w:val="single" w:sz="8" w:space="0" w:color="auto"/>
         </w:rPr>
         <w:t>可见光</w:t>
       </w:r>
@@ -7305,10 +7083,8 @@
       </w:r>
       <w:r>
         <w:rPr>
-          <w:b/>
-          <w:bCs/>
-          <w:szCs w:val="21"/>
-          <w:u w:val="thick"/>
+          <w:szCs w:val="21"/>
+          <w:bdr w:val="single" w:sz="8" w:space="0" w:color="auto"/>
         </w:rPr>
         <w:t>紫外线</w:t>
       </w:r>
@@ -8801,10 +8577,8 @@
       </w:r>
       <w:r>
         <w:rPr>
-          <w:b/>
-          <w:bCs/>
-          <w:szCs w:val="21"/>
-          <w:u w:val="thick"/>
+          <w:szCs w:val="21"/>
+          <w:bdr w:val="single" w:sz="8" w:space="0" w:color="auto"/>
         </w:rPr>
         <w:t>电磁波</w:t>
       </w:r>
@@ -8816,10 +8590,8 @@
       </w:r>
       <w:r>
         <w:rPr>
-          <w:b/>
-          <w:bCs/>
-          <w:szCs w:val="21"/>
-          <w:u w:val="thick"/>
+          <w:szCs w:val="21"/>
+          <w:bdr w:val="single" w:sz="8" w:space="0" w:color="auto"/>
         </w:rPr>
         <w:t>温度</w:t>
       </w:r>
@@ -8871,10 +8643,8 @@
       </w:r>
       <w:r>
         <w:rPr>
-          <w:b/>
-          <w:bCs/>
-          <w:szCs w:val="21"/>
-          <w:u w:val="thick"/>
+          <w:szCs w:val="21"/>
+          <w:bdr w:val="single" w:sz="8" w:space="0" w:color="auto"/>
         </w:rPr>
         <w:t>较短波长</w:t>
       </w:r>
@@ -8936,10 +8706,8 @@
       </w:r>
       <w:r>
         <w:rPr>
-          <w:b/>
-          <w:bCs/>
-          <w:szCs w:val="21"/>
-          <w:u w:val="thick"/>
+          <w:szCs w:val="21"/>
+          <w:bdr w:val="single" w:sz="8" w:space="0" w:color="auto"/>
         </w:rPr>
         <w:t>完全</w:t>
       </w:r>
@@ -9009,10 +8777,8 @@
       </w:r>
       <w:r>
         <w:rPr>
-          <w:b/>
-          <w:bCs/>
-          <w:szCs w:val="21"/>
-          <w:u w:val="thick"/>
+          <w:szCs w:val="21"/>
+          <w:bdr w:val="single" w:sz="8" w:space="0" w:color="auto"/>
         </w:rPr>
         <w:t>辐射</w:t>
       </w:r>
@@ -9053,10 +8819,8 @@
       </w:r>
       <w:r>
         <w:rPr>
-          <w:b/>
-          <w:bCs/>
-          <w:szCs w:val="21"/>
-          <w:u w:val="thick"/>
+          <w:szCs w:val="21"/>
+          <w:bdr w:val="single" w:sz="8" w:space="0" w:color="auto"/>
         </w:rPr>
         <w:t>温度</w:t>
       </w:r>
@@ -9143,10 +8907,8 @@
       </w:r>
       <w:r>
         <w:rPr>
-          <w:b/>
-          <w:bCs/>
-          <w:szCs w:val="21"/>
-          <w:u w:val="thick"/>
+          <w:szCs w:val="21"/>
+          <w:bdr w:val="single" w:sz="8" w:space="0" w:color="auto"/>
         </w:rPr>
         <w:t>整数倍</w:t>
       </w:r>
@@ -9216,10 +8978,8 @@
       </w:r>
       <w:r>
         <w:rPr>
-          <w:b/>
-          <w:bCs/>
-          <w:szCs w:val="21"/>
-          <w:u w:val="thick"/>
+          <w:szCs w:val="21"/>
+          <w:bdr w:val="single" w:sz="8" w:space="0" w:color="auto"/>
         </w:rPr>
         <w:t>hν</w:t>
       </w:r>
@@ -9320,7 +9080,7 @@
     <w:sectPr>
       <w:footerReference w:type="default" r:id="rId30"/>
       <w:pgSz w:w="11906" w:h="16838"/>
-      <w:pgMar w:top="720" w:right="720" w:bottom="720" w:left="720" w:header="720" w:footer="720" w:gutter="0"/>
+      <w:pgMar w:top="850" w:right="850" w:bottom="850" w:left="850" w:header="850" w:footer="850" w:gutter="0"/>
       <w:pgNumType w:start="1"/>
       <w:cols w:sep="1" w:space="425"/>
       <w:docGrid w:type="lines" w:linePitch="312"/>
@@ -9349,70 +9109,62 @@
 </file>
 
 <file path=word/footer1.xml><?xml version="1.0" encoding="utf-8"?>
-<w:ftr xmlns:wpc="http://schemas.microsoft.com/office/word/2010/wordprocessingCanvas" xmlns:cx="http://schemas.microsoft.com/office/drawing/2014/chartex" xmlns:cx1="http://schemas.microsoft.com/office/drawing/2015/9/8/chartex" xmlns:cx2="http://schemas.microsoft.com/office/drawing/2015/10/21/chartex" xmlns:cx3="http://schemas.microsoft.com/office/drawing/2016/5/9/chartex" xmlns:cx4="http://schemas.microsoft.com/office/drawing/2016/5/10/chartex" xmlns:cx5="http://schemas.microsoft.com/office/drawing/2016/5/11/chartex" xmlns:cx6="http://schemas.microsoft.com/office/drawing/2016/5/12/chartex" xmlns:cx7="http://schemas.microsoft.com/office/drawing/2016/5/13/chartex" xmlns:cx8="http://schemas.microsoft.com/office/drawing/2016/5/14/chartex" xmlns:mc="http://schemas.openxmlformats.org/markup-compatibility/2006" xmlns:aink="http://schemas.microsoft.com/office/drawing/2016/ink" xmlns:am3d="http://schemas.microsoft.com/office/drawing/2017/model3d" xmlns:o="urn:schemas-microsoft-com:office:office" xmlns:oel="http://schemas.microsoft.com/office/2019/extlst" xmlns:r="http://schemas.openxmlformats.org/officeDocument/2006/relationships" xmlns:m="http://schemas.openxmlformats.org/officeDocument/2006/math" xmlns:v="urn:schemas-microsoft-com:vml" xmlns:wp14="http://schemas.microsoft.com/office/word/2010/wordprocessingDrawing" xmlns:wp="http://schemas.openxmlformats.org/drawingml/2006/wordprocessingDrawing" xmlns:w10="urn:schemas-microsoft-com:office:word" xmlns:w="http://schemas.openxmlformats.org/wordprocessingml/2006/main" xmlns:w14="http://schemas.microsoft.com/office/word/2010/wordml" xmlns:w15="http://schemas.microsoft.com/office/word/2012/wordml" xmlns:w16cex="http://schemas.microsoft.com/office/word/2018/wordml/cex" xmlns:w16cid="http://schemas.microsoft.com/office/word/2016/wordml/cid" xmlns:w16="http://schemas.microsoft.com/office/word/2018/wordml" xmlns:w16sdtdh="http://schemas.microsoft.com/office/word/2020/wordml/sdtdatahash" xmlns:w16se="http://schemas.microsoft.com/office/word/2015/wordml/symex" xmlns:wpg="http://schemas.microsoft.com/office/word/2010/wordprocessingGroup" xmlns:wpi="http://schemas.microsoft.com/office/word/2010/wordprocessingInk" xmlns:wne="http://schemas.microsoft.com/office/word/2006/wordml" xmlns:wps="http://schemas.microsoft.com/office/word/2010/wordprocessingShape" mc:Ignorable="w14 w15 w16se w16cid w16 w16cex w16sdtdh wp14">
+<w:ftr xmlns:w="http://schemas.openxmlformats.org/wordprocessingml/2006/main" xmlns:r="http://schemas.openxmlformats.org/officeDocument/2006/relationships">
   <w:p>
     <w:pPr>
       <w:jc w:val="center"/>
     </w:pPr>
     <w:r>
       <w:rPr>
+        <w:rFonts w:ascii="Times New Roman" w:hAnsi="Times New Roman" w:eastAsia="宋体"/>
+        <w:sz w:val="21"/>
         <w:szCs w:val="21"/>
       </w:rPr>
-      <w:t>第</w:t>
-    </w:r>
-    <w:r>
-      <w:fldChar w:fldCharType="begin"/>
-    </w:r>
-    <w:r>
-      <w:instrText xml:space="preserve"> PAGE </w:instrText>
-    </w:r>
-    <w:r>
-      <w:fldChar w:fldCharType="separate"/>
+      <w:t xml:space="preserve">第13章·清单　</w:t>
     </w:r>
     <w:r>
       <w:rPr>
+        <w:rFonts w:ascii="Times New Roman" w:hAnsi="Times New Roman" w:eastAsia="宋体"/>
+        <w:sz w:val="21"/>
         <w:szCs w:val="21"/>
       </w:rPr>
-      <w:t>1</w:t>
+      <w:t xml:space="preserve">第</w:t>
     </w:r>
+    <w:fldSimple w:instr=" PAGE ">
+      <w:r>
+        <w:rPr>
+          <w:rFonts w:ascii="Times New Roman" w:hAnsi="Times New Roman" w:eastAsia="宋体"/>
+          <w:sz w:val="21"/>
+          <w:szCs w:val="21"/>
+        </w:rPr>
+        <w:t xml:space="preserve">1</w:t>
+      </w:r>
+    </w:fldSimple>
     <w:r>
       <w:rPr>
+        <w:rFonts w:ascii="Times New Roman" w:hAnsi="Times New Roman" w:eastAsia="宋体"/>
+        <w:sz w:val="21"/>
         <w:szCs w:val="21"/>
       </w:rPr>
-      <w:fldChar w:fldCharType="end"/>
+      <w:t xml:space="preserve">页（共</w:t>
     </w:r>
+    <w:fldSimple w:instr=" NUMPAGES ">
+      <w:r>
+        <w:rPr>
+          <w:rFonts w:ascii="Times New Roman" w:hAnsi="Times New Roman" w:eastAsia="宋体"/>
+          <w:sz w:val="21"/>
+          <w:szCs w:val="21"/>
+        </w:rPr>
+        <w:t xml:space="preserve">1</w:t>
+      </w:r>
+    </w:fldSimple>
     <w:r>
       <w:rPr>
+        <w:rFonts w:ascii="Times New Roman" w:hAnsi="Times New Roman" w:eastAsia="宋体"/>
+        <w:sz w:val="21"/>
         <w:szCs w:val="21"/>
       </w:rPr>
-      <w:t>页（共</w:t>
-    </w:r>
-    <w:r>
-      <w:fldChar w:fldCharType="begin"/>
-    </w:r>
-    <w:r>
-      <w:instrText xml:space="preserve"> NUMPAGES </w:instrText>
-    </w:r>
-    <w:r>
-      <w:fldChar w:fldCharType="separate"/>
-    </w:r>
-    <w:r>
-      <w:rPr>
-        <w:szCs w:val="21"/>
-      </w:rPr>
-      <w:t>1</w:t>
-    </w:r>
-    <w:r>
-      <w:rPr>
-        <w:szCs w:val="21"/>
-      </w:rPr>
-      <w:fldChar w:fldCharType="end"/>
-    </w:r>
-    <w:r>
-      <w:rPr>
-        <w:szCs w:val="21"/>
-      </w:rPr>
-      <w:t>页）</w:t>
+      <w:t xml:space="preserve">页）</w:t>
     </w:r>
   </w:p>
 </w:ftr>

--- a/高中物理/高中物理同步/人教版必修3 第13章 电磁感应与电磁波初步·知识清单（完成）.docx
+++ b/高中物理/高中物理同步/人教版必修3 第13章 电磁感应与电磁波初步·知识清单（完成）.docx
@@ -14,36 +14,46 @@
       </w:pPr>
       <w:r>
         <w:rPr>
+          <w:rFonts w:ascii="Times New Roman" w:hAnsi="Times New Roman" w:eastAsia="宋体" w:cs="Times New Roman"/>
           <w:b/>
           <w:szCs w:val="21"/>
+          <w:sz w:val="21"/>
         </w:rPr>
         <w:t>人教版必修</w:t>
       </w:r>
       <w:r>
         <w:rPr>
+          <w:rFonts w:ascii="Times New Roman" w:hAnsi="Times New Roman" w:eastAsia="宋体" w:cs="Times New Roman"/>
           <w:b/>
           <w:szCs w:val="21"/>
+          <w:sz w:val="21"/>
         </w:rPr>
         <w:t xml:space="preserve">3 </w:t>
       </w:r>
       <w:r>
         <w:rPr>
+          <w:rFonts w:ascii="Times New Roman" w:hAnsi="Times New Roman" w:eastAsia="宋体" w:cs="Times New Roman"/>
           <w:b/>
           <w:szCs w:val="21"/>
+          <w:sz w:val="21"/>
         </w:rPr>
         <w:t>第</w:t>
       </w:r>
       <w:r>
         <w:rPr>
+          <w:rFonts w:ascii="Times New Roman" w:hAnsi="Times New Roman" w:eastAsia="宋体" w:cs="Times New Roman"/>
           <w:b/>
           <w:szCs w:val="21"/>
+          <w:sz w:val="21"/>
         </w:rPr>
         <w:t>13</w:t>
       </w:r>
       <w:r>
         <w:rPr>
+          <w:rFonts w:ascii="Times New Roman" w:hAnsi="Times New Roman" w:eastAsia="宋体" w:cs="Times New Roman"/>
           <w:b/>
           <w:szCs w:val="21"/>
+          <w:sz w:val="21"/>
         </w:rPr>
         <w:t>章</w:t>
       </w:r>
@@ -56,22 +66,28 @@
       </w:r>
       <w:r>
         <w:rPr>
+          <w:rFonts w:ascii="Times New Roman" w:hAnsi="Times New Roman" w:eastAsia="宋体" w:cs="Times New Roman"/>
           <w:b/>
           <w:szCs w:val="21"/>
+          <w:sz w:val="21"/>
         </w:rPr>
         <w:t>电磁感应与电磁波初步</w:t>
       </w:r>
       <w:r>
         <w:rPr>
+          <w:rFonts w:ascii="Times New Roman" w:hAnsi="Times New Roman" w:eastAsia="宋体" w:cs="Times New Roman"/>
           <w:b/>
           <w:szCs w:val="21"/>
+          <w:sz w:val="21"/>
         </w:rPr>
         <w:t>·</w:t>
       </w:r>
       <w:r>
         <w:rPr>
+          <w:rFonts w:ascii="Times New Roman" w:hAnsi="Times New Roman" w:eastAsia="宋体" w:cs="Times New Roman"/>
           <w:b/>
           <w:szCs w:val="21"/>
+          <w:sz w:val="21"/>
         </w:rPr>
         <w:t>知识清单（完成）</w:t>
       </w:r>
@@ -203,15 +219,19 @@
       </w:pPr>
       <w:r>
         <w:rPr>
+          <w:rFonts w:ascii="Times New Roman" w:hAnsi="Times New Roman" w:eastAsia="宋体" w:cs="Times New Roman"/>
           <w:b/>
           <w:szCs w:val="21"/>
+          <w:sz w:val="21"/>
         </w:rPr>
         <w:t xml:space="preserve">13.1 </w:t>
       </w:r>
       <w:r>
         <w:rPr>
+          <w:rFonts w:ascii="Times New Roman" w:hAnsi="Times New Roman" w:eastAsia="宋体" w:cs="Times New Roman"/>
           <w:b/>
           <w:szCs w:val="21"/>
+          <w:sz w:val="21"/>
         </w:rPr>
         <w:t>磁场　磁感线</w:t>
       </w:r>
@@ -227,13 +247,17 @@
       </w:pPr>
       <w:r>
         <w:rPr>
-          <w:szCs w:val="21"/>
+          <w:rFonts w:ascii="Times New Roman" w:hAnsi="Times New Roman" w:eastAsia="宋体" w:cs="Times New Roman"/>
+          <w:szCs w:val="21"/>
+          <w:sz w:val="21"/>
         </w:rPr>
         <w:t>1</w:t>
       </w:r>
       <w:r>
         <w:rPr>
-          <w:szCs w:val="21"/>
+          <w:rFonts w:ascii="Times New Roman" w:hAnsi="Times New Roman" w:eastAsia="宋体" w:cs="Times New Roman"/>
+          <w:szCs w:val="21"/>
+          <w:sz w:val="21"/>
         </w:rPr>
         <w:t>．电和磁的联系</w:t>
       </w:r>
@@ -249,58 +273,76 @@
       </w:pPr>
       <w:r>
         <w:rPr>
-          <w:szCs w:val="21"/>
+          <w:rFonts w:ascii="Times New Roman" w:hAnsi="Times New Roman" w:eastAsia="宋体" w:cs="Times New Roman"/>
+          <w:szCs w:val="21"/>
+          <w:sz w:val="21"/>
         </w:rPr>
         <w:t>（</w:t>
       </w:r>
       <w:r>
         <w:rPr>
-          <w:szCs w:val="21"/>
+          <w:rFonts w:ascii="Times New Roman" w:hAnsi="Times New Roman" w:eastAsia="宋体" w:cs="Times New Roman"/>
+          <w:szCs w:val="21"/>
+          <w:sz w:val="21"/>
         </w:rPr>
         <w:t>1</w:t>
       </w:r>
       <w:r>
         <w:rPr>
-          <w:szCs w:val="21"/>
+          <w:rFonts w:ascii="Times New Roman" w:hAnsi="Times New Roman" w:eastAsia="宋体" w:cs="Times New Roman"/>
+          <w:szCs w:val="21"/>
+          <w:sz w:val="21"/>
         </w:rPr>
         <w:t>）自然界中的磁体总存在着</w:t>
       </w:r>
       <w:r>
         <w:rPr>
-          <w:szCs w:val="21"/>
+          <w:rFonts w:ascii="Times New Roman" w:hAnsi="Times New Roman" w:eastAsia="宋体" w:cs="Times New Roman"/>
+          <w:szCs w:val="21"/>
+          <w:sz w:val="21"/>
           <w:bdr w:val="single" w:sz="8" w:space="0" w:color="auto"/>
         </w:rPr>
         <w:t>两个</w:t>
       </w:r>
       <w:r>
         <w:rPr>
-          <w:szCs w:val="21"/>
+          <w:rFonts w:ascii="Times New Roman" w:hAnsi="Times New Roman" w:eastAsia="宋体" w:cs="Times New Roman"/>
+          <w:szCs w:val="21"/>
+          <w:sz w:val="21"/>
         </w:rPr>
         <w:t>磁极，自然界中同样存在着两种电荷。同名磁极或同种电荷相互</w:t>
       </w:r>
       <w:r>
         <w:rPr>
-          <w:szCs w:val="21"/>
+          <w:rFonts w:ascii="Times New Roman" w:hAnsi="Times New Roman" w:eastAsia="宋体" w:cs="Times New Roman"/>
+          <w:szCs w:val="21"/>
+          <w:sz w:val="21"/>
           <w:bdr w:val="single" w:sz="8" w:space="0" w:color="auto"/>
         </w:rPr>
         <w:t>排斥</w:t>
       </w:r>
       <w:r>
         <w:rPr>
-          <w:szCs w:val="21"/>
+          <w:rFonts w:ascii="Times New Roman" w:hAnsi="Times New Roman" w:eastAsia="宋体" w:cs="Times New Roman"/>
+          <w:szCs w:val="21"/>
+          <w:sz w:val="21"/>
         </w:rPr>
         <w:t>，异名磁极或异种电荷相互</w:t>
       </w:r>
       <w:r>
         <w:rPr>
-          <w:szCs w:val="21"/>
+          <w:rFonts w:ascii="Times New Roman" w:hAnsi="Times New Roman" w:eastAsia="宋体" w:cs="Times New Roman"/>
+          <w:szCs w:val="21"/>
+          <w:sz w:val="21"/>
           <w:bdr w:val="single" w:sz="8" w:space="0" w:color="auto"/>
         </w:rPr>
         <w:t>吸引</w:t>
       </w:r>
       <w:r>
         <w:rPr>
-          <w:szCs w:val="21"/>
+          <w:rFonts w:ascii="Times New Roman" w:hAnsi="Times New Roman" w:eastAsia="宋体" w:cs="Times New Roman"/>
+          <w:szCs w:val="21"/>
+          <w:sz w:val="21"/>
         </w:rPr>
         <w:t>。</w:t>
       </w:r>
@@ -316,19 +358,25 @@
       </w:pPr>
       <w:r>
         <w:rPr>
-          <w:szCs w:val="21"/>
+          <w:rFonts w:ascii="Times New Roman" w:hAnsi="Times New Roman" w:eastAsia="宋体" w:cs="Times New Roman"/>
+          <w:szCs w:val="21"/>
+          <w:sz w:val="21"/>
         </w:rPr>
         <w:t>（</w:t>
       </w:r>
       <w:r>
         <w:rPr>
-          <w:szCs w:val="21"/>
+          <w:rFonts w:ascii="Times New Roman" w:hAnsi="Times New Roman" w:eastAsia="宋体" w:cs="Times New Roman"/>
+          <w:szCs w:val="21"/>
+          <w:sz w:val="21"/>
         </w:rPr>
         <w:t>2</w:t>
       </w:r>
       <w:r>
         <w:rPr>
-          <w:szCs w:val="21"/>
+          <w:rFonts w:ascii="Times New Roman" w:hAnsi="Times New Roman" w:eastAsia="宋体" w:cs="Times New Roman"/>
+          <w:szCs w:val="21"/>
+          <w:sz w:val="21"/>
         </w:rPr>
         <w:t>）奥斯特实验</w:t>
       </w:r>
@@ -344,20 +392,26 @@
       </w:pPr>
       <w:r>
         <w:rPr>
-          <w:szCs w:val="21"/>
+          <w:rFonts w:ascii="Times New Roman" w:hAnsi="Times New Roman" w:eastAsia="宋体" w:cs="Times New Roman"/>
+          <w:szCs w:val="21"/>
+          <w:sz w:val="21"/>
         </w:rPr>
         <w:t>实验现象：把导线放置在小磁针的</w:t>
       </w:r>
       <w:r>
         <w:rPr>
-          <w:szCs w:val="21"/>
+          <w:rFonts w:ascii="Times New Roman" w:hAnsi="Times New Roman" w:eastAsia="宋体" w:cs="Times New Roman"/>
+          <w:szCs w:val="21"/>
+          <w:sz w:val="21"/>
           <w:bdr w:val="single" w:sz="8" w:space="0" w:color="auto"/>
         </w:rPr>
         <w:t>上方</w:t>
       </w:r>
       <w:r>
         <w:rPr>
-          <w:szCs w:val="21"/>
+          <w:rFonts w:ascii="Times New Roman" w:hAnsi="Times New Roman" w:eastAsia="宋体" w:cs="Times New Roman"/>
+          <w:szCs w:val="21"/>
+          <w:sz w:val="21"/>
         </w:rPr>
         <w:t>，当给导线通电时，与导线平行放置的小磁针发生转动。</w:t>
       </w:r>
@@ -373,7 +427,9 @@
       </w:pPr>
       <w:r>
         <w:rPr>
-          <w:szCs w:val="21"/>
+          <w:rFonts w:ascii="Times New Roman" w:hAnsi="Times New Roman" w:eastAsia="宋体" w:cs="Times New Roman"/>
+          <w:szCs w:val="21"/>
+          <w:sz w:val="21"/>
         </w:rPr>
         <w:t>注意事项：</w:t>
       </w:r>
@@ -385,20 +441,26 @@
       </w:r>
       <w:r>
         <w:rPr>
-          <w:szCs w:val="21"/>
+          <w:rFonts w:ascii="Times New Roman" w:hAnsi="Times New Roman" w:eastAsia="宋体" w:cs="Times New Roman"/>
+          <w:szCs w:val="21"/>
+          <w:sz w:val="21"/>
         </w:rPr>
         <w:t>导线应沿</w:t>
       </w:r>
       <w:r>
         <w:rPr>
-          <w:szCs w:val="21"/>
+          <w:rFonts w:ascii="Times New Roman" w:hAnsi="Times New Roman" w:eastAsia="宋体" w:cs="Times New Roman"/>
+          <w:szCs w:val="21"/>
+          <w:sz w:val="21"/>
           <w:bdr w:val="single" w:sz="8" w:space="0" w:color="auto"/>
         </w:rPr>
         <w:t>南北</w:t>
       </w:r>
       <w:r>
         <w:rPr>
-          <w:szCs w:val="21"/>
+          <w:rFonts w:ascii="Times New Roman" w:hAnsi="Times New Roman" w:eastAsia="宋体" w:cs="Times New Roman"/>
+          <w:szCs w:val="21"/>
+          <w:sz w:val="21"/>
         </w:rPr>
         <w:t>方向水平放置</w:t>
       </w:r>
@@ -414,46 +476,60 @@
       </w:pPr>
       <w:r>
         <w:rPr>
-          <w:szCs w:val="21"/>
+          <w:rFonts w:ascii="Times New Roman" w:hAnsi="Times New Roman" w:eastAsia="宋体" w:cs="Times New Roman"/>
+          <w:szCs w:val="21"/>
+          <w:sz w:val="21"/>
         </w:rPr>
         <w:t>结论：通电导线对小磁针有</w:t>
       </w:r>
       <w:r>
         <w:rPr>
-          <w:szCs w:val="21"/>
+          <w:rFonts w:ascii="Times New Roman" w:hAnsi="Times New Roman" w:eastAsia="宋体" w:cs="Times New Roman"/>
+          <w:szCs w:val="21"/>
+          <w:sz w:val="21"/>
           <w:bdr w:val="single" w:sz="8" w:space="0" w:color="auto"/>
         </w:rPr>
         <w:t>力</w:t>
       </w:r>
       <w:r>
         <w:rPr>
-          <w:szCs w:val="21"/>
+          <w:rFonts w:ascii="Times New Roman" w:hAnsi="Times New Roman" w:eastAsia="宋体" w:cs="Times New Roman"/>
+          <w:szCs w:val="21"/>
+          <w:sz w:val="21"/>
         </w:rPr>
         <w:t>的作用，说明电流具有</w:t>
       </w:r>
       <w:r>
         <w:rPr>
-          <w:szCs w:val="21"/>
+          <w:rFonts w:ascii="Times New Roman" w:hAnsi="Times New Roman" w:eastAsia="宋体" w:cs="Times New Roman"/>
+          <w:szCs w:val="21"/>
+          <w:sz w:val="21"/>
           <w:bdr w:val="single" w:sz="8" w:space="0" w:color="auto"/>
         </w:rPr>
         <w:t>磁</w:t>
       </w:r>
       <w:r>
         <w:rPr>
-          <w:szCs w:val="21"/>
+          <w:rFonts w:ascii="Times New Roman" w:hAnsi="Times New Roman" w:eastAsia="宋体" w:cs="Times New Roman"/>
+          <w:szCs w:val="21"/>
+          <w:sz w:val="21"/>
         </w:rPr>
         <w:t>效应。奥斯特首次揭示了</w:t>
       </w:r>
       <w:r>
         <w:rPr>
-          <w:szCs w:val="21"/>
+          <w:rFonts w:ascii="Times New Roman" w:hAnsi="Times New Roman" w:eastAsia="宋体" w:cs="Times New Roman"/>
+          <w:szCs w:val="21"/>
+          <w:sz w:val="21"/>
           <w:bdr w:val="single" w:sz="8" w:space="0" w:color="auto"/>
         </w:rPr>
         <w:t>电与磁</w:t>
       </w:r>
       <w:r>
         <w:rPr>
-          <w:szCs w:val="21"/>
+          <w:rFonts w:ascii="Times New Roman" w:hAnsi="Times New Roman" w:eastAsia="宋体" w:cs="Times New Roman"/>
+          <w:szCs w:val="21"/>
+          <w:sz w:val="21"/>
         </w:rPr>
         <w:t>的联系。</w:t>
       </w:r>
@@ -479,13 +555,17 @@
       </w:pPr>
       <w:r>
         <w:rPr>
-          <w:szCs w:val="21"/>
+          <w:rFonts w:ascii="Times New Roman" w:hAnsi="Times New Roman" w:eastAsia="宋体" w:cs="Times New Roman"/>
+          <w:szCs w:val="21"/>
+          <w:sz w:val="21"/>
         </w:rPr>
         <w:t>2</w:t>
       </w:r>
       <w:r>
         <w:rPr>
-          <w:szCs w:val="21"/>
+          <w:rFonts w:ascii="Times New Roman" w:hAnsi="Times New Roman" w:eastAsia="宋体" w:cs="Times New Roman"/>
+          <w:szCs w:val="21"/>
+          <w:sz w:val="21"/>
         </w:rPr>
         <w:t>．磁场</w:t>
       </w:r>
@@ -501,45 +581,59 @@
       </w:pPr>
       <w:r>
         <w:rPr>
-          <w:szCs w:val="21"/>
+          <w:rFonts w:ascii="Times New Roman" w:hAnsi="Times New Roman" w:eastAsia="宋体" w:cs="Times New Roman"/>
+          <w:szCs w:val="21"/>
+          <w:sz w:val="21"/>
         </w:rPr>
         <w:t>（</w:t>
       </w:r>
       <w:r>
         <w:rPr>
-          <w:szCs w:val="21"/>
+          <w:rFonts w:ascii="Times New Roman" w:hAnsi="Times New Roman" w:eastAsia="宋体" w:cs="Times New Roman"/>
+          <w:szCs w:val="21"/>
+          <w:sz w:val="21"/>
         </w:rPr>
         <w:t>1</w:t>
       </w:r>
       <w:r>
         <w:rPr>
-          <w:szCs w:val="21"/>
+          <w:rFonts w:ascii="Times New Roman" w:hAnsi="Times New Roman" w:eastAsia="宋体" w:cs="Times New Roman"/>
+          <w:szCs w:val="21"/>
+          <w:sz w:val="21"/>
         </w:rPr>
         <w:t>）磁体与磁体之间、磁体与</w:t>
       </w:r>
       <w:r>
         <w:rPr>
-          <w:szCs w:val="21"/>
+          <w:rFonts w:ascii="Times New Roman" w:hAnsi="Times New Roman" w:eastAsia="宋体" w:cs="Times New Roman"/>
+          <w:szCs w:val="21"/>
+          <w:sz w:val="21"/>
           <w:bdr w:val="single" w:sz="8" w:space="0" w:color="auto"/>
         </w:rPr>
         <w:t>通电导体</w:t>
       </w:r>
       <w:r>
         <w:rPr>
-          <w:szCs w:val="21"/>
+          <w:rFonts w:ascii="Times New Roman" w:hAnsi="Times New Roman" w:eastAsia="宋体" w:cs="Times New Roman"/>
+          <w:szCs w:val="21"/>
+          <w:sz w:val="21"/>
         </w:rPr>
         <w:t>之间，以及通电导体与通电导体之间的相互作用都是通过</w:t>
       </w:r>
       <w:r>
         <w:rPr>
-          <w:szCs w:val="21"/>
+          <w:rFonts w:ascii="Times New Roman" w:hAnsi="Times New Roman" w:eastAsia="宋体" w:cs="Times New Roman"/>
+          <w:szCs w:val="21"/>
+          <w:sz w:val="21"/>
           <w:bdr w:val="single" w:sz="8" w:space="0" w:color="auto"/>
         </w:rPr>
         <w:t>磁场</w:t>
       </w:r>
       <w:r>
         <w:rPr>
-          <w:szCs w:val="21"/>
+          <w:rFonts w:ascii="Times New Roman" w:hAnsi="Times New Roman" w:eastAsia="宋体" w:cs="Times New Roman"/>
+          <w:szCs w:val="21"/>
+          <w:sz w:val="21"/>
         </w:rPr>
         <w:t>发生的。</w:t>
       </w:r>
@@ -555,32 +649,42 @@
       </w:pPr>
       <w:r>
         <w:rPr>
-          <w:szCs w:val="21"/>
+          <w:rFonts w:ascii="Times New Roman" w:hAnsi="Times New Roman" w:eastAsia="宋体" w:cs="Times New Roman"/>
+          <w:szCs w:val="21"/>
+          <w:sz w:val="21"/>
         </w:rPr>
         <w:t>（</w:t>
       </w:r>
       <w:r>
         <w:rPr>
-          <w:szCs w:val="21"/>
+          <w:rFonts w:ascii="Times New Roman" w:hAnsi="Times New Roman" w:eastAsia="宋体" w:cs="Times New Roman"/>
+          <w:szCs w:val="21"/>
+          <w:sz w:val="21"/>
         </w:rPr>
         <w:t>2</w:t>
       </w:r>
       <w:r>
         <w:rPr>
-          <w:szCs w:val="21"/>
+          <w:rFonts w:ascii="Times New Roman" w:hAnsi="Times New Roman" w:eastAsia="宋体" w:cs="Times New Roman"/>
+          <w:szCs w:val="21"/>
+          <w:sz w:val="21"/>
         </w:rPr>
         <w:t>）基本性质：磁场对磁体或</w:t>
       </w:r>
       <w:r>
         <w:rPr>
-          <w:szCs w:val="21"/>
+          <w:rFonts w:ascii="Times New Roman" w:hAnsi="Times New Roman" w:eastAsia="宋体" w:cs="Times New Roman"/>
+          <w:szCs w:val="21"/>
+          <w:sz w:val="21"/>
           <w:bdr w:val="single" w:sz="8" w:space="0" w:color="auto"/>
         </w:rPr>
         <w:t>通电导体</w:t>
       </w:r>
       <w:r>
         <w:rPr>
-          <w:szCs w:val="21"/>
+          <w:rFonts w:ascii="Times New Roman" w:hAnsi="Times New Roman" w:eastAsia="宋体" w:cs="Times New Roman"/>
+          <w:szCs w:val="21"/>
+          <w:sz w:val="21"/>
         </w:rPr>
         <w:t>有力的作用。</w:t>
       </w:r>
@@ -596,45 +700,59 @@
       </w:pPr>
       <w:r>
         <w:rPr>
-          <w:szCs w:val="21"/>
+          <w:rFonts w:ascii="Times New Roman" w:hAnsi="Times New Roman" w:eastAsia="宋体" w:cs="Times New Roman"/>
+          <w:szCs w:val="21"/>
+          <w:sz w:val="21"/>
         </w:rPr>
         <w:t>（</w:t>
       </w:r>
       <w:r>
         <w:rPr>
-          <w:szCs w:val="21"/>
+          <w:rFonts w:ascii="Times New Roman" w:hAnsi="Times New Roman" w:eastAsia="宋体" w:cs="Times New Roman"/>
+          <w:szCs w:val="21"/>
+          <w:sz w:val="21"/>
         </w:rPr>
         <w:t>3</w:t>
       </w:r>
       <w:r>
         <w:rPr>
-          <w:szCs w:val="21"/>
+          <w:rFonts w:ascii="Times New Roman" w:hAnsi="Times New Roman" w:eastAsia="宋体" w:cs="Times New Roman"/>
+          <w:szCs w:val="21"/>
+          <w:sz w:val="21"/>
         </w:rPr>
         <w:t>）磁场尽管看不见、摸不着，但它与</w:t>
       </w:r>
       <w:r>
         <w:rPr>
-          <w:szCs w:val="21"/>
+          <w:rFonts w:ascii="Times New Roman" w:hAnsi="Times New Roman" w:eastAsia="宋体" w:cs="Times New Roman"/>
+          <w:szCs w:val="21"/>
+          <w:sz w:val="21"/>
           <w:bdr w:val="single" w:sz="8" w:space="0" w:color="auto"/>
         </w:rPr>
         <w:t>电场</w:t>
       </w:r>
       <w:r>
         <w:rPr>
-          <w:szCs w:val="21"/>
+          <w:rFonts w:ascii="Times New Roman" w:hAnsi="Times New Roman" w:eastAsia="宋体" w:cs="Times New Roman"/>
+          <w:szCs w:val="21"/>
+          <w:sz w:val="21"/>
         </w:rPr>
         <w:t>类似，都是不依赖于我们的感觉而</w:t>
       </w:r>
       <w:r>
         <w:rPr>
-          <w:szCs w:val="21"/>
+          <w:rFonts w:ascii="Times New Roman" w:hAnsi="Times New Roman" w:eastAsia="宋体" w:cs="Times New Roman"/>
+          <w:szCs w:val="21"/>
+          <w:sz w:val="21"/>
           <w:bdr w:val="single" w:sz="8" w:space="0" w:color="auto"/>
         </w:rPr>
         <w:t>客观存在</w:t>
       </w:r>
       <w:r>
         <w:rPr>
-          <w:szCs w:val="21"/>
+          <w:rFonts w:ascii="Times New Roman" w:hAnsi="Times New Roman" w:eastAsia="宋体" w:cs="Times New Roman"/>
+          <w:szCs w:val="21"/>
+          <w:sz w:val="21"/>
         </w:rPr>
         <w:t>的物质。</w:t>
       </w:r>
@@ -660,33 +778,43 @@
       </w:pPr>
       <w:r>
         <w:rPr>
-          <w:szCs w:val="21"/>
+          <w:rFonts w:ascii="Times New Roman" w:hAnsi="Times New Roman" w:eastAsia="宋体" w:cs="Times New Roman"/>
+          <w:szCs w:val="21"/>
+          <w:sz w:val="21"/>
         </w:rPr>
         <w:t>3</w:t>
       </w:r>
       <w:r>
         <w:rPr>
-          <w:szCs w:val="21"/>
+          <w:rFonts w:ascii="Times New Roman" w:hAnsi="Times New Roman" w:eastAsia="宋体" w:cs="Times New Roman"/>
+          <w:szCs w:val="21"/>
+          <w:sz w:val="21"/>
         </w:rPr>
         <w:t>．磁场的方向：物理学规定，在磁场中的某一点，小磁针静止时</w:t>
       </w:r>
       <w:r>
         <w:rPr>
-          <w:szCs w:val="21"/>
+          <w:rFonts w:ascii="Times New Roman" w:hAnsi="Times New Roman" w:eastAsia="宋体" w:cs="Times New Roman"/>
+          <w:szCs w:val="21"/>
+          <w:sz w:val="21"/>
           <w:bdr w:val="single" w:sz="8" w:space="0" w:color="auto"/>
         </w:rPr>
         <w:t>N</w:t>
       </w:r>
       <w:r>
         <w:rPr>
-          <w:szCs w:val="21"/>
+          <w:rFonts w:ascii="Times New Roman" w:hAnsi="Times New Roman" w:eastAsia="宋体" w:cs="Times New Roman"/>
+          <w:szCs w:val="21"/>
+          <w:sz w:val="21"/>
           <w:bdr w:val="single" w:sz="8" w:space="0" w:color="auto"/>
         </w:rPr>
         <w:t>极所指的方向</w:t>
       </w:r>
       <w:r>
         <w:rPr>
-          <w:szCs w:val="21"/>
+          <w:rFonts w:ascii="Times New Roman" w:hAnsi="Times New Roman" w:eastAsia="宋体" w:cs="Times New Roman"/>
+          <w:szCs w:val="21"/>
+          <w:sz w:val="21"/>
         </w:rPr>
         <w:t>就是该点磁场的方向。</w:t>
       </w:r>
@@ -712,40 +840,52 @@
       </w:pPr>
       <w:r>
         <w:rPr>
-          <w:szCs w:val="21"/>
+          <w:rFonts w:ascii="Times New Roman" w:hAnsi="Times New Roman" w:eastAsia="宋体" w:cs="Times New Roman"/>
+          <w:szCs w:val="21"/>
+          <w:sz w:val="21"/>
         </w:rPr>
         <w:t>4</w:t>
       </w:r>
       <w:r>
         <w:rPr>
-          <w:szCs w:val="21"/>
+          <w:rFonts w:ascii="Times New Roman" w:hAnsi="Times New Roman" w:eastAsia="宋体" w:cs="Times New Roman"/>
+          <w:szCs w:val="21"/>
+          <w:sz w:val="21"/>
         </w:rPr>
         <w:t>．磁感线：在磁场中画出一些有方向的曲线，曲线上每一点的</w:t>
       </w:r>
       <w:r>
         <w:rPr>
-          <w:szCs w:val="21"/>
+          <w:rFonts w:ascii="Times New Roman" w:hAnsi="Times New Roman" w:eastAsia="宋体" w:cs="Times New Roman"/>
+          <w:szCs w:val="21"/>
+          <w:sz w:val="21"/>
           <w:bdr w:val="single" w:sz="8" w:space="0" w:color="auto"/>
         </w:rPr>
         <w:t>切线方向</w:t>
       </w:r>
       <w:r>
         <w:rPr>
-          <w:szCs w:val="21"/>
+          <w:rFonts w:ascii="Times New Roman" w:hAnsi="Times New Roman" w:eastAsia="宋体" w:cs="Times New Roman"/>
+          <w:szCs w:val="21"/>
+          <w:sz w:val="21"/>
         </w:rPr>
         <w:t>都跟这点磁场的方向一致，这样的曲线就</w:t>
       </w:r>
       <w:proofErr w:type="gramStart"/>
       <w:r>
         <w:rPr>
-          <w:szCs w:val="21"/>
+          <w:rFonts w:ascii="Times New Roman" w:hAnsi="Times New Roman" w:eastAsia="宋体" w:cs="Times New Roman"/>
+          <w:szCs w:val="21"/>
+          <w:sz w:val="21"/>
         </w:rPr>
         <w:t>叫作</w:t>
       </w:r>
       <w:proofErr w:type="gramEnd"/>
       <w:r>
         <w:rPr>
-          <w:szCs w:val="21"/>
+          <w:rFonts w:ascii="Times New Roman" w:hAnsi="Times New Roman" w:eastAsia="宋体" w:cs="Times New Roman"/>
+          <w:szCs w:val="21"/>
+          <w:sz w:val="21"/>
         </w:rPr>
         <w:t>磁感线。</w:t>
       </w:r>
@@ -771,13 +911,17 @@
       </w:pPr>
       <w:r>
         <w:rPr>
-          <w:szCs w:val="21"/>
+          <w:rFonts w:ascii="Times New Roman" w:hAnsi="Times New Roman" w:eastAsia="宋体" w:cs="Times New Roman"/>
+          <w:szCs w:val="21"/>
+          <w:sz w:val="21"/>
         </w:rPr>
         <w:t>5</w:t>
       </w:r>
       <w:r>
         <w:rPr>
-          <w:szCs w:val="21"/>
+          <w:rFonts w:ascii="Times New Roman" w:hAnsi="Times New Roman" w:eastAsia="宋体" w:cs="Times New Roman"/>
+          <w:szCs w:val="21"/>
+          <w:sz w:val="21"/>
         </w:rPr>
         <w:t>．磁感线的特点</w:t>
       </w:r>
@@ -793,19 +937,25 @@
       </w:pPr>
       <w:r>
         <w:rPr>
-          <w:szCs w:val="21"/>
+          <w:rFonts w:ascii="Times New Roman" w:hAnsi="Times New Roman" w:eastAsia="宋体" w:cs="Times New Roman"/>
+          <w:szCs w:val="21"/>
+          <w:sz w:val="21"/>
         </w:rPr>
         <w:t>（</w:t>
       </w:r>
       <w:r>
         <w:rPr>
-          <w:szCs w:val="21"/>
+          <w:rFonts w:ascii="Times New Roman" w:hAnsi="Times New Roman" w:eastAsia="宋体" w:cs="Times New Roman"/>
+          <w:szCs w:val="21"/>
+          <w:sz w:val="21"/>
         </w:rPr>
         <w:t>1</w:t>
       </w:r>
       <w:r>
         <w:rPr>
-          <w:szCs w:val="21"/>
+          <w:rFonts w:ascii="Times New Roman" w:hAnsi="Times New Roman" w:eastAsia="宋体" w:cs="Times New Roman"/>
+          <w:szCs w:val="21"/>
+          <w:sz w:val="21"/>
         </w:rPr>
         <w:t>）磁感线是假想出来的有方向的曲线，实际并不存在。</w:t>
       </w:r>
@@ -821,58 +971,76 @@
       </w:pPr>
       <w:r>
         <w:rPr>
-          <w:szCs w:val="21"/>
+          <w:rFonts w:ascii="Times New Roman" w:hAnsi="Times New Roman" w:eastAsia="宋体" w:cs="Times New Roman"/>
+          <w:szCs w:val="21"/>
+          <w:sz w:val="21"/>
         </w:rPr>
         <w:t>（</w:t>
       </w:r>
       <w:r>
         <w:rPr>
-          <w:szCs w:val="21"/>
+          <w:rFonts w:ascii="Times New Roman" w:hAnsi="Times New Roman" w:eastAsia="宋体" w:cs="Times New Roman"/>
+          <w:szCs w:val="21"/>
+          <w:sz w:val="21"/>
         </w:rPr>
         <w:t>2</w:t>
       </w:r>
       <w:r>
         <w:rPr>
-          <w:szCs w:val="21"/>
+          <w:rFonts w:ascii="Times New Roman" w:hAnsi="Times New Roman" w:eastAsia="宋体" w:cs="Times New Roman"/>
+          <w:szCs w:val="21"/>
+          <w:sz w:val="21"/>
         </w:rPr>
         <w:t>）磁感线的</w:t>
       </w:r>
       <w:r>
         <w:rPr>
-          <w:szCs w:val="21"/>
+          <w:rFonts w:ascii="Times New Roman" w:hAnsi="Times New Roman" w:eastAsia="宋体" w:cs="Times New Roman"/>
+          <w:szCs w:val="21"/>
+          <w:sz w:val="21"/>
           <w:bdr w:val="single" w:sz="8" w:space="0" w:color="auto"/>
         </w:rPr>
         <w:t>疏密</w:t>
       </w:r>
       <w:r>
         <w:rPr>
-          <w:szCs w:val="21"/>
+          <w:rFonts w:ascii="Times New Roman" w:hAnsi="Times New Roman" w:eastAsia="宋体" w:cs="Times New Roman"/>
+          <w:szCs w:val="21"/>
+          <w:sz w:val="21"/>
         </w:rPr>
         <w:t>反映磁场的强弱，磁感线越密的地方表示磁场越</w:t>
       </w:r>
       <w:r>
         <w:rPr>
-          <w:szCs w:val="21"/>
+          <w:rFonts w:ascii="Times New Roman" w:hAnsi="Times New Roman" w:eastAsia="宋体" w:cs="Times New Roman"/>
+          <w:szCs w:val="21"/>
+          <w:sz w:val="21"/>
           <w:bdr w:val="single" w:sz="8" w:space="0" w:color="auto"/>
         </w:rPr>
         <w:t>强</w:t>
       </w:r>
       <w:r>
         <w:rPr>
-          <w:szCs w:val="21"/>
+          <w:rFonts w:ascii="Times New Roman" w:hAnsi="Times New Roman" w:eastAsia="宋体" w:cs="Times New Roman"/>
+          <w:szCs w:val="21"/>
+          <w:sz w:val="21"/>
         </w:rPr>
         <w:t>，磁感线越疏的地方表示磁场越</w:t>
       </w:r>
       <w:r>
         <w:rPr>
-          <w:szCs w:val="21"/>
+          <w:rFonts w:ascii="Times New Roman" w:hAnsi="Times New Roman" w:eastAsia="宋体" w:cs="Times New Roman"/>
+          <w:szCs w:val="21"/>
+          <w:sz w:val="21"/>
           <w:bdr w:val="single" w:sz="8" w:space="0" w:color="auto"/>
         </w:rPr>
         <w:t>弱</w:t>
       </w:r>
       <w:r>
         <w:rPr>
-          <w:szCs w:val="21"/>
+          <w:rFonts w:ascii="Times New Roman" w:hAnsi="Times New Roman" w:eastAsia="宋体" w:cs="Times New Roman"/>
+          <w:szCs w:val="21"/>
+          <w:sz w:val="21"/>
         </w:rPr>
         <w:t>。</w:t>
       </w:r>
@@ -888,19 +1056,25 @@
       </w:pPr>
       <w:r>
         <w:rPr>
-          <w:szCs w:val="21"/>
+          <w:rFonts w:ascii="Times New Roman" w:hAnsi="Times New Roman" w:eastAsia="宋体" w:cs="Times New Roman"/>
+          <w:szCs w:val="21"/>
+          <w:sz w:val="21"/>
         </w:rPr>
         <w:t>（</w:t>
       </w:r>
       <w:r>
         <w:rPr>
-          <w:szCs w:val="21"/>
+          <w:rFonts w:ascii="Times New Roman" w:hAnsi="Times New Roman" w:eastAsia="宋体" w:cs="Times New Roman"/>
+          <w:szCs w:val="21"/>
+          <w:sz w:val="21"/>
         </w:rPr>
         <w:t>3</w:t>
       </w:r>
       <w:r>
         <w:rPr>
-          <w:szCs w:val="21"/>
+          <w:rFonts w:ascii="Times New Roman" w:hAnsi="Times New Roman" w:eastAsia="宋体" w:cs="Times New Roman"/>
+          <w:szCs w:val="21"/>
+          <w:sz w:val="21"/>
         </w:rPr>
         <w:t>）磁感线不相交，不相切，也不中断。</w:t>
       </w:r>
@@ -916,67 +1090,89 @@
       </w:pPr>
       <w:r>
         <w:rPr>
-          <w:szCs w:val="21"/>
+          <w:rFonts w:ascii="Times New Roman" w:hAnsi="Times New Roman" w:eastAsia="宋体" w:cs="Times New Roman"/>
+          <w:szCs w:val="21"/>
+          <w:sz w:val="21"/>
         </w:rPr>
         <w:t>（</w:t>
       </w:r>
       <w:r>
         <w:rPr>
-          <w:szCs w:val="21"/>
+          <w:rFonts w:ascii="Times New Roman" w:hAnsi="Times New Roman" w:eastAsia="宋体" w:cs="Times New Roman"/>
+          <w:szCs w:val="21"/>
+          <w:sz w:val="21"/>
         </w:rPr>
         <w:t>4</w:t>
       </w:r>
       <w:r>
         <w:rPr>
-          <w:szCs w:val="21"/>
+          <w:rFonts w:ascii="Times New Roman" w:hAnsi="Times New Roman" w:eastAsia="宋体" w:cs="Times New Roman"/>
+          <w:szCs w:val="21"/>
+          <w:sz w:val="21"/>
         </w:rPr>
         <w:t>）磁感线是闭合曲线，在磁体外部由</w:t>
       </w:r>
       <w:r>
         <w:rPr>
-          <w:szCs w:val="21"/>
+          <w:rFonts w:ascii="Times New Roman" w:hAnsi="Times New Roman" w:eastAsia="宋体" w:cs="Times New Roman"/>
+          <w:szCs w:val="21"/>
+          <w:sz w:val="21"/>
         </w:rPr>
         <w:t>N</w:t>
       </w:r>
       <w:r>
         <w:rPr>
-          <w:szCs w:val="21"/>
+          <w:rFonts w:ascii="Times New Roman" w:hAnsi="Times New Roman" w:eastAsia="宋体" w:cs="Times New Roman"/>
+          <w:szCs w:val="21"/>
+          <w:sz w:val="21"/>
         </w:rPr>
         <w:t>极指向</w:t>
       </w:r>
       <w:r>
         <w:rPr>
-          <w:szCs w:val="21"/>
+          <w:rFonts w:ascii="Times New Roman" w:hAnsi="Times New Roman" w:eastAsia="宋体" w:cs="Times New Roman"/>
+          <w:szCs w:val="21"/>
+          <w:sz w:val="21"/>
         </w:rPr>
         <w:t>S</w:t>
       </w:r>
       <w:r>
         <w:rPr>
-          <w:szCs w:val="21"/>
+          <w:rFonts w:ascii="Times New Roman" w:hAnsi="Times New Roman" w:eastAsia="宋体" w:cs="Times New Roman"/>
+          <w:szCs w:val="21"/>
+          <w:sz w:val="21"/>
         </w:rPr>
         <w:t>极，在磁体内部由</w:t>
       </w:r>
       <w:r>
         <w:rPr>
-          <w:szCs w:val="21"/>
+          <w:rFonts w:ascii="Times New Roman" w:hAnsi="Times New Roman" w:eastAsia="宋体" w:cs="Times New Roman"/>
+          <w:szCs w:val="21"/>
+          <w:sz w:val="21"/>
         </w:rPr>
         <w:t>S</w:t>
       </w:r>
       <w:r>
         <w:rPr>
-          <w:szCs w:val="21"/>
+          <w:rFonts w:ascii="Times New Roman" w:hAnsi="Times New Roman" w:eastAsia="宋体" w:cs="Times New Roman"/>
+          <w:szCs w:val="21"/>
+          <w:sz w:val="21"/>
         </w:rPr>
         <w:t>极指向</w:t>
       </w:r>
       <w:r>
         <w:rPr>
-          <w:szCs w:val="21"/>
+          <w:rFonts w:ascii="Times New Roman" w:hAnsi="Times New Roman" w:eastAsia="宋体" w:cs="Times New Roman"/>
+          <w:szCs w:val="21"/>
+          <w:sz w:val="21"/>
         </w:rPr>
         <w:t>N</w:t>
       </w:r>
       <w:r>
         <w:rPr>
-          <w:szCs w:val="21"/>
+          <w:rFonts w:ascii="Times New Roman" w:hAnsi="Times New Roman" w:eastAsia="宋体" w:cs="Times New Roman"/>
+          <w:szCs w:val="21"/>
+          <w:sz w:val="21"/>
         </w:rPr>
         <w:t>极。</w:t>
       </w:r>
@@ -1002,13 +1198,17 @@
       </w:pPr>
       <w:r>
         <w:rPr>
-          <w:szCs w:val="21"/>
+          <w:rFonts w:ascii="Times New Roman" w:hAnsi="Times New Roman" w:eastAsia="宋体" w:cs="Times New Roman"/>
+          <w:szCs w:val="21"/>
+          <w:sz w:val="21"/>
         </w:rPr>
         <w:t>6</w:t>
       </w:r>
       <w:r>
         <w:rPr>
-          <w:szCs w:val="21"/>
+          <w:rFonts w:ascii="Times New Roman" w:hAnsi="Times New Roman" w:eastAsia="宋体" w:cs="Times New Roman"/>
+          <w:szCs w:val="21"/>
+          <w:sz w:val="21"/>
         </w:rPr>
         <w:t>．直线电流的磁场</w:t>
       </w:r>
@@ -1024,46 +1224,59 @@
       </w:pPr>
       <w:r>
         <w:rPr>
-          <w:szCs w:val="21"/>
+          <w:rFonts w:ascii="Times New Roman" w:hAnsi="Times New Roman" w:eastAsia="宋体" w:cs="Times New Roman"/>
+          <w:szCs w:val="21"/>
+          <w:sz w:val="21"/>
         </w:rPr>
         <w:t>安培定则：如</w:t>
       </w:r>
       <w:r>
         <w:rPr>
-          <w:rFonts w:hint="eastAsia"/>
-          <w:szCs w:val="21"/>
+          <w:rFonts w:hint="eastAsia" w:ascii="Times New Roman" w:hAnsi="Times New Roman" w:eastAsia="宋体" w:cs="Times New Roman"/>
+          <w:szCs w:val="21"/>
+          <w:sz w:val="21"/>
         </w:rPr>
         <w:t>乙</w:t>
       </w:r>
       <w:r>
         <w:rPr>
-          <w:szCs w:val="21"/>
+          <w:rFonts w:ascii="Times New Roman" w:hAnsi="Times New Roman" w:eastAsia="宋体" w:cs="Times New Roman"/>
+          <w:szCs w:val="21"/>
+          <w:sz w:val="21"/>
         </w:rPr>
         <w:t>图所示，用</w:t>
       </w:r>
       <w:r>
         <w:rPr>
-          <w:szCs w:val="21"/>
+          <w:rFonts w:ascii="Times New Roman" w:hAnsi="Times New Roman" w:eastAsia="宋体" w:cs="Times New Roman"/>
+          <w:szCs w:val="21"/>
+          <w:sz w:val="21"/>
           <w:bdr w:val="single" w:sz="8" w:space="0" w:color="auto"/>
         </w:rPr>
         <w:t>右手</w:t>
       </w:r>
       <w:r>
         <w:rPr>
-          <w:szCs w:val="21"/>
+          <w:rFonts w:ascii="Times New Roman" w:hAnsi="Times New Roman" w:eastAsia="宋体" w:cs="Times New Roman"/>
+          <w:szCs w:val="21"/>
+          <w:sz w:val="21"/>
         </w:rPr>
         <w:t>握住导线，让伸直的拇指所指的方向与电流方向一致，</w:t>
       </w:r>
       <w:r>
         <w:rPr>
-          <w:szCs w:val="21"/>
+          <w:rFonts w:ascii="Times New Roman" w:hAnsi="Times New Roman" w:eastAsia="宋体" w:cs="Times New Roman"/>
+          <w:szCs w:val="21"/>
+          <w:sz w:val="21"/>
           <w:bdr w:val="single" w:sz="8" w:space="0" w:color="auto"/>
         </w:rPr>
         <w:t>弯曲的四指</w:t>
       </w:r>
       <w:r>
         <w:rPr>
-          <w:szCs w:val="21"/>
+          <w:rFonts w:ascii="Times New Roman" w:hAnsi="Times New Roman" w:eastAsia="宋体" w:cs="Times New Roman"/>
+          <w:szCs w:val="21"/>
+          <w:sz w:val="21"/>
         </w:rPr>
         <w:t>所指的方向就是磁感线环绕的方向。</w:t>
       </w:r>
@@ -1089,13 +1302,17 @@
       </w:pPr>
       <w:r>
         <w:rPr>
-          <w:szCs w:val="21"/>
+          <w:rFonts w:ascii="Times New Roman" w:hAnsi="Times New Roman" w:eastAsia="宋体" w:cs="Times New Roman"/>
+          <w:szCs w:val="21"/>
+          <w:sz w:val="21"/>
         </w:rPr>
         <w:t>7</w:t>
       </w:r>
       <w:r>
         <w:rPr>
-          <w:szCs w:val="21"/>
+          <w:rFonts w:ascii="Times New Roman" w:hAnsi="Times New Roman" w:eastAsia="宋体" w:cs="Times New Roman"/>
+          <w:szCs w:val="21"/>
+          <w:sz w:val="21"/>
         </w:rPr>
         <w:t>．环形电流的磁场</w:t>
       </w:r>
@@ -1111,33 +1328,43 @@
       </w:pPr>
       <w:r>
         <w:rPr>
-          <w:szCs w:val="21"/>
+          <w:rFonts w:ascii="Times New Roman" w:hAnsi="Times New Roman" w:eastAsia="宋体" w:cs="Times New Roman"/>
+          <w:szCs w:val="21"/>
+          <w:sz w:val="21"/>
         </w:rPr>
         <w:t>安培定则：如图甲所示，让右手</w:t>
       </w:r>
       <w:r>
         <w:rPr>
-          <w:szCs w:val="21"/>
+          <w:rFonts w:ascii="Times New Roman" w:hAnsi="Times New Roman" w:eastAsia="宋体" w:cs="Times New Roman"/>
+          <w:szCs w:val="21"/>
+          <w:sz w:val="21"/>
           <w:bdr w:val="single" w:sz="8" w:space="0" w:color="auto"/>
         </w:rPr>
         <w:t>弯曲的四指</w:t>
       </w:r>
       <w:r>
         <w:rPr>
-          <w:szCs w:val="21"/>
+          <w:rFonts w:ascii="Times New Roman" w:hAnsi="Times New Roman" w:eastAsia="宋体" w:cs="Times New Roman"/>
+          <w:szCs w:val="21"/>
+          <w:sz w:val="21"/>
         </w:rPr>
         <w:t>与环形电流的方向一致，</w:t>
       </w:r>
       <w:r>
         <w:rPr>
-          <w:szCs w:val="21"/>
+          <w:rFonts w:ascii="Times New Roman" w:hAnsi="Times New Roman" w:eastAsia="宋体" w:cs="Times New Roman"/>
+          <w:szCs w:val="21"/>
+          <w:sz w:val="21"/>
           <w:bdr w:val="single" w:sz="8" w:space="0" w:color="auto"/>
         </w:rPr>
         <w:t>伸直的拇指所指的方向</w:t>
       </w:r>
       <w:r>
         <w:rPr>
-          <w:szCs w:val="21"/>
+          <w:rFonts w:ascii="Times New Roman" w:hAnsi="Times New Roman" w:eastAsia="宋体" w:cs="Times New Roman"/>
+          <w:szCs w:val="21"/>
+          <w:sz w:val="21"/>
         </w:rPr>
         <w:t>就是环形导线轴线上磁场的方向。</w:t>
       </w:r>
@@ -1217,13 +1444,17 @@
       </w:pPr>
       <w:r>
         <w:rPr>
-          <w:szCs w:val="21"/>
+          <w:rFonts w:ascii="Times New Roman" w:hAnsi="Times New Roman" w:eastAsia="宋体" w:cs="Times New Roman"/>
+          <w:szCs w:val="21"/>
+          <w:sz w:val="21"/>
         </w:rPr>
         <w:t>8</w:t>
       </w:r>
       <w:r>
         <w:rPr>
-          <w:szCs w:val="21"/>
+          <w:rFonts w:ascii="Times New Roman" w:hAnsi="Times New Roman" w:eastAsia="宋体" w:cs="Times New Roman"/>
+          <w:szCs w:val="21"/>
+          <w:sz w:val="21"/>
         </w:rPr>
         <w:t>．通电螺线管的磁场</w:t>
       </w:r>
@@ -1239,33 +1470,43 @@
       </w:pPr>
       <w:r>
         <w:rPr>
-          <w:szCs w:val="21"/>
+          <w:rFonts w:ascii="Times New Roman" w:hAnsi="Times New Roman" w:eastAsia="宋体" w:cs="Times New Roman"/>
+          <w:szCs w:val="21"/>
+          <w:sz w:val="21"/>
         </w:rPr>
         <w:t>安培定则：用右手握住螺线管，让弯曲的四指与</w:t>
       </w:r>
       <w:r>
         <w:rPr>
-          <w:szCs w:val="21"/>
+          <w:rFonts w:ascii="Times New Roman" w:hAnsi="Times New Roman" w:eastAsia="宋体" w:cs="Times New Roman"/>
+          <w:szCs w:val="21"/>
+          <w:sz w:val="21"/>
           <w:bdr w:val="single" w:sz="8" w:space="0" w:color="auto"/>
         </w:rPr>
         <w:t>螺线管电流的方向</w:t>
       </w:r>
       <w:r>
         <w:rPr>
-          <w:szCs w:val="21"/>
+          <w:rFonts w:ascii="Times New Roman" w:hAnsi="Times New Roman" w:eastAsia="宋体" w:cs="Times New Roman"/>
+          <w:szCs w:val="21"/>
+          <w:sz w:val="21"/>
         </w:rPr>
         <w:t>一致，伸直的拇指所指的方向就是</w:t>
       </w:r>
       <w:r>
         <w:rPr>
-          <w:szCs w:val="21"/>
+          <w:rFonts w:ascii="Times New Roman" w:hAnsi="Times New Roman" w:eastAsia="宋体" w:cs="Times New Roman"/>
+          <w:szCs w:val="21"/>
+          <w:sz w:val="21"/>
           <w:bdr w:val="single" w:sz="8" w:space="0" w:color="auto"/>
         </w:rPr>
         <w:t>螺线管轴线上</w:t>
       </w:r>
       <w:r>
         <w:rPr>
-          <w:szCs w:val="21"/>
+          <w:rFonts w:ascii="Times New Roman" w:hAnsi="Times New Roman" w:eastAsia="宋体" w:cs="Times New Roman"/>
+          <w:szCs w:val="21"/>
+          <w:sz w:val="21"/>
         </w:rPr>
         <w:t>磁场的方向。</w:t>
       </w:r>
@@ -1290,13 +1531,17 @@
       </w:pPr>
       <w:r>
         <w:rPr>
-          <w:szCs w:val="21"/>
+          <w:rFonts w:ascii="Times New Roman" w:hAnsi="Times New Roman" w:eastAsia="宋体" w:cs="Times New Roman"/>
+          <w:szCs w:val="21"/>
+          <w:sz w:val="21"/>
         </w:rPr>
         <w:t>9</w:t>
       </w:r>
       <w:r>
         <w:rPr>
-          <w:szCs w:val="21"/>
+          <w:rFonts w:ascii="Times New Roman" w:hAnsi="Times New Roman" w:eastAsia="宋体" w:cs="Times New Roman"/>
+          <w:szCs w:val="21"/>
+          <w:sz w:val="21"/>
         </w:rPr>
         <w:t>．常见永磁体的磁场</w:t>
       </w:r>
@@ -1354,7 +1599,9 @@
       </w:r>
       <w:r>
         <w:rPr>
-          <w:szCs w:val="21"/>
+          <w:rFonts w:ascii="Times New Roman" w:hAnsi="Times New Roman" w:eastAsia="宋体" w:cs="Times New Roman"/>
+          <w:szCs w:val="21"/>
+          <w:sz w:val="21"/>
         </w:rPr>
         <w:t>条形磁铁　　　蹄形磁铁　　异名磁极　同名磁极</w:t>
       </w:r>
@@ -1369,13 +1616,17 @@
       </w:pPr>
       <w:r>
         <w:rPr>
-          <w:szCs w:val="21"/>
+          <w:rFonts w:ascii="Times New Roman" w:hAnsi="Times New Roman" w:eastAsia="宋体" w:cs="Times New Roman"/>
+          <w:szCs w:val="21"/>
+          <w:sz w:val="21"/>
         </w:rPr>
         <w:t>10</w:t>
       </w:r>
       <w:r>
         <w:rPr>
-          <w:szCs w:val="21"/>
+          <w:rFonts w:ascii="Times New Roman" w:hAnsi="Times New Roman" w:eastAsia="宋体" w:cs="Times New Roman"/>
+          <w:szCs w:val="21"/>
+          <w:sz w:val="21"/>
         </w:rPr>
         <w:t>．三种常见的电流的磁场</w:t>
       </w:r>
@@ -1434,7 +1685,9 @@
             </w:pPr>
             <w:r>
               <w:rPr>
-                <w:szCs w:val="21"/>
+                <w:rFonts w:ascii="Times New Roman" w:hAnsi="Times New Roman" w:eastAsia="宋体" w:cs="Times New Roman"/>
+                <w:szCs w:val="21"/>
+                <w:sz w:val="21"/>
               </w:rPr>
               <w:t>安培定则</w:t>
             </w:r>
@@ -1465,7 +1718,9 @@
             </w:pPr>
             <w:r>
               <w:rPr>
-                <w:szCs w:val="21"/>
+                <w:rFonts w:ascii="Times New Roman" w:hAnsi="Times New Roman" w:eastAsia="宋体" w:cs="Times New Roman"/>
+                <w:szCs w:val="21"/>
+                <w:sz w:val="21"/>
               </w:rPr>
               <w:t>立体图</w:t>
             </w:r>
@@ -1496,7 +1751,9 @@
             </w:pPr>
             <w:r>
               <w:rPr>
-                <w:szCs w:val="21"/>
+                <w:rFonts w:ascii="Times New Roman" w:hAnsi="Times New Roman" w:eastAsia="宋体" w:cs="Times New Roman"/>
+                <w:szCs w:val="21"/>
+                <w:sz w:val="21"/>
               </w:rPr>
               <w:t>横截面图</w:t>
             </w:r>
@@ -1527,7 +1784,9 @@
             </w:pPr>
             <w:r>
               <w:rPr>
-                <w:szCs w:val="21"/>
+                <w:rFonts w:ascii="Times New Roman" w:hAnsi="Times New Roman" w:eastAsia="宋体" w:cs="Times New Roman"/>
+                <w:szCs w:val="21"/>
+                <w:sz w:val="21"/>
               </w:rPr>
               <w:t>纵截面图</w:t>
             </w:r>
@@ -1561,7 +1820,9 @@
             </w:pPr>
             <w:r>
               <w:rPr>
-                <w:szCs w:val="21"/>
+                <w:rFonts w:ascii="Times New Roman" w:hAnsi="Times New Roman" w:eastAsia="宋体" w:cs="Times New Roman"/>
+                <w:szCs w:val="21"/>
+                <w:sz w:val="21"/>
               </w:rPr>
               <w:t>直线电流</w:t>
             </w:r>
@@ -1896,7 +2157,9 @@
             </w:pPr>
             <w:r>
               <w:rPr>
-                <w:szCs w:val="21"/>
+                <w:rFonts w:ascii="Times New Roman" w:hAnsi="Times New Roman" w:eastAsia="宋体" w:cs="Times New Roman"/>
+                <w:szCs w:val="21"/>
+                <w:sz w:val="21"/>
               </w:rPr>
               <w:t>以导线上任意点为圆心垂直于导线的多组同心圆，越向外越稀疏，磁场越弱</w:t>
             </w:r>
@@ -1930,7 +2193,9 @@
             </w:pPr>
             <w:r>
               <w:rPr>
-                <w:szCs w:val="21"/>
+                <w:rFonts w:ascii="Times New Roman" w:hAnsi="Times New Roman" w:eastAsia="宋体" w:cs="Times New Roman"/>
+                <w:szCs w:val="21"/>
+                <w:sz w:val="21"/>
               </w:rPr>
               <w:t>环形电流</w:t>
             </w:r>
@@ -2265,7 +2530,9 @@
             </w:pPr>
             <w:r>
               <w:rPr>
-                <w:szCs w:val="21"/>
+                <w:rFonts w:ascii="Times New Roman" w:hAnsi="Times New Roman" w:eastAsia="宋体" w:cs="Times New Roman"/>
+                <w:szCs w:val="21"/>
+                <w:sz w:val="21"/>
               </w:rPr>
               <w:t>内部磁场比环外强，磁感线越向外越稀疏</w:t>
             </w:r>
@@ -2299,7 +2566,9 @@
             </w:pPr>
             <w:r>
               <w:rPr>
-                <w:szCs w:val="21"/>
+                <w:rFonts w:ascii="Times New Roman" w:hAnsi="Times New Roman" w:eastAsia="宋体" w:cs="Times New Roman"/>
+                <w:szCs w:val="21"/>
+                <w:sz w:val="21"/>
               </w:rPr>
               <w:t>通电螺线管</w:t>
             </w:r>
@@ -2634,55 +2903,73 @@
             </w:pPr>
             <w:r>
               <w:rPr>
-                <w:szCs w:val="21"/>
+                <w:rFonts w:ascii="Times New Roman" w:hAnsi="Times New Roman" w:eastAsia="宋体" w:cs="Times New Roman"/>
+                <w:szCs w:val="21"/>
+                <w:sz w:val="21"/>
               </w:rPr>
               <w:t>内部为匀强磁场且比外部强，方向由</w:t>
             </w:r>
             <w:r>
               <w:rPr>
-                <w:szCs w:val="21"/>
+                <w:rFonts w:ascii="Times New Roman" w:hAnsi="Times New Roman" w:eastAsia="宋体" w:cs="Times New Roman"/>
+                <w:szCs w:val="21"/>
+                <w:sz w:val="21"/>
               </w:rPr>
               <w:t>S</w:t>
             </w:r>
             <w:r>
               <w:rPr>
-                <w:szCs w:val="21"/>
+                <w:rFonts w:ascii="Times New Roman" w:hAnsi="Times New Roman" w:eastAsia="宋体" w:cs="Times New Roman"/>
+                <w:szCs w:val="21"/>
+                <w:sz w:val="21"/>
               </w:rPr>
               <w:t>极指向</w:t>
             </w:r>
             <w:r>
               <w:rPr>
-                <w:szCs w:val="21"/>
+                <w:rFonts w:ascii="Times New Roman" w:hAnsi="Times New Roman" w:eastAsia="宋体" w:cs="Times New Roman"/>
+                <w:szCs w:val="21"/>
+                <w:sz w:val="21"/>
               </w:rPr>
               <w:t>N</w:t>
             </w:r>
             <w:r>
               <w:rPr>
-                <w:szCs w:val="21"/>
+                <w:rFonts w:ascii="Times New Roman" w:hAnsi="Times New Roman" w:eastAsia="宋体" w:cs="Times New Roman"/>
+                <w:szCs w:val="21"/>
+                <w:sz w:val="21"/>
               </w:rPr>
               <w:t>极，外部类似条形磁铁，由</w:t>
             </w:r>
             <w:r>
               <w:rPr>
-                <w:szCs w:val="21"/>
+                <w:rFonts w:ascii="Times New Roman" w:hAnsi="Times New Roman" w:eastAsia="宋体" w:cs="Times New Roman"/>
+                <w:szCs w:val="21"/>
+                <w:sz w:val="21"/>
               </w:rPr>
               <w:t>N</w:t>
             </w:r>
             <w:r>
               <w:rPr>
-                <w:szCs w:val="21"/>
+                <w:rFonts w:ascii="Times New Roman" w:hAnsi="Times New Roman" w:eastAsia="宋体" w:cs="Times New Roman"/>
+                <w:szCs w:val="21"/>
+                <w:sz w:val="21"/>
               </w:rPr>
               <w:t>极指向</w:t>
             </w:r>
             <w:r>
               <w:rPr>
-                <w:szCs w:val="21"/>
+                <w:rFonts w:ascii="Times New Roman" w:hAnsi="Times New Roman" w:eastAsia="宋体" w:cs="Times New Roman"/>
+                <w:szCs w:val="21"/>
+                <w:sz w:val="21"/>
               </w:rPr>
               <w:t>S</w:t>
             </w:r>
             <w:r>
               <w:rPr>
-                <w:szCs w:val="21"/>
+                <w:rFonts w:ascii="Times New Roman" w:hAnsi="Times New Roman" w:eastAsia="宋体" w:cs="Times New Roman"/>
+                <w:szCs w:val="21"/>
+                <w:sz w:val="21"/>
               </w:rPr>
               <w:t>极</w:t>
             </w:r>
@@ -2700,19 +2987,25 @@
       </w:pPr>
       <w:r>
         <w:rPr>
-          <w:szCs w:val="21"/>
+          <w:rFonts w:ascii="Times New Roman" w:hAnsi="Times New Roman" w:eastAsia="宋体" w:cs="Times New Roman"/>
+          <w:szCs w:val="21"/>
+          <w:sz w:val="21"/>
         </w:rPr>
         <w:t>（</w:t>
       </w:r>
       <w:r>
         <w:rPr>
-          <w:szCs w:val="21"/>
+          <w:rFonts w:ascii="Times New Roman" w:hAnsi="Times New Roman" w:eastAsia="宋体" w:cs="Times New Roman"/>
+          <w:szCs w:val="21"/>
+          <w:sz w:val="21"/>
         </w:rPr>
         <w:t>1</w:t>
       </w:r>
       <w:r>
         <w:rPr>
-          <w:szCs w:val="21"/>
+          <w:rFonts w:ascii="Times New Roman" w:hAnsi="Times New Roman" w:eastAsia="宋体" w:cs="Times New Roman"/>
+          <w:szCs w:val="21"/>
+          <w:sz w:val="21"/>
         </w:rPr>
         <w:t>）磁场是分布在立体空间的。</w:t>
       </w:r>
@@ -2727,19 +3020,25 @@
       </w:pPr>
       <w:r>
         <w:rPr>
-          <w:szCs w:val="21"/>
+          <w:rFonts w:ascii="Times New Roman" w:hAnsi="Times New Roman" w:eastAsia="宋体" w:cs="Times New Roman"/>
+          <w:szCs w:val="21"/>
+          <w:sz w:val="21"/>
         </w:rPr>
         <w:t>（</w:t>
       </w:r>
       <w:r>
         <w:rPr>
-          <w:szCs w:val="21"/>
+          <w:rFonts w:ascii="Times New Roman" w:hAnsi="Times New Roman" w:eastAsia="宋体" w:cs="Times New Roman"/>
+          <w:szCs w:val="21"/>
+          <w:sz w:val="21"/>
         </w:rPr>
         <w:t>2</w:t>
       </w:r>
       <w:r>
         <w:rPr>
-          <w:szCs w:val="21"/>
+          <w:rFonts w:ascii="Times New Roman" w:hAnsi="Times New Roman" w:eastAsia="宋体" w:cs="Times New Roman"/>
+          <w:szCs w:val="21"/>
+          <w:sz w:val="21"/>
         </w:rPr>
         <w:t>）利用安培定则不仅可以判断磁场的方向，还可以根据磁场的方向判断电流的方向。</w:t>
       </w:r>
@@ -2754,19 +3053,25 @@
       </w:pPr>
       <w:r>
         <w:rPr>
-          <w:szCs w:val="21"/>
+          <w:rFonts w:ascii="Times New Roman" w:hAnsi="Times New Roman" w:eastAsia="宋体" w:cs="Times New Roman"/>
+          <w:szCs w:val="21"/>
+          <w:sz w:val="21"/>
         </w:rPr>
         <w:t>（</w:t>
       </w:r>
       <w:r>
         <w:rPr>
-          <w:szCs w:val="21"/>
+          <w:rFonts w:ascii="Times New Roman" w:hAnsi="Times New Roman" w:eastAsia="宋体" w:cs="Times New Roman"/>
+          <w:szCs w:val="21"/>
+          <w:sz w:val="21"/>
         </w:rPr>
         <w:t>3</w:t>
       </w:r>
       <w:r>
         <w:rPr>
-          <w:szCs w:val="21"/>
+          <w:rFonts w:ascii="Times New Roman" w:hAnsi="Times New Roman" w:eastAsia="宋体" w:cs="Times New Roman"/>
+          <w:szCs w:val="21"/>
+          <w:sz w:val="21"/>
         </w:rPr>
         <w:t>）应用安培定则判定直线电流时，四指所指的是导线之外磁场的方向；判定环形电流和通电螺线管电流时，拇指的指向是线圈轴线上磁场的方向。</w:t>
       </w:r>
@@ -2781,31 +3086,41 @@
       </w:pPr>
       <w:r>
         <w:rPr>
-          <w:szCs w:val="21"/>
+          <w:rFonts w:ascii="Times New Roman" w:hAnsi="Times New Roman" w:eastAsia="宋体" w:cs="Times New Roman"/>
+          <w:szCs w:val="21"/>
+          <w:sz w:val="21"/>
         </w:rPr>
         <w:t>（</w:t>
       </w:r>
       <w:r>
         <w:rPr>
-          <w:szCs w:val="21"/>
+          <w:rFonts w:ascii="Times New Roman" w:hAnsi="Times New Roman" w:eastAsia="宋体" w:cs="Times New Roman"/>
+          <w:szCs w:val="21"/>
+          <w:sz w:val="21"/>
         </w:rPr>
         <w:t>4</w:t>
       </w:r>
       <w:r>
         <w:rPr>
-          <w:szCs w:val="21"/>
+          <w:rFonts w:ascii="Times New Roman" w:hAnsi="Times New Roman" w:eastAsia="宋体" w:cs="Times New Roman"/>
+          <w:szCs w:val="21"/>
+          <w:sz w:val="21"/>
         </w:rPr>
         <w:t>）环形电流相当于小磁针，通电螺线管相当于条形磁铁，应用安培定则判断时，拇指所指的一端为它的</w:t>
       </w:r>
       <w:r>
         <w:rPr>
-          <w:szCs w:val="21"/>
+          <w:rFonts w:ascii="Times New Roman" w:hAnsi="Times New Roman" w:eastAsia="宋体" w:cs="Times New Roman"/>
+          <w:szCs w:val="21"/>
+          <w:sz w:val="21"/>
         </w:rPr>
         <w:t>N</w:t>
       </w:r>
       <w:r>
         <w:rPr>
-          <w:szCs w:val="21"/>
+          <w:rFonts w:ascii="Times New Roman" w:hAnsi="Times New Roman" w:eastAsia="宋体" w:cs="Times New Roman"/>
+          <w:szCs w:val="21"/>
+          <w:sz w:val="21"/>
         </w:rPr>
         <w:t>极。</w:t>
       </w:r>
@@ -2821,52 +3136,68 @@
       </w:pPr>
       <w:r>
         <w:rPr>
-          <w:szCs w:val="21"/>
+          <w:rFonts w:ascii="Times New Roman" w:hAnsi="Times New Roman" w:eastAsia="宋体" w:cs="Times New Roman"/>
+          <w:szCs w:val="21"/>
+          <w:sz w:val="21"/>
         </w:rPr>
         <w:t>11</w:t>
       </w:r>
       <w:r>
         <w:rPr>
-          <w:szCs w:val="21"/>
+          <w:rFonts w:ascii="Times New Roman" w:hAnsi="Times New Roman" w:eastAsia="宋体" w:cs="Times New Roman"/>
+          <w:szCs w:val="21"/>
+          <w:sz w:val="21"/>
         </w:rPr>
         <w:t>．分子电流假说：安培认为，在原子、分子等物质微粒的内部，存在着一种</w:t>
       </w:r>
       <w:r>
         <w:rPr>
-          <w:szCs w:val="21"/>
+          <w:rFonts w:ascii="Times New Roman" w:hAnsi="Times New Roman" w:eastAsia="宋体" w:cs="Times New Roman"/>
+          <w:szCs w:val="21"/>
+          <w:sz w:val="21"/>
           <w:bdr w:val="single" w:sz="8" w:space="0" w:color="auto"/>
         </w:rPr>
         <w:t>环形电流</w:t>
       </w:r>
       <w:r>
         <w:rPr>
-          <w:szCs w:val="21"/>
+          <w:rFonts w:ascii="Times New Roman" w:hAnsi="Times New Roman" w:eastAsia="宋体" w:cs="Times New Roman"/>
+          <w:szCs w:val="21"/>
+          <w:sz w:val="21"/>
         </w:rPr>
         <w:t>，即分子电流。分子电流使每个物质微粒都成为</w:t>
       </w:r>
       <w:r>
         <w:rPr>
-          <w:szCs w:val="21"/>
+          <w:rFonts w:ascii="Times New Roman" w:hAnsi="Times New Roman" w:eastAsia="宋体" w:cs="Times New Roman"/>
+          <w:szCs w:val="21"/>
+          <w:sz w:val="21"/>
           <w:bdr w:val="single" w:sz="8" w:space="0" w:color="auto"/>
         </w:rPr>
         <w:t>微小的磁体</w:t>
       </w:r>
       <w:r>
         <w:rPr>
-          <w:szCs w:val="21"/>
+          <w:rFonts w:ascii="Times New Roman" w:hAnsi="Times New Roman" w:eastAsia="宋体" w:cs="Times New Roman"/>
+          <w:szCs w:val="21"/>
+          <w:sz w:val="21"/>
         </w:rPr>
         <w:t>，它的两侧相当于两个</w:t>
       </w:r>
       <w:r>
         <w:rPr>
-          <w:szCs w:val="21"/>
+          <w:rFonts w:ascii="Times New Roman" w:hAnsi="Times New Roman" w:eastAsia="宋体" w:cs="Times New Roman"/>
+          <w:szCs w:val="21"/>
+          <w:sz w:val="21"/>
           <w:bdr w:val="single" w:sz="8" w:space="0" w:color="auto"/>
         </w:rPr>
         <w:t>磁极</w:t>
       </w:r>
       <w:r>
         <w:rPr>
-          <w:szCs w:val="21"/>
+          <w:rFonts w:ascii="Times New Roman" w:hAnsi="Times New Roman" w:eastAsia="宋体" w:cs="Times New Roman"/>
+          <w:szCs w:val="21"/>
+          <w:sz w:val="21"/>
         </w:rPr>
         <w:t>。</w:t>
       </w:r>
@@ -2892,13 +3223,17 @@
       </w:pPr>
       <w:r>
         <w:rPr>
-          <w:szCs w:val="21"/>
+          <w:rFonts w:ascii="Times New Roman" w:hAnsi="Times New Roman" w:eastAsia="宋体" w:cs="Times New Roman"/>
+          <w:szCs w:val="21"/>
+          <w:sz w:val="21"/>
         </w:rPr>
         <w:t>12</w:t>
       </w:r>
       <w:r>
         <w:rPr>
-          <w:szCs w:val="21"/>
+          <w:rFonts w:ascii="Times New Roman" w:hAnsi="Times New Roman" w:eastAsia="宋体" w:cs="Times New Roman"/>
+          <w:szCs w:val="21"/>
+          <w:sz w:val="21"/>
         </w:rPr>
         <w:t>．对磁现象的解释</w:t>
       </w:r>
@@ -2914,33 +3249,43 @@
       </w:pPr>
       <w:r>
         <w:rPr>
-          <w:szCs w:val="21"/>
+          <w:rFonts w:ascii="Times New Roman" w:hAnsi="Times New Roman" w:eastAsia="宋体" w:cs="Times New Roman"/>
+          <w:szCs w:val="21"/>
+          <w:sz w:val="21"/>
         </w:rPr>
         <w:t>当铁棒中各分子电流的取向</w:t>
       </w:r>
       <w:r>
         <w:rPr>
-          <w:szCs w:val="21"/>
+          <w:rFonts w:ascii="Times New Roman" w:hAnsi="Times New Roman" w:eastAsia="宋体" w:cs="Times New Roman"/>
+          <w:szCs w:val="21"/>
+          <w:sz w:val="21"/>
           <w:bdr w:val="single" w:sz="8" w:space="0" w:color="auto"/>
         </w:rPr>
         <w:t>大致相同</w:t>
       </w:r>
       <w:r>
         <w:rPr>
-          <w:szCs w:val="21"/>
+          <w:rFonts w:ascii="Times New Roman" w:hAnsi="Times New Roman" w:eastAsia="宋体" w:cs="Times New Roman"/>
+          <w:szCs w:val="21"/>
+          <w:sz w:val="21"/>
         </w:rPr>
         <w:t>时，铁棒对外显磁性；当铁棒中分子电流的取向变得</w:t>
       </w:r>
       <w:r>
         <w:rPr>
-          <w:szCs w:val="21"/>
+          <w:rFonts w:ascii="Times New Roman" w:hAnsi="Times New Roman" w:eastAsia="宋体" w:cs="Times New Roman"/>
+          <w:szCs w:val="21"/>
+          <w:sz w:val="21"/>
           <w:bdr w:val="single" w:sz="8" w:space="0" w:color="auto"/>
         </w:rPr>
         <w:t>杂乱无章</w:t>
       </w:r>
       <w:r>
         <w:rPr>
-          <w:szCs w:val="21"/>
+          <w:rFonts w:ascii="Times New Roman" w:hAnsi="Times New Roman" w:eastAsia="宋体" w:cs="Times New Roman"/>
+          <w:szCs w:val="21"/>
+          <w:sz w:val="21"/>
         </w:rPr>
         <w:t>时，铁棒对外不显磁性。</w:t>
       </w:r>
@@ -2966,15 +3311,19 @@
       </w:pPr>
       <w:r>
         <w:rPr>
+          <w:rFonts w:ascii="Times New Roman" w:hAnsi="Times New Roman" w:eastAsia="宋体" w:cs="Times New Roman"/>
           <w:b/>
           <w:szCs w:val="21"/>
+          <w:sz w:val="21"/>
         </w:rPr>
         <w:t xml:space="preserve">13.2 </w:t>
       </w:r>
       <w:r>
         <w:rPr>
+          <w:rFonts w:ascii="Times New Roman" w:hAnsi="Times New Roman" w:eastAsia="宋体" w:cs="Times New Roman"/>
           <w:b/>
           <w:szCs w:val="21"/>
+          <w:sz w:val="21"/>
         </w:rPr>
         <w:t>磁感应强度　磁通量</w:t>
       </w:r>
@@ -2990,14 +3339,18 @@
       </w:pPr>
       <w:r>
         <w:rPr>
-          <w:szCs w:val="21"/>
+          <w:rFonts w:ascii="Times New Roman" w:hAnsi="Times New Roman" w:eastAsia="宋体" w:cs="Times New Roman"/>
+          <w:szCs w:val="21"/>
+          <w:sz w:val="21"/>
         </w:rPr>
         <w:lastRenderedPageBreak/>
         <w:t>13</w:t>
       </w:r>
       <w:r>
         <w:rPr>
-          <w:szCs w:val="21"/>
+          <w:rFonts w:ascii="Times New Roman" w:hAnsi="Times New Roman" w:eastAsia="宋体" w:cs="Times New Roman"/>
+          <w:szCs w:val="21"/>
+          <w:sz w:val="21"/>
         </w:rPr>
         <w:t>．磁感应强度</w:t>
       </w:r>
@@ -3013,72 +3366,94 @@
       </w:pPr>
       <w:r>
         <w:rPr>
-          <w:szCs w:val="21"/>
+          <w:rFonts w:ascii="Times New Roman" w:hAnsi="Times New Roman" w:eastAsia="宋体" w:cs="Times New Roman"/>
+          <w:szCs w:val="21"/>
+          <w:sz w:val="21"/>
         </w:rPr>
         <w:t>（</w:t>
       </w:r>
       <w:r>
         <w:rPr>
-          <w:szCs w:val="21"/>
+          <w:rFonts w:ascii="Times New Roman" w:hAnsi="Times New Roman" w:eastAsia="宋体" w:cs="Times New Roman"/>
+          <w:szCs w:val="21"/>
+          <w:sz w:val="21"/>
         </w:rPr>
         <w:t>1</w:t>
       </w:r>
       <w:r>
         <w:rPr>
-          <w:szCs w:val="21"/>
+          <w:rFonts w:ascii="Times New Roman" w:hAnsi="Times New Roman" w:eastAsia="宋体" w:cs="Times New Roman"/>
+          <w:szCs w:val="21"/>
+          <w:sz w:val="21"/>
         </w:rPr>
         <w:t>）电流元：在物理学中，把很短一段通电导线中的</w:t>
       </w:r>
       <w:r>
         <w:rPr>
-          <w:szCs w:val="21"/>
+          <w:rFonts w:ascii="Times New Roman" w:hAnsi="Times New Roman" w:eastAsia="宋体" w:cs="Times New Roman"/>
+          <w:szCs w:val="21"/>
+          <w:sz w:val="21"/>
           <w:bdr w:val="single" w:sz="8" w:space="0" w:color="auto"/>
         </w:rPr>
         <w:t>电流</w:t>
       </w:r>
       <w:r>
         <w:rPr>
-          <w:szCs w:val="21"/>
+          <w:rFonts w:ascii="Times New Roman" w:hAnsi="Times New Roman" w:eastAsia="宋体" w:cs="Times New Roman"/>
+          <w:szCs w:val="21"/>
+          <w:sz w:val="21"/>
           <w:bdr w:val="single" w:sz="8" w:space="0" w:color="auto"/>
         </w:rPr>
         <w:t>I</w:t>
       </w:r>
       <w:r>
         <w:rPr>
-          <w:szCs w:val="21"/>
+          <w:rFonts w:ascii="Times New Roman" w:hAnsi="Times New Roman" w:eastAsia="宋体" w:cs="Times New Roman"/>
+          <w:szCs w:val="21"/>
+          <w:sz w:val="21"/>
         </w:rPr>
         <w:t>与</w:t>
       </w:r>
       <w:r>
         <w:rPr>
-          <w:szCs w:val="21"/>
+          <w:rFonts w:ascii="Times New Roman" w:hAnsi="Times New Roman" w:eastAsia="宋体" w:cs="Times New Roman"/>
+          <w:szCs w:val="21"/>
+          <w:sz w:val="21"/>
           <w:bdr w:val="single" w:sz="8" w:space="0" w:color="auto"/>
         </w:rPr>
         <w:t>导线长度</w:t>
       </w:r>
       <w:r>
         <w:rPr>
-          <w:szCs w:val="21"/>
+          <w:rFonts w:ascii="Times New Roman" w:hAnsi="Times New Roman" w:eastAsia="宋体" w:cs="Times New Roman"/>
+          <w:szCs w:val="21"/>
+          <w:sz w:val="21"/>
           <w:bdr w:val="single" w:sz="8" w:space="0" w:color="auto"/>
         </w:rPr>
         <w:t>l</w:t>
       </w:r>
       <w:r>
         <w:rPr>
-          <w:szCs w:val="21"/>
+          <w:rFonts w:ascii="Times New Roman" w:hAnsi="Times New Roman" w:eastAsia="宋体" w:cs="Times New Roman"/>
+          <w:szCs w:val="21"/>
+          <w:sz w:val="21"/>
         </w:rPr>
         <w:t>的乘积</w:t>
       </w:r>
       <w:r>
         <w:rPr>
-          <w:szCs w:val="21"/>
+          <w:rFonts w:ascii="Times New Roman" w:hAnsi="Times New Roman" w:eastAsia="宋体" w:cs="Times New Roman"/>
+          <w:szCs w:val="21"/>
+          <w:sz w:val="21"/>
           <w:bdr w:val="single" w:sz="8" w:space="0" w:color="auto"/>
         </w:rPr>
         <w:t>Il</w:t>
       </w:r>
       <w:r>
         <w:rPr>
-          <w:szCs w:val="21"/>
+          <w:rFonts w:ascii="Times New Roman" w:hAnsi="Times New Roman" w:eastAsia="宋体" w:cs="Times New Roman"/>
+          <w:szCs w:val="21"/>
+          <w:sz w:val="21"/>
         </w:rPr>
         <w:t>叫作电流元。</w:t>
       </w:r>
@@ -3094,98 +3469,128 @@
       </w:pPr>
       <w:r>
         <w:rPr>
-          <w:szCs w:val="21"/>
+          <w:rFonts w:ascii="Times New Roman" w:hAnsi="Times New Roman" w:eastAsia="宋体" w:cs="Times New Roman"/>
+          <w:szCs w:val="21"/>
+          <w:sz w:val="21"/>
         </w:rPr>
         <w:t>（</w:t>
       </w:r>
       <w:r>
         <w:rPr>
-          <w:szCs w:val="21"/>
+          <w:rFonts w:ascii="Times New Roman" w:hAnsi="Times New Roman" w:eastAsia="宋体" w:cs="Times New Roman"/>
+          <w:szCs w:val="21"/>
+          <w:sz w:val="21"/>
         </w:rPr>
         <w:t>2</w:t>
       </w:r>
       <w:r>
         <w:rPr>
-          <w:szCs w:val="21"/>
+          <w:rFonts w:ascii="Times New Roman" w:hAnsi="Times New Roman" w:eastAsia="宋体" w:cs="Times New Roman"/>
+          <w:szCs w:val="21"/>
+          <w:sz w:val="21"/>
         </w:rPr>
         <w:t>）定义：在磁场中</w:t>
       </w:r>
       <w:r>
         <w:rPr>
-          <w:szCs w:val="21"/>
+          <w:rFonts w:ascii="Times New Roman" w:hAnsi="Times New Roman" w:eastAsia="宋体" w:cs="Times New Roman"/>
+          <w:szCs w:val="21"/>
+          <w:sz w:val="21"/>
           <w:bdr w:val="single" w:sz="8" w:space="0" w:color="auto"/>
         </w:rPr>
         <w:t>垂直</w:t>
       </w:r>
       <w:r>
         <w:rPr>
-          <w:szCs w:val="21"/>
+          <w:rFonts w:ascii="Times New Roman" w:hAnsi="Times New Roman" w:eastAsia="宋体" w:cs="Times New Roman"/>
+          <w:szCs w:val="21"/>
+          <w:sz w:val="21"/>
         </w:rPr>
         <w:t>磁场方向的通电导线，所受的磁场力</w:t>
       </w:r>
       <w:r>
         <w:rPr>
+          <w:rFonts w:ascii="Times New Roman" w:hAnsi="Times New Roman" w:eastAsia="宋体" w:cs="Times New Roman"/>
           <w:i/>
           <w:szCs w:val="21"/>
+          <w:sz w:val="21"/>
         </w:rPr>
         <w:t>F</w:t>
       </w:r>
       <w:r>
         <w:rPr>
-          <w:szCs w:val="21"/>
+          <w:rFonts w:ascii="Times New Roman" w:hAnsi="Times New Roman" w:eastAsia="宋体" w:cs="Times New Roman"/>
+          <w:szCs w:val="21"/>
+          <w:sz w:val="21"/>
         </w:rPr>
         <w:t>跟</w:t>
       </w:r>
       <w:r>
         <w:rPr>
-          <w:szCs w:val="21"/>
+          <w:rFonts w:ascii="Times New Roman" w:hAnsi="Times New Roman" w:eastAsia="宋体" w:cs="Times New Roman"/>
+          <w:szCs w:val="21"/>
+          <w:sz w:val="21"/>
           <w:bdr w:val="single" w:sz="8" w:space="0" w:color="auto"/>
         </w:rPr>
         <w:t>电流</w:t>
       </w:r>
       <w:r>
         <w:rPr>
-          <w:szCs w:val="21"/>
+          <w:rFonts w:ascii="Times New Roman" w:hAnsi="Times New Roman" w:eastAsia="宋体" w:cs="Times New Roman"/>
+          <w:szCs w:val="21"/>
+          <w:sz w:val="21"/>
           <w:bdr w:val="single" w:sz="8" w:space="0" w:color="auto"/>
         </w:rPr>
         <w:t>I</w:t>
       </w:r>
       <w:r>
         <w:rPr>
-          <w:szCs w:val="21"/>
+          <w:rFonts w:ascii="Times New Roman" w:hAnsi="Times New Roman" w:eastAsia="宋体" w:cs="Times New Roman"/>
+          <w:szCs w:val="21"/>
+          <w:sz w:val="21"/>
         </w:rPr>
         <w:t>和</w:t>
       </w:r>
       <w:r>
         <w:rPr>
-          <w:szCs w:val="21"/>
+          <w:rFonts w:ascii="Times New Roman" w:hAnsi="Times New Roman" w:eastAsia="宋体" w:cs="Times New Roman"/>
+          <w:szCs w:val="21"/>
+          <w:sz w:val="21"/>
           <w:bdr w:val="single" w:sz="8" w:space="0" w:color="auto"/>
         </w:rPr>
         <w:t>长度</w:t>
       </w:r>
       <w:r>
         <w:rPr>
-          <w:szCs w:val="21"/>
+          <w:rFonts w:ascii="Times New Roman" w:hAnsi="Times New Roman" w:eastAsia="宋体" w:cs="Times New Roman"/>
+          <w:szCs w:val="21"/>
+          <w:sz w:val="21"/>
           <w:bdr w:val="single" w:sz="8" w:space="0" w:color="auto"/>
         </w:rPr>
         <w:t>l</w:t>
       </w:r>
       <w:r>
         <w:rPr>
-          <w:szCs w:val="21"/>
+          <w:rFonts w:ascii="Times New Roman" w:hAnsi="Times New Roman" w:eastAsia="宋体" w:cs="Times New Roman"/>
+          <w:szCs w:val="21"/>
+          <w:sz w:val="21"/>
         </w:rPr>
         <w:t>的乘积</w:t>
       </w:r>
       <w:r>
         <w:rPr>
+          <w:rFonts w:ascii="Times New Roman" w:hAnsi="Times New Roman" w:eastAsia="宋体" w:cs="Times New Roman"/>
           <w:i/>
           <w:szCs w:val="21"/>
+          <w:sz w:val="21"/>
         </w:rPr>
         <w:t>Il</w:t>
       </w:r>
       <w:r>
         <w:rPr>
-          <w:szCs w:val="21"/>
+          <w:rFonts w:ascii="Times New Roman" w:hAnsi="Times New Roman" w:eastAsia="宋体" w:cs="Times New Roman"/>
+          <w:szCs w:val="21"/>
+          <w:sz w:val="21"/>
         </w:rPr>
         <w:t>的比值叫磁感应强度。</w:t>
       </w:r>
@@ -3201,32 +3606,42 @@
       </w:pPr>
       <w:r>
         <w:rPr>
-          <w:szCs w:val="21"/>
+          <w:rFonts w:ascii="Times New Roman" w:hAnsi="Times New Roman" w:eastAsia="宋体" w:cs="Times New Roman"/>
+          <w:szCs w:val="21"/>
+          <w:sz w:val="21"/>
         </w:rPr>
         <w:t>（</w:t>
       </w:r>
       <w:r>
         <w:rPr>
-          <w:szCs w:val="21"/>
+          <w:rFonts w:ascii="Times New Roman" w:hAnsi="Times New Roman" w:eastAsia="宋体" w:cs="Times New Roman"/>
+          <w:szCs w:val="21"/>
+          <w:sz w:val="21"/>
         </w:rPr>
         <w:t>3</w:t>
       </w:r>
       <w:r>
         <w:rPr>
-          <w:szCs w:val="21"/>
+          <w:rFonts w:ascii="Times New Roman" w:hAnsi="Times New Roman" w:eastAsia="宋体" w:cs="Times New Roman"/>
+          <w:szCs w:val="21"/>
+          <w:sz w:val="21"/>
         </w:rPr>
         <w:t>）定义式：</w:t>
       </w:r>
       <w:r>
         <w:rPr>
+          <w:rFonts w:ascii="Times New Roman" w:hAnsi="Times New Roman" w:eastAsia="宋体" w:cs="Times New Roman"/>
           <w:i/>
           <w:szCs w:val="21"/>
+          <w:sz w:val="21"/>
         </w:rPr>
         <w:t>B</w:t>
       </w:r>
       <w:r>
         <w:rPr>
-          <w:szCs w:val="21"/>
+          <w:rFonts w:ascii="Times New Roman" w:hAnsi="Times New Roman" w:eastAsia="宋体" w:cs="Times New Roman"/>
+          <w:szCs w:val="21"/>
+          <w:sz w:val="21"/>
         </w:rPr>
         <w:t>=</w:t>
       </w:r>
@@ -3265,7 +3680,9 @@
       </m:oMath>
       <w:r>
         <w:rPr>
-          <w:szCs w:val="21"/>
+          <w:rFonts w:ascii="Times New Roman" w:hAnsi="Times New Roman" w:eastAsia="宋体" w:cs="Times New Roman"/>
+          <w:szCs w:val="21"/>
+          <w:sz w:val="21"/>
         </w:rPr>
         <w:t>（定义式，而非决定式）。</w:t>
       </w:r>
@@ -3281,70 +3698,92 @@
       </w:pPr>
       <w:r>
         <w:rPr>
-          <w:szCs w:val="21"/>
+          <w:rFonts w:ascii="Times New Roman" w:hAnsi="Times New Roman" w:eastAsia="宋体" w:cs="Times New Roman"/>
+          <w:szCs w:val="21"/>
+          <w:sz w:val="21"/>
         </w:rPr>
         <w:t>（</w:t>
       </w:r>
       <w:r>
         <w:rPr>
-          <w:szCs w:val="21"/>
+          <w:rFonts w:ascii="Times New Roman" w:hAnsi="Times New Roman" w:eastAsia="宋体" w:cs="Times New Roman"/>
+          <w:szCs w:val="21"/>
+          <w:sz w:val="21"/>
         </w:rPr>
         <w:t>4</w:t>
       </w:r>
       <w:r>
         <w:rPr>
-          <w:szCs w:val="21"/>
+          <w:rFonts w:ascii="Times New Roman" w:hAnsi="Times New Roman" w:eastAsia="宋体" w:cs="Times New Roman"/>
+          <w:szCs w:val="21"/>
+          <w:sz w:val="21"/>
         </w:rPr>
         <w:t>）磁感应强度在国际单位制中的单位是</w:t>
       </w:r>
       <w:r>
         <w:rPr>
-          <w:szCs w:val="21"/>
+          <w:rFonts w:ascii="Times New Roman" w:hAnsi="Times New Roman" w:eastAsia="宋体" w:cs="Times New Roman"/>
+          <w:szCs w:val="21"/>
+          <w:sz w:val="21"/>
           <w:bdr w:val="single" w:sz="8" w:space="0" w:color="auto"/>
         </w:rPr>
         <w:t>特斯拉</w:t>
       </w:r>
       <w:r>
         <w:rPr>
-          <w:szCs w:val="21"/>
+          <w:rFonts w:ascii="Times New Roman" w:hAnsi="Times New Roman" w:eastAsia="宋体" w:cs="Times New Roman"/>
+          <w:szCs w:val="21"/>
+          <w:sz w:val="21"/>
         </w:rPr>
         <w:t>，简称</w:t>
       </w:r>
       <w:r>
         <w:rPr>
-          <w:szCs w:val="21"/>
+          <w:rFonts w:ascii="Times New Roman" w:hAnsi="Times New Roman" w:eastAsia="宋体" w:cs="Times New Roman"/>
+          <w:szCs w:val="21"/>
+          <w:sz w:val="21"/>
           <w:bdr w:val="single" w:sz="8" w:space="0" w:color="auto"/>
         </w:rPr>
         <w:t>特</w:t>
       </w:r>
       <w:r>
         <w:rPr>
-          <w:szCs w:val="21"/>
+          <w:rFonts w:ascii="Times New Roman" w:hAnsi="Times New Roman" w:eastAsia="宋体" w:cs="Times New Roman"/>
+          <w:szCs w:val="21"/>
+          <w:sz w:val="21"/>
         </w:rPr>
         <w:t>，符号为</w:t>
       </w:r>
       <w:r>
         <w:rPr>
-          <w:szCs w:val="21"/>
+          <w:rFonts w:ascii="Times New Roman" w:hAnsi="Times New Roman" w:eastAsia="宋体" w:cs="Times New Roman"/>
+          <w:szCs w:val="21"/>
+          <w:sz w:val="21"/>
           <w:bdr w:val="single" w:sz="8" w:space="0" w:color="auto"/>
         </w:rPr>
         <w:t>T</w:t>
       </w:r>
       <w:r>
         <w:rPr>
-          <w:szCs w:val="21"/>
+          <w:rFonts w:ascii="Times New Roman" w:hAnsi="Times New Roman" w:eastAsia="宋体" w:cs="Times New Roman"/>
+          <w:szCs w:val="21"/>
+          <w:sz w:val="21"/>
         </w:rPr>
         <w:t>。</w:t>
       </w:r>
       <w:r>
         <w:rPr>
-          <w:szCs w:val="21"/>
+          <w:rFonts w:ascii="Times New Roman" w:hAnsi="Times New Roman" w:eastAsia="宋体" w:cs="Times New Roman"/>
+          <w:szCs w:val="21"/>
+          <w:sz w:val="21"/>
         </w:rPr>
         <w:t>1T=1N/(A·m)</w:t>
       </w:r>
       <w:r>
         <w:rPr>
-          <w:szCs w:val="21"/>
+          <w:rFonts w:ascii="Times New Roman" w:hAnsi="Times New Roman" w:eastAsia="宋体" w:cs="Times New Roman"/>
+          <w:szCs w:val="21"/>
+          <w:sz w:val="21"/>
         </w:rPr>
         <w:t>。</w:t>
       </w:r>
@@ -3360,45 +3799,59 @@
       </w:pPr>
       <w:r>
         <w:rPr>
-          <w:szCs w:val="21"/>
+          <w:rFonts w:ascii="Times New Roman" w:hAnsi="Times New Roman" w:eastAsia="宋体" w:cs="Times New Roman"/>
+          <w:szCs w:val="21"/>
+          <w:sz w:val="21"/>
         </w:rPr>
         <w:t>（</w:t>
       </w:r>
       <w:r>
         <w:rPr>
-          <w:szCs w:val="21"/>
+          <w:rFonts w:ascii="Times New Roman" w:hAnsi="Times New Roman" w:eastAsia="宋体" w:cs="Times New Roman"/>
+          <w:szCs w:val="21"/>
+          <w:sz w:val="21"/>
         </w:rPr>
         <w:t>5</w:t>
       </w:r>
       <w:r>
         <w:rPr>
-          <w:szCs w:val="21"/>
+          <w:rFonts w:ascii="Times New Roman" w:hAnsi="Times New Roman" w:eastAsia="宋体" w:cs="Times New Roman"/>
+          <w:szCs w:val="21"/>
+          <w:sz w:val="21"/>
         </w:rPr>
         <w:t>）矢量：既有大小又有方向，方向就是</w:t>
       </w:r>
       <w:r>
         <w:rPr>
-          <w:szCs w:val="21"/>
+          <w:rFonts w:ascii="Times New Roman" w:hAnsi="Times New Roman" w:eastAsia="宋体" w:cs="Times New Roman"/>
+          <w:szCs w:val="21"/>
+          <w:sz w:val="21"/>
           <w:bdr w:val="single" w:sz="8" w:space="0" w:color="auto"/>
         </w:rPr>
         <w:t>磁场的方向</w:t>
       </w:r>
       <w:r>
         <w:rPr>
-          <w:szCs w:val="21"/>
+          <w:rFonts w:ascii="Times New Roman" w:hAnsi="Times New Roman" w:eastAsia="宋体" w:cs="Times New Roman"/>
+          <w:szCs w:val="21"/>
+          <w:sz w:val="21"/>
         </w:rPr>
         <w:t>，叠加遵循</w:t>
       </w:r>
       <w:r>
         <w:rPr>
-          <w:szCs w:val="21"/>
+          <w:rFonts w:ascii="Times New Roman" w:hAnsi="Times New Roman" w:eastAsia="宋体" w:cs="Times New Roman"/>
+          <w:szCs w:val="21"/>
+          <w:sz w:val="21"/>
           <w:bdr w:val="single" w:sz="8" w:space="0" w:color="auto"/>
         </w:rPr>
         <w:t>平行四边形定则</w:t>
       </w:r>
       <w:r>
         <w:rPr>
-          <w:szCs w:val="21"/>
+          <w:rFonts w:ascii="Times New Roman" w:hAnsi="Times New Roman" w:eastAsia="宋体" w:cs="Times New Roman"/>
+          <w:szCs w:val="21"/>
+          <w:sz w:val="21"/>
         </w:rPr>
         <w:t>。</w:t>
       </w:r>
@@ -3424,13 +3877,17 @@
       </w:pPr>
       <w:r>
         <w:rPr>
-          <w:szCs w:val="21"/>
+          <w:rFonts w:ascii="Times New Roman" w:hAnsi="Times New Roman" w:eastAsia="宋体" w:cs="Times New Roman"/>
+          <w:szCs w:val="21"/>
+          <w:sz w:val="21"/>
         </w:rPr>
         <w:t>14</w:t>
       </w:r>
       <w:r>
         <w:rPr>
-          <w:szCs w:val="21"/>
+          <w:rFonts w:ascii="Times New Roman" w:hAnsi="Times New Roman" w:eastAsia="宋体" w:cs="Times New Roman"/>
+          <w:szCs w:val="21"/>
+          <w:sz w:val="21"/>
         </w:rPr>
         <w:t>．匀强磁场</w:t>
       </w:r>
@@ -3446,32 +3903,42 @@
       </w:pPr>
       <w:r>
         <w:rPr>
-          <w:szCs w:val="21"/>
+          <w:rFonts w:ascii="Times New Roman" w:hAnsi="Times New Roman" w:eastAsia="宋体" w:cs="Times New Roman"/>
+          <w:szCs w:val="21"/>
+          <w:sz w:val="21"/>
         </w:rPr>
         <w:t>（</w:t>
       </w:r>
       <w:r>
         <w:rPr>
-          <w:szCs w:val="21"/>
+          <w:rFonts w:ascii="Times New Roman" w:hAnsi="Times New Roman" w:eastAsia="宋体" w:cs="Times New Roman"/>
+          <w:szCs w:val="21"/>
+          <w:sz w:val="21"/>
         </w:rPr>
         <w:t>1</w:t>
       </w:r>
       <w:r>
         <w:rPr>
-          <w:szCs w:val="21"/>
+          <w:rFonts w:ascii="Times New Roman" w:hAnsi="Times New Roman" w:eastAsia="宋体" w:cs="Times New Roman"/>
+          <w:szCs w:val="21"/>
+          <w:sz w:val="21"/>
         </w:rPr>
         <w:t>）定义：如果磁场中各点的磁感应强度的</w:t>
       </w:r>
       <w:r>
         <w:rPr>
-          <w:szCs w:val="21"/>
+          <w:rFonts w:ascii="Times New Roman" w:hAnsi="Times New Roman" w:eastAsia="宋体" w:cs="Times New Roman"/>
+          <w:szCs w:val="21"/>
+          <w:sz w:val="21"/>
           <w:bdr w:val="single" w:sz="8" w:space="0" w:color="auto"/>
         </w:rPr>
         <w:t>大小相等、方向相同</w:t>
       </w:r>
       <w:r>
         <w:rPr>
-          <w:szCs w:val="21"/>
+          <w:rFonts w:ascii="Times New Roman" w:hAnsi="Times New Roman" w:eastAsia="宋体" w:cs="Times New Roman"/>
+          <w:szCs w:val="21"/>
+          <w:sz w:val="21"/>
         </w:rPr>
         <w:t>，这个磁场叫作匀强磁场。</w:t>
       </w:r>
@@ -3487,19 +3954,25 @@
       </w:pPr>
       <w:r>
         <w:rPr>
-          <w:szCs w:val="21"/>
+          <w:rFonts w:ascii="Times New Roman" w:hAnsi="Times New Roman" w:eastAsia="宋体" w:cs="Times New Roman"/>
+          <w:szCs w:val="21"/>
+          <w:sz w:val="21"/>
         </w:rPr>
         <w:t>（</w:t>
       </w:r>
       <w:r>
         <w:rPr>
-          <w:szCs w:val="21"/>
+          <w:rFonts w:ascii="Times New Roman" w:hAnsi="Times New Roman" w:eastAsia="宋体" w:cs="Times New Roman"/>
+          <w:szCs w:val="21"/>
+          <w:sz w:val="21"/>
         </w:rPr>
         <w:t>2</w:t>
       </w:r>
       <w:r>
         <w:rPr>
-          <w:szCs w:val="21"/>
+          <w:rFonts w:ascii="Times New Roman" w:hAnsi="Times New Roman" w:eastAsia="宋体" w:cs="Times New Roman"/>
+          <w:szCs w:val="21"/>
+          <w:sz w:val="21"/>
         </w:rPr>
         <w:t>）产生方法：</w:t>
       </w:r>
@@ -3515,31 +3988,41 @@
       </w:pPr>
       <w:r>
         <w:rPr>
-          <w:szCs w:val="21"/>
+          <w:rFonts w:ascii="Times New Roman" w:hAnsi="Times New Roman" w:eastAsia="宋体" w:cs="Times New Roman"/>
+          <w:szCs w:val="21"/>
+          <w:sz w:val="21"/>
         </w:rPr>
         <w:t>距离很近的两个平行异名磁极之间的磁场</w:t>
       </w:r>
       <w:r>
         <w:rPr>
-          <w:szCs w:val="21"/>
+          <w:rFonts w:ascii="Times New Roman" w:hAnsi="Times New Roman" w:eastAsia="宋体" w:cs="Times New Roman"/>
+          <w:szCs w:val="21"/>
+          <w:sz w:val="21"/>
         </w:rPr>
         <w:t>(</w:t>
       </w:r>
       <w:r>
         <w:rPr>
-          <w:szCs w:val="21"/>
+          <w:rFonts w:ascii="Times New Roman" w:hAnsi="Times New Roman" w:eastAsia="宋体" w:cs="Times New Roman"/>
+          <w:szCs w:val="21"/>
+          <w:sz w:val="21"/>
         </w:rPr>
         <w:t>除边缘部分外</w:t>
       </w:r>
       <w:r>
         <w:rPr>
-          <w:szCs w:val="21"/>
+          <w:rFonts w:ascii="Times New Roman" w:hAnsi="Times New Roman" w:eastAsia="宋体" w:cs="Times New Roman"/>
+          <w:szCs w:val="21"/>
+          <w:sz w:val="21"/>
         </w:rPr>
         <w:t>)</w:t>
       </w:r>
       <w:r>
         <w:rPr>
-          <w:szCs w:val="21"/>
+          <w:rFonts w:ascii="Times New Roman" w:hAnsi="Times New Roman" w:eastAsia="宋体" w:cs="Times New Roman"/>
+          <w:szCs w:val="21"/>
+          <w:sz w:val="21"/>
         </w:rPr>
         <w:t>。</w:t>
       </w:r>
@@ -3555,31 +4038,41 @@
       </w:pPr>
       <w:r>
         <w:rPr>
-          <w:szCs w:val="21"/>
+          <w:rFonts w:ascii="Times New Roman" w:hAnsi="Times New Roman" w:eastAsia="宋体" w:cs="Times New Roman"/>
+          <w:szCs w:val="21"/>
+          <w:sz w:val="21"/>
         </w:rPr>
         <w:t>通电螺线管内部的磁场</w:t>
       </w:r>
       <w:r>
         <w:rPr>
-          <w:szCs w:val="21"/>
+          <w:rFonts w:ascii="Times New Roman" w:hAnsi="Times New Roman" w:eastAsia="宋体" w:cs="Times New Roman"/>
+          <w:szCs w:val="21"/>
+          <w:sz w:val="21"/>
         </w:rPr>
         <w:t>(</w:t>
       </w:r>
       <w:r>
         <w:rPr>
-          <w:szCs w:val="21"/>
+          <w:rFonts w:ascii="Times New Roman" w:hAnsi="Times New Roman" w:eastAsia="宋体" w:cs="Times New Roman"/>
+          <w:szCs w:val="21"/>
+          <w:sz w:val="21"/>
         </w:rPr>
         <w:t>除边缘部分外</w:t>
       </w:r>
       <w:r>
         <w:rPr>
-          <w:szCs w:val="21"/>
+          <w:rFonts w:ascii="Times New Roman" w:hAnsi="Times New Roman" w:eastAsia="宋体" w:cs="Times New Roman"/>
+          <w:szCs w:val="21"/>
+          <w:sz w:val="21"/>
         </w:rPr>
         <w:t>)</w:t>
       </w:r>
       <w:r>
         <w:rPr>
-          <w:szCs w:val="21"/>
+          <w:rFonts w:ascii="Times New Roman" w:hAnsi="Times New Roman" w:eastAsia="宋体" w:cs="Times New Roman"/>
+          <w:szCs w:val="21"/>
+          <w:sz w:val="21"/>
         </w:rPr>
         <w:t>。</w:t>
       </w:r>
@@ -3595,20 +4088,25 @@
       </w:pPr>
       <w:r>
         <w:rPr>
-          <w:szCs w:val="21"/>
+          <w:rFonts w:ascii="Times New Roman" w:hAnsi="Times New Roman" w:eastAsia="宋体" w:cs="Times New Roman"/>
+          <w:szCs w:val="21"/>
+          <w:sz w:val="21"/>
         </w:rPr>
         <w:t>相隔一定距离的两个平行放置的线圈通电时，其中间区域的磁场</w:t>
       </w:r>
       <w:r>
         <w:rPr>
-          <w:rFonts w:hint="eastAsia"/>
-          <w:szCs w:val="21"/>
+          <w:rFonts w:hint="eastAsia" w:ascii="Times New Roman" w:hAnsi="Times New Roman" w:eastAsia="宋体" w:cs="Times New Roman"/>
+          <w:szCs w:val="21"/>
+          <w:sz w:val="21"/>
         </w:rPr>
         <w:t>，如图</w:t>
       </w:r>
       <w:r>
         <w:rPr>
-          <w:szCs w:val="21"/>
+          <w:rFonts w:ascii="Times New Roman" w:hAnsi="Times New Roman" w:eastAsia="宋体" w:cs="Times New Roman"/>
+          <w:szCs w:val="21"/>
+          <w:sz w:val="21"/>
         </w:rPr>
         <w:t>。</w:t>
       </w:r>
@@ -3675,45 +4173,59 @@
       </w:pPr>
       <w:r>
         <w:rPr>
-          <w:szCs w:val="21"/>
+          <w:rFonts w:ascii="Times New Roman" w:hAnsi="Times New Roman" w:eastAsia="宋体" w:cs="Times New Roman"/>
+          <w:szCs w:val="21"/>
+          <w:sz w:val="21"/>
         </w:rPr>
         <w:t>（</w:t>
       </w:r>
       <w:r>
         <w:rPr>
-          <w:szCs w:val="21"/>
+          <w:rFonts w:ascii="Times New Roman" w:hAnsi="Times New Roman" w:eastAsia="宋体" w:cs="Times New Roman"/>
+          <w:szCs w:val="21"/>
+          <w:sz w:val="21"/>
         </w:rPr>
         <w:t>3</w:t>
       </w:r>
       <w:r>
         <w:rPr>
-          <w:szCs w:val="21"/>
+          <w:rFonts w:ascii="Times New Roman" w:hAnsi="Times New Roman" w:eastAsia="宋体" w:cs="Times New Roman"/>
+          <w:szCs w:val="21"/>
+          <w:sz w:val="21"/>
         </w:rPr>
         <w:t>）匀强磁场的磁感线：一些间隔</w:t>
       </w:r>
       <w:r>
         <w:rPr>
-          <w:szCs w:val="21"/>
+          <w:rFonts w:ascii="Times New Roman" w:hAnsi="Times New Roman" w:eastAsia="宋体" w:cs="Times New Roman"/>
+          <w:szCs w:val="21"/>
+          <w:sz w:val="21"/>
           <w:bdr w:val="single" w:sz="8" w:space="0" w:color="auto"/>
         </w:rPr>
         <w:t>相等</w:t>
       </w:r>
       <w:r>
         <w:rPr>
-          <w:szCs w:val="21"/>
+          <w:rFonts w:ascii="Times New Roman" w:hAnsi="Times New Roman" w:eastAsia="宋体" w:cs="Times New Roman"/>
+          <w:szCs w:val="21"/>
+          <w:sz w:val="21"/>
         </w:rPr>
         <w:t>的</w:t>
       </w:r>
       <w:r>
         <w:rPr>
-          <w:szCs w:val="21"/>
+          <w:rFonts w:ascii="Times New Roman" w:hAnsi="Times New Roman" w:eastAsia="宋体" w:cs="Times New Roman"/>
+          <w:szCs w:val="21"/>
+          <w:sz w:val="21"/>
           <w:bdr w:val="single" w:sz="8" w:space="0" w:color="auto"/>
         </w:rPr>
         <w:t>平行</w:t>
       </w:r>
       <w:r>
         <w:rPr>
-          <w:szCs w:val="21"/>
+          <w:rFonts w:ascii="Times New Roman" w:hAnsi="Times New Roman" w:eastAsia="宋体" w:cs="Times New Roman"/>
+          <w:szCs w:val="21"/>
+          <w:sz w:val="21"/>
         </w:rPr>
         <w:t>直线，如图所示。</w:t>
       </w:r>
@@ -3793,85 +4305,111 @@
       </w:pPr>
       <w:r>
         <w:rPr>
-          <w:szCs w:val="21"/>
+          <w:rFonts w:ascii="Times New Roman" w:hAnsi="Times New Roman" w:eastAsia="宋体" w:cs="Times New Roman"/>
+          <w:szCs w:val="21"/>
+          <w:sz w:val="21"/>
         </w:rPr>
         <w:t>15</w:t>
       </w:r>
       <w:r>
         <w:rPr>
-          <w:szCs w:val="21"/>
+          <w:rFonts w:ascii="Times New Roman" w:hAnsi="Times New Roman" w:eastAsia="宋体" w:cs="Times New Roman"/>
+          <w:szCs w:val="21"/>
+          <w:sz w:val="21"/>
         </w:rPr>
         <w:t>．定义：匀强磁场中</w:t>
       </w:r>
       <w:r>
         <w:rPr>
-          <w:szCs w:val="21"/>
+          <w:rFonts w:ascii="Times New Roman" w:hAnsi="Times New Roman" w:eastAsia="宋体" w:cs="Times New Roman"/>
+          <w:szCs w:val="21"/>
+          <w:sz w:val="21"/>
           <w:bdr w:val="single" w:sz="8" w:space="0" w:color="auto"/>
         </w:rPr>
         <w:t>磁感应强度</w:t>
       </w:r>
       <w:r>
         <w:rPr>
-          <w:szCs w:val="21"/>
+          <w:rFonts w:ascii="Times New Roman" w:hAnsi="Times New Roman" w:eastAsia="宋体" w:cs="Times New Roman"/>
+          <w:szCs w:val="21"/>
+          <w:sz w:val="21"/>
           <w:bdr w:val="single" w:sz="8" w:space="0" w:color="auto"/>
         </w:rPr>
         <w:t>B</w:t>
       </w:r>
       <w:r>
         <w:rPr>
-          <w:szCs w:val="21"/>
+          <w:rFonts w:ascii="Times New Roman" w:hAnsi="Times New Roman" w:eastAsia="宋体" w:cs="Times New Roman"/>
+          <w:szCs w:val="21"/>
+          <w:sz w:val="21"/>
         </w:rPr>
         <w:t>和与磁场方向</w:t>
       </w:r>
       <w:r>
         <w:rPr>
-          <w:szCs w:val="21"/>
+          <w:rFonts w:ascii="Times New Roman" w:hAnsi="Times New Roman" w:eastAsia="宋体" w:cs="Times New Roman"/>
+          <w:szCs w:val="21"/>
+          <w:sz w:val="21"/>
           <w:bdr w:val="single" w:sz="8" w:space="0" w:color="auto"/>
         </w:rPr>
         <w:t>垂直</w:t>
       </w:r>
       <w:r>
         <w:rPr>
-          <w:szCs w:val="21"/>
+          <w:rFonts w:ascii="Times New Roman" w:hAnsi="Times New Roman" w:eastAsia="宋体" w:cs="Times New Roman"/>
+          <w:szCs w:val="21"/>
+          <w:sz w:val="21"/>
         </w:rPr>
         <w:t>的平面面积</w:t>
       </w:r>
       <w:r>
         <w:rPr>
+          <w:rFonts w:ascii="Times New Roman" w:hAnsi="Times New Roman" w:eastAsia="宋体" w:cs="Times New Roman"/>
           <w:i/>
           <w:szCs w:val="21"/>
+          <w:sz w:val="21"/>
         </w:rPr>
         <w:t>S</w:t>
       </w:r>
       <w:r>
         <w:rPr>
-          <w:szCs w:val="21"/>
+          <w:rFonts w:ascii="Times New Roman" w:hAnsi="Times New Roman" w:eastAsia="宋体" w:cs="Times New Roman"/>
+          <w:szCs w:val="21"/>
+          <w:sz w:val="21"/>
         </w:rPr>
         <w:t>的乘积。即</w:t>
       </w:r>
       <w:r>
         <w:rPr>
+          <w:rFonts w:ascii="Times New Roman" w:hAnsi="Times New Roman" w:eastAsia="宋体" w:cs="Times New Roman"/>
           <w:i/>
           <w:szCs w:val="21"/>
+          <w:sz w:val="21"/>
         </w:rPr>
         <w:t>Φ</w:t>
       </w:r>
       <w:r>
         <w:rPr>
-          <w:szCs w:val="21"/>
+          <w:rFonts w:ascii="Times New Roman" w:hAnsi="Times New Roman" w:eastAsia="宋体" w:cs="Times New Roman"/>
+          <w:szCs w:val="21"/>
+          <w:sz w:val="21"/>
         </w:rPr>
         <w:t>＝</w:t>
       </w:r>
       <w:r>
         <w:rPr>
+          <w:rFonts w:ascii="Times New Roman" w:hAnsi="Times New Roman" w:eastAsia="宋体" w:cs="Times New Roman"/>
           <w:i/>
           <w:szCs w:val="21"/>
+          <w:sz w:val="21"/>
         </w:rPr>
         <w:t>BS</w:t>
       </w:r>
       <w:r>
         <w:rPr>
-          <w:szCs w:val="21"/>
+          <w:rFonts w:ascii="Times New Roman" w:hAnsi="Times New Roman" w:eastAsia="宋体" w:cs="Times New Roman"/>
+          <w:szCs w:val="21"/>
+          <w:sz w:val="21"/>
         </w:rPr>
         <w:t>。</w:t>
       </w:r>
@@ -3897,104 +4435,136 @@
       </w:pPr>
       <w:r>
         <w:rPr>
-          <w:szCs w:val="21"/>
+          <w:rFonts w:ascii="Times New Roman" w:hAnsi="Times New Roman" w:eastAsia="宋体" w:cs="Times New Roman"/>
+          <w:szCs w:val="21"/>
+          <w:sz w:val="21"/>
         </w:rPr>
         <w:t>16</w:t>
       </w:r>
       <w:r>
         <w:rPr>
-          <w:szCs w:val="21"/>
+          <w:rFonts w:ascii="Times New Roman" w:hAnsi="Times New Roman" w:eastAsia="宋体" w:cs="Times New Roman"/>
+          <w:szCs w:val="21"/>
+          <w:sz w:val="21"/>
         </w:rPr>
         <w:t>．拓展：磁场与平面不垂直时，这个面在垂直于磁场方向的</w:t>
       </w:r>
       <w:r>
         <w:rPr>
-          <w:szCs w:val="21"/>
+          <w:rFonts w:ascii="Times New Roman" w:hAnsi="Times New Roman" w:eastAsia="宋体" w:cs="Times New Roman"/>
+          <w:szCs w:val="21"/>
+          <w:sz w:val="21"/>
           <w:bdr w:val="single" w:sz="8" w:space="0" w:color="auto"/>
         </w:rPr>
         <w:t>投影面积</w:t>
       </w:r>
       <w:r>
         <w:rPr>
-          <w:szCs w:val="21"/>
+          <w:rFonts w:ascii="Times New Roman" w:hAnsi="Times New Roman" w:eastAsia="宋体" w:cs="Times New Roman"/>
+          <w:szCs w:val="21"/>
+          <w:sz w:val="21"/>
           <w:bdr w:val="single" w:sz="8" w:space="0" w:color="auto"/>
         </w:rPr>
         <w:t>S′</w:t>
       </w:r>
       <w:r>
         <w:rPr>
-          <w:szCs w:val="21"/>
+          <w:rFonts w:ascii="Times New Roman" w:hAnsi="Times New Roman" w:eastAsia="宋体" w:cs="Times New Roman"/>
+          <w:szCs w:val="21"/>
+          <w:sz w:val="21"/>
         </w:rPr>
         <w:t>与磁感应强度</w:t>
       </w:r>
       <w:r>
         <w:rPr>
+          <w:rFonts w:ascii="Times New Roman" w:hAnsi="Times New Roman" w:eastAsia="宋体" w:cs="Times New Roman"/>
           <w:i/>
           <w:szCs w:val="21"/>
+          <w:sz w:val="21"/>
         </w:rPr>
         <w:t>B</w:t>
       </w:r>
       <w:r>
         <w:rPr>
-          <w:szCs w:val="21"/>
+          <w:rFonts w:ascii="Times New Roman" w:hAnsi="Times New Roman" w:eastAsia="宋体" w:cs="Times New Roman"/>
+          <w:szCs w:val="21"/>
+          <w:sz w:val="21"/>
         </w:rPr>
         <w:t>的乘积表示磁通量。</w:t>
       </w:r>
       <w:r>
         <w:rPr>
+          <w:rFonts w:ascii="Times New Roman" w:hAnsi="Times New Roman" w:eastAsia="宋体" w:cs="Times New Roman"/>
           <w:i/>
           <w:szCs w:val="21"/>
+          <w:sz w:val="21"/>
         </w:rPr>
         <w:t>Φ</w:t>
       </w:r>
       <w:r>
         <w:rPr>
-          <w:szCs w:val="21"/>
+          <w:rFonts w:ascii="Times New Roman" w:hAnsi="Times New Roman" w:eastAsia="宋体" w:cs="Times New Roman"/>
+          <w:szCs w:val="21"/>
+          <w:sz w:val="21"/>
         </w:rPr>
         <w:t>＝</w:t>
       </w:r>
       <w:r>
         <w:rPr>
+          <w:rFonts w:ascii="Times New Roman" w:hAnsi="Times New Roman" w:eastAsia="宋体" w:cs="Times New Roman"/>
           <w:i/>
           <w:szCs w:val="21"/>
+          <w:sz w:val="21"/>
         </w:rPr>
         <w:t>BS</w:t>
       </w:r>
       <w:r>
         <w:rPr>
-          <w:szCs w:val="21"/>
+          <w:rFonts w:ascii="Times New Roman" w:hAnsi="Times New Roman" w:eastAsia="宋体" w:cs="Times New Roman"/>
+          <w:szCs w:val="21"/>
+          <w:sz w:val="21"/>
         </w:rPr>
         <w:t>′</w:t>
       </w:r>
       <w:r>
         <w:rPr>
-          <w:szCs w:val="21"/>
+          <w:rFonts w:ascii="Times New Roman" w:hAnsi="Times New Roman" w:eastAsia="宋体" w:cs="Times New Roman"/>
+          <w:szCs w:val="21"/>
+          <w:sz w:val="21"/>
         </w:rPr>
         <w:t>＝</w:t>
       </w:r>
       <w:r>
         <w:rPr>
+          <w:rFonts w:ascii="Times New Roman" w:hAnsi="Times New Roman" w:eastAsia="宋体" w:cs="Times New Roman"/>
           <w:i/>
           <w:szCs w:val="21"/>
+          <w:sz w:val="21"/>
         </w:rPr>
         <w:t>BS</w:t>
       </w:r>
       <w:r>
         <w:rPr>
-          <w:szCs w:val="21"/>
+          <w:rFonts w:ascii="Times New Roman" w:hAnsi="Times New Roman" w:eastAsia="宋体" w:cs="Times New Roman"/>
+          <w:szCs w:val="21"/>
+          <w:sz w:val="21"/>
         </w:rPr>
         <w:t xml:space="preserve">cos </w:t>
       </w:r>
       <w:r>
         <w:rPr>
+          <w:rFonts w:ascii="Times New Roman" w:hAnsi="Times New Roman" w:eastAsia="宋体" w:cs="Times New Roman"/>
           <w:i/>
           <w:szCs w:val="21"/>
+          <w:sz w:val="21"/>
         </w:rPr>
         <w:t>θ</w:t>
       </w:r>
       <w:r>
         <w:rPr>
-          <w:szCs w:val="21"/>
+          <w:rFonts w:ascii="Times New Roman" w:hAnsi="Times New Roman" w:eastAsia="宋体" w:cs="Times New Roman"/>
+          <w:szCs w:val="21"/>
+          <w:sz w:val="21"/>
         </w:rPr>
         <w:t>，如图所示。</w:t>
       </w:r>
@@ -4074,51 +4644,67 @@
       </w:pPr>
       <w:r>
         <w:rPr>
-          <w:szCs w:val="21"/>
+          <w:rFonts w:ascii="Times New Roman" w:hAnsi="Times New Roman" w:eastAsia="宋体" w:cs="Times New Roman"/>
+          <w:szCs w:val="21"/>
+          <w:sz w:val="21"/>
         </w:rPr>
         <w:t>17</w:t>
       </w:r>
       <w:r>
         <w:rPr>
-          <w:szCs w:val="21"/>
+          <w:rFonts w:ascii="Times New Roman" w:hAnsi="Times New Roman" w:eastAsia="宋体" w:cs="Times New Roman"/>
+          <w:szCs w:val="21"/>
+          <w:sz w:val="21"/>
         </w:rPr>
         <w:t>．单位：国际单位是</w:t>
       </w:r>
       <w:r>
         <w:rPr>
-          <w:szCs w:val="21"/>
+          <w:rFonts w:ascii="Times New Roman" w:hAnsi="Times New Roman" w:eastAsia="宋体" w:cs="Times New Roman"/>
+          <w:szCs w:val="21"/>
+          <w:sz w:val="21"/>
           <w:bdr w:val="single" w:sz="8" w:space="0" w:color="auto"/>
         </w:rPr>
         <w:t>韦伯</w:t>
       </w:r>
       <w:r>
         <w:rPr>
-          <w:szCs w:val="21"/>
+          <w:rFonts w:ascii="Times New Roman" w:hAnsi="Times New Roman" w:eastAsia="宋体" w:cs="Times New Roman"/>
+          <w:szCs w:val="21"/>
+          <w:sz w:val="21"/>
         </w:rPr>
         <w:t>，简称韦，符号是</w:t>
       </w:r>
       <w:r>
         <w:rPr>
-          <w:szCs w:val="21"/>
+          <w:rFonts w:ascii="Times New Roman" w:hAnsi="Times New Roman" w:eastAsia="宋体" w:cs="Times New Roman"/>
+          <w:szCs w:val="21"/>
+          <w:sz w:val="21"/>
         </w:rPr>
         <w:t>Wb,1Wb</w:t>
       </w:r>
       <w:r>
         <w:rPr>
-          <w:szCs w:val="21"/>
+          <w:rFonts w:ascii="Times New Roman" w:hAnsi="Times New Roman" w:eastAsia="宋体" w:cs="Times New Roman"/>
+          <w:szCs w:val="21"/>
+          <w:sz w:val="21"/>
         </w:rPr>
         <w:t>＝</w:t>
       </w:r>
       <w:r>
         <w:rPr>
-          <w:szCs w:val="21"/>
+          <w:rFonts w:ascii="Times New Roman" w:hAnsi="Times New Roman" w:eastAsia="宋体" w:cs="Times New Roman"/>
+          <w:szCs w:val="21"/>
+          <w:sz w:val="21"/>
           <w:bdr w:val="single" w:sz="8" w:space="0" w:color="auto"/>
         </w:rPr>
         <w:t>1 T·m2</w:t>
       </w:r>
       <w:r>
         <w:rPr>
-          <w:szCs w:val="21"/>
+          <w:rFonts w:ascii="Times New Roman" w:hAnsi="Times New Roman" w:eastAsia="宋体" w:cs="Times New Roman"/>
+          <w:szCs w:val="21"/>
+          <w:sz w:val="21"/>
         </w:rPr>
         <w:t>。</w:t>
       </w:r>
@@ -4144,26 +4730,34 @@
       </w:pPr>
       <w:r>
         <w:rPr>
-          <w:szCs w:val="21"/>
+          <w:rFonts w:ascii="Times New Roman" w:hAnsi="Times New Roman" w:eastAsia="宋体" w:cs="Times New Roman"/>
+          <w:szCs w:val="21"/>
+          <w:sz w:val="21"/>
         </w:rPr>
         <w:t>18</w:t>
       </w:r>
       <w:r>
         <w:rPr>
-          <w:szCs w:val="21"/>
+          <w:rFonts w:ascii="Times New Roman" w:hAnsi="Times New Roman" w:eastAsia="宋体" w:cs="Times New Roman"/>
+          <w:szCs w:val="21"/>
+          <w:sz w:val="21"/>
         </w:rPr>
         <w:t>．引申：</w:t>
       </w:r>
       <w:r>
         <w:rPr>
+          <w:rFonts w:ascii="Times New Roman" w:hAnsi="Times New Roman" w:eastAsia="宋体" w:cs="Times New Roman"/>
           <w:i/>
           <w:szCs w:val="21"/>
+          <w:sz w:val="21"/>
         </w:rPr>
         <w:t>B</w:t>
       </w:r>
       <w:r>
         <w:rPr>
-          <w:szCs w:val="21"/>
+          <w:rFonts w:ascii="Times New Roman" w:hAnsi="Times New Roman" w:eastAsia="宋体" w:cs="Times New Roman"/>
+          <w:szCs w:val="21"/>
+          <w:sz w:val="21"/>
         </w:rPr>
         <w:t>＝</w:t>
       </w:r>
@@ -4202,7 +4796,9 @@
       </m:oMath>
       <w:r>
         <w:rPr>
-          <w:szCs w:val="21"/>
+          <w:rFonts w:ascii="Times New Roman" w:hAnsi="Times New Roman" w:eastAsia="宋体" w:cs="Times New Roman"/>
+          <w:szCs w:val="21"/>
+          <w:sz w:val="21"/>
         </w:rPr>
         <w:t>，表示磁感应强度的大小等于穿过垂直磁场方向的单位面积的磁通量。</w:t>
       </w:r>
@@ -4228,20 +4824,25 @@
       </w:pPr>
       <w:r>
         <w:rPr>
-          <w:rFonts w:hint="eastAsia"/>
-          <w:szCs w:val="21"/>
+          <w:rFonts w:hint="eastAsia" w:ascii="Times New Roman" w:hAnsi="Times New Roman" w:eastAsia="宋体" w:cs="Times New Roman"/>
+          <w:szCs w:val="21"/>
+          <w:sz w:val="21"/>
         </w:rPr>
         <w:t>五</w:t>
       </w:r>
       <w:r>
         <w:rPr>
-          <w:szCs w:val="21"/>
+          <w:rFonts w:ascii="Times New Roman" w:hAnsi="Times New Roman" w:eastAsia="宋体" w:cs="Times New Roman"/>
+          <w:szCs w:val="21"/>
+          <w:sz w:val="21"/>
         </w:rPr>
         <w:t>.</w:t>
       </w:r>
       <w:r>
         <w:rPr>
-          <w:szCs w:val="21"/>
+          <w:rFonts w:ascii="Times New Roman" w:hAnsi="Times New Roman" w:eastAsia="宋体" w:cs="Times New Roman"/>
+          <w:szCs w:val="21"/>
+          <w:sz w:val="21"/>
         </w:rPr>
         <w:t>磁通量的正、负</w:t>
       </w:r>
@@ -4257,19 +4858,25 @@
       </w:pPr>
       <w:r>
         <w:rPr>
-          <w:szCs w:val="21"/>
+          <w:rFonts w:ascii="Times New Roman" w:hAnsi="Times New Roman" w:eastAsia="宋体" w:cs="Times New Roman"/>
+          <w:szCs w:val="21"/>
+          <w:sz w:val="21"/>
         </w:rPr>
         <w:t>（</w:t>
       </w:r>
       <w:r>
         <w:rPr>
-          <w:szCs w:val="21"/>
+          <w:rFonts w:ascii="Times New Roman" w:hAnsi="Times New Roman" w:eastAsia="宋体" w:cs="Times New Roman"/>
+          <w:szCs w:val="21"/>
+          <w:sz w:val="21"/>
         </w:rPr>
         <w:t>1</w:t>
       </w:r>
       <w:r>
         <w:rPr>
-          <w:szCs w:val="21"/>
+          <w:rFonts w:ascii="Times New Roman" w:hAnsi="Times New Roman" w:eastAsia="宋体" w:cs="Times New Roman"/>
+          <w:szCs w:val="21"/>
+          <w:sz w:val="21"/>
         </w:rPr>
         <w:t>）磁通量是标量，但有正负。当磁感线从某一面穿入时，磁通量为正值，则磁感线从此面穿出时磁通量为负值。</w:t>
       </w:r>
@@ -4285,128 +4892,168 @@
       </w:pPr>
       <w:r>
         <w:rPr>
-          <w:szCs w:val="21"/>
+          <w:rFonts w:ascii="Times New Roman" w:hAnsi="Times New Roman" w:eastAsia="宋体" w:cs="Times New Roman"/>
+          <w:szCs w:val="21"/>
+          <w:sz w:val="21"/>
         </w:rPr>
         <w:t>（</w:t>
       </w:r>
       <w:r>
         <w:rPr>
-          <w:szCs w:val="21"/>
+          <w:rFonts w:ascii="Times New Roman" w:hAnsi="Times New Roman" w:eastAsia="宋体" w:cs="Times New Roman"/>
+          <w:szCs w:val="21"/>
+          <w:sz w:val="21"/>
         </w:rPr>
         <w:t>2</w:t>
       </w:r>
       <w:r>
         <w:rPr>
-          <w:szCs w:val="21"/>
+          <w:rFonts w:ascii="Times New Roman" w:hAnsi="Times New Roman" w:eastAsia="宋体" w:cs="Times New Roman"/>
+          <w:szCs w:val="21"/>
+          <w:sz w:val="21"/>
         </w:rPr>
         <w:t>）若磁感线沿相反方向穿过同一平面，且正向磁通量为</w:t>
       </w:r>
       <w:r>
         <w:rPr>
+          <w:rFonts w:ascii="Times New Roman" w:hAnsi="Times New Roman" w:eastAsia="宋体" w:cs="Times New Roman"/>
           <w:i/>
           <w:szCs w:val="21"/>
+          <w:sz w:val="21"/>
         </w:rPr>
         <w:t>Φ</w:t>
       </w:r>
       <w:r>
         <w:rPr>
-          <w:szCs w:val="21"/>
+          <w:rFonts w:ascii="Times New Roman" w:hAnsi="Times New Roman" w:eastAsia="宋体" w:cs="Times New Roman"/>
+          <w:szCs w:val="21"/>
+          <w:sz w:val="21"/>
         </w:rPr>
         <w:t>，反向磁通量为</w:t>
       </w:r>
       <w:r>
         <w:rPr>
+          <w:rFonts w:ascii="Times New Roman" w:hAnsi="Times New Roman" w:eastAsia="宋体" w:cs="Times New Roman"/>
           <w:i/>
           <w:szCs w:val="21"/>
+          <w:sz w:val="21"/>
         </w:rPr>
         <w:t>Φ</w:t>
       </w:r>
       <w:r>
         <w:rPr>
-          <w:szCs w:val="21"/>
+          <w:rFonts w:ascii="Times New Roman" w:hAnsi="Times New Roman" w:eastAsia="宋体" w:cs="Times New Roman"/>
+          <w:szCs w:val="21"/>
+          <w:sz w:val="21"/>
         </w:rPr>
         <w:t>′</w:t>
       </w:r>
       <w:r>
         <w:rPr>
-          <w:szCs w:val="21"/>
+          <w:rFonts w:ascii="Times New Roman" w:hAnsi="Times New Roman" w:eastAsia="宋体" w:cs="Times New Roman"/>
+          <w:szCs w:val="21"/>
+          <w:sz w:val="21"/>
         </w:rPr>
         <w:t>，则穿过该平面的磁通量</w:t>
       </w:r>
       <w:r>
         <w:rPr>
+          <w:rFonts w:ascii="Times New Roman" w:hAnsi="Times New Roman" w:eastAsia="宋体" w:cs="Times New Roman"/>
           <w:i/>
           <w:szCs w:val="21"/>
+          <w:sz w:val="21"/>
         </w:rPr>
         <w:t>Φ</w:t>
       </w:r>
       <w:r>
         <w:rPr>
+          <w:rFonts w:ascii="Times New Roman" w:hAnsi="Times New Roman" w:eastAsia="宋体" w:cs="Times New Roman"/>
           <w:i/>
           <w:szCs w:val="21"/>
+          <w:sz w:val="21"/>
           <w:vertAlign w:val="subscript"/>
         </w:rPr>
         <w:t>总</w:t>
       </w:r>
       <w:r>
         <w:rPr>
-          <w:szCs w:val="21"/>
+          <w:rFonts w:ascii="Times New Roman" w:hAnsi="Times New Roman" w:eastAsia="宋体" w:cs="Times New Roman"/>
+          <w:szCs w:val="21"/>
+          <w:sz w:val="21"/>
         </w:rPr>
         <w:t>＝</w:t>
       </w:r>
       <w:r>
         <w:rPr>
+          <w:rFonts w:ascii="Times New Roman" w:hAnsi="Times New Roman" w:eastAsia="宋体" w:cs="Times New Roman"/>
           <w:i/>
           <w:szCs w:val="21"/>
+          <w:sz w:val="21"/>
         </w:rPr>
         <w:t>Φ</w:t>
       </w:r>
       <w:r>
         <w:rPr>
-          <w:szCs w:val="21"/>
+          <w:rFonts w:ascii="Times New Roman" w:hAnsi="Times New Roman" w:eastAsia="宋体" w:cs="Times New Roman"/>
+          <w:szCs w:val="21"/>
+          <w:sz w:val="21"/>
         </w:rPr>
         <w:t>－</w:t>
       </w:r>
       <w:r>
         <w:rPr>
+          <w:rFonts w:ascii="Times New Roman" w:hAnsi="Times New Roman" w:eastAsia="宋体" w:cs="Times New Roman"/>
           <w:i/>
           <w:szCs w:val="21"/>
+          <w:sz w:val="21"/>
         </w:rPr>
         <w:t>Φ</w:t>
       </w:r>
       <w:r>
         <w:rPr>
-          <w:szCs w:val="21"/>
+          <w:rFonts w:ascii="Times New Roman" w:hAnsi="Times New Roman" w:eastAsia="宋体" w:cs="Times New Roman"/>
+          <w:szCs w:val="21"/>
+          <w:sz w:val="21"/>
         </w:rPr>
         <w:t>′</w:t>
       </w:r>
       <w:r>
         <w:rPr>
-          <w:szCs w:val="21"/>
+          <w:rFonts w:ascii="Times New Roman" w:hAnsi="Times New Roman" w:eastAsia="宋体" w:cs="Times New Roman"/>
+          <w:szCs w:val="21"/>
+          <w:sz w:val="21"/>
         </w:rPr>
         <w:t>。磁通量等于穿过该平面的磁感线的净条数</w:t>
       </w:r>
       <w:r>
         <w:rPr>
-          <w:szCs w:val="21"/>
+          <w:rFonts w:ascii="Times New Roman" w:hAnsi="Times New Roman" w:eastAsia="宋体" w:cs="Times New Roman"/>
+          <w:szCs w:val="21"/>
+          <w:sz w:val="21"/>
         </w:rPr>
         <w:t>(</w:t>
       </w:r>
       <w:r>
         <w:rPr>
-          <w:szCs w:val="21"/>
+          <w:rFonts w:ascii="Times New Roman" w:hAnsi="Times New Roman" w:eastAsia="宋体" w:cs="Times New Roman"/>
+          <w:szCs w:val="21"/>
+          <w:sz w:val="21"/>
         </w:rPr>
         <w:t>磁通量的代数和</w:t>
       </w:r>
       <w:r>
         <w:rPr>
-          <w:szCs w:val="21"/>
+          <w:rFonts w:ascii="Times New Roman" w:hAnsi="Times New Roman" w:eastAsia="宋体" w:cs="Times New Roman"/>
+          <w:szCs w:val="21"/>
+          <w:sz w:val="21"/>
         </w:rPr>
         <w:t>)</w:t>
       </w:r>
       <w:r>
         <w:rPr>
-          <w:szCs w:val="21"/>
+          <w:rFonts w:ascii="Times New Roman" w:hAnsi="Times New Roman" w:eastAsia="宋体" w:cs="Times New Roman"/>
+          <w:szCs w:val="21"/>
+          <w:sz w:val="21"/>
         </w:rPr>
         <w:t>。</w:t>
       </w:r>
@@ -4432,81 +5079,104 @@
       </w:pPr>
       <w:r>
         <w:rPr>
-          <w:rFonts w:hint="eastAsia"/>
-          <w:szCs w:val="21"/>
+          <w:rFonts w:hint="eastAsia" w:ascii="Times New Roman" w:hAnsi="Times New Roman" w:eastAsia="宋体" w:cs="Times New Roman"/>
+          <w:szCs w:val="21"/>
+          <w:sz w:val="21"/>
         </w:rPr>
         <w:t>六</w:t>
       </w:r>
       <w:r>
         <w:rPr>
-          <w:szCs w:val="21"/>
+          <w:rFonts w:ascii="Times New Roman" w:hAnsi="Times New Roman" w:eastAsia="宋体" w:cs="Times New Roman"/>
+          <w:szCs w:val="21"/>
+          <w:sz w:val="21"/>
         </w:rPr>
         <w:t>.</w:t>
       </w:r>
       <w:r>
         <w:rPr>
-          <w:szCs w:val="21"/>
+          <w:rFonts w:ascii="Times New Roman" w:hAnsi="Times New Roman" w:eastAsia="宋体" w:cs="Times New Roman"/>
+          <w:szCs w:val="21"/>
+          <w:sz w:val="21"/>
         </w:rPr>
         <w:t>磁通量的变化量</w:t>
       </w:r>
       <w:r>
         <w:rPr>
-          <w:szCs w:val="21"/>
+          <w:rFonts w:ascii="Times New Roman" w:hAnsi="Times New Roman" w:eastAsia="宋体" w:cs="Times New Roman"/>
+          <w:szCs w:val="21"/>
+          <w:sz w:val="21"/>
         </w:rPr>
         <w:t xml:space="preserve"> Δ</w:t>
       </w:r>
       <w:r>
         <w:rPr>
+          <w:rFonts w:ascii="Times New Roman" w:hAnsi="Times New Roman" w:eastAsia="宋体" w:cs="Times New Roman"/>
           <w:i/>
           <w:szCs w:val="21"/>
+          <w:sz w:val="21"/>
         </w:rPr>
         <w:t>Φ</w:t>
       </w:r>
       <w:r>
         <w:rPr>
-          <w:szCs w:val="21"/>
+          <w:rFonts w:ascii="Times New Roman" w:hAnsi="Times New Roman" w:eastAsia="宋体" w:cs="Times New Roman"/>
+          <w:szCs w:val="21"/>
+          <w:sz w:val="21"/>
         </w:rPr>
         <w:t>＝</w:t>
       </w:r>
       <w:r>
         <w:rPr>
+          <w:rFonts w:ascii="Times New Roman" w:hAnsi="Times New Roman" w:eastAsia="宋体" w:cs="Times New Roman"/>
           <w:i/>
           <w:szCs w:val="21"/>
+          <w:sz w:val="21"/>
         </w:rPr>
         <w:t>Φ</w:t>
       </w:r>
       <w:r>
         <w:rPr>
+          <w:rFonts w:ascii="Times New Roman" w:hAnsi="Times New Roman" w:eastAsia="宋体" w:cs="Times New Roman"/>
           <w:i/>
           <w:szCs w:val="21"/>
+          <w:sz w:val="21"/>
           <w:vertAlign w:val="subscript"/>
         </w:rPr>
         <w:t>2</w:t>
       </w:r>
       <w:r>
         <w:rPr>
-          <w:szCs w:val="21"/>
+          <w:rFonts w:ascii="Times New Roman" w:hAnsi="Times New Roman" w:eastAsia="宋体" w:cs="Times New Roman"/>
+          <w:szCs w:val="21"/>
+          <w:sz w:val="21"/>
         </w:rPr>
         <w:t>－</w:t>
       </w:r>
       <w:r>
         <w:rPr>
+          <w:rFonts w:ascii="Times New Roman" w:hAnsi="Times New Roman" w:eastAsia="宋体" w:cs="Times New Roman"/>
           <w:i/>
           <w:szCs w:val="21"/>
+          <w:sz w:val="21"/>
         </w:rPr>
         <w:t>Φ</w:t>
       </w:r>
       <w:r>
         <w:rPr>
+          <w:rFonts w:ascii="Times New Roman" w:hAnsi="Times New Roman" w:eastAsia="宋体" w:cs="Times New Roman"/>
           <w:i/>
           <w:szCs w:val="21"/>
+          <w:sz w:val="21"/>
           <w:vertAlign w:val="subscript"/>
         </w:rPr>
         <w:t>1</w:t>
       </w:r>
       <w:r>
         <w:rPr>
-          <w:szCs w:val="21"/>
+          <w:rFonts w:ascii="Times New Roman" w:hAnsi="Times New Roman" w:eastAsia="宋体" w:cs="Times New Roman"/>
+          <w:szCs w:val="21"/>
+          <w:sz w:val="21"/>
         </w:rPr>
         <w:t>。</w:t>
       </w:r>
@@ -4532,15 +5202,19 @@
       </w:pPr>
       <w:r>
         <w:rPr>
+          <w:rFonts w:ascii="Times New Roman" w:hAnsi="Times New Roman" w:eastAsia="宋体" w:cs="Times New Roman"/>
           <w:b/>
           <w:szCs w:val="21"/>
+          <w:sz w:val="21"/>
         </w:rPr>
         <w:t xml:space="preserve">13.3 </w:t>
       </w:r>
       <w:r>
         <w:rPr>
+          <w:rFonts w:ascii="Times New Roman" w:hAnsi="Times New Roman" w:eastAsia="宋体" w:cs="Times New Roman"/>
           <w:b/>
           <w:szCs w:val="21"/>
+          <w:sz w:val="21"/>
         </w:rPr>
         <w:t>电磁感应现象及应用</w:t>
       </w:r>
@@ -4556,76 +5230,93 @@
       </w:pPr>
       <w:r>
         <w:rPr>
-          <w:szCs w:val="21"/>
+          <w:rFonts w:ascii="Times New Roman" w:hAnsi="Times New Roman" w:eastAsia="宋体" w:cs="Times New Roman"/>
+          <w:szCs w:val="21"/>
+          <w:sz w:val="21"/>
         </w:rPr>
         <w:t>19</w:t>
       </w:r>
       <w:r>
         <w:rPr>
-          <w:szCs w:val="21"/>
+          <w:rFonts w:ascii="Times New Roman" w:hAnsi="Times New Roman" w:eastAsia="宋体" w:cs="Times New Roman"/>
+          <w:szCs w:val="21"/>
+          <w:sz w:val="21"/>
         </w:rPr>
         <w:t>．</w:t>
       </w:r>
       <w:r>
         <w:rPr>
-          <w:rFonts w:hint="eastAsia"/>
-          <w:szCs w:val="21"/>
+          <w:rFonts w:hint="eastAsia" w:ascii="Times New Roman" w:hAnsi="Times New Roman" w:eastAsia="宋体" w:cs="Times New Roman"/>
+          <w:szCs w:val="21"/>
+          <w:sz w:val="21"/>
         </w:rPr>
         <w:t>1820</w:t>
       </w:r>
       <w:r>
         <w:rPr>
-          <w:rFonts w:hint="eastAsia"/>
-          <w:szCs w:val="21"/>
+          <w:rFonts w:hint="eastAsia" w:ascii="Times New Roman" w:hAnsi="Times New Roman" w:eastAsia="宋体" w:cs="Times New Roman"/>
+          <w:szCs w:val="21"/>
+          <w:sz w:val="21"/>
         </w:rPr>
         <w:t>年，</w:t>
       </w:r>
       <w:r>
         <w:rPr>
-          <w:szCs w:val="21"/>
+          <w:rFonts w:ascii="Times New Roman" w:hAnsi="Times New Roman" w:eastAsia="宋体" w:cs="Times New Roman"/>
+          <w:szCs w:val="21"/>
+          <w:sz w:val="21"/>
           <w:bdr w:val="single" w:sz="8" w:space="0" w:color="auto"/>
         </w:rPr>
         <w:t>奥斯特</w:t>
       </w:r>
       <w:r>
         <w:rPr>
-          <w:szCs w:val="21"/>
+          <w:rFonts w:ascii="Times New Roman" w:hAnsi="Times New Roman" w:eastAsia="宋体" w:cs="Times New Roman"/>
+          <w:szCs w:val="21"/>
+          <w:sz w:val="21"/>
         </w:rPr>
         <w:t>发现了电流的磁效应，证实电现象与</w:t>
       </w:r>
       <w:r>
         <w:rPr>
-          <w:szCs w:val="21"/>
+          <w:rFonts w:ascii="Times New Roman" w:hAnsi="Times New Roman" w:eastAsia="宋体" w:cs="Times New Roman"/>
+          <w:szCs w:val="21"/>
+          <w:sz w:val="21"/>
           <w:bdr w:val="single" w:sz="8" w:space="0" w:color="auto"/>
         </w:rPr>
         <w:t>磁现象</w:t>
       </w:r>
       <w:r>
         <w:rPr>
-          <w:szCs w:val="21"/>
+          <w:rFonts w:ascii="Times New Roman" w:hAnsi="Times New Roman" w:eastAsia="宋体" w:cs="Times New Roman"/>
+          <w:szCs w:val="21"/>
+          <w:sz w:val="21"/>
         </w:rPr>
         <w:t>是有联系的。</w:t>
       </w:r>
       <w:r>
         <w:rPr>
-          <w:rFonts w:hint="eastAsia"/>
-          <w:szCs w:val="21"/>
+          <w:rFonts w:hint="eastAsia" w:ascii="Times New Roman" w:hAnsi="Times New Roman" w:eastAsia="宋体" w:cs="Times New Roman"/>
+          <w:szCs w:val="21"/>
+          <w:sz w:val="21"/>
         </w:rPr>
         <w:t>（</w:t>
       </w:r>
       <w:proofErr w:type="gramStart"/>
       <w:r>
         <w:rPr>
-          <w:rFonts w:hint="eastAsia"/>
-          <w:szCs w:val="21"/>
+          <w:rFonts w:hint="eastAsia" w:ascii="Times New Roman" w:hAnsi="Times New Roman" w:eastAsia="宋体" w:cs="Times New Roman"/>
+          <w:szCs w:val="21"/>
+          <w:sz w:val="21"/>
         </w:rPr>
         <w:t>电生磁</w:t>
       </w:r>
       <w:proofErr w:type="gramEnd"/>
       <w:r>
         <w:rPr>
-          <w:rFonts w:hint="eastAsia"/>
-          <w:szCs w:val="21"/>
+          <w:rFonts w:hint="eastAsia" w:ascii="Times New Roman" w:hAnsi="Times New Roman" w:eastAsia="宋体" w:cs="Times New Roman"/>
+          <w:szCs w:val="21"/>
+          <w:sz w:val="21"/>
         </w:rPr>
         <w:t>）</w:t>
       </w:r>
@@ -4651,134 +5342,173 @@
       </w:pPr>
       <w:r>
         <w:rPr>
-          <w:szCs w:val="21"/>
+          <w:rFonts w:ascii="Times New Roman" w:hAnsi="Times New Roman" w:eastAsia="宋体" w:cs="Times New Roman"/>
+          <w:szCs w:val="21"/>
+          <w:sz w:val="21"/>
         </w:rPr>
         <w:t>20</w:t>
       </w:r>
       <w:r>
         <w:rPr>
-          <w:szCs w:val="21"/>
+          <w:rFonts w:ascii="Times New Roman" w:hAnsi="Times New Roman" w:eastAsia="宋体" w:cs="Times New Roman"/>
+          <w:szCs w:val="21"/>
+          <w:sz w:val="21"/>
         </w:rPr>
         <w:t>．</w:t>
       </w:r>
       <w:r>
         <w:rPr>
-          <w:szCs w:val="21"/>
+          <w:rFonts w:ascii="Times New Roman" w:hAnsi="Times New Roman" w:eastAsia="宋体" w:cs="Times New Roman"/>
+          <w:szCs w:val="21"/>
+          <w:sz w:val="21"/>
         </w:rPr>
         <w:t>1831</w:t>
       </w:r>
       <w:r>
         <w:rPr>
-          <w:szCs w:val="21"/>
+          <w:rFonts w:ascii="Times New Roman" w:hAnsi="Times New Roman" w:eastAsia="宋体" w:cs="Times New Roman"/>
+          <w:szCs w:val="21"/>
+          <w:sz w:val="21"/>
         </w:rPr>
         <w:t>年，法拉第把两个线圈绕在一个铁环上，一个线圈接电源，另一个线圈接</w:t>
       </w:r>
       <w:r>
         <w:rPr>
-          <w:szCs w:val="21"/>
+          <w:rFonts w:ascii="Times New Roman" w:hAnsi="Times New Roman" w:eastAsia="宋体" w:cs="Times New Roman"/>
+          <w:szCs w:val="21"/>
+          <w:sz w:val="21"/>
         </w:rPr>
         <w:t>“</w:t>
       </w:r>
       <w:r>
         <w:rPr>
-          <w:szCs w:val="21"/>
+          <w:rFonts w:ascii="Times New Roman" w:hAnsi="Times New Roman" w:eastAsia="宋体" w:cs="Times New Roman"/>
+          <w:szCs w:val="21"/>
+          <w:sz w:val="21"/>
         </w:rPr>
         <w:t>电流表</w:t>
       </w:r>
       <w:r>
         <w:rPr>
-          <w:szCs w:val="21"/>
+          <w:rFonts w:ascii="Times New Roman" w:hAnsi="Times New Roman" w:eastAsia="宋体" w:cs="Times New Roman"/>
+          <w:szCs w:val="21"/>
+          <w:sz w:val="21"/>
         </w:rPr>
         <w:t>”</w:t>
       </w:r>
       <w:r>
         <w:rPr>
-          <w:szCs w:val="21"/>
+          <w:rFonts w:ascii="Times New Roman" w:hAnsi="Times New Roman" w:eastAsia="宋体" w:cs="Times New Roman"/>
+          <w:szCs w:val="21"/>
+          <w:sz w:val="21"/>
         </w:rPr>
         <w:t>。当给一个线圈通电或断电的</w:t>
       </w:r>
       <w:r>
         <w:rPr>
-          <w:szCs w:val="21"/>
+          <w:rFonts w:ascii="Times New Roman" w:hAnsi="Times New Roman" w:eastAsia="宋体" w:cs="Times New Roman"/>
+          <w:szCs w:val="21"/>
+          <w:sz w:val="21"/>
           <w:bdr w:val="single" w:sz="8" w:space="0" w:color="auto"/>
         </w:rPr>
         <w:t>瞬间</w:t>
       </w:r>
       <w:r>
         <w:rPr>
-          <w:szCs w:val="21"/>
+          <w:rFonts w:ascii="Times New Roman" w:hAnsi="Times New Roman" w:eastAsia="宋体" w:cs="Times New Roman"/>
+          <w:szCs w:val="21"/>
+          <w:sz w:val="21"/>
         </w:rPr>
         <w:t>，在另一个线圈上出现了电流，从而发现了</w:t>
       </w:r>
       <w:r>
         <w:rPr>
-          <w:szCs w:val="21"/>
+          <w:rFonts w:ascii="Times New Roman" w:hAnsi="Times New Roman" w:eastAsia="宋体" w:cs="Times New Roman"/>
+          <w:szCs w:val="21"/>
+          <w:sz w:val="21"/>
         </w:rPr>
         <w:t>“</w:t>
       </w:r>
       <w:r>
         <w:rPr>
-          <w:szCs w:val="21"/>
+          <w:rFonts w:ascii="Times New Roman" w:hAnsi="Times New Roman" w:eastAsia="宋体" w:cs="Times New Roman"/>
+          <w:szCs w:val="21"/>
+          <w:sz w:val="21"/>
           <w:bdr w:val="single" w:sz="8" w:space="0" w:color="auto"/>
         </w:rPr>
         <w:t>磁生电</w:t>
       </w:r>
       <w:r>
         <w:rPr>
-          <w:szCs w:val="21"/>
+          <w:rFonts w:ascii="Times New Roman" w:hAnsi="Times New Roman" w:eastAsia="宋体" w:cs="Times New Roman"/>
+          <w:szCs w:val="21"/>
+          <w:sz w:val="21"/>
         </w:rPr>
         <w:t>”</w:t>
       </w:r>
       <w:r>
         <w:rPr>
-          <w:szCs w:val="21"/>
+          <w:rFonts w:ascii="Times New Roman" w:hAnsi="Times New Roman" w:eastAsia="宋体" w:cs="Times New Roman"/>
+          <w:szCs w:val="21"/>
+          <w:sz w:val="21"/>
         </w:rPr>
         <w:t>现象，他认为</w:t>
       </w:r>
       <w:r>
         <w:rPr>
-          <w:szCs w:val="21"/>
+          <w:rFonts w:ascii="Times New Roman" w:hAnsi="Times New Roman" w:eastAsia="宋体" w:cs="Times New Roman"/>
+          <w:szCs w:val="21"/>
+          <w:sz w:val="21"/>
         </w:rPr>
         <w:t>“</w:t>
       </w:r>
       <w:r>
         <w:rPr>
-          <w:szCs w:val="21"/>
+          <w:rFonts w:ascii="Times New Roman" w:hAnsi="Times New Roman" w:eastAsia="宋体" w:cs="Times New Roman"/>
+          <w:szCs w:val="21"/>
+          <w:sz w:val="21"/>
         </w:rPr>
         <w:t>磁生电</w:t>
       </w:r>
       <w:r>
         <w:rPr>
-          <w:szCs w:val="21"/>
+          <w:rFonts w:ascii="Times New Roman" w:hAnsi="Times New Roman" w:eastAsia="宋体" w:cs="Times New Roman"/>
+          <w:szCs w:val="21"/>
+          <w:sz w:val="21"/>
         </w:rPr>
         <w:t>”</w:t>
       </w:r>
       <w:r>
         <w:rPr>
-          <w:szCs w:val="21"/>
+          <w:rFonts w:ascii="Times New Roman" w:hAnsi="Times New Roman" w:eastAsia="宋体" w:cs="Times New Roman"/>
+          <w:szCs w:val="21"/>
+          <w:sz w:val="21"/>
         </w:rPr>
         <w:t>是一种在变化、运动的过程中才能出现的效应。</w:t>
       </w:r>
       <w:r>
         <w:rPr>
-          <w:rFonts w:hint="eastAsia"/>
-          <w:szCs w:val="21"/>
+          <w:rFonts w:hint="eastAsia" w:ascii="Times New Roman" w:hAnsi="Times New Roman" w:eastAsia="宋体" w:cs="Times New Roman"/>
+          <w:szCs w:val="21"/>
+          <w:sz w:val="21"/>
         </w:rPr>
         <w:t>（</w:t>
       </w:r>
       <w:proofErr w:type="gramStart"/>
       <w:r>
         <w:rPr>
-          <w:rFonts w:hint="eastAsia"/>
-          <w:szCs w:val="21"/>
+          <w:rFonts w:hint="eastAsia" w:ascii="Times New Roman" w:hAnsi="Times New Roman" w:eastAsia="宋体" w:cs="Times New Roman"/>
+          <w:szCs w:val="21"/>
+          <w:sz w:val="21"/>
         </w:rPr>
         <w:t>磁生电</w:t>
       </w:r>
       <w:proofErr w:type="gramEnd"/>
       <w:r>
         <w:rPr>
-          <w:rFonts w:hint="eastAsia"/>
-          <w:szCs w:val="21"/>
+          <w:rFonts w:hint="eastAsia" w:ascii="Times New Roman" w:hAnsi="Times New Roman" w:eastAsia="宋体" w:cs="Times New Roman"/>
+          <w:szCs w:val="21"/>
+          <w:sz w:val="21"/>
         </w:rPr>
         <w:t>）</w:t>
       </w:r>
@@ -4804,94 +5534,119 @@
       </w:pPr>
       <w:r>
         <w:rPr>
-          <w:szCs w:val="21"/>
+          <w:rFonts w:ascii="Times New Roman" w:hAnsi="Times New Roman" w:eastAsia="宋体" w:cs="Times New Roman"/>
+          <w:szCs w:val="21"/>
+          <w:sz w:val="21"/>
         </w:rPr>
         <w:t>21</w:t>
       </w:r>
       <w:r>
         <w:rPr>
-          <w:szCs w:val="21"/>
+          <w:rFonts w:ascii="Times New Roman" w:hAnsi="Times New Roman" w:eastAsia="宋体" w:cs="Times New Roman"/>
+          <w:szCs w:val="21"/>
+          <w:sz w:val="21"/>
         </w:rPr>
         <w:t>．法拉第把这些</w:t>
       </w:r>
       <w:r>
         <w:rPr>
-          <w:szCs w:val="21"/>
+          <w:rFonts w:ascii="Times New Roman" w:hAnsi="Times New Roman" w:eastAsia="宋体" w:cs="Times New Roman"/>
+          <w:szCs w:val="21"/>
+          <w:sz w:val="21"/>
         </w:rPr>
         <w:t>“</w:t>
       </w:r>
       <w:r>
         <w:rPr>
-          <w:szCs w:val="21"/>
+          <w:rFonts w:ascii="Times New Roman" w:hAnsi="Times New Roman" w:eastAsia="宋体" w:cs="Times New Roman"/>
+          <w:szCs w:val="21"/>
+          <w:sz w:val="21"/>
         </w:rPr>
         <w:t>磁生电</w:t>
       </w:r>
       <w:r>
         <w:rPr>
-          <w:szCs w:val="21"/>
+          <w:rFonts w:ascii="Times New Roman" w:hAnsi="Times New Roman" w:eastAsia="宋体" w:cs="Times New Roman"/>
+          <w:szCs w:val="21"/>
+          <w:sz w:val="21"/>
         </w:rPr>
         <w:t>”</w:t>
       </w:r>
       <w:r>
         <w:rPr>
-          <w:szCs w:val="21"/>
+          <w:rFonts w:ascii="Times New Roman" w:hAnsi="Times New Roman" w:eastAsia="宋体" w:cs="Times New Roman"/>
+          <w:szCs w:val="21"/>
+          <w:sz w:val="21"/>
         </w:rPr>
         <w:t>现象定名为</w:t>
       </w:r>
       <w:r>
         <w:rPr>
-          <w:szCs w:val="21"/>
+          <w:rFonts w:ascii="Times New Roman" w:hAnsi="Times New Roman" w:eastAsia="宋体" w:cs="Times New Roman"/>
+          <w:szCs w:val="21"/>
+          <w:sz w:val="21"/>
           <w:bdr w:val="single" w:sz="8" w:space="0" w:color="auto"/>
         </w:rPr>
         <w:t>电磁感应</w:t>
       </w:r>
       <w:r>
         <w:rPr>
-          <w:szCs w:val="21"/>
+          <w:rFonts w:ascii="Times New Roman" w:hAnsi="Times New Roman" w:eastAsia="宋体" w:cs="Times New Roman"/>
+          <w:szCs w:val="21"/>
+          <w:sz w:val="21"/>
         </w:rPr>
         <w:t>，这些现象中产生的电流</w:t>
       </w:r>
       <w:proofErr w:type="gramStart"/>
       <w:r>
         <w:rPr>
-          <w:szCs w:val="21"/>
+          <w:rFonts w:ascii="Times New Roman" w:hAnsi="Times New Roman" w:eastAsia="宋体" w:cs="Times New Roman"/>
+          <w:szCs w:val="21"/>
+          <w:sz w:val="21"/>
         </w:rPr>
         <w:t>叫作</w:t>
       </w:r>
       <w:proofErr w:type="gramEnd"/>
       <w:r>
         <w:rPr>
-          <w:szCs w:val="21"/>
+          <w:rFonts w:ascii="Times New Roman" w:hAnsi="Times New Roman" w:eastAsia="宋体" w:cs="Times New Roman"/>
+          <w:szCs w:val="21"/>
+          <w:sz w:val="21"/>
           <w:bdr w:val="single" w:sz="8" w:space="0" w:color="auto"/>
         </w:rPr>
         <w:t>感应电流</w:t>
       </w:r>
       <w:r>
         <w:rPr>
-          <w:szCs w:val="21"/>
+          <w:rFonts w:ascii="Times New Roman" w:hAnsi="Times New Roman" w:eastAsia="宋体" w:cs="Times New Roman"/>
+          <w:szCs w:val="21"/>
+          <w:sz w:val="21"/>
         </w:rPr>
         <w:t>。</w:t>
       </w:r>
       <w:r>
         <w:rPr>
-          <w:rFonts w:hint="eastAsia"/>
-          <w:szCs w:val="21"/>
+          <w:rFonts w:hint="eastAsia" w:ascii="Times New Roman" w:hAnsi="Times New Roman" w:eastAsia="宋体" w:cs="Times New Roman"/>
+          <w:szCs w:val="21"/>
+          <w:sz w:val="21"/>
         </w:rPr>
         <w:t>（</w:t>
       </w:r>
       <w:proofErr w:type="gramStart"/>
       <w:r>
         <w:rPr>
-          <w:rFonts w:hint="eastAsia"/>
-          <w:szCs w:val="21"/>
+          <w:rFonts w:hint="eastAsia" w:ascii="Times New Roman" w:hAnsi="Times New Roman" w:eastAsia="宋体" w:cs="Times New Roman"/>
+          <w:szCs w:val="21"/>
+          <w:sz w:val="21"/>
         </w:rPr>
         <w:t>电生磁生</w:t>
       </w:r>
       <w:proofErr w:type="gramEnd"/>
       <w:r>
         <w:rPr>
-          <w:rFonts w:hint="eastAsia"/>
-          <w:szCs w:val="21"/>
+          <w:rFonts w:hint="eastAsia" w:ascii="Times New Roman" w:hAnsi="Times New Roman" w:eastAsia="宋体" w:cs="Times New Roman"/>
+          <w:szCs w:val="21"/>
+          <w:sz w:val="21"/>
         </w:rPr>
         <w:t>电）</w:t>
       </w:r>
@@ -4917,13 +5672,17 @@
       </w:pPr>
       <w:r>
         <w:rPr>
-          <w:szCs w:val="21"/>
+          <w:rFonts w:ascii="Times New Roman" w:hAnsi="Times New Roman" w:eastAsia="宋体" w:cs="Times New Roman"/>
+          <w:szCs w:val="21"/>
+          <w:sz w:val="21"/>
         </w:rPr>
         <w:t>22</w:t>
       </w:r>
       <w:r>
         <w:rPr>
-          <w:szCs w:val="21"/>
+          <w:rFonts w:ascii="Times New Roman" w:hAnsi="Times New Roman" w:eastAsia="宋体" w:cs="Times New Roman"/>
+          <w:szCs w:val="21"/>
+          <w:sz w:val="21"/>
         </w:rPr>
         <w:t>．实验：探究感应电流产生的条件</w:t>
       </w:r>
@@ -4939,133 +5698,175 @@
       </w:pPr>
       <w:r>
         <w:rPr>
-          <w:szCs w:val="21"/>
+          <w:rFonts w:ascii="Times New Roman" w:hAnsi="Times New Roman" w:eastAsia="宋体" w:cs="Times New Roman"/>
+          <w:szCs w:val="21"/>
+          <w:sz w:val="21"/>
         </w:rPr>
         <w:t>（</w:t>
       </w:r>
       <w:r>
         <w:rPr>
-          <w:szCs w:val="21"/>
+          <w:rFonts w:ascii="Times New Roman" w:hAnsi="Times New Roman" w:eastAsia="宋体" w:cs="Times New Roman"/>
+          <w:szCs w:val="21"/>
+          <w:sz w:val="21"/>
         </w:rPr>
         <w:t>1</w:t>
       </w:r>
       <w:r>
         <w:rPr>
-          <w:szCs w:val="21"/>
+          <w:rFonts w:ascii="Times New Roman" w:hAnsi="Times New Roman" w:eastAsia="宋体" w:cs="Times New Roman"/>
+          <w:szCs w:val="21"/>
+          <w:sz w:val="21"/>
         </w:rPr>
         <w:t>）实验</w:t>
       </w:r>
       <w:proofErr w:type="gramStart"/>
       <w:r>
         <w:rPr>
-          <w:szCs w:val="21"/>
+          <w:rFonts w:ascii="Times New Roman" w:hAnsi="Times New Roman" w:eastAsia="宋体" w:cs="Times New Roman"/>
+          <w:szCs w:val="21"/>
+          <w:sz w:val="21"/>
         </w:rPr>
         <w:t>一</w:t>
       </w:r>
       <w:proofErr w:type="gramEnd"/>
       <w:r>
         <w:rPr>
-          <w:szCs w:val="21"/>
+          <w:rFonts w:ascii="Times New Roman" w:hAnsi="Times New Roman" w:eastAsia="宋体" w:cs="Times New Roman"/>
+          <w:szCs w:val="21"/>
+          <w:sz w:val="21"/>
         </w:rPr>
         <w:t>：如图所示，导体棒</w:t>
       </w:r>
       <w:r>
         <w:rPr>
+          <w:rFonts w:ascii="Times New Roman" w:hAnsi="Times New Roman" w:eastAsia="宋体" w:cs="Times New Roman"/>
           <w:i/>
           <w:szCs w:val="21"/>
+          <w:sz w:val="21"/>
         </w:rPr>
         <w:t>AB</w:t>
       </w:r>
       <w:r>
         <w:rPr>
-          <w:szCs w:val="21"/>
+          <w:rFonts w:ascii="Times New Roman" w:hAnsi="Times New Roman" w:eastAsia="宋体" w:cs="Times New Roman"/>
+          <w:szCs w:val="21"/>
+          <w:sz w:val="21"/>
         </w:rPr>
         <w:t>做切割磁感线运动时，线路中</w:t>
       </w:r>
       <w:r>
         <w:rPr>
-          <w:szCs w:val="21"/>
+          <w:rFonts w:ascii="Times New Roman" w:hAnsi="Times New Roman" w:eastAsia="宋体" w:cs="Times New Roman"/>
+          <w:szCs w:val="21"/>
+          <w:sz w:val="21"/>
           <w:bdr w:val="single" w:sz="8" w:space="0" w:color="auto"/>
         </w:rPr>
         <w:t>有</w:t>
       </w:r>
       <w:r>
         <w:rPr>
-          <w:szCs w:val="21"/>
+          <w:rFonts w:ascii="Times New Roman" w:hAnsi="Times New Roman" w:eastAsia="宋体" w:cs="Times New Roman"/>
+          <w:szCs w:val="21"/>
+          <w:sz w:val="21"/>
         </w:rPr>
         <w:t>电流产生，而导体棒</w:t>
       </w:r>
       <w:r>
         <w:rPr>
+          <w:rFonts w:ascii="Times New Roman" w:hAnsi="Times New Roman" w:eastAsia="宋体" w:cs="Times New Roman"/>
           <w:i/>
           <w:szCs w:val="21"/>
+          <w:sz w:val="21"/>
         </w:rPr>
         <w:t>AB</w:t>
       </w:r>
       <w:r>
         <w:rPr>
-          <w:szCs w:val="21"/>
+          <w:rFonts w:ascii="Times New Roman" w:hAnsi="Times New Roman" w:eastAsia="宋体" w:cs="Times New Roman"/>
+          <w:szCs w:val="21"/>
+          <w:sz w:val="21"/>
         </w:rPr>
         <w:t>顺着磁感线运动时，线路中</w:t>
       </w:r>
       <w:r>
         <w:rPr>
-          <w:szCs w:val="21"/>
+          <w:rFonts w:ascii="Times New Roman" w:hAnsi="Times New Roman" w:eastAsia="宋体" w:cs="Times New Roman"/>
+          <w:szCs w:val="21"/>
+          <w:sz w:val="21"/>
           <w:bdr w:val="single" w:sz="8" w:space="0" w:color="auto"/>
         </w:rPr>
         <w:t>无</w:t>
       </w:r>
       <w:r>
         <w:rPr>
-          <w:szCs w:val="21"/>
+          <w:rFonts w:ascii="Times New Roman" w:hAnsi="Times New Roman" w:eastAsia="宋体" w:cs="Times New Roman"/>
+          <w:szCs w:val="21"/>
+          <w:sz w:val="21"/>
         </w:rPr>
         <w:t>电流产生（均选填</w:t>
       </w:r>
       <w:r>
         <w:rPr>
-          <w:szCs w:val="21"/>
+          <w:rFonts w:ascii="Times New Roman" w:hAnsi="Times New Roman" w:eastAsia="宋体" w:cs="Times New Roman"/>
+          <w:szCs w:val="21"/>
+          <w:sz w:val="21"/>
         </w:rPr>
         <w:t>“</w:t>
       </w:r>
       <w:r>
         <w:rPr>
-          <w:szCs w:val="21"/>
+          <w:rFonts w:ascii="Times New Roman" w:hAnsi="Times New Roman" w:eastAsia="宋体" w:cs="Times New Roman"/>
+          <w:szCs w:val="21"/>
+          <w:sz w:val="21"/>
         </w:rPr>
         <w:t>有</w:t>
       </w:r>
       <w:r>
         <w:rPr>
-          <w:szCs w:val="21"/>
+          <w:rFonts w:ascii="Times New Roman" w:hAnsi="Times New Roman" w:eastAsia="宋体" w:cs="Times New Roman"/>
+          <w:szCs w:val="21"/>
+          <w:sz w:val="21"/>
         </w:rPr>
         <w:t>”</w:t>
       </w:r>
       <w:r>
         <w:rPr>
-          <w:szCs w:val="21"/>
+          <w:rFonts w:ascii="Times New Roman" w:hAnsi="Times New Roman" w:eastAsia="宋体" w:cs="Times New Roman"/>
+          <w:szCs w:val="21"/>
+          <w:sz w:val="21"/>
         </w:rPr>
         <w:t>或</w:t>
       </w:r>
       <w:r>
         <w:rPr>
-          <w:szCs w:val="21"/>
+          <w:rFonts w:ascii="Times New Roman" w:hAnsi="Times New Roman" w:eastAsia="宋体" w:cs="Times New Roman"/>
+          <w:szCs w:val="21"/>
+          <w:sz w:val="21"/>
         </w:rPr>
         <w:t>“</w:t>
       </w:r>
       <w:r>
         <w:rPr>
-          <w:szCs w:val="21"/>
+          <w:rFonts w:ascii="Times New Roman" w:hAnsi="Times New Roman" w:eastAsia="宋体" w:cs="Times New Roman"/>
+          <w:szCs w:val="21"/>
+          <w:sz w:val="21"/>
         </w:rPr>
         <w:t>无</w:t>
       </w:r>
       <w:r>
         <w:rPr>
-          <w:szCs w:val="21"/>
+          <w:rFonts w:ascii="Times New Roman" w:hAnsi="Times New Roman" w:eastAsia="宋体" w:cs="Times New Roman"/>
+          <w:szCs w:val="21"/>
+          <w:sz w:val="21"/>
         </w:rPr>
         <w:t>”</w:t>
       </w:r>
       <w:r>
         <w:rPr>
-          <w:szCs w:val="21"/>
+          <w:rFonts w:ascii="Times New Roman" w:hAnsi="Times New Roman" w:eastAsia="宋体" w:cs="Times New Roman"/>
+          <w:szCs w:val="21"/>
+          <w:sz w:val="21"/>
         </w:rPr>
         <w:t>）</w:t>
       </w:r>
@@ -5187,93 +5988,123 @@
       </w:pPr>
       <w:r>
         <w:rPr>
-          <w:szCs w:val="21"/>
+          <w:rFonts w:ascii="Times New Roman" w:hAnsi="Times New Roman" w:eastAsia="宋体" w:cs="Times New Roman"/>
+          <w:szCs w:val="21"/>
+          <w:sz w:val="21"/>
         </w:rPr>
         <w:t>（</w:t>
       </w:r>
       <w:r>
         <w:rPr>
-          <w:szCs w:val="21"/>
+          <w:rFonts w:ascii="Times New Roman" w:hAnsi="Times New Roman" w:eastAsia="宋体" w:cs="Times New Roman"/>
+          <w:szCs w:val="21"/>
+          <w:sz w:val="21"/>
         </w:rPr>
         <w:t>2</w:t>
       </w:r>
       <w:r>
         <w:rPr>
-          <w:szCs w:val="21"/>
+          <w:rFonts w:ascii="Times New Roman" w:hAnsi="Times New Roman" w:eastAsia="宋体" w:cs="Times New Roman"/>
+          <w:szCs w:val="21"/>
+          <w:sz w:val="21"/>
         </w:rPr>
         <w:t>）实验二：如图所示，当条形磁铁插入或拔出线圈时，线圈中</w:t>
       </w:r>
       <w:r>
         <w:rPr>
-          <w:szCs w:val="21"/>
+          <w:rFonts w:ascii="Times New Roman" w:hAnsi="Times New Roman" w:eastAsia="宋体" w:cs="Times New Roman"/>
+          <w:szCs w:val="21"/>
+          <w:sz w:val="21"/>
           <w:bdr w:val="single" w:sz="8" w:space="0" w:color="auto"/>
         </w:rPr>
         <w:t>有</w:t>
       </w:r>
       <w:r>
         <w:rPr>
-          <w:szCs w:val="21"/>
+          <w:rFonts w:ascii="Times New Roman" w:hAnsi="Times New Roman" w:eastAsia="宋体" w:cs="Times New Roman"/>
+          <w:szCs w:val="21"/>
+          <w:sz w:val="21"/>
         </w:rPr>
         <w:t>电流产生，但条形磁铁在线圈中静止不动时，线圈中</w:t>
       </w:r>
       <w:r>
         <w:rPr>
-          <w:szCs w:val="21"/>
+          <w:rFonts w:ascii="Times New Roman" w:hAnsi="Times New Roman" w:eastAsia="宋体" w:cs="Times New Roman"/>
+          <w:szCs w:val="21"/>
+          <w:sz w:val="21"/>
           <w:bdr w:val="single" w:sz="8" w:space="0" w:color="auto"/>
         </w:rPr>
         <w:t>无</w:t>
       </w:r>
       <w:r>
         <w:rPr>
-          <w:szCs w:val="21"/>
+          <w:rFonts w:ascii="Times New Roman" w:hAnsi="Times New Roman" w:eastAsia="宋体" w:cs="Times New Roman"/>
+          <w:szCs w:val="21"/>
+          <w:sz w:val="21"/>
         </w:rPr>
         <w:t>电流产生。（均选填</w:t>
       </w:r>
       <w:r>
         <w:rPr>
-          <w:szCs w:val="21"/>
+          <w:rFonts w:ascii="Times New Roman" w:hAnsi="Times New Roman" w:eastAsia="宋体" w:cs="Times New Roman"/>
+          <w:szCs w:val="21"/>
+          <w:sz w:val="21"/>
         </w:rPr>
         <w:t>“</w:t>
       </w:r>
       <w:r>
         <w:rPr>
-          <w:szCs w:val="21"/>
+          <w:rFonts w:ascii="Times New Roman" w:hAnsi="Times New Roman" w:eastAsia="宋体" w:cs="Times New Roman"/>
+          <w:szCs w:val="21"/>
+          <w:sz w:val="21"/>
         </w:rPr>
         <w:t>有</w:t>
       </w:r>
       <w:r>
         <w:rPr>
-          <w:szCs w:val="21"/>
+          <w:rFonts w:ascii="Times New Roman" w:hAnsi="Times New Roman" w:eastAsia="宋体" w:cs="Times New Roman"/>
+          <w:szCs w:val="21"/>
+          <w:sz w:val="21"/>
         </w:rPr>
         <w:t>”</w:t>
       </w:r>
       <w:r>
         <w:rPr>
-          <w:szCs w:val="21"/>
+          <w:rFonts w:ascii="Times New Roman" w:hAnsi="Times New Roman" w:eastAsia="宋体" w:cs="Times New Roman"/>
+          <w:szCs w:val="21"/>
+          <w:sz w:val="21"/>
         </w:rPr>
         <w:t>或</w:t>
       </w:r>
       <w:r>
         <w:rPr>
-          <w:szCs w:val="21"/>
+          <w:rFonts w:ascii="Times New Roman" w:hAnsi="Times New Roman" w:eastAsia="宋体" w:cs="Times New Roman"/>
+          <w:szCs w:val="21"/>
+          <w:sz w:val="21"/>
         </w:rPr>
         <w:t>“</w:t>
       </w:r>
       <w:r>
         <w:rPr>
-          <w:szCs w:val="21"/>
+          <w:rFonts w:ascii="Times New Roman" w:hAnsi="Times New Roman" w:eastAsia="宋体" w:cs="Times New Roman"/>
+          <w:szCs w:val="21"/>
+          <w:sz w:val="21"/>
         </w:rPr>
         <w:t>无</w:t>
       </w:r>
       <w:r>
         <w:rPr>
-          <w:szCs w:val="21"/>
+          <w:rFonts w:ascii="Times New Roman" w:hAnsi="Times New Roman" w:eastAsia="宋体" w:cs="Times New Roman"/>
+          <w:szCs w:val="21"/>
+          <w:sz w:val="21"/>
         </w:rPr>
         <w:t>”</w:t>
       </w:r>
       <w:r>
         <w:rPr>
-          <w:szCs w:val="21"/>
+          <w:rFonts w:ascii="Times New Roman" w:hAnsi="Times New Roman" w:eastAsia="宋体" w:cs="Times New Roman"/>
+          <w:szCs w:val="21"/>
+          <w:sz w:val="21"/>
         </w:rPr>
         <w:t>）</w:t>
       </w:r>
@@ -5289,168 +6120,222 @@
       </w:pPr>
       <w:r>
         <w:rPr>
-          <w:szCs w:val="21"/>
+          <w:rFonts w:ascii="Times New Roman" w:hAnsi="Times New Roman" w:eastAsia="宋体" w:cs="Times New Roman"/>
+          <w:szCs w:val="21"/>
+          <w:sz w:val="21"/>
         </w:rPr>
         <w:t>（</w:t>
       </w:r>
       <w:r>
         <w:rPr>
-          <w:szCs w:val="21"/>
+          <w:rFonts w:ascii="Times New Roman" w:hAnsi="Times New Roman" w:eastAsia="宋体" w:cs="Times New Roman"/>
+          <w:szCs w:val="21"/>
+          <w:sz w:val="21"/>
         </w:rPr>
         <w:t>3</w:t>
       </w:r>
       <w:r>
         <w:rPr>
-          <w:szCs w:val="21"/>
+          <w:rFonts w:ascii="Times New Roman" w:hAnsi="Times New Roman" w:eastAsia="宋体" w:cs="Times New Roman"/>
+          <w:szCs w:val="21"/>
+          <w:sz w:val="21"/>
         </w:rPr>
         <w:t>）实验三：如图所示，将小螺线管</w:t>
       </w:r>
       <w:r>
         <w:rPr>
+          <w:rFonts w:ascii="Times New Roman" w:hAnsi="Times New Roman" w:eastAsia="宋体" w:cs="Times New Roman"/>
           <w:i/>
           <w:szCs w:val="21"/>
+          <w:sz w:val="21"/>
         </w:rPr>
         <w:t>A</w:t>
       </w:r>
       <w:r>
         <w:rPr>
-          <w:szCs w:val="21"/>
+          <w:rFonts w:ascii="Times New Roman" w:hAnsi="Times New Roman" w:eastAsia="宋体" w:cs="Times New Roman"/>
+          <w:szCs w:val="21"/>
+          <w:sz w:val="21"/>
         </w:rPr>
         <w:t>插入大螺线管</w:t>
       </w:r>
       <w:r>
         <w:rPr>
+          <w:rFonts w:ascii="Times New Roman" w:hAnsi="Times New Roman" w:eastAsia="宋体" w:cs="Times New Roman"/>
           <w:i/>
           <w:szCs w:val="21"/>
+          <w:sz w:val="21"/>
         </w:rPr>
         <w:t>B</w:t>
       </w:r>
       <w:r>
         <w:rPr>
-          <w:szCs w:val="21"/>
+          <w:rFonts w:ascii="Times New Roman" w:hAnsi="Times New Roman" w:eastAsia="宋体" w:cs="Times New Roman"/>
+          <w:szCs w:val="21"/>
+          <w:sz w:val="21"/>
         </w:rPr>
         <w:t>中不动，当开关</w:t>
       </w:r>
       <w:r>
         <w:rPr>
-          <w:szCs w:val="21"/>
+          <w:rFonts w:ascii="Times New Roman" w:hAnsi="Times New Roman" w:eastAsia="宋体" w:cs="Times New Roman"/>
+          <w:szCs w:val="21"/>
+          <w:sz w:val="21"/>
         </w:rPr>
         <w:t>S</w:t>
       </w:r>
       <w:r>
         <w:rPr>
-          <w:szCs w:val="21"/>
+          <w:rFonts w:ascii="Times New Roman" w:hAnsi="Times New Roman" w:eastAsia="宋体" w:cs="Times New Roman"/>
+          <w:szCs w:val="21"/>
+          <w:sz w:val="21"/>
         </w:rPr>
         <w:t>闭合或断开时，电流表中</w:t>
       </w:r>
       <w:r>
         <w:rPr>
-          <w:szCs w:val="21"/>
+          <w:rFonts w:ascii="Times New Roman" w:hAnsi="Times New Roman" w:eastAsia="宋体" w:cs="Times New Roman"/>
+          <w:szCs w:val="21"/>
+          <w:sz w:val="21"/>
           <w:bdr w:val="single" w:sz="8" w:space="0" w:color="auto"/>
         </w:rPr>
         <w:t>有</w:t>
       </w:r>
       <w:r>
         <w:rPr>
-          <w:szCs w:val="21"/>
+          <w:rFonts w:ascii="Times New Roman" w:hAnsi="Times New Roman" w:eastAsia="宋体" w:cs="Times New Roman"/>
+          <w:szCs w:val="21"/>
+          <w:sz w:val="21"/>
         </w:rPr>
         <w:t>电流通过；若开关</w:t>
       </w:r>
       <w:r>
         <w:rPr>
-          <w:szCs w:val="21"/>
+          <w:rFonts w:ascii="Times New Roman" w:hAnsi="Times New Roman" w:eastAsia="宋体" w:cs="Times New Roman"/>
+          <w:szCs w:val="21"/>
+          <w:sz w:val="21"/>
         </w:rPr>
         <w:t>S</w:t>
       </w:r>
       <w:r>
         <w:rPr>
-          <w:szCs w:val="21"/>
+          <w:rFonts w:ascii="Times New Roman" w:hAnsi="Times New Roman" w:eastAsia="宋体" w:cs="Times New Roman"/>
+          <w:szCs w:val="21"/>
+          <w:sz w:val="21"/>
         </w:rPr>
         <w:t>一直闭合，当改变滑动变阻器的阻值时，电流表中</w:t>
       </w:r>
       <w:r>
         <w:rPr>
-          <w:szCs w:val="21"/>
+          <w:rFonts w:ascii="Times New Roman" w:hAnsi="Times New Roman" w:eastAsia="宋体" w:cs="Times New Roman"/>
+          <w:szCs w:val="21"/>
+          <w:sz w:val="21"/>
           <w:bdr w:val="single" w:sz="8" w:space="0" w:color="auto"/>
         </w:rPr>
         <w:t>有</w:t>
       </w:r>
       <w:r>
         <w:rPr>
-          <w:szCs w:val="21"/>
+          <w:rFonts w:ascii="Times New Roman" w:hAnsi="Times New Roman" w:eastAsia="宋体" w:cs="Times New Roman"/>
+          <w:szCs w:val="21"/>
+          <w:sz w:val="21"/>
         </w:rPr>
         <w:t>电流通过；而开关</w:t>
       </w:r>
       <w:r>
         <w:rPr>
-          <w:szCs w:val="21"/>
+          <w:rFonts w:ascii="Times New Roman" w:hAnsi="Times New Roman" w:eastAsia="宋体" w:cs="Times New Roman"/>
+          <w:szCs w:val="21"/>
+          <w:sz w:val="21"/>
         </w:rPr>
         <w:t>S</w:t>
       </w:r>
       <w:r>
         <w:rPr>
-          <w:szCs w:val="21"/>
+          <w:rFonts w:ascii="Times New Roman" w:hAnsi="Times New Roman" w:eastAsia="宋体" w:cs="Times New Roman"/>
+          <w:szCs w:val="21"/>
+          <w:sz w:val="21"/>
         </w:rPr>
         <w:t>一直闭合，滑动变阻器的滑动触头不动时，电流表中</w:t>
       </w:r>
       <w:r>
         <w:rPr>
-          <w:szCs w:val="21"/>
+          <w:rFonts w:ascii="Times New Roman" w:hAnsi="Times New Roman" w:eastAsia="宋体" w:cs="Times New Roman"/>
+          <w:szCs w:val="21"/>
+          <w:sz w:val="21"/>
           <w:bdr w:val="single" w:sz="8" w:space="0" w:color="auto"/>
         </w:rPr>
         <w:t>无</w:t>
       </w:r>
       <w:r>
         <w:rPr>
-          <w:szCs w:val="21"/>
+          <w:rFonts w:ascii="Times New Roman" w:hAnsi="Times New Roman" w:eastAsia="宋体" w:cs="Times New Roman"/>
+          <w:szCs w:val="21"/>
+          <w:sz w:val="21"/>
         </w:rPr>
         <w:t>电流通过。（均选填</w:t>
       </w:r>
       <w:r>
         <w:rPr>
-          <w:szCs w:val="21"/>
+          <w:rFonts w:ascii="Times New Roman" w:hAnsi="Times New Roman" w:eastAsia="宋体" w:cs="Times New Roman"/>
+          <w:szCs w:val="21"/>
+          <w:sz w:val="21"/>
         </w:rPr>
         <w:t>“</w:t>
       </w:r>
       <w:r>
         <w:rPr>
-          <w:szCs w:val="21"/>
+          <w:rFonts w:ascii="Times New Roman" w:hAnsi="Times New Roman" w:eastAsia="宋体" w:cs="Times New Roman"/>
+          <w:szCs w:val="21"/>
+          <w:sz w:val="21"/>
         </w:rPr>
         <w:t>有</w:t>
       </w:r>
       <w:r>
         <w:rPr>
-          <w:szCs w:val="21"/>
+          <w:rFonts w:ascii="Times New Roman" w:hAnsi="Times New Roman" w:eastAsia="宋体" w:cs="Times New Roman"/>
+          <w:szCs w:val="21"/>
+          <w:sz w:val="21"/>
         </w:rPr>
         <w:t>”</w:t>
       </w:r>
       <w:r>
         <w:rPr>
-          <w:szCs w:val="21"/>
+          <w:rFonts w:ascii="Times New Roman" w:hAnsi="Times New Roman" w:eastAsia="宋体" w:cs="Times New Roman"/>
+          <w:szCs w:val="21"/>
+          <w:sz w:val="21"/>
         </w:rPr>
         <w:t>或</w:t>
       </w:r>
       <w:r>
         <w:rPr>
-          <w:szCs w:val="21"/>
+          <w:rFonts w:ascii="Times New Roman" w:hAnsi="Times New Roman" w:eastAsia="宋体" w:cs="Times New Roman"/>
+          <w:szCs w:val="21"/>
+          <w:sz w:val="21"/>
         </w:rPr>
         <w:t>“</w:t>
       </w:r>
       <w:r>
         <w:rPr>
-          <w:szCs w:val="21"/>
+          <w:rFonts w:ascii="Times New Roman" w:hAnsi="Times New Roman" w:eastAsia="宋体" w:cs="Times New Roman"/>
+          <w:szCs w:val="21"/>
+          <w:sz w:val="21"/>
         </w:rPr>
         <w:t>无</w:t>
       </w:r>
       <w:r>
         <w:rPr>
-          <w:szCs w:val="21"/>
+          <w:rFonts w:ascii="Times New Roman" w:hAnsi="Times New Roman" w:eastAsia="宋体" w:cs="Times New Roman"/>
+          <w:szCs w:val="21"/>
+          <w:sz w:val="21"/>
         </w:rPr>
         <w:t>”</w:t>
       </w:r>
       <w:r>
         <w:rPr>
-          <w:szCs w:val="21"/>
+          <w:rFonts w:ascii="Times New Roman" w:hAnsi="Times New Roman" w:eastAsia="宋体" w:cs="Times New Roman"/>
+          <w:szCs w:val="21"/>
+          <w:sz w:val="21"/>
         </w:rPr>
         <w:t>）</w:t>
       </w:r>
@@ -5520,19 +6405,25 @@
       </w:pPr>
       <w:r>
         <w:rPr>
-          <w:szCs w:val="21"/>
+          <w:rFonts w:ascii="Times New Roman" w:hAnsi="Times New Roman" w:eastAsia="宋体" w:cs="Times New Roman"/>
+          <w:szCs w:val="21"/>
+          <w:sz w:val="21"/>
         </w:rPr>
         <w:t>（</w:t>
       </w:r>
       <w:r>
         <w:rPr>
-          <w:szCs w:val="21"/>
+          <w:rFonts w:ascii="Times New Roman" w:hAnsi="Times New Roman" w:eastAsia="宋体" w:cs="Times New Roman"/>
+          <w:szCs w:val="21"/>
+          <w:sz w:val="21"/>
         </w:rPr>
         <w:t>4</w:t>
       </w:r>
       <w:r>
         <w:rPr>
-          <w:szCs w:val="21"/>
+          <w:rFonts w:ascii="Times New Roman" w:hAnsi="Times New Roman" w:eastAsia="宋体" w:cs="Times New Roman"/>
+          <w:szCs w:val="21"/>
+          <w:sz w:val="21"/>
         </w:rPr>
         <w:t>）归纳总结：</w:t>
       </w:r>
@@ -5548,7 +6439,9 @@
       </w:pPr>
       <w:r>
         <w:rPr>
-          <w:szCs w:val="21"/>
+          <w:rFonts w:ascii="Times New Roman" w:hAnsi="Times New Roman" w:eastAsia="宋体" w:cs="Times New Roman"/>
+          <w:szCs w:val="21"/>
+          <w:sz w:val="21"/>
         </w:rPr>
         <w:t>实验一中：导体棒做切割磁感线运动，回路的有效面积发生变化，从而引起了磁通量的变化，产生了感应电流</w:t>
       </w:r>
@@ -5564,7 +6457,9 @@
       </w:pPr>
       <w:r>
         <w:rPr>
-          <w:szCs w:val="21"/>
+          <w:rFonts w:ascii="Times New Roman" w:hAnsi="Times New Roman" w:eastAsia="宋体" w:cs="Times New Roman"/>
+          <w:szCs w:val="21"/>
+          <w:sz w:val="21"/>
         </w:rPr>
         <w:t>实验二中：磁铁插入或拔出线圈时，线圈中的磁场发生变化，从而引起了磁通量的变化，产生了感应电流</w:t>
       </w:r>
@@ -5580,34 +6475,44 @@
       </w:pPr>
       <w:r>
         <w:rPr>
-          <w:szCs w:val="21"/>
+          <w:rFonts w:ascii="Times New Roman" w:hAnsi="Times New Roman" w:eastAsia="宋体" w:cs="Times New Roman"/>
+          <w:szCs w:val="21"/>
+          <w:sz w:val="21"/>
         </w:rPr>
         <w:lastRenderedPageBreak/>
         <w:t>实验三中：开关闭合、断开或滑动变阻器的滑动触头移动时，小螺线管</w:t>
       </w:r>
       <w:r>
         <w:rPr>
+          <w:rFonts w:ascii="Times New Roman" w:hAnsi="Times New Roman" w:eastAsia="宋体" w:cs="Times New Roman"/>
           <w:i/>
           <w:szCs w:val="21"/>
+          <w:sz w:val="21"/>
         </w:rPr>
         <w:t>A</w:t>
       </w:r>
       <w:r>
         <w:rPr>
-          <w:szCs w:val="21"/>
+          <w:rFonts w:ascii="Times New Roman" w:hAnsi="Times New Roman" w:eastAsia="宋体" w:cs="Times New Roman"/>
+          <w:szCs w:val="21"/>
+          <w:sz w:val="21"/>
         </w:rPr>
         <w:t>中电流变化，从而引起穿过大螺线管</w:t>
       </w:r>
       <w:r>
         <w:rPr>
+          <w:rFonts w:ascii="Times New Roman" w:hAnsi="Times New Roman" w:eastAsia="宋体" w:cs="Times New Roman"/>
           <w:i/>
           <w:szCs w:val="21"/>
+          <w:sz w:val="21"/>
         </w:rPr>
         <w:t>B</w:t>
       </w:r>
       <w:r>
         <w:rPr>
-          <w:szCs w:val="21"/>
+          <w:rFonts w:ascii="Times New Roman" w:hAnsi="Times New Roman" w:eastAsia="宋体" w:cs="Times New Roman"/>
+          <w:szCs w:val="21"/>
+          <w:sz w:val="21"/>
         </w:rPr>
         <w:t>的磁通量变化，产生了感应电流</w:t>
       </w:r>
@@ -5623,21 +6528,27 @@
       </w:pPr>
       <w:r>
         <w:rPr>
-          <w:szCs w:val="21"/>
+          <w:rFonts w:ascii="Times New Roman" w:hAnsi="Times New Roman" w:eastAsia="宋体" w:cs="Times New Roman"/>
+          <w:szCs w:val="21"/>
+          <w:sz w:val="21"/>
         </w:rPr>
         <w:t>三个实验共同特点是：产生感应电流时闭合回路的</w:t>
       </w:r>
       <w:r>
         <w:rPr>
+          <w:rFonts w:ascii="Times New Roman" w:hAnsi="Times New Roman" w:eastAsia="宋体" w:cs="Times New Roman"/>
           <w:b/>
           <w:bCs/>
           <w:szCs w:val="21"/>
+          <w:sz w:val="21"/>
         </w:rPr>
         <w:t>磁通量</w:t>
       </w:r>
       <w:r>
         <w:rPr>
-          <w:szCs w:val="21"/>
+          <w:rFonts w:ascii="Times New Roman" w:hAnsi="Times New Roman" w:eastAsia="宋体" w:cs="Times New Roman"/>
+          <w:szCs w:val="21"/>
+          <w:sz w:val="21"/>
         </w:rPr>
         <w:t>都发生了变化</w:t>
       </w:r>
@@ -5663,26 +6574,34 @@
       </w:pPr>
       <w:r>
         <w:rPr>
-          <w:szCs w:val="21"/>
+          <w:rFonts w:ascii="Times New Roman" w:hAnsi="Times New Roman" w:eastAsia="宋体" w:cs="Times New Roman"/>
+          <w:szCs w:val="21"/>
+          <w:sz w:val="21"/>
         </w:rPr>
         <w:t>23</w:t>
       </w:r>
       <w:r>
         <w:rPr>
-          <w:szCs w:val="21"/>
+          <w:rFonts w:ascii="Times New Roman" w:hAnsi="Times New Roman" w:eastAsia="宋体" w:cs="Times New Roman"/>
+          <w:szCs w:val="21"/>
+          <w:sz w:val="21"/>
         </w:rPr>
         <w:t>．产生感应电流的条件：当穿过闭合导体回路的</w:t>
       </w:r>
       <w:r>
         <w:rPr>
-          <w:szCs w:val="21"/>
+          <w:rFonts w:ascii="Times New Roman" w:hAnsi="Times New Roman" w:eastAsia="宋体" w:cs="Times New Roman"/>
+          <w:szCs w:val="21"/>
+          <w:sz w:val="21"/>
           <w:bdr w:val="single" w:sz="8" w:space="0" w:color="auto"/>
         </w:rPr>
         <w:t>磁通量发生变化</w:t>
       </w:r>
       <w:r>
         <w:rPr>
-          <w:szCs w:val="21"/>
+          <w:rFonts w:ascii="Times New Roman" w:hAnsi="Times New Roman" w:eastAsia="宋体" w:cs="Times New Roman"/>
+          <w:szCs w:val="21"/>
+          <w:sz w:val="21"/>
         </w:rPr>
         <w:t>时，闭合导体回路中就产生感应电流。</w:t>
       </w:r>
@@ -5708,13 +6627,17 @@
       </w:pPr>
       <w:r>
         <w:rPr>
-          <w:szCs w:val="21"/>
+          <w:rFonts w:ascii="Times New Roman" w:hAnsi="Times New Roman" w:eastAsia="宋体" w:cs="Times New Roman"/>
+          <w:szCs w:val="21"/>
+          <w:sz w:val="21"/>
         </w:rPr>
         <w:t>24</w:t>
       </w:r>
       <w:r>
         <w:rPr>
-          <w:szCs w:val="21"/>
+          <w:rFonts w:ascii="Times New Roman" w:hAnsi="Times New Roman" w:eastAsia="宋体" w:cs="Times New Roman"/>
+          <w:szCs w:val="21"/>
+          <w:sz w:val="21"/>
         </w:rPr>
         <w:t>．电磁感应现象的应用</w:t>
       </w:r>
@@ -5730,20 +6653,26 @@
       </w:pPr>
       <w:r>
         <w:rPr>
-          <w:szCs w:val="21"/>
+          <w:rFonts w:ascii="Times New Roman" w:hAnsi="Times New Roman" w:eastAsia="宋体" w:cs="Times New Roman"/>
+          <w:szCs w:val="21"/>
+          <w:sz w:val="21"/>
         </w:rPr>
         <w:t>生产、生活中广泛使用的变压器、</w:t>
       </w:r>
       <w:r>
         <w:rPr>
-          <w:szCs w:val="21"/>
+          <w:rFonts w:ascii="Times New Roman" w:hAnsi="Times New Roman" w:eastAsia="宋体" w:cs="Times New Roman"/>
+          <w:szCs w:val="21"/>
+          <w:sz w:val="21"/>
           <w:bdr w:val="single" w:sz="8" w:space="0" w:color="auto"/>
         </w:rPr>
         <w:t>电磁炉</w:t>
       </w:r>
       <w:r>
         <w:rPr>
-          <w:szCs w:val="21"/>
+          <w:rFonts w:ascii="Times New Roman" w:hAnsi="Times New Roman" w:eastAsia="宋体" w:cs="Times New Roman"/>
+          <w:szCs w:val="21"/>
+          <w:sz w:val="21"/>
         </w:rPr>
         <w:t>等都是根据电磁感应制造的。</w:t>
       </w:r>
@@ -5769,15 +6698,19 @@
       </w:pPr>
       <w:r>
         <w:rPr>
+          <w:rFonts w:ascii="Times New Roman" w:hAnsi="Times New Roman" w:eastAsia="宋体" w:cs="Times New Roman"/>
           <w:b/>
           <w:szCs w:val="21"/>
+          <w:sz w:val="21"/>
         </w:rPr>
         <w:t xml:space="preserve">13.4 </w:t>
       </w:r>
       <w:r>
         <w:rPr>
+          <w:rFonts w:ascii="Times New Roman" w:hAnsi="Times New Roman" w:eastAsia="宋体" w:cs="Times New Roman"/>
           <w:b/>
           <w:szCs w:val="21"/>
+          <w:sz w:val="21"/>
         </w:rPr>
         <w:t>电磁波的发现及应用</w:t>
       </w:r>
@@ -5793,13 +6726,17 @@
       </w:pPr>
       <w:r>
         <w:rPr>
-          <w:szCs w:val="21"/>
+          <w:rFonts w:ascii="Times New Roman" w:hAnsi="Times New Roman" w:eastAsia="宋体" w:cs="Times New Roman"/>
+          <w:szCs w:val="21"/>
+          <w:sz w:val="21"/>
         </w:rPr>
         <w:t>25</w:t>
       </w:r>
       <w:r>
         <w:rPr>
-          <w:szCs w:val="21"/>
+          <w:rFonts w:ascii="Times New Roman" w:hAnsi="Times New Roman" w:eastAsia="宋体" w:cs="Times New Roman"/>
+          <w:szCs w:val="21"/>
+          <w:sz w:val="21"/>
         </w:rPr>
         <w:t>．麦克斯韦电磁场理论</w:t>
       </w:r>
@@ -5869,19 +6806,25 @@
       </w:pPr>
       <w:r>
         <w:rPr>
-          <w:szCs w:val="21"/>
+          <w:rFonts w:ascii="Times New Roman" w:hAnsi="Times New Roman" w:eastAsia="宋体" w:cs="Times New Roman"/>
+          <w:szCs w:val="21"/>
+          <w:sz w:val="21"/>
         </w:rPr>
         <w:t>（</w:t>
       </w:r>
       <w:r>
         <w:rPr>
-          <w:szCs w:val="21"/>
+          <w:rFonts w:ascii="Times New Roman" w:hAnsi="Times New Roman" w:eastAsia="宋体" w:cs="Times New Roman"/>
+          <w:szCs w:val="21"/>
+          <w:sz w:val="21"/>
         </w:rPr>
         <w:t>1</w:t>
       </w:r>
       <w:r>
         <w:rPr>
-          <w:szCs w:val="21"/>
+          <w:rFonts w:ascii="Times New Roman" w:hAnsi="Times New Roman" w:eastAsia="宋体" w:cs="Times New Roman"/>
+          <w:szCs w:val="21"/>
+          <w:sz w:val="21"/>
         </w:rPr>
         <w:t>）变化的磁场产生电场</w:t>
       </w:r>
@@ -5897,39 +6840,51 @@
       </w:pPr>
       <w:r>
         <w:rPr>
-          <w:szCs w:val="21"/>
+          <w:rFonts w:ascii="Times New Roman" w:hAnsi="Times New Roman" w:eastAsia="宋体" w:cs="Times New Roman"/>
+          <w:szCs w:val="21"/>
+          <w:sz w:val="21"/>
         </w:rPr>
         <w:t>①</w:t>
       </w:r>
       <w:r>
         <w:rPr>
-          <w:szCs w:val="21"/>
+          <w:rFonts w:ascii="Times New Roman" w:hAnsi="Times New Roman" w:eastAsia="宋体" w:cs="Times New Roman"/>
+          <w:szCs w:val="21"/>
+          <w:sz w:val="21"/>
         </w:rPr>
         <w:t>在变化的磁场中放入一个闭合电路，由于穿过电路的磁通量发生变化，电路中会产生</w:t>
       </w:r>
       <w:r>
         <w:rPr>
-          <w:szCs w:val="21"/>
+          <w:rFonts w:ascii="Times New Roman" w:hAnsi="Times New Roman" w:eastAsia="宋体" w:cs="Times New Roman"/>
+          <w:szCs w:val="21"/>
+          <w:sz w:val="21"/>
           <w:bdr w:val="single" w:sz="8" w:space="0" w:color="auto"/>
         </w:rPr>
         <w:t>感应电流</w:t>
       </w:r>
       <w:r>
         <w:rPr>
-          <w:szCs w:val="21"/>
+          <w:rFonts w:ascii="Times New Roman" w:hAnsi="Times New Roman" w:eastAsia="宋体" w:cs="Times New Roman"/>
+          <w:szCs w:val="21"/>
+          <w:sz w:val="21"/>
         </w:rPr>
         <w:t>。这个现象的实质是变化的磁场在空间产生了</w:t>
       </w:r>
       <w:r>
         <w:rPr>
-          <w:szCs w:val="21"/>
+          <w:rFonts w:ascii="Times New Roman" w:hAnsi="Times New Roman" w:eastAsia="宋体" w:cs="Times New Roman"/>
+          <w:szCs w:val="21"/>
+          <w:sz w:val="21"/>
           <w:bdr w:val="single" w:sz="8" w:space="0" w:color="auto"/>
         </w:rPr>
         <w:t>电场</w:t>
       </w:r>
       <w:r>
         <w:rPr>
-          <w:szCs w:val="21"/>
+          <w:rFonts w:ascii="Times New Roman" w:hAnsi="Times New Roman" w:eastAsia="宋体" w:cs="Times New Roman"/>
+          <w:szCs w:val="21"/>
+          <w:sz w:val="21"/>
         </w:rPr>
         <w:t>。</w:t>
       </w:r>
@@ -5945,26 +6900,34 @@
       </w:pPr>
       <w:r>
         <w:rPr>
-          <w:szCs w:val="21"/>
+          <w:rFonts w:ascii="Times New Roman" w:hAnsi="Times New Roman" w:eastAsia="宋体" w:cs="Times New Roman"/>
+          <w:szCs w:val="21"/>
+          <w:sz w:val="21"/>
         </w:rPr>
         <w:t>②</w:t>
       </w:r>
       <w:r>
         <w:rPr>
-          <w:szCs w:val="21"/>
+          <w:rFonts w:ascii="Times New Roman" w:hAnsi="Times New Roman" w:eastAsia="宋体" w:cs="Times New Roman"/>
+          <w:szCs w:val="21"/>
+          <w:sz w:val="21"/>
         </w:rPr>
         <w:t>即使在变化的磁场中没有闭合电路，也同样会在空间产生</w:t>
       </w:r>
       <w:r>
         <w:rPr>
-          <w:szCs w:val="21"/>
+          <w:rFonts w:ascii="Times New Roman" w:hAnsi="Times New Roman" w:eastAsia="宋体" w:cs="Times New Roman"/>
+          <w:szCs w:val="21"/>
+          <w:sz w:val="21"/>
           <w:bdr w:val="single" w:sz="8" w:space="0" w:color="auto"/>
         </w:rPr>
         <w:t>电场</w:t>
       </w:r>
       <w:r>
         <w:rPr>
-          <w:szCs w:val="21"/>
+          <w:rFonts w:ascii="Times New Roman" w:hAnsi="Times New Roman" w:eastAsia="宋体" w:cs="Times New Roman"/>
+          <w:szCs w:val="21"/>
+          <w:sz w:val="21"/>
         </w:rPr>
         <w:t>。</w:t>
       </w:r>
@@ -5980,19 +6943,25 @@
       </w:pPr>
       <w:r>
         <w:rPr>
-          <w:szCs w:val="21"/>
+          <w:rFonts w:ascii="Times New Roman" w:hAnsi="Times New Roman" w:eastAsia="宋体" w:cs="Times New Roman"/>
+          <w:szCs w:val="21"/>
+          <w:sz w:val="21"/>
         </w:rPr>
         <w:t>（</w:t>
       </w:r>
       <w:r>
         <w:rPr>
-          <w:szCs w:val="21"/>
+          <w:rFonts w:ascii="Times New Roman" w:hAnsi="Times New Roman" w:eastAsia="宋体" w:cs="Times New Roman"/>
+          <w:szCs w:val="21"/>
+          <w:sz w:val="21"/>
         </w:rPr>
         <w:t>2</w:t>
       </w:r>
       <w:r>
         <w:rPr>
-          <w:szCs w:val="21"/>
+          <w:rFonts w:ascii="Times New Roman" w:hAnsi="Times New Roman" w:eastAsia="宋体" w:cs="Times New Roman"/>
+          <w:szCs w:val="21"/>
+          <w:sz w:val="21"/>
         </w:rPr>
         <w:t>）变化的电场产生磁场</w:t>
       </w:r>
@@ -6008,33 +6977,43 @@
       </w:pPr>
       <w:r>
         <w:rPr>
-          <w:szCs w:val="21"/>
+          <w:rFonts w:ascii="Times New Roman" w:hAnsi="Times New Roman" w:eastAsia="宋体" w:cs="Times New Roman"/>
+          <w:szCs w:val="21"/>
+          <w:sz w:val="21"/>
         </w:rPr>
         <w:t>变化的电场就像导线中的电流一样，会在空间产生</w:t>
       </w:r>
       <w:r>
         <w:rPr>
-          <w:szCs w:val="21"/>
+          <w:rFonts w:ascii="Times New Roman" w:hAnsi="Times New Roman" w:eastAsia="宋体" w:cs="Times New Roman"/>
+          <w:szCs w:val="21"/>
+          <w:sz w:val="21"/>
           <w:bdr w:val="single" w:sz="8" w:space="0" w:color="auto"/>
         </w:rPr>
         <w:t>磁场</w:t>
       </w:r>
       <w:r>
         <w:rPr>
-          <w:szCs w:val="21"/>
+          <w:rFonts w:ascii="Times New Roman" w:hAnsi="Times New Roman" w:eastAsia="宋体" w:cs="Times New Roman"/>
+          <w:szCs w:val="21"/>
+          <w:sz w:val="21"/>
         </w:rPr>
         <w:t>，即</w:t>
       </w:r>
       <w:r>
         <w:rPr>
-          <w:szCs w:val="21"/>
+          <w:rFonts w:ascii="Times New Roman" w:hAnsi="Times New Roman" w:eastAsia="宋体" w:cs="Times New Roman"/>
+          <w:szCs w:val="21"/>
+          <w:sz w:val="21"/>
           <w:bdr w:val="single" w:sz="8" w:space="0" w:color="auto"/>
         </w:rPr>
         <w:t>变化</w:t>
       </w:r>
       <w:r>
         <w:rPr>
-          <w:szCs w:val="21"/>
+          <w:rFonts w:ascii="Times New Roman" w:hAnsi="Times New Roman" w:eastAsia="宋体" w:cs="Times New Roman"/>
+          <w:szCs w:val="21"/>
+          <w:sz w:val="21"/>
         </w:rPr>
         <w:t>的电场产生磁场。</w:t>
       </w:r>
@@ -6060,39 +7039,51 @@
       </w:pPr>
       <w:r>
         <w:rPr>
-          <w:szCs w:val="21"/>
+          <w:rFonts w:ascii="Times New Roman" w:hAnsi="Times New Roman" w:eastAsia="宋体" w:cs="Times New Roman"/>
+          <w:szCs w:val="21"/>
+          <w:sz w:val="21"/>
         </w:rPr>
         <w:t>26</w:t>
       </w:r>
       <w:r>
         <w:rPr>
-          <w:szCs w:val="21"/>
+          <w:rFonts w:ascii="Times New Roman" w:hAnsi="Times New Roman" w:eastAsia="宋体" w:cs="Times New Roman"/>
+          <w:szCs w:val="21"/>
+          <w:sz w:val="21"/>
         </w:rPr>
         <w:t>．电磁场：变化的</w:t>
       </w:r>
       <w:r>
         <w:rPr>
-          <w:szCs w:val="21"/>
+          <w:rFonts w:ascii="Times New Roman" w:hAnsi="Times New Roman" w:eastAsia="宋体" w:cs="Times New Roman"/>
+          <w:szCs w:val="21"/>
+          <w:sz w:val="21"/>
           <w:bdr w:val="single" w:sz="8" w:space="0" w:color="auto"/>
         </w:rPr>
         <w:t>电场</w:t>
       </w:r>
       <w:r>
         <w:rPr>
-          <w:szCs w:val="21"/>
+          <w:rFonts w:ascii="Times New Roman" w:hAnsi="Times New Roman" w:eastAsia="宋体" w:cs="Times New Roman"/>
+          <w:szCs w:val="21"/>
+          <w:sz w:val="21"/>
         </w:rPr>
         <w:t>和</w:t>
       </w:r>
       <w:r>
         <w:rPr>
-          <w:szCs w:val="21"/>
+          <w:rFonts w:ascii="Times New Roman" w:hAnsi="Times New Roman" w:eastAsia="宋体" w:cs="Times New Roman"/>
+          <w:szCs w:val="21"/>
+          <w:sz w:val="21"/>
           <w:bdr w:val="single" w:sz="8" w:space="0" w:color="auto"/>
         </w:rPr>
         <w:t>磁场</w:t>
       </w:r>
       <w:r>
         <w:rPr>
-          <w:szCs w:val="21"/>
+          <w:rFonts w:ascii="Times New Roman" w:hAnsi="Times New Roman" w:eastAsia="宋体" w:cs="Times New Roman"/>
+          <w:szCs w:val="21"/>
+          <w:sz w:val="21"/>
         </w:rPr>
         <w:t>互相联系，所形成的不可分割的统一体。</w:t>
       </w:r>
@@ -6117,13 +7108,17 @@
       </w:pPr>
       <w:r>
         <w:rPr>
-          <w:szCs w:val="21"/>
+          <w:rFonts w:ascii="Times New Roman" w:hAnsi="Times New Roman" w:eastAsia="宋体" w:cs="Times New Roman"/>
+          <w:szCs w:val="21"/>
+          <w:sz w:val="21"/>
         </w:rPr>
         <w:t>27</w:t>
       </w:r>
       <w:r>
         <w:rPr>
-          <w:szCs w:val="21"/>
+          <w:rFonts w:ascii="Times New Roman" w:hAnsi="Times New Roman" w:eastAsia="宋体" w:cs="Times New Roman"/>
+          <w:szCs w:val="21"/>
+          <w:sz w:val="21"/>
         </w:rPr>
         <w:t>．对麦克斯韦电磁场理论的理解</w:t>
       </w:r>
@@ -6177,7 +7172,9 @@
             </w:pPr>
             <w:r>
               <w:rPr>
-                <w:szCs w:val="21"/>
+                <w:rFonts w:ascii="Times New Roman" w:hAnsi="Times New Roman" w:eastAsia="宋体" w:cs="Times New Roman"/>
+                <w:szCs w:val="21"/>
+                <w:sz w:val="21"/>
                 <w:bdr w:val="single" w:sz="8" w:space="0" w:color="auto"/>
               </w:rPr>
               <w:t>恒定的电场不产生磁场</w:t>
@@ -6209,7 +7206,9 @@
             </w:pPr>
             <w:r>
               <w:rPr>
-                <w:szCs w:val="21"/>
+                <w:rFonts w:ascii="Times New Roman" w:hAnsi="Times New Roman" w:eastAsia="宋体" w:cs="Times New Roman"/>
+                <w:szCs w:val="21"/>
+                <w:sz w:val="21"/>
                 <w:bdr w:val="single" w:sz="8" w:space="0" w:color="auto"/>
               </w:rPr>
               <w:t>恒定的磁场不产生电场</w:t>
@@ -6243,7 +7242,9 @@
             </w:pPr>
             <w:r>
               <w:rPr>
-                <w:szCs w:val="21"/>
+                <w:rFonts w:ascii="Times New Roman" w:hAnsi="Times New Roman" w:eastAsia="宋体" w:cs="Times New Roman"/>
+                <w:szCs w:val="21"/>
+                <w:sz w:val="21"/>
                 <w:bdr w:val="single" w:sz="8" w:space="0" w:color="auto"/>
               </w:rPr>
               <w:t>均匀变化的电场在周围空间产生恒定的磁场</w:t>
@@ -6275,7 +7276,9 @@
             </w:pPr>
             <w:r>
               <w:rPr>
-                <w:szCs w:val="21"/>
+                <w:rFonts w:ascii="Times New Roman" w:hAnsi="Times New Roman" w:eastAsia="宋体" w:cs="Times New Roman"/>
+                <w:szCs w:val="21"/>
+                <w:sz w:val="21"/>
                 <w:bdr w:val="single" w:sz="8" w:space="0" w:color="auto"/>
               </w:rPr>
               <w:t>均匀变化的磁场在周围空间产生恒定的电场</w:t>
@@ -6309,7 +7312,9 @@
             </w:pPr>
             <w:r>
               <w:rPr>
-                <w:szCs w:val="21"/>
+                <w:rFonts w:ascii="Times New Roman" w:hAnsi="Times New Roman" w:eastAsia="宋体" w:cs="Times New Roman"/>
+                <w:szCs w:val="21"/>
+                <w:sz w:val="21"/>
               </w:rPr>
               <w:t>不均匀变化的电场在周围空间产生变化的磁场</w:t>
             </w:r>
@@ -6340,7 +7345,9 @@
             </w:pPr>
             <w:r>
               <w:rPr>
-                <w:szCs w:val="21"/>
+                <w:rFonts w:ascii="Times New Roman" w:hAnsi="Times New Roman" w:eastAsia="宋体" w:cs="Times New Roman"/>
+                <w:szCs w:val="21"/>
+                <w:sz w:val="21"/>
               </w:rPr>
               <w:t>不均匀变化的磁场在周围空间产生变化的电场</w:t>
             </w:r>
@@ -6373,7 +7380,9 @@
             </w:pPr>
             <w:r>
               <w:rPr>
-                <w:szCs w:val="21"/>
+                <w:rFonts w:ascii="Times New Roman" w:hAnsi="Times New Roman" w:eastAsia="宋体" w:cs="Times New Roman"/>
+                <w:szCs w:val="21"/>
+                <w:sz w:val="21"/>
                 <w:bdr w:val="single" w:sz="8" w:space="0" w:color="auto"/>
               </w:rPr>
               <w:t>振荡电场产生同频率的振荡磁场</w:t>
@@ -6405,7 +7414,9 @@
             </w:pPr>
             <w:r>
               <w:rPr>
-                <w:szCs w:val="21"/>
+                <w:rFonts w:ascii="Times New Roman" w:hAnsi="Times New Roman" w:eastAsia="宋体" w:cs="Times New Roman"/>
+                <w:szCs w:val="21"/>
+                <w:sz w:val="21"/>
                 <w:bdr w:val="single" w:sz="8" w:space="0" w:color="auto"/>
               </w:rPr>
               <w:t>振荡磁场产生同频率的振荡电场</w:t>
@@ -6424,13 +7435,17 @@
       </w:pPr>
       <w:r>
         <w:rPr>
-          <w:szCs w:val="21"/>
+          <w:rFonts w:ascii="Times New Roman" w:hAnsi="Times New Roman" w:eastAsia="宋体" w:cs="Times New Roman"/>
+          <w:szCs w:val="21"/>
+          <w:sz w:val="21"/>
         </w:rPr>
         <w:t>28</w:t>
       </w:r>
       <w:r>
         <w:rPr>
-          <w:szCs w:val="21"/>
+          <w:rFonts w:ascii="Times New Roman" w:hAnsi="Times New Roman" w:eastAsia="宋体" w:cs="Times New Roman"/>
+          <w:szCs w:val="21"/>
+          <w:sz w:val="21"/>
         </w:rPr>
         <w:t>．电磁场的产生</w:t>
       </w:r>
@@ -6445,19 +7460,25 @@
       </w:pPr>
       <w:r>
         <w:rPr>
-          <w:szCs w:val="21"/>
+          <w:rFonts w:ascii="Times New Roman" w:hAnsi="Times New Roman" w:eastAsia="宋体" w:cs="Times New Roman"/>
+          <w:szCs w:val="21"/>
+          <w:sz w:val="21"/>
         </w:rPr>
         <w:t>电磁场的产生：如果在空间某处有周期性变化的电场，那么这个变化的电场就在它周围空间产生周期性变化的磁场，这个变化的磁场又在它周围空间产生变化的电场</w:t>
       </w:r>
       <w:r>
         <w:rPr>
-          <w:szCs w:val="21"/>
+          <w:rFonts w:ascii="Times New Roman" w:hAnsi="Times New Roman" w:eastAsia="宋体" w:cs="Times New Roman"/>
+          <w:szCs w:val="21"/>
+          <w:sz w:val="21"/>
         </w:rPr>
         <w:t>——</w:t>
       </w:r>
       <w:r>
         <w:rPr>
-          <w:szCs w:val="21"/>
+          <w:rFonts w:ascii="Times New Roman" w:hAnsi="Times New Roman" w:eastAsia="宋体" w:cs="Times New Roman"/>
+          <w:szCs w:val="21"/>
+          <w:sz w:val="21"/>
           <w:bdr w:val="single" w:sz="8" w:space="0" w:color="auto"/>
         </w:rPr>
         <w:t>变化的电场和变化的磁场是相互联系着的，形成不可分割的统一体，这就是电磁场。</w:t>
@@ -6474,64 +7495,84 @@
       </w:pPr>
       <w:r>
         <w:rPr>
-          <w:szCs w:val="21"/>
+          <w:rFonts w:ascii="Times New Roman" w:hAnsi="Times New Roman" w:eastAsia="宋体" w:cs="Times New Roman"/>
+          <w:szCs w:val="21"/>
+          <w:sz w:val="21"/>
         </w:rPr>
         <w:t>29</w:t>
       </w:r>
       <w:r>
         <w:rPr>
-          <w:szCs w:val="21"/>
+          <w:rFonts w:ascii="Times New Roman" w:hAnsi="Times New Roman" w:eastAsia="宋体" w:cs="Times New Roman"/>
+          <w:szCs w:val="21"/>
+          <w:sz w:val="21"/>
         </w:rPr>
         <w:t>．（</w:t>
       </w:r>
       <w:r>
         <w:rPr>
-          <w:szCs w:val="21"/>
+          <w:rFonts w:ascii="Times New Roman" w:hAnsi="Times New Roman" w:eastAsia="宋体" w:cs="Times New Roman"/>
+          <w:szCs w:val="21"/>
+          <w:sz w:val="21"/>
         </w:rPr>
         <w:t>1</w:t>
       </w:r>
       <w:r>
         <w:rPr>
-          <w:szCs w:val="21"/>
+          <w:rFonts w:ascii="Times New Roman" w:hAnsi="Times New Roman" w:eastAsia="宋体" w:cs="Times New Roman"/>
+          <w:szCs w:val="21"/>
+          <w:sz w:val="21"/>
         </w:rPr>
         <w:t>）麦克斯韦的伟大预言：周期性变化的电场引起</w:t>
       </w:r>
       <w:r>
         <w:rPr>
-          <w:szCs w:val="21"/>
+          <w:rFonts w:ascii="Times New Roman" w:hAnsi="Times New Roman" w:eastAsia="宋体" w:cs="Times New Roman"/>
+          <w:szCs w:val="21"/>
+          <w:sz w:val="21"/>
           <w:bdr w:val="single" w:sz="8" w:space="0" w:color="auto"/>
         </w:rPr>
         <w:t>周期性</w:t>
       </w:r>
       <w:r>
         <w:rPr>
-          <w:szCs w:val="21"/>
+          <w:rFonts w:ascii="Times New Roman" w:hAnsi="Times New Roman" w:eastAsia="宋体" w:cs="Times New Roman"/>
+          <w:szCs w:val="21"/>
+          <w:sz w:val="21"/>
         </w:rPr>
         <w:t>变化的磁场，这个变化的磁场又引起新的变化的</w:t>
       </w:r>
       <w:r>
         <w:rPr>
-          <w:szCs w:val="21"/>
+          <w:rFonts w:ascii="Times New Roman" w:hAnsi="Times New Roman" w:eastAsia="宋体" w:cs="Times New Roman"/>
+          <w:szCs w:val="21"/>
+          <w:sz w:val="21"/>
           <w:bdr w:val="single" w:sz="8" w:space="0" w:color="auto"/>
         </w:rPr>
         <w:t>电场</w:t>
       </w:r>
       <w:r>
         <w:rPr>
-          <w:szCs w:val="21"/>
+          <w:rFonts w:ascii="Times New Roman" w:hAnsi="Times New Roman" w:eastAsia="宋体" w:cs="Times New Roman"/>
+          <w:szCs w:val="21"/>
+          <w:sz w:val="21"/>
         </w:rPr>
         <w:t>，这样变化的电场和变化的磁场交替产生，由近及远地向周围</w:t>
       </w:r>
       <w:r>
         <w:rPr>
-          <w:szCs w:val="21"/>
+          <w:rFonts w:ascii="Times New Roman" w:hAnsi="Times New Roman" w:eastAsia="宋体" w:cs="Times New Roman"/>
+          <w:szCs w:val="21"/>
+          <w:sz w:val="21"/>
           <w:bdr w:val="single" w:sz="8" w:space="0" w:color="auto"/>
         </w:rPr>
         <w:t>传播</w:t>
       </w:r>
       <w:r>
         <w:rPr>
-          <w:szCs w:val="21"/>
+          <w:rFonts w:ascii="Times New Roman" w:hAnsi="Times New Roman" w:eastAsia="宋体" w:cs="Times New Roman"/>
+          <w:szCs w:val="21"/>
+          <w:sz w:val="21"/>
         </w:rPr>
         <w:t>，形成电磁波。</w:t>
       </w:r>
@@ -6547,56 +7588,74 @@
       </w:pPr>
       <w:r>
         <w:rPr>
-          <w:szCs w:val="21"/>
+          <w:rFonts w:ascii="Times New Roman" w:hAnsi="Times New Roman" w:eastAsia="宋体" w:cs="Times New Roman"/>
+          <w:szCs w:val="21"/>
+          <w:sz w:val="21"/>
         </w:rPr>
         <w:t>（</w:t>
       </w:r>
       <w:r>
         <w:rPr>
-          <w:szCs w:val="21"/>
+          <w:rFonts w:ascii="Times New Roman" w:hAnsi="Times New Roman" w:eastAsia="宋体" w:cs="Times New Roman"/>
+          <w:szCs w:val="21"/>
+          <w:sz w:val="21"/>
         </w:rPr>
         <w:t>2</w:t>
       </w:r>
       <w:r>
         <w:rPr>
-          <w:szCs w:val="21"/>
+          <w:rFonts w:ascii="Times New Roman" w:hAnsi="Times New Roman" w:eastAsia="宋体" w:cs="Times New Roman"/>
+          <w:szCs w:val="21"/>
+          <w:sz w:val="21"/>
         </w:rPr>
         <w:t>）电磁波可以在</w:t>
       </w:r>
       <w:r>
         <w:rPr>
-          <w:szCs w:val="21"/>
+          <w:rFonts w:ascii="Times New Roman" w:hAnsi="Times New Roman" w:eastAsia="宋体" w:cs="Times New Roman"/>
+          <w:szCs w:val="21"/>
+          <w:sz w:val="21"/>
           <w:bdr w:val="single" w:sz="8" w:space="0" w:color="auto"/>
         </w:rPr>
         <w:t>真空</w:t>
       </w:r>
       <w:r>
         <w:rPr>
-          <w:szCs w:val="21"/>
+          <w:rFonts w:ascii="Times New Roman" w:hAnsi="Times New Roman" w:eastAsia="宋体" w:cs="Times New Roman"/>
+          <w:szCs w:val="21"/>
+          <w:sz w:val="21"/>
         </w:rPr>
         <w:t>中传播，因为电磁波的传播靠的是电场和磁场的相互</w:t>
       </w:r>
       <w:r>
         <w:rPr>
-          <w:szCs w:val="21"/>
+          <w:rFonts w:ascii="Times New Roman" w:hAnsi="Times New Roman" w:eastAsia="宋体" w:cs="Times New Roman"/>
+          <w:szCs w:val="21"/>
+          <w:sz w:val="21"/>
         </w:rPr>
         <w:t>“</w:t>
       </w:r>
       <w:r>
         <w:rPr>
-          <w:szCs w:val="21"/>
+          <w:rFonts w:ascii="Times New Roman" w:hAnsi="Times New Roman" w:eastAsia="宋体" w:cs="Times New Roman"/>
+          <w:szCs w:val="21"/>
+          <w:sz w:val="21"/>
         </w:rPr>
         <w:t>激发</w:t>
       </w:r>
       <w:r>
         <w:rPr>
-          <w:szCs w:val="21"/>
+          <w:rFonts w:ascii="Times New Roman" w:hAnsi="Times New Roman" w:eastAsia="宋体" w:cs="Times New Roman"/>
+          <w:szCs w:val="21"/>
+          <w:sz w:val="21"/>
         </w:rPr>
         <w:t>”</w:t>
       </w:r>
       <w:r>
         <w:rPr>
-          <w:szCs w:val="21"/>
+          <w:rFonts w:ascii="Times New Roman" w:hAnsi="Times New Roman" w:eastAsia="宋体" w:cs="Times New Roman"/>
+          <w:szCs w:val="21"/>
+          <w:sz w:val="21"/>
         </w:rPr>
         <w:t>，不需要传播介质。</w:t>
       </w:r>
@@ -6612,20 +7671,25 @@
       </w:pPr>
       <w:r>
         <w:rPr>
-          <w:szCs w:val="21"/>
+          <w:rFonts w:ascii="Times New Roman" w:hAnsi="Times New Roman" w:eastAsia="宋体" w:cs="Times New Roman"/>
+          <w:szCs w:val="21"/>
+          <w:sz w:val="21"/>
         </w:rPr>
         <w:t>说明</w:t>
       </w:r>
       <w:r>
         <w:rPr>
-          <w:rFonts w:hint="eastAsia"/>
-          <w:szCs w:val="21"/>
+          <w:rFonts w:hint="eastAsia" w:ascii="Times New Roman" w:hAnsi="Times New Roman" w:eastAsia="宋体" w:cs="Times New Roman"/>
+          <w:szCs w:val="21"/>
+          <w:sz w:val="21"/>
         </w:rPr>
         <w:t>：</w:t>
       </w:r>
       <w:r>
         <w:rPr>
-          <w:szCs w:val="21"/>
+          <w:rFonts w:ascii="Times New Roman" w:hAnsi="Times New Roman" w:eastAsia="宋体" w:cs="Times New Roman"/>
+          <w:szCs w:val="21"/>
+          <w:sz w:val="21"/>
         </w:rPr>
         <w:t>电磁波传播虽然不需要介质，但它也可以在其他介质如光纤中传播，且速度都比在真空中的小。</w:t>
       </w:r>
@@ -6641,77 +7705,101 @@
       </w:pPr>
       <w:r>
         <w:rPr>
-          <w:szCs w:val="21"/>
+          <w:rFonts w:ascii="Times New Roman" w:hAnsi="Times New Roman" w:eastAsia="宋体" w:cs="Times New Roman"/>
+          <w:szCs w:val="21"/>
+          <w:sz w:val="21"/>
         </w:rPr>
         <w:t>（</w:t>
       </w:r>
       <w:r>
         <w:rPr>
-          <w:szCs w:val="21"/>
+          <w:rFonts w:ascii="Times New Roman" w:hAnsi="Times New Roman" w:eastAsia="宋体" w:cs="Times New Roman"/>
+          <w:szCs w:val="21"/>
+          <w:sz w:val="21"/>
         </w:rPr>
         <w:t>3</w:t>
       </w:r>
       <w:r>
         <w:rPr>
-          <w:szCs w:val="21"/>
+          <w:rFonts w:ascii="Times New Roman" w:hAnsi="Times New Roman" w:eastAsia="宋体" w:cs="Times New Roman"/>
+          <w:szCs w:val="21"/>
+          <w:sz w:val="21"/>
         </w:rPr>
         <w:t>）光的电磁理论：光是以波动形式传播的一种</w:t>
       </w:r>
       <w:r>
         <w:rPr>
-          <w:szCs w:val="21"/>
+          <w:rFonts w:ascii="Times New Roman" w:hAnsi="Times New Roman" w:eastAsia="宋体" w:cs="Times New Roman"/>
+          <w:szCs w:val="21"/>
+          <w:sz w:val="21"/>
           <w:bdr w:val="single" w:sz="8" w:space="0" w:color="auto"/>
         </w:rPr>
         <w:t>电磁振动</w:t>
       </w:r>
       <w:r>
         <w:rPr>
-          <w:szCs w:val="21"/>
+          <w:rFonts w:ascii="Times New Roman" w:hAnsi="Times New Roman" w:eastAsia="宋体" w:cs="Times New Roman"/>
+          <w:szCs w:val="21"/>
+          <w:sz w:val="21"/>
         </w:rPr>
         <w:t>，电磁波在真空中的传播速度等于</w:t>
       </w:r>
       <w:r>
         <w:rPr>
-          <w:szCs w:val="21"/>
+          <w:rFonts w:ascii="Times New Roman" w:hAnsi="Times New Roman" w:eastAsia="宋体" w:cs="Times New Roman"/>
+          <w:szCs w:val="21"/>
+          <w:sz w:val="21"/>
           <w:bdr w:val="single" w:sz="8" w:space="0" w:color="auto"/>
         </w:rPr>
         <w:t>光速</w:t>
       </w:r>
       <w:r>
         <w:rPr>
-          <w:szCs w:val="21"/>
+          <w:rFonts w:ascii="Times New Roman" w:hAnsi="Times New Roman" w:eastAsia="宋体" w:cs="Times New Roman"/>
+          <w:szCs w:val="21"/>
+          <w:sz w:val="21"/>
         </w:rPr>
         <w:t>，即</w:t>
       </w:r>
       <w:r>
         <w:rPr>
+          <w:rFonts w:ascii="Times New Roman" w:hAnsi="Times New Roman" w:eastAsia="宋体" w:cs="Times New Roman"/>
           <w:i/>
           <w:szCs w:val="21"/>
+          <w:sz w:val="21"/>
         </w:rPr>
         <w:t>c</w:t>
       </w:r>
       <w:r>
         <w:rPr>
-          <w:szCs w:val="21"/>
+          <w:rFonts w:ascii="Times New Roman" w:hAnsi="Times New Roman" w:eastAsia="宋体" w:cs="Times New Roman"/>
+          <w:szCs w:val="21"/>
+          <w:sz w:val="21"/>
         </w:rPr>
         <w:t>=3×10</w:t>
       </w:r>
       <w:r>
         <w:rPr>
-          <w:szCs w:val="21"/>
+          <w:rFonts w:ascii="Times New Roman" w:hAnsi="Times New Roman" w:eastAsia="宋体" w:cs="Times New Roman"/>
+          <w:szCs w:val="21"/>
+          <w:sz w:val="21"/>
           <w:vertAlign w:val="superscript"/>
         </w:rPr>
         <w:t>8</w:t>
       </w:r>
       <w:r>
         <w:rPr>
-          <w:szCs w:val="21"/>
+          <w:rFonts w:ascii="Times New Roman" w:hAnsi="Times New Roman" w:eastAsia="宋体" w:cs="Times New Roman"/>
+          <w:szCs w:val="21"/>
+          <w:sz w:val="21"/>
         </w:rPr>
         <w:t xml:space="preserve"> m/s</w:t>
       </w:r>
       <w:r>
         <w:rPr>
-          <w:szCs w:val="21"/>
+          <w:rFonts w:ascii="Times New Roman" w:hAnsi="Times New Roman" w:eastAsia="宋体" w:cs="Times New Roman"/>
+          <w:szCs w:val="21"/>
+          <w:sz w:val="21"/>
         </w:rPr>
         <w:t>。</w:t>
       </w:r>
@@ -6727,44 +7815,58 @@
       </w:pPr>
       <w:r>
         <w:rPr>
-          <w:szCs w:val="21"/>
+          <w:rFonts w:ascii="Times New Roman" w:hAnsi="Times New Roman" w:eastAsia="宋体" w:cs="Times New Roman"/>
+          <w:szCs w:val="21"/>
+          <w:sz w:val="21"/>
         </w:rPr>
         <w:t>（</w:t>
       </w:r>
       <w:r>
         <w:rPr>
-          <w:szCs w:val="21"/>
+          <w:rFonts w:ascii="Times New Roman" w:hAnsi="Times New Roman" w:eastAsia="宋体" w:cs="Times New Roman"/>
+          <w:szCs w:val="21"/>
+          <w:sz w:val="21"/>
         </w:rPr>
         <w:t>4</w:t>
       </w:r>
       <w:r>
         <w:rPr>
-          <w:szCs w:val="21"/>
+          <w:rFonts w:ascii="Times New Roman" w:hAnsi="Times New Roman" w:eastAsia="宋体" w:cs="Times New Roman"/>
+          <w:szCs w:val="21"/>
+          <w:sz w:val="21"/>
         </w:rPr>
         <w:t>）赫兹的贡献：</w:t>
       </w:r>
       <w:r>
         <w:rPr>
-          <w:szCs w:val="21"/>
+          <w:rFonts w:ascii="Times New Roman" w:hAnsi="Times New Roman" w:eastAsia="宋体" w:cs="Times New Roman"/>
+          <w:szCs w:val="21"/>
+          <w:sz w:val="21"/>
         </w:rPr>
         <w:t>1886</w:t>
       </w:r>
       <w:r>
         <w:rPr>
-          <w:szCs w:val="21"/>
+          <w:rFonts w:ascii="Times New Roman" w:hAnsi="Times New Roman" w:eastAsia="宋体" w:cs="Times New Roman"/>
+          <w:szCs w:val="21"/>
+          <w:sz w:val="21"/>
         </w:rPr>
         <w:t>年，德国科学家赫兹通过实验捕捉到了</w:t>
       </w:r>
       <w:r>
         <w:rPr>
-          <w:szCs w:val="21"/>
+          <w:rFonts w:ascii="Times New Roman" w:hAnsi="Times New Roman" w:eastAsia="宋体" w:cs="Times New Roman"/>
+          <w:szCs w:val="21"/>
+          <w:sz w:val="21"/>
           <w:bdr w:val="single" w:sz="8" w:space="0" w:color="auto"/>
         </w:rPr>
         <w:t>电磁波</w:t>
       </w:r>
       <w:r>
         <w:rPr>
-          <w:szCs w:val="21"/>
+          <w:rFonts w:ascii="Times New Roman" w:hAnsi="Times New Roman" w:eastAsia="宋体" w:cs="Times New Roman"/>
+          <w:szCs w:val="21"/>
+          <w:sz w:val="21"/>
         </w:rPr>
         <w:t>，证实了麦克斯韦的电磁场理论。</w:t>
       </w:r>
@@ -6780,19 +7882,25 @@
       </w:pPr>
       <w:r>
         <w:rPr>
-          <w:szCs w:val="21"/>
+          <w:rFonts w:ascii="Times New Roman" w:hAnsi="Times New Roman" w:eastAsia="宋体" w:cs="Times New Roman"/>
+          <w:szCs w:val="21"/>
+          <w:sz w:val="21"/>
         </w:rPr>
         <w:t>（</w:t>
       </w:r>
       <w:r>
         <w:rPr>
-          <w:szCs w:val="21"/>
+          <w:rFonts w:ascii="Times New Roman" w:hAnsi="Times New Roman" w:eastAsia="宋体" w:cs="Times New Roman"/>
+          <w:szCs w:val="21"/>
+          <w:sz w:val="21"/>
         </w:rPr>
         <w:t>5</w:t>
       </w:r>
       <w:r>
         <w:rPr>
-          <w:szCs w:val="21"/>
+          <w:rFonts w:ascii="Times New Roman" w:hAnsi="Times New Roman" w:eastAsia="宋体" w:cs="Times New Roman"/>
+          <w:szCs w:val="21"/>
+          <w:sz w:val="21"/>
         </w:rPr>
         <w:t>）电磁场中储存着能量，电磁波的发射过程就是辐射电磁能的过程。</w:t>
       </w:r>
@@ -6818,14 +7926,17 @@
       </w:pPr>
       <w:r>
         <w:rPr>
-          <w:rFonts w:hint="eastAsia"/>
-          <w:szCs w:val="21"/>
-        </w:rPr>
-        <w:t>2.</w:t>
-      </w:r>
-      <w:r>
-        <w:rPr>
-          <w:szCs w:val="21"/>
+          <w:rFonts w:hint="eastAsia" w:ascii="Times New Roman" w:hAnsi="Times New Roman" w:eastAsia="宋体" w:cs="Times New Roman"/>
+          <w:szCs w:val="21"/>
+          <w:sz w:val="21"/>
+        </w:rPr>
+        <w:t>2．</w:t>
+      </w:r>
+      <w:r>
+        <w:rPr>
+          <w:rFonts w:ascii="Times New Roman" w:hAnsi="Times New Roman" w:eastAsia="宋体" w:cs="Times New Roman"/>
+          <w:szCs w:val="21"/>
+          <w:sz w:val="21"/>
         </w:rPr>
         <w:t>波长、频率与波速之间的关系</w:t>
       </w:r>
@@ -6841,57 +7952,75 @@
       </w:pPr>
       <w:r>
         <w:rPr>
-          <w:szCs w:val="21"/>
+          <w:rFonts w:ascii="Times New Roman" w:hAnsi="Times New Roman" w:eastAsia="宋体" w:cs="Times New Roman"/>
+          <w:szCs w:val="21"/>
+          <w:sz w:val="21"/>
         </w:rPr>
         <w:t>（</w:t>
       </w:r>
       <w:r>
         <w:rPr>
-          <w:szCs w:val="21"/>
+          <w:rFonts w:ascii="Times New Roman" w:hAnsi="Times New Roman" w:eastAsia="宋体" w:cs="Times New Roman"/>
+          <w:szCs w:val="21"/>
+          <w:sz w:val="21"/>
         </w:rPr>
         <w:t>1</w:t>
       </w:r>
       <w:r>
         <w:rPr>
-          <w:szCs w:val="21"/>
+          <w:rFonts w:ascii="Times New Roman" w:hAnsi="Times New Roman" w:eastAsia="宋体" w:cs="Times New Roman"/>
+          <w:szCs w:val="21"/>
+          <w:sz w:val="21"/>
         </w:rPr>
         <w:t>）波速＝波长</w:t>
       </w:r>
       <w:r>
         <w:rPr>
-          <w:szCs w:val="21"/>
+          <w:rFonts w:ascii="Times New Roman" w:hAnsi="Times New Roman" w:eastAsia="宋体" w:cs="Times New Roman"/>
+          <w:szCs w:val="21"/>
+          <w:sz w:val="21"/>
         </w:rPr>
         <w:t>×</w:t>
       </w:r>
       <w:r>
         <w:rPr>
-          <w:szCs w:val="21"/>
+          <w:rFonts w:ascii="Times New Roman" w:hAnsi="Times New Roman" w:eastAsia="宋体" w:cs="Times New Roman"/>
+          <w:szCs w:val="21"/>
+          <w:sz w:val="21"/>
         </w:rPr>
         <w:t>频率，即</w:t>
       </w:r>
       <w:r>
         <w:rPr>
+          <w:rFonts w:ascii="Times New Roman" w:hAnsi="Times New Roman" w:eastAsia="宋体" w:cs="Times New Roman"/>
           <w:i/>
           <w:szCs w:val="21"/>
+          <w:sz w:val="21"/>
         </w:rPr>
         <w:t>c</w:t>
       </w:r>
       <w:r>
         <w:rPr>
-          <w:szCs w:val="21"/>
+          <w:rFonts w:ascii="Times New Roman" w:hAnsi="Times New Roman" w:eastAsia="宋体" w:cs="Times New Roman"/>
+          <w:szCs w:val="21"/>
+          <w:sz w:val="21"/>
         </w:rPr>
         <w:t>＝</w:t>
       </w:r>
       <w:r>
         <w:rPr>
+          <w:rFonts w:ascii="Times New Roman" w:hAnsi="Times New Roman" w:eastAsia="宋体" w:cs="Times New Roman"/>
           <w:i/>
           <w:szCs w:val="21"/>
+          <w:sz w:val="21"/>
         </w:rPr>
         <w:t>λf</w:t>
       </w:r>
       <w:r>
         <w:rPr>
-          <w:szCs w:val="21"/>
+          <w:rFonts w:ascii="Times New Roman" w:hAnsi="Times New Roman" w:eastAsia="宋体" w:cs="Times New Roman"/>
+          <w:szCs w:val="21"/>
+          <w:sz w:val="21"/>
         </w:rPr>
         <w:t>。</w:t>
       </w:r>
@@ -6907,19 +8036,25 @@
       </w:pPr>
       <w:r>
         <w:rPr>
-          <w:szCs w:val="21"/>
+          <w:rFonts w:ascii="Times New Roman" w:hAnsi="Times New Roman" w:eastAsia="宋体" w:cs="Times New Roman"/>
+          <w:szCs w:val="21"/>
+          <w:sz w:val="21"/>
         </w:rPr>
         <w:t>（</w:t>
       </w:r>
       <w:r>
         <w:rPr>
-          <w:szCs w:val="21"/>
+          <w:rFonts w:ascii="Times New Roman" w:hAnsi="Times New Roman" w:eastAsia="宋体" w:cs="Times New Roman"/>
+          <w:szCs w:val="21"/>
+          <w:sz w:val="21"/>
         </w:rPr>
         <w:t>2</w:t>
       </w:r>
       <w:r>
         <w:rPr>
-          <w:szCs w:val="21"/>
+          <w:rFonts w:ascii="Times New Roman" w:hAnsi="Times New Roman" w:eastAsia="宋体" w:cs="Times New Roman"/>
+          <w:szCs w:val="21"/>
+          <w:sz w:val="21"/>
         </w:rPr>
         <w:t>）频率由波源决定，与介质无关，而波长、波速的大小与介质有关，所以同一电磁波在不同介质中传播时，频率不变，波速、波长发生改变。</w:t>
       </w:r>
@@ -6935,19 +8070,25 @@
       </w:pPr>
       <w:r>
         <w:rPr>
-          <w:szCs w:val="21"/>
+          <w:rFonts w:ascii="Times New Roman" w:hAnsi="Times New Roman" w:eastAsia="宋体" w:cs="Times New Roman"/>
+          <w:szCs w:val="21"/>
+          <w:sz w:val="21"/>
         </w:rPr>
         <w:t>（</w:t>
       </w:r>
       <w:r>
         <w:rPr>
-          <w:szCs w:val="21"/>
+          <w:rFonts w:ascii="Times New Roman" w:hAnsi="Times New Roman" w:eastAsia="宋体" w:cs="Times New Roman"/>
+          <w:szCs w:val="21"/>
+          <w:sz w:val="21"/>
         </w:rPr>
         <w:t>3</w:t>
       </w:r>
       <w:r>
         <w:rPr>
-          <w:szCs w:val="21"/>
+          <w:rFonts w:ascii="Times New Roman" w:hAnsi="Times New Roman" w:eastAsia="宋体" w:cs="Times New Roman"/>
+          <w:szCs w:val="21"/>
+          <w:sz w:val="21"/>
         </w:rPr>
         <w:t>）不同频率的电磁波在同一介质中传播时，传播速度不同。</w:t>
       </w:r>
@@ -6963,13 +8104,17 @@
       </w:pPr>
       <w:r>
         <w:rPr>
-          <w:szCs w:val="21"/>
+          <w:rFonts w:ascii="Times New Roman" w:hAnsi="Times New Roman" w:eastAsia="宋体" w:cs="Times New Roman"/>
+          <w:szCs w:val="21"/>
+          <w:sz w:val="21"/>
         </w:rPr>
         <w:t>30</w:t>
       </w:r>
       <w:r>
         <w:rPr>
-          <w:szCs w:val="21"/>
+          <w:rFonts w:ascii="Times New Roman" w:hAnsi="Times New Roman" w:eastAsia="宋体" w:cs="Times New Roman"/>
+          <w:szCs w:val="21"/>
+          <w:sz w:val="21"/>
         </w:rPr>
         <w:t>．电磁波谱</w:t>
       </w:r>
@@ -6985,45 +8130,59 @@
       </w:pPr>
       <w:r>
         <w:rPr>
-          <w:szCs w:val="21"/>
+          <w:rFonts w:ascii="Times New Roman" w:hAnsi="Times New Roman" w:eastAsia="宋体" w:cs="Times New Roman"/>
+          <w:szCs w:val="21"/>
+          <w:sz w:val="21"/>
         </w:rPr>
         <w:t>（</w:t>
       </w:r>
       <w:r>
         <w:rPr>
-          <w:szCs w:val="21"/>
+          <w:rFonts w:ascii="Times New Roman" w:hAnsi="Times New Roman" w:eastAsia="宋体" w:cs="Times New Roman"/>
+          <w:szCs w:val="21"/>
+          <w:sz w:val="21"/>
         </w:rPr>
         <w:t>1</w:t>
       </w:r>
       <w:r>
         <w:rPr>
-          <w:szCs w:val="21"/>
+          <w:rFonts w:ascii="Times New Roman" w:hAnsi="Times New Roman" w:eastAsia="宋体" w:cs="Times New Roman"/>
+          <w:szCs w:val="21"/>
+          <w:sz w:val="21"/>
         </w:rPr>
         <w:t>）概念：按电磁波的</w:t>
       </w:r>
       <w:r>
         <w:rPr>
-          <w:szCs w:val="21"/>
+          <w:rFonts w:ascii="Times New Roman" w:hAnsi="Times New Roman" w:eastAsia="宋体" w:cs="Times New Roman"/>
+          <w:szCs w:val="21"/>
+          <w:sz w:val="21"/>
           <w:bdr w:val="single" w:sz="8" w:space="0" w:color="auto"/>
         </w:rPr>
         <w:t>波长</w:t>
       </w:r>
       <w:r>
         <w:rPr>
-          <w:szCs w:val="21"/>
+          <w:rFonts w:ascii="Times New Roman" w:hAnsi="Times New Roman" w:eastAsia="宋体" w:cs="Times New Roman"/>
+          <w:szCs w:val="21"/>
+          <w:sz w:val="21"/>
         </w:rPr>
         <w:t>或</w:t>
       </w:r>
       <w:r>
         <w:rPr>
-          <w:szCs w:val="21"/>
+          <w:rFonts w:ascii="Times New Roman" w:hAnsi="Times New Roman" w:eastAsia="宋体" w:cs="Times New Roman"/>
+          <w:szCs w:val="21"/>
+          <w:sz w:val="21"/>
           <w:bdr w:val="single" w:sz="8" w:space="0" w:color="auto"/>
         </w:rPr>
         <w:t>频率</w:t>
       </w:r>
       <w:r>
         <w:rPr>
-          <w:szCs w:val="21"/>
+          <w:rFonts w:ascii="Times New Roman" w:hAnsi="Times New Roman" w:eastAsia="宋体" w:cs="Times New Roman"/>
+          <w:szCs w:val="21"/>
+          <w:sz w:val="21"/>
         </w:rPr>
         <w:t>大小的顺序把它们排列起来，就是电磁波谱。</w:t>
       </w:r>
@@ -7039,82 +8198,108 @@
       </w:pPr>
       <w:r>
         <w:rPr>
-          <w:szCs w:val="21"/>
+          <w:rFonts w:ascii="Times New Roman" w:hAnsi="Times New Roman" w:eastAsia="宋体" w:cs="Times New Roman"/>
+          <w:szCs w:val="21"/>
+          <w:sz w:val="21"/>
         </w:rPr>
         <w:t>（</w:t>
       </w:r>
       <w:r>
         <w:rPr>
-          <w:szCs w:val="21"/>
+          <w:rFonts w:ascii="Times New Roman" w:hAnsi="Times New Roman" w:eastAsia="宋体" w:cs="Times New Roman"/>
+          <w:szCs w:val="21"/>
+          <w:sz w:val="21"/>
         </w:rPr>
         <w:t>2</w:t>
       </w:r>
       <w:r>
         <w:rPr>
-          <w:szCs w:val="21"/>
+          <w:rFonts w:ascii="Times New Roman" w:hAnsi="Times New Roman" w:eastAsia="宋体" w:cs="Times New Roman"/>
+          <w:szCs w:val="21"/>
+          <w:sz w:val="21"/>
         </w:rPr>
         <w:t>）各种电磁波按波长由大到小排列顺序为：</w:t>
       </w:r>
       <w:r>
         <w:rPr>
-          <w:szCs w:val="21"/>
+          <w:rFonts w:ascii="Times New Roman" w:hAnsi="Times New Roman" w:eastAsia="宋体" w:cs="Times New Roman"/>
+          <w:szCs w:val="21"/>
+          <w:sz w:val="21"/>
           <w:bdr w:val="single" w:sz="8" w:space="0" w:color="auto"/>
         </w:rPr>
         <w:t>无线电波</w:t>
       </w:r>
       <w:r>
         <w:rPr>
-          <w:szCs w:val="21"/>
+          <w:rFonts w:ascii="Times New Roman" w:hAnsi="Times New Roman" w:eastAsia="宋体" w:cs="Times New Roman"/>
+          <w:szCs w:val="21"/>
+          <w:sz w:val="21"/>
         </w:rPr>
         <w:t>、红外线、</w:t>
       </w:r>
       <w:r>
         <w:rPr>
-          <w:szCs w:val="21"/>
+          <w:rFonts w:ascii="Times New Roman" w:hAnsi="Times New Roman" w:eastAsia="宋体" w:cs="Times New Roman"/>
+          <w:szCs w:val="21"/>
+          <w:sz w:val="21"/>
           <w:bdr w:val="single" w:sz="8" w:space="0" w:color="auto"/>
         </w:rPr>
         <w:t>可见光</w:t>
       </w:r>
       <w:r>
         <w:rPr>
-          <w:szCs w:val="21"/>
+          <w:rFonts w:ascii="Times New Roman" w:hAnsi="Times New Roman" w:eastAsia="宋体" w:cs="Times New Roman"/>
+          <w:szCs w:val="21"/>
+          <w:sz w:val="21"/>
         </w:rPr>
         <w:t>、</w:t>
       </w:r>
       <w:r>
         <w:rPr>
-          <w:szCs w:val="21"/>
+          <w:rFonts w:ascii="Times New Roman" w:hAnsi="Times New Roman" w:eastAsia="宋体" w:cs="Times New Roman"/>
+          <w:szCs w:val="21"/>
+          <w:sz w:val="21"/>
           <w:bdr w:val="single" w:sz="8" w:space="0" w:color="auto"/>
         </w:rPr>
         <w:t>紫外线</w:t>
       </w:r>
       <w:r>
         <w:rPr>
-          <w:szCs w:val="21"/>
+          <w:rFonts w:ascii="Times New Roman" w:hAnsi="Times New Roman" w:eastAsia="宋体" w:cs="Times New Roman"/>
+          <w:szCs w:val="21"/>
+          <w:sz w:val="21"/>
         </w:rPr>
         <w:t>、</w:t>
       </w:r>
       <w:r>
         <w:rPr>
-          <w:szCs w:val="21"/>
+          <w:rFonts w:ascii="Times New Roman" w:hAnsi="Times New Roman" w:eastAsia="宋体" w:cs="Times New Roman"/>
+          <w:szCs w:val="21"/>
+          <w:sz w:val="21"/>
         </w:rPr>
         <w:t>X</w:t>
       </w:r>
       <w:r>
         <w:rPr>
-          <w:szCs w:val="21"/>
+          <w:rFonts w:ascii="Times New Roman" w:hAnsi="Times New Roman" w:eastAsia="宋体" w:cs="Times New Roman"/>
+          <w:szCs w:val="21"/>
+          <w:sz w:val="21"/>
         </w:rPr>
         <w:t>射线、</w:t>
       </w:r>
       <w:r>
         <w:rPr>
-          <w:szCs w:val="21"/>
+          <w:rFonts w:ascii="Times New Roman" w:hAnsi="Times New Roman" w:eastAsia="宋体" w:cs="Times New Roman"/>
+          <w:szCs w:val="21"/>
+          <w:sz w:val="21"/>
         </w:rPr>
         <w:t>γ</w:t>
       </w:r>
       <w:r>
         <w:rPr>
-          <w:szCs w:val="21"/>
+          <w:rFonts w:ascii="Times New Roman" w:hAnsi="Times New Roman" w:eastAsia="宋体" w:cs="Times New Roman"/>
+          <w:szCs w:val="21"/>
+          <w:sz w:val="21"/>
         </w:rPr>
         <w:t>射线。</w:t>
       </w:r>
@@ -7140,13 +8325,17 @@
       </w:pPr>
       <w:r>
         <w:rPr>
-          <w:szCs w:val="21"/>
-        </w:rPr>
-        <w:t>2.</w:t>
-      </w:r>
-      <w:r>
-        <w:rPr>
-          <w:szCs w:val="21"/>
+          <w:rFonts w:ascii="Times New Roman" w:hAnsi="Times New Roman" w:eastAsia="宋体" w:cs="Times New Roman"/>
+          <w:szCs w:val="21"/>
+          <w:sz w:val="21"/>
+        </w:rPr>
+        <w:t>2．</w:t>
+      </w:r>
+      <w:r>
+        <w:rPr>
+          <w:rFonts w:ascii="Times New Roman" w:hAnsi="Times New Roman" w:eastAsia="宋体" w:cs="Times New Roman"/>
+          <w:szCs w:val="21"/>
+          <w:sz w:val="21"/>
         </w:rPr>
         <w:t>不同电磁波的特性和用途</w:t>
       </w:r>
@@ -7203,7 +8392,9 @@
             </w:pPr>
             <w:r>
               <w:rPr>
-                <w:szCs w:val="21"/>
+                <w:rFonts w:ascii="Times New Roman" w:hAnsi="Times New Roman" w:eastAsia="宋体" w:cs="Times New Roman"/>
+                <w:szCs w:val="21"/>
+                <w:sz w:val="21"/>
               </w:rPr>
               <w:t>种类</w:t>
             </w:r>
@@ -7235,7 +8426,9 @@
             </w:pPr>
             <w:r>
               <w:rPr>
-                <w:szCs w:val="21"/>
+                <w:rFonts w:ascii="Times New Roman" w:hAnsi="Times New Roman" w:eastAsia="宋体" w:cs="Times New Roman"/>
+                <w:szCs w:val="21"/>
+                <w:sz w:val="21"/>
               </w:rPr>
               <w:t>波长范围</w:t>
             </w:r>
@@ -7267,7 +8460,9 @@
             </w:pPr>
             <w:r>
               <w:rPr>
-                <w:szCs w:val="21"/>
+                <w:rFonts w:ascii="Times New Roman" w:hAnsi="Times New Roman" w:eastAsia="宋体" w:cs="Times New Roman"/>
+                <w:szCs w:val="21"/>
+                <w:sz w:val="21"/>
               </w:rPr>
               <w:t>特性</w:t>
             </w:r>
@@ -7299,7 +8494,9 @@
             </w:pPr>
             <w:r>
               <w:rPr>
-                <w:szCs w:val="21"/>
+                <w:rFonts w:ascii="Times New Roman" w:hAnsi="Times New Roman" w:eastAsia="宋体" w:cs="Times New Roman"/>
+                <w:szCs w:val="21"/>
+                <w:sz w:val="21"/>
               </w:rPr>
               <w:t>应用</w:t>
             </w:r>
@@ -7333,7 +8530,9 @@
             </w:pPr>
             <w:r>
               <w:rPr>
-                <w:szCs w:val="21"/>
+                <w:rFonts w:ascii="Times New Roman" w:hAnsi="Times New Roman" w:eastAsia="宋体" w:cs="Times New Roman"/>
+                <w:szCs w:val="21"/>
+                <w:sz w:val="21"/>
               </w:rPr>
               <w:t>无线电波</w:t>
             </w:r>
@@ -7365,13 +8564,17 @@
             </w:pPr>
             <w:r>
               <w:rPr>
-                <w:szCs w:val="21"/>
+                <w:rFonts w:ascii="Times New Roman" w:hAnsi="Times New Roman" w:eastAsia="宋体" w:cs="Times New Roman"/>
+                <w:szCs w:val="21"/>
+                <w:sz w:val="21"/>
               </w:rPr>
               <w:t>大于</w:t>
             </w:r>
             <w:r>
               <w:rPr>
-                <w:szCs w:val="21"/>
+                <w:rFonts w:ascii="Times New Roman" w:hAnsi="Times New Roman" w:eastAsia="宋体" w:cs="Times New Roman"/>
+                <w:szCs w:val="21"/>
+                <w:sz w:val="21"/>
               </w:rPr>
               <w:t>1 mm</w:t>
             </w:r>
@@ -7403,7 +8606,9 @@
             </w:pPr>
             <w:r>
               <w:rPr>
-                <w:szCs w:val="21"/>
+                <w:rFonts w:ascii="Times New Roman" w:hAnsi="Times New Roman" w:eastAsia="宋体" w:cs="Times New Roman"/>
+                <w:szCs w:val="21"/>
+                <w:sz w:val="21"/>
               </w:rPr>
               <w:t>波动能力强</w:t>
             </w:r>
@@ -7435,7 +8640,9 @@
             </w:pPr>
             <w:r>
               <w:rPr>
-                <w:szCs w:val="21"/>
+                <w:rFonts w:ascii="Times New Roman" w:hAnsi="Times New Roman" w:eastAsia="宋体" w:cs="Times New Roman"/>
+                <w:szCs w:val="21"/>
+                <w:sz w:val="21"/>
               </w:rPr>
               <w:t>通信、广播、射电望远镜</w:t>
             </w:r>
@@ -7469,7 +8676,9 @@
             </w:pPr>
             <w:r>
               <w:rPr>
-                <w:szCs w:val="21"/>
+                <w:rFonts w:ascii="Times New Roman" w:hAnsi="Times New Roman" w:eastAsia="宋体" w:cs="Times New Roman"/>
+                <w:szCs w:val="21"/>
+                <w:sz w:val="21"/>
               </w:rPr>
               <w:t>红外线</w:t>
             </w:r>
@@ -7501,32 +8710,42 @@
             </w:pPr>
             <w:r>
               <w:rPr>
-                <w:szCs w:val="21"/>
+                <w:rFonts w:ascii="Times New Roman" w:hAnsi="Times New Roman" w:eastAsia="宋体" w:cs="Times New Roman"/>
+                <w:szCs w:val="21"/>
+                <w:sz w:val="21"/>
               </w:rPr>
               <w:t>760</w:t>
             </w:r>
             <w:r>
               <w:rPr>
-                <w:szCs w:val="21"/>
+                <w:rFonts w:ascii="Times New Roman" w:hAnsi="Times New Roman" w:eastAsia="宋体" w:cs="Times New Roman"/>
+                <w:szCs w:val="21"/>
+                <w:sz w:val="21"/>
               </w:rPr>
               <w:t>～</w:t>
             </w:r>
             <w:r>
               <w:rPr>
-                <w:szCs w:val="21"/>
+                <w:rFonts w:ascii="Times New Roman" w:hAnsi="Times New Roman" w:eastAsia="宋体" w:cs="Times New Roman"/>
+                <w:szCs w:val="21"/>
+                <w:sz w:val="21"/>
               </w:rPr>
               <w:t>10</w:t>
             </w:r>
             <w:r>
               <w:rPr>
-                <w:szCs w:val="21"/>
+                <w:rFonts w:ascii="Times New Roman" w:hAnsi="Times New Roman" w:eastAsia="宋体" w:cs="Times New Roman"/>
+                <w:szCs w:val="21"/>
+                <w:sz w:val="21"/>
                 <w:vertAlign w:val="superscript"/>
               </w:rPr>
               <w:t>6</w:t>
             </w:r>
             <w:r>
               <w:rPr>
-                <w:szCs w:val="21"/>
+                <w:rFonts w:ascii="Times New Roman" w:hAnsi="Times New Roman" w:eastAsia="宋体" w:cs="Times New Roman"/>
+                <w:szCs w:val="21"/>
+                <w:sz w:val="21"/>
               </w:rPr>
               <w:t xml:space="preserve"> nm</w:t>
             </w:r>
@@ -7558,7 +8777,9 @@
             </w:pPr>
             <w:r>
               <w:rPr>
-                <w:szCs w:val="21"/>
+                <w:rFonts w:ascii="Times New Roman" w:hAnsi="Times New Roman" w:eastAsia="宋体" w:cs="Times New Roman"/>
+                <w:szCs w:val="21"/>
+                <w:sz w:val="21"/>
               </w:rPr>
               <w:t>热作用强</w:t>
             </w:r>
@@ -7590,7 +8811,9 @@
             </w:pPr>
             <w:r>
               <w:rPr>
-                <w:szCs w:val="21"/>
+                <w:rFonts w:ascii="Times New Roman" w:hAnsi="Times New Roman" w:eastAsia="宋体" w:cs="Times New Roman"/>
+                <w:szCs w:val="21"/>
+                <w:sz w:val="21"/>
               </w:rPr>
               <w:t>烘干、红外遥感、测温、夜视仪</w:t>
             </w:r>
@@ -7624,7 +8847,9 @@
             </w:pPr>
             <w:r>
               <w:rPr>
-                <w:szCs w:val="21"/>
+                <w:rFonts w:ascii="Times New Roman" w:hAnsi="Times New Roman" w:eastAsia="宋体" w:cs="Times New Roman"/>
+                <w:szCs w:val="21"/>
+                <w:sz w:val="21"/>
               </w:rPr>
               <w:t>可见光</w:t>
             </w:r>
@@ -7656,19 +8881,25 @@
             </w:pPr>
             <w:r>
               <w:rPr>
-                <w:szCs w:val="21"/>
+                <w:rFonts w:ascii="Times New Roman" w:hAnsi="Times New Roman" w:eastAsia="宋体" w:cs="Times New Roman"/>
+                <w:szCs w:val="21"/>
+                <w:sz w:val="21"/>
               </w:rPr>
               <w:t>400</w:t>
             </w:r>
             <w:r>
               <w:rPr>
-                <w:szCs w:val="21"/>
+                <w:rFonts w:ascii="Times New Roman" w:hAnsi="Times New Roman" w:eastAsia="宋体" w:cs="Times New Roman"/>
+                <w:szCs w:val="21"/>
+                <w:sz w:val="21"/>
               </w:rPr>
               <w:t>～</w:t>
             </w:r>
             <w:r>
               <w:rPr>
-                <w:szCs w:val="21"/>
+                <w:rFonts w:ascii="Times New Roman" w:hAnsi="Times New Roman" w:eastAsia="宋体" w:cs="Times New Roman"/>
+                <w:szCs w:val="21"/>
+                <w:sz w:val="21"/>
               </w:rPr>
               <w:t>760 nm</w:t>
             </w:r>
@@ -7700,7 +8931,9 @@
             </w:pPr>
             <w:r>
               <w:rPr>
-                <w:szCs w:val="21"/>
+                <w:rFonts w:ascii="Times New Roman" w:hAnsi="Times New Roman" w:eastAsia="宋体" w:cs="Times New Roman"/>
+                <w:szCs w:val="21"/>
+                <w:sz w:val="21"/>
               </w:rPr>
               <w:t>感光性强</w:t>
             </w:r>
@@ -7732,7 +8965,9 @@
             </w:pPr>
             <w:r>
               <w:rPr>
-                <w:szCs w:val="21"/>
+                <w:rFonts w:ascii="Times New Roman" w:hAnsi="Times New Roman" w:eastAsia="宋体" w:cs="Times New Roman"/>
+                <w:szCs w:val="21"/>
+                <w:sz w:val="21"/>
               </w:rPr>
               <w:t>照明、照相</w:t>
             </w:r>
@@ -7766,7 +9001,9 @@
             </w:pPr>
             <w:r>
               <w:rPr>
-                <w:szCs w:val="21"/>
+                <w:rFonts w:ascii="Times New Roman" w:hAnsi="Times New Roman" w:eastAsia="宋体" w:cs="Times New Roman"/>
+                <w:szCs w:val="21"/>
+                <w:sz w:val="21"/>
               </w:rPr>
               <w:t>紫外线</w:t>
             </w:r>
@@ -7798,19 +9035,25 @@
             </w:pPr>
             <w:r>
               <w:rPr>
-                <w:szCs w:val="21"/>
+                <w:rFonts w:ascii="Times New Roman" w:hAnsi="Times New Roman" w:eastAsia="宋体" w:cs="Times New Roman"/>
+                <w:szCs w:val="21"/>
+                <w:sz w:val="21"/>
               </w:rPr>
               <w:t>10</w:t>
             </w:r>
             <w:r>
               <w:rPr>
-                <w:szCs w:val="21"/>
+                <w:rFonts w:ascii="Times New Roman" w:hAnsi="Times New Roman" w:eastAsia="宋体" w:cs="Times New Roman"/>
+                <w:szCs w:val="21"/>
+                <w:sz w:val="21"/>
               </w:rPr>
               <w:t>～</w:t>
             </w:r>
             <w:r>
               <w:rPr>
-                <w:szCs w:val="21"/>
+                <w:rFonts w:ascii="Times New Roman" w:hAnsi="Times New Roman" w:eastAsia="宋体" w:cs="Times New Roman"/>
+                <w:szCs w:val="21"/>
+                <w:sz w:val="21"/>
               </w:rPr>
               <w:t>400 nm</w:t>
             </w:r>
@@ -7842,7 +9085,9 @@
             </w:pPr>
             <w:r>
               <w:rPr>
-                <w:szCs w:val="21"/>
+                <w:rFonts w:ascii="Times New Roman" w:hAnsi="Times New Roman" w:eastAsia="宋体" w:cs="Times New Roman"/>
+                <w:szCs w:val="21"/>
+                <w:sz w:val="21"/>
               </w:rPr>
               <w:t>化学作用、荧光作用</w:t>
             </w:r>
@@ -7874,13 +9119,17 @@
             </w:pPr>
             <w:r>
               <w:rPr>
-                <w:szCs w:val="21"/>
+                <w:rFonts w:ascii="Times New Roman" w:hAnsi="Times New Roman" w:eastAsia="宋体" w:cs="Times New Roman"/>
+                <w:szCs w:val="21"/>
+                <w:sz w:val="21"/>
               </w:rPr>
               <w:t>消毒、荧光效应、促使人体合成维生素</w:t>
             </w:r>
             <w:r>
               <w:rPr>
-                <w:szCs w:val="21"/>
+                <w:rFonts w:ascii="Times New Roman" w:hAnsi="Times New Roman" w:eastAsia="宋体" w:cs="Times New Roman"/>
+                <w:szCs w:val="21"/>
+                <w:sz w:val="21"/>
               </w:rPr>
               <w:t>D</w:t>
             </w:r>
@@ -7914,13 +9163,17 @@
             </w:pPr>
             <w:r>
               <w:rPr>
-                <w:szCs w:val="21"/>
+                <w:rFonts w:ascii="Times New Roman" w:hAnsi="Times New Roman" w:eastAsia="宋体" w:cs="Times New Roman"/>
+                <w:szCs w:val="21"/>
+                <w:sz w:val="21"/>
               </w:rPr>
               <w:t>X</w:t>
             </w:r>
             <w:r>
               <w:rPr>
-                <w:szCs w:val="21"/>
+                <w:rFonts w:ascii="Times New Roman" w:hAnsi="Times New Roman" w:eastAsia="宋体" w:cs="Times New Roman"/>
+                <w:szCs w:val="21"/>
+                <w:sz w:val="21"/>
               </w:rPr>
               <w:t>射线</w:t>
             </w:r>
@@ -7952,19 +9205,25 @@
             </w:pPr>
             <w:r>
               <w:rPr>
-                <w:szCs w:val="21"/>
+                <w:rFonts w:ascii="Times New Roman" w:hAnsi="Times New Roman" w:eastAsia="宋体" w:cs="Times New Roman"/>
+                <w:szCs w:val="21"/>
+                <w:sz w:val="21"/>
               </w:rPr>
               <w:t>0.001</w:t>
             </w:r>
             <w:r>
               <w:rPr>
-                <w:szCs w:val="21"/>
+                <w:rFonts w:ascii="Times New Roman" w:hAnsi="Times New Roman" w:eastAsia="宋体" w:cs="Times New Roman"/>
+                <w:szCs w:val="21"/>
+                <w:sz w:val="21"/>
               </w:rPr>
               <w:t>～</w:t>
             </w:r>
             <w:r>
               <w:rPr>
-                <w:szCs w:val="21"/>
+                <w:rFonts w:ascii="Times New Roman" w:hAnsi="Times New Roman" w:eastAsia="宋体" w:cs="Times New Roman"/>
+                <w:szCs w:val="21"/>
+                <w:sz w:val="21"/>
               </w:rPr>
               <w:t>10 nm</w:t>
             </w:r>
@@ -7996,7 +9255,9 @@
             </w:pPr>
             <w:r>
               <w:rPr>
-                <w:szCs w:val="21"/>
+                <w:rFonts w:ascii="Times New Roman" w:hAnsi="Times New Roman" w:eastAsia="宋体" w:cs="Times New Roman"/>
+                <w:szCs w:val="21"/>
+                <w:sz w:val="21"/>
               </w:rPr>
               <w:t>较强的穿透能力</w:t>
             </w:r>
@@ -8028,7 +9289,9 @@
             </w:pPr>
             <w:r>
               <w:rPr>
-                <w:szCs w:val="21"/>
+                <w:rFonts w:ascii="Times New Roman" w:hAnsi="Times New Roman" w:eastAsia="宋体" w:cs="Times New Roman"/>
+                <w:szCs w:val="21"/>
+                <w:sz w:val="21"/>
               </w:rPr>
               <w:t>透视人体、检查金属零件的质量</w:t>
             </w:r>
@@ -8062,13 +9325,17 @@
             </w:pPr>
             <w:r>
               <w:rPr>
-                <w:szCs w:val="21"/>
+                <w:rFonts w:ascii="Times New Roman" w:hAnsi="Times New Roman" w:eastAsia="宋体" w:cs="Times New Roman"/>
+                <w:szCs w:val="21"/>
+                <w:sz w:val="21"/>
               </w:rPr>
               <w:t>γ</w:t>
             </w:r>
             <w:r>
               <w:rPr>
-                <w:szCs w:val="21"/>
+                <w:rFonts w:ascii="Times New Roman" w:hAnsi="Times New Roman" w:eastAsia="宋体" w:cs="Times New Roman"/>
+                <w:szCs w:val="21"/>
+                <w:sz w:val="21"/>
               </w:rPr>
               <w:t>射线</w:t>
             </w:r>
@@ -8100,33 +9367,43 @@
             </w:pPr>
             <w:r>
               <w:rPr>
-                <w:szCs w:val="21"/>
+                <w:rFonts w:ascii="Times New Roman" w:hAnsi="Times New Roman" w:eastAsia="宋体" w:cs="Times New Roman"/>
+                <w:szCs w:val="21"/>
+                <w:sz w:val="21"/>
               </w:rPr>
               <w:t>小于</w:t>
             </w:r>
             <w:r>
               <w:rPr>
-                <w:szCs w:val="21"/>
+                <w:rFonts w:ascii="Times New Roman" w:hAnsi="Times New Roman" w:eastAsia="宋体" w:cs="Times New Roman"/>
+                <w:szCs w:val="21"/>
+                <w:sz w:val="21"/>
               </w:rPr>
               <w:t>10</w:t>
             </w:r>
             <w:r>
               <w:rPr>
-                <w:szCs w:val="21"/>
+                <w:rFonts w:ascii="Times New Roman" w:hAnsi="Times New Roman" w:eastAsia="宋体" w:cs="Times New Roman"/>
+                <w:szCs w:val="21"/>
+                <w:sz w:val="21"/>
                 <w:vertAlign w:val="superscript"/>
               </w:rPr>
               <w:t>－</w:t>
             </w:r>
             <w:r>
               <w:rPr>
-                <w:szCs w:val="21"/>
+                <w:rFonts w:ascii="Times New Roman" w:hAnsi="Times New Roman" w:eastAsia="宋体" w:cs="Times New Roman"/>
+                <w:szCs w:val="21"/>
+                <w:sz w:val="21"/>
                 <w:vertAlign w:val="superscript"/>
               </w:rPr>
               <w:t>3</w:t>
             </w:r>
             <w:r>
               <w:rPr>
-                <w:szCs w:val="21"/>
+                <w:rFonts w:ascii="Times New Roman" w:hAnsi="Times New Roman" w:eastAsia="宋体" w:cs="Times New Roman"/>
+                <w:szCs w:val="21"/>
+                <w:sz w:val="21"/>
               </w:rPr>
               <w:t xml:space="preserve"> nm</w:t>
             </w:r>
@@ -8158,7 +9435,9 @@
             </w:pPr>
             <w:r>
               <w:rPr>
-                <w:szCs w:val="21"/>
+                <w:rFonts w:ascii="Times New Roman" w:hAnsi="Times New Roman" w:eastAsia="宋体" w:cs="Times New Roman"/>
+                <w:szCs w:val="21"/>
+                <w:sz w:val="21"/>
               </w:rPr>
               <w:t>穿透能力最强</w:t>
             </w:r>
@@ -8190,19 +9469,25 @@
             </w:pPr>
             <w:r>
               <w:rPr>
-                <w:szCs w:val="21"/>
+                <w:rFonts w:ascii="Times New Roman" w:hAnsi="Times New Roman" w:eastAsia="宋体" w:cs="Times New Roman"/>
+                <w:szCs w:val="21"/>
+                <w:sz w:val="21"/>
               </w:rPr>
               <w:t>医学上的</w:t>
             </w:r>
             <w:r>
               <w:rPr>
-                <w:szCs w:val="21"/>
+                <w:rFonts w:ascii="Times New Roman" w:hAnsi="Times New Roman" w:eastAsia="宋体" w:cs="Times New Roman"/>
+                <w:szCs w:val="21"/>
+                <w:sz w:val="21"/>
               </w:rPr>
               <w:t>γ</w:t>
             </w:r>
             <w:r>
               <w:rPr>
-                <w:szCs w:val="21"/>
+                <w:rFonts w:ascii="Times New Roman" w:hAnsi="Times New Roman" w:eastAsia="宋体" w:cs="Times New Roman"/>
+                <w:szCs w:val="21"/>
+                <w:sz w:val="21"/>
               </w:rPr>
               <w:t>刀技术、探测金属内部的缺陷</w:t>
             </w:r>
@@ -8221,13 +9506,17 @@
       </w:pPr>
       <w:r>
         <w:rPr>
-          <w:szCs w:val="21"/>
-        </w:rPr>
-        <w:t>1.</w:t>
-      </w:r>
-      <w:r>
-        <w:rPr>
-          <w:szCs w:val="21"/>
+          <w:rFonts w:ascii="Times New Roman" w:hAnsi="Times New Roman" w:eastAsia="宋体" w:cs="Times New Roman"/>
+          <w:szCs w:val="21"/>
+          <w:sz w:val="21"/>
+        </w:rPr>
+        <w:t>1．</w:t>
+      </w:r>
+      <w:r>
+        <w:rPr>
+          <w:rFonts w:ascii="Times New Roman" w:hAnsi="Times New Roman" w:eastAsia="宋体" w:cs="Times New Roman"/>
+          <w:szCs w:val="21"/>
+          <w:sz w:val="21"/>
         </w:rPr>
         <w:t>电磁波的能量</w:t>
       </w:r>
@@ -8243,19 +9532,25 @@
       </w:pPr>
       <w:r>
         <w:rPr>
-          <w:szCs w:val="21"/>
+          <w:rFonts w:ascii="Times New Roman" w:hAnsi="Times New Roman" w:eastAsia="宋体" w:cs="Times New Roman"/>
+          <w:szCs w:val="21"/>
+          <w:sz w:val="21"/>
         </w:rPr>
         <w:t>（</w:t>
       </w:r>
       <w:r>
         <w:rPr>
-          <w:szCs w:val="21"/>
+          <w:rFonts w:ascii="Times New Roman" w:hAnsi="Times New Roman" w:eastAsia="宋体" w:cs="Times New Roman"/>
+          <w:szCs w:val="21"/>
+          <w:sz w:val="21"/>
         </w:rPr>
         <w:t>1</w:t>
       </w:r>
       <w:r>
         <w:rPr>
-          <w:szCs w:val="21"/>
+          <w:rFonts w:ascii="Times New Roman" w:hAnsi="Times New Roman" w:eastAsia="宋体" w:cs="Times New Roman"/>
+          <w:szCs w:val="21"/>
+          <w:sz w:val="21"/>
         </w:rPr>
         <w:t>）电磁波是物质存在的一种特殊形式</w:t>
       </w:r>
@@ -8271,7 +9566,9 @@
       </w:pPr>
       <w:r>
         <w:rPr>
-          <w:szCs w:val="21"/>
+          <w:rFonts w:ascii="Times New Roman" w:hAnsi="Times New Roman" w:eastAsia="宋体" w:cs="Times New Roman"/>
+          <w:szCs w:val="21"/>
+          <w:sz w:val="21"/>
         </w:rPr>
         <w:t>电磁波和我们学过的电场、磁场一样，是一种特殊的物质，不是由分子、原子所组成的，与通常的实物不同，但它是客观存在的。</w:t>
       </w:r>
@@ -8287,19 +9584,25 @@
       </w:pPr>
       <w:r>
         <w:rPr>
-          <w:szCs w:val="21"/>
+          <w:rFonts w:ascii="Times New Roman" w:hAnsi="Times New Roman" w:eastAsia="宋体" w:cs="Times New Roman"/>
+          <w:szCs w:val="21"/>
+          <w:sz w:val="21"/>
         </w:rPr>
         <w:t>（</w:t>
       </w:r>
       <w:r>
         <w:rPr>
-          <w:szCs w:val="21"/>
+          <w:rFonts w:ascii="Times New Roman" w:hAnsi="Times New Roman" w:eastAsia="宋体" w:cs="Times New Roman"/>
+          <w:szCs w:val="21"/>
+          <w:sz w:val="21"/>
         </w:rPr>
         <w:t>2</w:t>
       </w:r>
       <w:r>
         <w:rPr>
-          <w:szCs w:val="21"/>
+          <w:rFonts w:ascii="Times New Roman" w:hAnsi="Times New Roman" w:eastAsia="宋体" w:cs="Times New Roman"/>
+          <w:szCs w:val="21"/>
+          <w:sz w:val="21"/>
         </w:rPr>
         <w:t>）电磁波具有能量</w:t>
       </w:r>
@@ -8315,7 +9618,9 @@
       </w:pPr>
       <w:r>
         <w:rPr>
-          <w:szCs w:val="21"/>
+          <w:rFonts w:ascii="Times New Roman" w:hAnsi="Times New Roman" w:eastAsia="宋体" w:cs="Times New Roman"/>
+          <w:szCs w:val="21"/>
+          <w:sz w:val="21"/>
         </w:rPr>
         <w:t>从场的观点来看，电场具有电场能，磁场具有磁场能，电磁场具有电磁能，电磁波发射的过程就是辐射能量的过程，电磁波在空间传播，电磁能就随之一起传播。</w:t>
       </w:r>
@@ -8331,13 +9636,17 @@
       </w:pPr>
       <w:r>
         <w:rPr>
-          <w:szCs w:val="21"/>
-        </w:rPr>
-        <w:t>2.</w:t>
-      </w:r>
-      <w:r>
-        <w:rPr>
-          <w:szCs w:val="21"/>
+          <w:rFonts w:ascii="Times New Roman" w:hAnsi="Times New Roman" w:eastAsia="宋体" w:cs="Times New Roman"/>
+          <w:szCs w:val="21"/>
+          <w:sz w:val="21"/>
+        </w:rPr>
+        <w:t>2．</w:t>
+      </w:r>
+      <w:r>
+        <w:rPr>
+          <w:rFonts w:ascii="Times New Roman" w:hAnsi="Times New Roman" w:eastAsia="宋体" w:cs="Times New Roman"/>
+          <w:szCs w:val="21"/>
+          <w:sz w:val="21"/>
         </w:rPr>
         <w:t>电磁波通信</w:t>
       </w:r>
@@ -8353,19 +9662,25 @@
       </w:pPr>
       <w:r>
         <w:rPr>
-          <w:szCs w:val="21"/>
+          <w:rFonts w:ascii="Times New Roman" w:hAnsi="Times New Roman" w:eastAsia="宋体" w:cs="Times New Roman"/>
+          <w:szCs w:val="21"/>
+          <w:sz w:val="21"/>
         </w:rPr>
         <w:t>（</w:t>
       </w:r>
       <w:r>
         <w:rPr>
-          <w:szCs w:val="21"/>
+          <w:rFonts w:ascii="Times New Roman" w:hAnsi="Times New Roman" w:eastAsia="宋体" w:cs="Times New Roman"/>
+          <w:szCs w:val="21"/>
+          <w:sz w:val="21"/>
         </w:rPr>
         <w:t>1</w:t>
       </w:r>
       <w:r>
         <w:rPr>
-          <w:szCs w:val="21"/>
+          <w:rFonts w:ascii="Times New Roman" w:hAnsi="Times New Roman" w:eastAsia="宋体" w:cs="Times New Roman"/>
+          <w:szCs w:val="21"/>
+          <w:sz w:val="21"/>
         </w:rPr>
         <w:t>）传播途径</w:t>
       </w:r>
@@ -8381,7 +9696,9 @@
       </w:pPr>
       <w:r>
         <w:rPr>
-          <w:szCs w:val="21"/>
+          <w:rFonts w:ascii="Times New Roman" w:hAnsi="Times New Roman" w:eastAsia="宋体" w:cs="Times New Roman"/>
+          <w:szCs w:val="21"/>
+          <w:sz w:val="21"/>
         </w:rPr>
         <w:t>电磁波携带的信息，既可以有线传播，也可以无线传播。</w:t>
       </w:r>
@@ -8397,7 +9714,9 @@
       </w:pPr>
       <w:r>
         <w:rPr>
-          <w:szCs w:val="21"/>
+          <w:rFonts w:ascii="Times New Roman" w:hAnsi="Times New Roman" w:eastAsia="宋体" w:cs="Times New Roman"/>
+          <w:szCs w:val="21"/>
+          <w:sz w:val="21"/>
         </w:rPr>
         <w:t>有线传播利用金属导线、光纤等有形媒介传送信息，如台式电脑、电话等。</w:t>
       </w:r>
@@ -8413,19 +9732,25 @@
       </w:pPr>
       <w:r>
         <w:rPr>
-          <w:szCs w:val="21"/>
+          <w:rFonts w:ascii="Times New Roman" w:hAnsi="Times New Roman" w:eastAsia="宋体" w:cs="Times New Roman"/>
+          <w:szCs w:val="21"/>
+          <w:sz w:val="21"/>
         </w:rPr>
         <w:t>无线传播仅利用电磁波而不通过线缆传递信息，如收音机、手机、</w:t>
       </w:r>
       <w:r>
         <w:rPr>
-          <w:szCs w:val="21"/>
+          <w:rFonts w:ascii="Times New Roman" w:hAnsi="Times New Roman" w:eastAsia="宋体" w:cs="Times New Roman"/>
+          <w:szCs w:val="21"/>
+          <w:sz w:val="21"/>
         </w:rPr>
         <w:t>GPS</w:t>
       </w:r>
       <w:r>
         <w:rPr>
-          <w:szCs w:val="21"/>
+          <w:rFonts w:ascii="Times New Roman" w:hAnsi="Times New Roman" w:eastAsia="宋体" w:cs="Times New Roman"/>
+          <w:szCs w:val="21"/>
+          <w:sz w:val="21"/>
         </w:rPr>
         <w:t>、无线鼠标等。</w:t>
       </w:r>
@@ -8441,19 +9766,25 @@
       </w:pPr>
       <w:r>
         <w:rPr>
-          <w:szCs w:val="21"/>
+          <w:rFonts w:ascii="Times New Roman" w:hAnsi="Times New Roman" w:eastAsia="宋体" w:cs="Times New Roman"/>
+          <w:szCs w:val="21"/>
+          <w:sz w:val="21"/>
         </w:rPr>
         <w:t>（</w:t>
       </w:r>
       <w:r>
         <w:rPr>
-          <w:szCs w:val="21"/>
+          <w:rFonts w:ascii="Times New Roman" w:hAnsi="Times New Roman" w:eastAsia="宋体" w:cs="Times New Roman"/>
+          <w:szCs w:val="21"/>
+          <w:sz w:val="21"/>
         </w:rPr>
         <w:t>2</w:t>
       </w:r>
       <w:r>
         <w:rPr>
-          <w:szCs w:val="21"/>
+          <w:rFonts w:ascii="Times New Roman" w:hAnsi="Times New Roman" w:eastAsia="宋体" w:cs="Times New Roman"/>
+          <w:szCs w:val="21"/>
+          <w:sz w:val="21"/>
         </w:rPr>
         <w:t>）传输特点</w:t>
       </w:r>
@@ -8469,7 +9800,9 @@
       </w:pPr>
       <w:r>
         <w:rPr>
-          <w:szCs w:val="21"/>
+          <w:rFonts w:ascii="Times New Roman" w:hAnsi="Times New Roman" w:eastAsia="宋体" w:cs="Times New Roman"/>
+          <w:szCs w:val="21"/>
+          <w:sz w:val="21"/>
         </w:rPr>
         <w:t>电磁波的频率越高，相同时间传递的信息量越大，由于光的频率比无线电波的频率高得多，因此光缆可以传递大量的信息。</w:t>
       </w:r>
@@ -8495,15 +9828,19 @@
       </w:pPr>
       <w:r>
         <w:rPr>
+          <w:rFonts w:ascii="Times New Roman" w:hAnsi="Times New Roman" w:eastAsia="宋体" w:cs="Times New Roman"/>
           <w:b/>
           <w:szCs w:val="21"/>
+          <w:sz w:val="21"/>
         </w:rPr>
         <w:t xml:space="preserve">13.5 </w:t>
       </w:r>
       <w:r>
         <w:rPr>
+          <w:rFonts w:ascii="Times New Roman" w:hAnsi="Times New Roman" w:eastAsia="宋体" w:cs="Times New Roman"/>
           <w:b/>
           <w:szCs w:val="21"/>
+          <w:sz w:val="21"/>
         </w:rPr>
         <w:t>能量量子化</w:t>
       </w:r>
@@ -8519,19 +9856,25 @@
       </w:pPr>
       <w:r>
         <w:rPr>
-          <w:szCs w:val="21"/>
+          <w:rFonts w:ascii="Times New Roman" w:hAnsi="Times New Roman" w:eastAsia="宋体" w:cs="Times New Roman"/>
+          <w:szCs w:val="21"/>
+          <w:sz w:val="21"/>
         </w:rPr>
         <w:t>31</w:t>
       </w:r>
       <w:r>
         <w:rPr>
-          <w:szCs w:val="21"/>
+          <w:rFonts w:ascii="Times New Roman" w:hAnsi="Times New Roman" w:eastAsia="宋体" w:cs="Times New Roman"/>
+          <w:szCs w:val="21"/>
+          <w:sz w:val="21"/>
         </w:rPr>
         <w:t>．热辐射</w:t>
       </w:r>
       <w:r>
         <w:rPr>
-          <w:szCs w:val="21"/>
+          <w:rFonts w:ascii="Times New Roman" w:hAnsi="Times New Roman" w:eastAsia="宋体" w:cs="Times New Roman"/>
+          <w:szCs w:val="21"/>
+          <w:sz w:val="21"/>
         </w:rPr>
         <w:t>∶</w:t>
       </w:r>
@@ -8547,57 +9890,75 @@
       </w:pPr>
       <w:r>
         <w:rPr>
-          <w:szCs w:val="21"/>
+          <w:rFonts w:ascii="Times New Roman" w:hAnsi="Times New Roman" w:eastAsia="宋体" w:cs="Times New Roman"/>
+          <w:szCs w:val="21"/>
+          <w:sz w:val="21"/>
         </w:rPr>
         <w:t>（</w:t>
       </w:r>
       <w:r>
         <w:rPr>
-          <w:szCs w:val="21"/>
+          <w:rFonts w:ascii="Times New Roman" w:hAnsi="Times New Roman" w:eastAsia="宋体" w:cs="Times New Roman"/>
+          <w:szCs w:val="21"/>
+          <w:sz w:val="21"/>
         </w:rPr>
         <w:t>1</w:t>
       </w:r>
       <w:r>
         <w:rPr>
-          <w:szCs w:val="21"/>
+          <w:rFonts w:ascii="Times New Roman" w:hAnsi="Times New Roman" w:eastAsia="宋体" w:cs="Times New Roman"/>
+          <w:szCs w:val="21"/>
+          <w:sz w:val="21"/>
         </w:rPr>
         <w:t>）定义</w:t>
       </w:r>
       <w:r>
         <w:rPr>
-          <w:szCs w:val="21"/>
+          <w:rFonts w:ascii="Times New Roman" w:hAnsi="Times New Roman" w:eastAsia="宋体" w:cs="Times New Roman"/>
+          <w:szCs w:val="21"/>
+          <w:sz w:val="21"/>
         </w:rPr>
         <w:t>∶</w:t>
       </w:r>
       <w:r>
         <w:rPr>
-          <w:szCs w:val="21"/>
+          <w:rFonts w:ascii="Times New Roman" w:hAnsi="Times New Roman" w:eastAsia="宋体" w:cs="Times New Roman"/>
+          <w:szCs w:val="21"/>
+          <w:sz w:val="21"/>
         </w:rPr>
         <w:t>一切物体都在辐射</w:t>
       </w:r>
       <w:r>
         <w:rPr>
-          <w:szCs w:val="21"/>
+          <w:rFonts w:ascii="Times New Roman" w:hAnsi="Times New Roman" w:eastAsia="宋体" w:cs="Times New Roman"/>
+          <w:szCs w:val="21"/>
+          <w:sz w:val="21"/>
           <w:bdr w:val="single" w:sz="8" w:space="0" w:color="auto"/>
         </w:rPr>
         <w:t>电磁波</w:t>
       </w:r>
       <w:r>
         <w:rPr>
-          <w:szCs w:val="21"/>
+          <w:rFonts w:ascii="Times New Roman" w:hAnsi="Times New Roman" w:eastAsia="宋体" w:cs="Times New Roman"/>
+          <w:szCs w:val="21"/>
+          <w:sz w:val="21"/>
         </w:rPr>
         <w:t>，这种辐射与物体的</w:t>
       </w:r>
       <w:r>
         <w:rPr>
-          <w:szCs w:val="21"/>
+          <w:rFonts w:ascii="Times New Roman" w:hAnsi="Times New Roman" w:eastAsia="宋体" w:cs="Times New Roman"/>
+          <w:szCs w:val="21"/>
+          <w:sz w:val="21"/>
           <w:bdr w:val="single" w:sz="8" w:space="0" w:color="auto"/>
         </w:rPr>
         <w:t>温度</w:t>
       </w:r>
       <w:r>
         <w:rPr>
-          <w:szCs w:val="21"/>
+          <w:rFonts w:ascii="Times New Roman" w:hAnsi="Times New Roman" w:eastAsia="宋体" w:cs="Times New Roman"/>
+          <w:szCs w:val="21"/>
+          <w:sz w:val="21"/>
         </w:rPr>
         <w:t>有关，所以叫作热辐射。</w:t>
       </w:r>
@@ -8613,44 +9974,58 @@
       </w:pPr>
       <w:r>
         <w:rPr>
-          <w:szCs w:val="21"/>
+          <w:rFonts w:ascii="Times New Roman" w:hAnsi="Times New Roman" w:eastAsia="宋体" w:cs="Times New Roman"/>
+          <w:szCs w:val="21"/>
+          <w:sz w:val="21"/>
         </w:rPr>
         <w:t>（</w:t>
       </w:r>
       <w:r>
         <w:rPr>
-          <w:szCs w:val="21"/>
+          <w:rFonts w:ascii="Times New Roman" w:hAnsi="Times New Roman" w:eastAsia="宋体" w:cs="Times New Roman"/>
+          <w:szCs w:val="21"/>
+          <w:sz w:val="21"/>
         </w:rPr>
         <w:t>2</w:t>
       </w:r>
       <w:r>
         <w:rPr>
-          <w:szCs w:val="21"/>
+          <w:rFonts w:ascii="Times New Roman" w:hAnsi="Times New Roman" w:eastAsia="宋体" w:cs="Times New Roman"/>
+          <w:szCs w:val="21"/>
+          <w:sz w:val="21"/>
         </w:rPr>
         <w:t>）特点</w:t>
       </w:r>
       <w:r>
         <w:rPr>
-          <w:szCs w:val="21"/>
+          <w:rFonts w:ascii="Times New Roman" w:hAnsi="Times New Roman" w:eastAsia="宋体" w:cs="Times New Roman"/>
+          <w:szCs w:val="21"/>
+          <w:sz w:val="21"/>
         </w:rPr>
         <w:t>∶</w:t>
       </w:r>
       <w:r>
         <w:rPr>
-          <w:szCs w:val="21"/>
+          <w:rFonts w:ascii="Times New Roman" w:hAnsi="Times New Roman" w:eastAsia="宋体" w:cs="Times New Roman"/>
+          <w:szCs w:val="21"/>
+          <w:sz w:val="21"/>
         </w:rPr>
         <w:t>物体在热辐射中随温度的升高，辐射的</w:t>
       </w:r>
       <w:r>
         <w:rPr>
-          <w:szCs w:val="21"/>
+          <w:rFonts w:ascii="Times New Roman" w:hAnsi="Times New Roman" w:eastAsia="宋体" w:cs="Times New Roman"/>
+          <w:szCs w:val="21"/>
+          <w:sz w:val="21"/>
           <w:bdr w:val="single" w:sz="8" w:space="0" w:color="auto"/>
         </w:rPr>
         <w:t>较短波长</w:t>
       </w:r>
       <w:r>
         <w:rPr>
-          <w:szCs w:val="21"/>
+          <w:rFonts w:ascii="Times New Roman" w:hAnsi="Times New Roman" w:eastAsia="宋体" w:cs="Times New Roman"/>
+          <w:szCs w:val="21"/>
+          <w:sz w:val="21"/>
         </w:rPr>
         <w:t>的电磁波的成分越来越大。</w:t>
       </w:r>
@@ -8666,13 +10041,17 @@
       </w:pPr>
       <w:r>
         <w:rPr>
-          <w:szCs w:val="21"/>
+          <w:rFonts w:ascii="Times New Roman" w:hAnsi="Times New Roman" w:eastAsia="宋体" w:cs="Times New Roman"/>
+          <w:szCs w:val="21"/>
+          <w:sz w:val="21"/>
         </w:rPr>
         <w:t>32</w:t>
       </w:r>
       <w:r>
         <w:rPr>
-          <w:szCs w:val="21"/>
+          <w:rFonts w:ascii="Times New Roman" w:hAnsi="Times New Roman" w:eastAsia="宋体" w:cs="Times New Roman"/>
+          <w:szCs w:val="21"/>
+          <w:sz w:val="21"/>
         </w:rPr>
         <w:t>．黑体</w:t>
       </w:r>
@@ -8688,32 +10067,42 @@
       </w:pPr>
       <w:r>
         <w:rPr>
-          <w:szCs w:val="21"/>
+          <w:rFonts w:ascii="Times New Roman" w:hAnsi="Times New Roman" w:eastAsia="宋体" w:cs="Times New Roman"/>
+          <w:szCs w:val="21"/>
+          <w:sz w:val="21"/>
         </w:rPr>
         <w:t>（</w:t>
       </w:r>
       <w:r>
         <w:rPr>
-          <w:szCs w:val="21"/>
+          <w:rFonts w:ascii="Times New Roman" w:hAnsi="Times New Roman" w:eastAsia="宋体" w:cs="Times New Roman"/>
+          <w:szCs w:val="21"/>
+          <w:sz w:val="21"/>
         </w:rPr>
         <w:t>1</w:t>
       </w:r>
       <w:r>
         <w:rPr>
-          <w:szCs w:val="21"/>
+          <w:rFonts w:ascii="Times New Roman" w:hAnsi="Times New Roman" w:eastAsia="宋体" w:cs="Times New Roman"/>
+          <w:szCs w:val="21"/>
+          <w:sz w:val="21"/>
         </w:rPr>
         <w:t>）定义：能够</w:t>
       </w:r>
       <w:r>
         <w:rPr>
-          <w:szCs w:val="21"/>
+          <w:rFonts w:ascii="Times New Roman" w:hAnsi="Times New Roman" w:eastAsia="宋体" w:cs="Times New Roman"/>
+          <w:szCs w:val="21"/>
+          <w:sz w:val="21"/>
           <w:bdr w:val="single" w:sz="8" w:space="0" w:color="auto"/>
         </w:rPr>
         <w:t>完全</w:t>
       </w:r>
       <w:r>
         <w:rPr>
-          <w:szCs w:val="21"/>
+          <w:rFonts w:ascii="Times New Roman" w:hAnsi="Times New Roman" w:eastAsia="宋体" w:cs="Times New Roman"/>
+          <w:szCs w:val="21"/>
+          <w:sz w:val="21"/>
         </w:rPr>
         <w:t>吸收入射的各种波长的电磁波而不发生反射的物体。</w:t>
       </w:r>
@@ -8729,26 +10118,33 @@
       </w:pPr>
       <w:r>
         <w:rPr>
-          <w:szCs w:val="21"/>
+          <w:rFonts w:ascii="Times New Roman" w:hAnsi="Times New Roman" w:eastAsia="宋体" w:cs="Times New Roman"/>
+          <w:szCs w:val="21"/>
+          <w:sz w:val="21"/>
         </w:rPr>
         <w:t>（</w:t>
       </w:r>
       <w:r>
         <w:rPr>
-          <w:szCs w:val="21"/>
+          <w:rFonts w:ascii="Times New Roman" w:hAnsi="Times New Roman" w:eastAsia="宋体" w:cs="Times New Roman"/>
+          <w:szCs w:val="21"/>
+          <w:sz w:val="21"/>
         </w:rPr>
         <w:t>2</w:t>
       </w:r>
       <w:r>
         <w:rPr>
-          <w:szCs w:val="21"/>
+          <w:rFonts w:ascii="Times New Roman" w:hAnsi="Times New Roman" w:eastAsia="宋体" w:cs="Times New Roman"/>
+          <w:szCs w:val="21"/>
+          <w:sz w:val="21"/>
         </w:rPr>
         <w:t>）特点</w:t>
       </w:r>
       <w:r>
         <w:rPr>
-          <w:rFonts w:hint="eastAsia"/>
-          <w:szCs w:val="21"/>
+          <w:rFonts w:hint="eastAsia" w:ascii="Times New Roman" w:hAnsi="Times New Roman" w:eastAsia="宋体" w:cs="Times New Roman"/>
+          <w:szCs w:val="21"/>
+          <w:sz w:val="21"/>
         </w:rPr>
         <w:t>：</w:t>
       </w:r>
@@ -8764,34 +10160,43 @@
       </w:pPr>
       <w:r>
         <w:rPr>
-          <w:szCs w:val="21"/>
+          <w:rFonts w:ascii="Times New Roman" w:hAnsi="Times New Roman" w:eastAsia="宋体" w:cs="Times New Roman"/>
+          <w:szCs w:val="21"/>
+          <w:sz w:val="21"/>
         </w:rPr>
         <w:lastRenderedPageBreak/>
         <w:t>①</w:t>
       </w:r>
       <w:r>
         <w:rPr>
-          <w:szCs w:val="21"/>
+          <w:rFonts w:ascii="Times New Roman" w:hAnsi="Times New Roman" w:eastAsia="宋体" w:cs="Times New Roman"/>
+          <w:szCs w:val="21"/>
+          <w:sz w:val="21"/>
         </w:rPr>
         <w:t>黑体不反射电磁波，但可以向外</w:t>
       </w:r>
       <w:r>
         <w:rPr>
-          <w:szCs w:val="21"/>
+          <w:rFonts w:ascii="Times New Roman" w:hAnsi="Times New Roman" w:eastAsia="宋体" w:cs="Times New Roman"/>
+          <w:szCs w:val="21"/>
+          <w:sz w:val="21"/>
           <w:bdr w:val="single" w:sz="8" w:space="0" w:color="auto"/>
         </w:rPr>
         <w:t>辐射</w:t>
       </w:r>
       <w:r>
         <w:rPr>
-          <w:szCs w:val="21"/>
+          <w:rFonts w:ascii="Times New Roman" w:hAnsi="Times New Roman" w:eastAsia="宋体" w:cs="Times New Roman"/>
+          <w:szCs w:val="21"/>
+          <w:sz w:val="21"/>
         </w:rPr>
         <w:t>电磁波</w:t>
       </w:r>
       <w:r>
         <w:rPr>
-          <w:rFonts w:hint="eastAsia"/>
-          <w:szCs w:val="21"/>
+          <w:rFonts w:hint="eastAsia" w:ascii="Times New Roman" w:hAnsi="Times New Roman" w:eastAsia="宋体" w:cs="Times New Roman"/>
+          <w:szCs w:val="21"/>
+          <w:sz w:val="21"/>
         </w:rPr>
         <w:t>。</w:t>
       </w:r>
@@ -8807,26 +10212,34 @@
       </w:pPr>
       <w:r>
         <w:rPr>
-          <w:szCs w:val="21"/>
+          <w:rFonts w:ascii="Times New Roman" w:hAnsi="Times New Roman" w:eastAsia="宋体" w:cs="Times New Roman"/>
+          <w:szCs w:val="21"/>
+          <w:sz w:val="21"/>
         </w:rPr>
         <w:t>②</w:t>
       </w:r>
       <w:r>
         <w:rPr>
-          <w:szCs w:val="21"/>
+          <w:rFonts w:ascii="Times New Roman" w:hAnsi="Times New Roman" w:eastAsia="宋体" w:cs="Times New Roman"/>
+          <w:szCs w:val="21"/>
+          <w:sz w:val="21"/>
         </w:rPr>
         <w:t>黑体辐射电磁波的强度按波长的分布只与黑体的</w:t>
       </w:r>
       <w:r>
         <w:rPr>
-          <w:szCs w:val="21"/>
+          <w:rFonts w:ascii="Times New Roman" w:hAnsi="Times New Roman" w:eastAsia="宋体" w:cs="Times New Roman"/>
+          <w:szCs w:val="21"/>
+          <w:sz w:val="21"/>
           <w:bdr w:val="single" w:sz="8" w:space="0" w:color="auto"/>
         </w:rPr>
         <w:t>温度</w:t>
       </w:r>
       <w:r>
         <w:rPr>
-          <w:szCs w:val="21"/>
+          <w:rFonts w:ascii="Times New Roman" w:hAnsi="Times New Roman" w:eastAsia="宋体" w:cs="Times New Roman"/>
+          <w:szCs w:val="21"/>
+          <w:sz w:val="21"/>
         </w:rPr>
         <w:t>有关</w:t>
       </w:r>
@@ -8842,34 +10255,43 @@
       </w:pPr>
       <w:r>
         <w:rPr>
-          <w:szCs w:val="21"/>
+          <w:rFonts w:ascii="Times New Roman" w:hAnsi="Times New Roman" w:eastAsia="宋体" w:cs="Times New Roman"/>
+          <w:szCs w:val="21"/>
+          <w:sz w:val="21"/>
         </w:rPr>
         <w:t>说明</w:t>
       </w:r>
       <w:r>
         <w:rPr>
-          <w:rFonts w:hint="eastAsia"/>
-          <w:szCs w:val="21"/>
+          <w:rFonts w:hint="eastAsia" w:ascii="Times New Roman" w:hAnsi="Times New Roman" w:eastAsia="宋体" w:cs="Times New Roman"/>
+          <w:szCs w:val="21"/>
+          <w:sz w:val="21"/>
         </w:rPr>
         <w:t>：</w:t>
       </w:r>
       <w:r>
         <w:rPr>
-          <w:szCs w:val="21"/>
+          <w:rFonts w:ascii="Times New Roman" w:hAnsi="Times New Roman" w:eastAsia="宋体" w:cs="Times New Roman"/>
+          <w:szCs w:val="21"/>
+          <w:sz w:val="21"/>
         </w:rPr>
         <w:t>黑体不一定是黑的，只有当自身辐射的可见光非常微弱时看上去</w:t>
       </w:r>
       <w:proofErr w:type="gramStart"/>
       <w:r>
         <w:rPr>
-          <w:szCs w:val="21"/>
+          <w:rFonts w:ascii="Times New Roman" w:hAnsi="Times New Roman" w:eastAsia="宋体" w:cs="Times New Roman"/>
+          <w:szCs w:val="21"/>
+          <w:sz w:val="21"/>
         </w:rPr>
         <w:t>才是黑</w:t>
       </w:r>
       <w:proofErr w:type="gramEnd"/>
       <w:r>
         <w:rPr>
-          <w:szCs w:val="21"/>
+          <w:rFonts w:ascii="Times New Roman" w:hAnsi="Times New Roman" w:eastAsia="宋体" w:cs="Times New Roman"/>
+          <w:szCs w:val="21"/>
+          <w:sz w:val="21"/>
         </w:rPr>
         <w:t>的；有些可看成黑体的物体由于有较强的辐射，看起来还会很明亮，如炼钢炉口上的小孔。</w:t>
       </w:r>
@@ -8895,39 +10317,51 @@
       </w:pPr>
       <w:r>
         <w:rPr>
-          <w:szCs w:val="21"/>
+          <w:rFonts w:ascii="Times New Roman" w:hAnsi="Times New Roman" w:eastAsia="宋体" w:cs="Times New Roman"/>
+          <w:szCs w:val="21"/>
+          <w:sz w:val="21"/>
         </w:rPr>
         <w:t>33</w:t>
       </w:r>
       <w:r>
         <w:rPr>
-          <w:szCs w:val="21"/>
+          <w:rFonts w:ascii="Times New Roman" w:hAnsi="Times New Roman" w:eastAsia="宋体" w:cs="Times New Roman"/>
+          <w:szCs w:val="21"/>
+          <w:sz w:val="21"/>
         </w:rPr>
         <w:t>．概念：振动着的带电微粒的能量只能是某一最小能量值的</w:t>
       </w:r>
       <w:r>
         <w:rPr>
-          <w:szCs w:val="21"/>
+          <w:rFonts w:ascii="Times New Roman" w:hAnsi="Times New Roman" w:eastAsia="宋体" w:cs="Times New Roman"/>
+          <w:szCs w:val="21"/>
+          <w:sz w:val="21"/>
           <w:bdr w:val="single" w:sz="8" w:space="0" w:color="auto"/>
         </w:rPr>
         <w:t>整数倍</w:t>
       </w:r>
       <w:r>
         <w:rPr>
-          <w:szCs w:val="21"/>
+          <w:rFonts w:ascii="Times New Roman" w:hAnsi="Times New Roman" w:eastAsia="宋体" w:cs="Times New Roman"/>
+          <w:szCs w:val="21"/>
+          <w:sz w:val="21"/>
         </w:rPr>
         <w:t>，这个最小的能量值</w:t>
       </w:r>
       <w:r>
         <w:rPr>
+          <w:rFonts w:ascii="Times New Roman" w:hAnsi="Times New Roman" w:eastAsia="宋体" w:cs="Times New Roman"/>
           <w:i/>
           <w:szCs w:val="21"/>
+          <w:sz w:val="21"/>
         </w:rPr>
         <w:t>ε</w:t>
       </w:r>
       <w:r>
         <w:rPr>
-          <w:szCs w:val="21"/>
+          <w:rFonts w:ascii="Times New Roman" w:hAnsi="Times New Roman" w:eastAsia="宋体" w:cs="Times New Roman"/>
+          <w:szCs w:val="21"/>
+          <w:sz w:val="21"/>
         </w:rPr>
         <w:t>叫能量子。</w:t>
       </w:r>
@@ -8953,84 +10387,110 @@
       </w:pPr>
       <w:r>
         <w:rPr>
-          <w:szCs w:val="21"/>
+          <w:rFonts w:ascii="Times New Roman" w:hAnsi="Times New Roman" w:eastAsia="宋体" w:cs="Times New Roman"/>
+          <w:szCs w:val="21"/>
+          <w:sz w:val="21"/>
         </w:rPr>
         <w:t>34</w:t>
       </w:r>
       <w:r>
         <w:rPr>
-          <w:szCs w:val="21"/>
+          <w:rFonts w:ascii="Times New Roman" w:hAnsi="Times New Roman" w:eastAsia="宋体" w:cs="Times New Roman"/>
+          <w:szCs w:val="21"/>
+          <w:sz w:val="21"/>
         </w:rPr>
         <w:t>．大小：</w:t>
       </w:r>
       <w:r>
         <w:rPr>
+          <w:rFonts w:ascii="Times New Roman" w:hAnsi="Times New Roman" w:eastAsia="宋体" w:cs="Times New Roman"/>
           <w:i/>
           <w:szCs w:val="21"/>
+          <w:sz w:val="21"/>
         </w:rPr>
         <w:t>ε</w:t>
       </w:r>
       <w:r>
         <w:rPr>
-          <w:szCs w:val="21"/>
+          <w:rFonts w:ascii="Times New Roman" w:hAnsi="Times New Roman" w:eastAsia="宋体" w:cs="Times New Roman"/>
+          <w:szCs w:val="21"/>
+          <w:sz w:val="21"/>
         </w:rPr>
         <w:t>＝</w:t>
       </w:r>
       <w:r>
         <w:rPr>
-          <w:szCs w:val="21"/>
+          <w:rFonts w:ascii="Times New Roman" w:hAnsi="Times New Roman" w:eastAsia="宋体" w:cs="Times New Roman"/>
+          <w:szCs w:val="21"/>
+          <w:sz w:val="21"/>
           <w:bdr w:val="single" w:sz="8" w:space="0" w:color="auto"/>
         </w:rPr>
         <w:t>hν</w:t>
       </w:r>
       <w:r>
         <w:rPr>
-          <w:szCs w:val="21"/>
+          <w:rFonts w:ascii="Times New Roman" w:hAnsi="Times New Roman" w:eastAsia="宋体" w:cs="Times New Roman"/>
+          <w:szCs w:val="21"/>
+          <w:sz w:val="21"/>
         </w:rPr>
         <w:t>，其中</w:t>
       </w:r>
       <w:r>
         <w:rPr>
+          <w:rFonts w:ascii="Times New Roman" w:hAnsi="Times New Roman" w:eastAsia="宋体" w:cs="Times New Roman"/>
           <w:i/>
           <w:szCs w:val="21"/>
+          <w:sz w:val="21"/>
         </w:rPr>
         <w:t>h</w:t>
       </w:r>
       <w:r>
         <w:rPr>
-          <w:szCs w:val="21"/>
+          <w:rFonts w:ascii="Times New Roman" w:hAnsi="Times New Roman" w:eastAsia="宋体" w:cs="Times New Roman"/>
+          <w:szCs w:val="21"/>
+          <w:sz w:val="21"/>
         </w:rPr>
         <w:t>＝</w:t>
       </w:r>
       <w:r>
         <w:rPr>
-          <w:szCs w:val="21"/>
+          <w:rFonts w:ascii="Times New Roman" w:hAnsi="Times New Roman" w:eastAsia="宋体" w:cs="Times New Roman"/>
+          <w:szCs w:val="21"/>
+          <w:sz w:val="21"/>
         </w:rPr>
         <w:t>6.63×10</w:t>
       </w:r>
       <w:r>
         <w:rPr>
-          <w:szCs w:val="21"/>
+          <w:rFonts w:ascii="Times New Roman" w:hAnsi="Times New Roman" w:eastAsia="宋体" w:cs="Times New Roman"/>
+          <w:szCs w:val="21"/>
+          <w:sz w:val="21"/>
           <w:vertAlign w:val="superscript"/>
         </w:rPr>
         <w:t>－</w:t>
       </w:r>
       <w:r>
         <w:rPr>
-          <w:szCs w:val="21"/>
+          <w:rFonts w:ascii="Times New Roman" w:hAnsi="Times New Roman" w:eastAsia="宋体" w:cs="Times New Roman"/>
+          <w:szCs w:val="21"/>
+          <w:sz w:val="21"/>
           <w:vertAlign w:val="superscript"/>
         </w:rPr>
         <w:t>34</w:t>
       </w:r>
       <w:r>
         <w:rPr>
-          <w:szCs w:val="21"/>
+          <w:rFonts w:ascii="Times New Roman" w:hAnsi="Times New Roman" w:eastAsia="宋体" w:cs="Times New Roman"/>
+          <w:szCs w:val="21"/>
+          <w:sz w:val="21"/>
         </w:rPr>
         <w:t xml:space="preserve"> J·s</w:t>
       </w:r>
       <w:r>
         <w:rPr>
-          <w:szCs w:val="21"/>
+          <w:rFonts w:ascii="Times New Roman" w:hAnsi="Times New Roman" w:eastAsia="宋体" w:cs="Times New Roman"/>
+          <w:szCs w:val="21"/>
+          <w:sz w:val="21"/>
         </w:rPr>
         <w:t>。</w:t>
       </w:r>
@@ -9055,8 +10515,10 @@
       </w:pPr>
       <w:r>
         <w:rPr>
+          <w:rFonts w:ascii="Times New Roman" w:hAnsi="Times New Roman" w:eastAsia="宋体" w:cs="Times New Roman"/>
           <w:b/>
           <w:szCs w:val="21"/>
+          <w:sz w:val="21"/>
         </w:rPr>
         <w:t>能量的量子化</w:t>
       </w:r>
@@ -9072,7 +10534,9 @@
       </w:pPr>
       <w:r>
         <w:rPr>
-          <w:szCs w:val="21"/>
+          <w:rFonts w:ascii="Times New Roman" w:hAnsi="Times New Roman" w:eastAsia="宋体" w:cs="Times New Roman"/>
+          <w:szCs w:val="21"/>
+          <w:sz w:val="21"/>
         </w:rPr>
         <w:t>说明　能量的量子化：在微观世界中能量不能连续变化，只能取分立值，这种现象叫作能量的量子化。量子化的基本特征就是在某一范围内取值是不连续的。</w:t>
       </w:r>
@@ -9197,7 +10661,7 @@
         <w:rFonts w:ascii="Times New Roman" w:eastAsia="宋体" w:hAnsi="Times New Roman" w:cs="Times New Roman"/>
         <w:kern w:val="2"/>
         <w:sz w:val="21"/>
-        <w:szCs w:val="22"/>
+        <w:szCs w:val="21"/>
         <w:lang w:val="en-US" w:eastAsia="zh-CN" w:bidi="ar-SA"/>
       </w:rPr>
     </w:rPrDefault>

--- a/高中物理/高中物理同步/人教版必修3 第13章 电磁感应与电磁波初步·知识清单（完成）.docx
+++ b/高中物理/高中物理同步/人教版必修3 第13章 电磁感应与电磁波初步·知识清单（完成）.docx
@@ -7499,15 +7499,557 @@
           <w:szCs w:val="21"/>
           <w:sz w:val="21"/>
         </w:rPr>
-        <w:t>29</w:t>
-      </w:r>
-      <w:r>
-        <w:rPr>
-          <w:rFonts w:ascii="Times New Roman" w:hAnsi="Times New Roman" w:eastAsia="宋体" w:cs="Times New Roman"/>
-          <w:szCs w:val="21"/>
-          <w:sz w:val="21"/>
-        </w:rPr>
-        <w:t>．（</w:t>
+        <w:t>29．电磁波</w:t>
+      </w:r>
+      <w:r>
+        <w:rPr>
+          <w:rFonts w:ascii="Times New Roman" w:hAnsi="Times New Roman" w:eastAsia="宋体" w:cs="Times New Roman"/>
+          <w:szCs w:val="21"/>
+          <w:sz w:val="21"/>
+        </w:rPr>
+        <w:t/>
+      </w:r>
+      <w:r>
+        <w:rPr>
+          <w:rFonts w:ascii="Times New Roman" w:hAnsi="Times New Roman" w:eastAsia="宋体" w:cs="Times New Roman"/>
+          <w:szCs w:val="21"/>
+          <w:sz w:val="21"/>
+        </w:rPr>
+        <w:t/>
+      </w:r>
+      <w:r>
+        <w:rPr>
+          <w:rFonts w:ascii="Times New Roman" w:hAnsi="Times New Roman" w:eastAsia="宋体" w:cs="Times New Roman"/>
+          <w:szCs w:val="21"/>
+          <w:sz w:val="21"/>
+        </w:rPr>
+        <w:t/>
+      </w:r>
+      <w:r>
+        <w:rPr>
+          <w:rFonts w:ascii="Times New Roman" w:hAnsi="Times New Roman" w:eastAsia="宋体" w:cs="Times New Roman"/>
+          <w:szCs w:val="21"/>
+          <w:sz w:val="21"/>
+          <w:bdr w:val="single" w:sz="8" w:space="0" w:color="auto"/>
+        </w:rPr>
+        <w:t/>
+      </w:r>
+      <w:r>
+        <w:rPr>
+          <w:rFonts w:ascii="Times New Roman" w:hAnsi="Times New Roman" w:eastAsia="宋体" w:cs="Times New Roman"/>
+          <w:szCs w:val="21"/>
+          <w:sz w:val="21"/>
+        </w:rPr>
+        <w:t/>
+      </w:r>
+      <w:r>
+        <w:rPr>
+          <w:rFonts w:ascii="Times New Roman" w:hAnsi="Times New Roman" w:eastAsia="宋体" w:cs="Times New Roman"/>
+          <w:szCs w:val="21"/>
+          <w:sz w:val="21"/>
+          <w:bdr w:val="single" w:sz="8" w:space="0" w:color="auto"/>
+        </w:rPr>
+        <w:t/>
+      </w:r>
+      <w:r>
+        <w:rPr>
+          <w:rFonts w:ascii="Times New Roman" w:hAnsi="Times New Roman" w:eastAsia="宋体" w:cs="Times New Roman"/>
+          <w:szCs w:val="21"/>
+          <w:sz w:val="21"/>
+        </w:rPr>
+        <w:t/>
+      </w:r>
+      <w:r>
+        <w:rPr>
+          <w:rFonts w:ascii="Times New Roman" w:hAnsi="Times New Roman" w:eastAsia="宋体" w:cs="Times New Roman"/>
+          <w:szCs w:val="21"/>
+          <w:sz w:val="21"/>
+          <w:bdr w:val="single" w:sz="8" w:space="0" w:color="auto"/>
+        </w:rPr>
+        <w:t/>
+      </w:r>
+      <w:r>
+        <w:rPr>
+          <w:rFonts w:ascii="Times New Roman" w:hAnsi="Times New Roman" w:eastAsia="宋体" w:cs="Times New Roman"/>
+          <w:szCs w:val="21"/>
+          <w:sz w:val="21"/>
+        </w:rPr>
+        <w:t/>
+      </w:r>
+    </w:p>
+    <w:p>
+      <w:pPr>
+        <w:snapToGrid w:val="0"/>
+        <w:spacing w:line="300" w:lineRule="auto"/>
+        <w:jc w:val="left"/>
+        <w:rPr>
+          <w:szCs w:val="21"/>
+        </w:rPr>
+      </w:pPr>
+      <w:r>
+        <w:rPr>
+          <w:rFonts w:ascii="Times New Roman" w:hAnsi="Times New Roman" w:eastAsia="宋体" w:cs="Times New Roman"/>
+          <w:szCs w:val="21"/>
+          <w:sz w:val="21"/>
+        </w:rPr>
+        <w:t>（1）麦克斯韦的伟大预言：周期性变化的电场引起周期性变化的磁场，这个变化的磁场又引起新的变化的电场，这样变化的电场和变化的磁场交替产生，由近及远地向周围传播，形成电磁波。</w:t>
+      </w:r>
+      <w:r>
+        <w:rPr>
+          <w:rFonts w:ascii="Times New Roman" w:hAnsi="Times New Roman" w:eastAsia="宋体" w:cs="Times New Roman"/>
+          <w:szCs w:val="21"/>
+          <w:sz w:val="21"/>
+        </w:rPr>
+        <w:t/>
+      </w:r>
+      <w:r>
+        <w:rPr>
+          <w:rFonts w:ascii="Times New Roman" w:hAnsi="Times New Roman" w:eastAsia="宋体" w:cs="Times New Roman"/>
+          <w:szCs w:val="21"/>
+          <w:sz w:val="21"/>
+        </w:rPr>
+        <w:t/>
+      </w:r>
+      <w:r>
+        <w:rPr>
+          <w:rFonts w:ascii="Times New Roman" w:hAnsi="Times New Roman" w:eastAsia="宋体" w:cs="Times New Roman"/>
+          <w:szCs w:val="21"/>
+          <w:sz w:val="21"/>
+        </w:rPr>
+        <w:t/>
+      </w:r>
+      <w:r>
+        <w:rPr>
+          <w:rFonts w:ascii="Times New Roman" w:hAnsi="Times New Roman" w:eastAsia="宋体" w:cs="Times New Roman"/>
+          <w:szCs w:val="21"/>
+          <w:sz w:val="21"/>
+          <w:bdr w:val="single" w:sz="8" w:space="0" w:color="auto"/>
+        </w:rPr>
+        <w:t/>
+      </w:r>
+      <w:r>
+        <w:rPr>
+          <w:rFonts w:ascii="Times New Roman" w:hAnsi="Times New Roman" w:eastAsia="宋体" w:cs="Times New Roman"/>
+          <w:szCs w:val="21"/>
+          <w:sz w:val="21"/>
+        </w:rPr>
+        <w:t/>
+      </w:r>
+      <w:r>
+        <w:rPr>
+          <w:rFonts w:ascii="Times New Roman" w:hAnsi="Times New Roman" w:eastAsia="宋体" w:cs="Times New Roman"/>
+          <w:szCs w:val="21"/>
+          <w:sz w:val="21"/>
+          <w:bdr w:val="single" w:sz="8" w:space="0" w:color="auto"/>
+        </w:rPr>
+        <w:t/>
+      </w:r>
+      <w:r>
+        <w:rPr>
+          <w:rFonts w:ascii="Times New Roman" w:hAnsi="Times New Roman" w:eastAsia="宋体" w:cs="Times New Roman"/>
+          <w:szCs w:val="21"/>
+          <w:sz w:val="21"/>
+        </w:rPr>
+        <w:t/>
+      </w:r>
+      <w:r>
+        <w:rPr>
+          <w:rFonts w:ascii="Times New Roman" w:hAnsi="Times New Roman" w:eastAsia="宋体" w:cs="Times New Roman"/>
+          <w:szCs w:val="21"/>
+          <w:sz w:val="21"/>
+          <w:bdr w:val="single" w:sz="8" w:space="0" w:color="auto"/>
+        </w:rPr>
+        <w:t/>
+      </w:r>
+      <w:r>
+        <w:rPr>
+          <w:rFonts w:ascii="Times New Roman" w:hAnsi="Times New Roman" w:eastAsia="宋体" w:cs="Times New Roman"/>
+          <w:szCs w:val="21"/>
+          <w:sz w:val="21"/>
+        </w:rPr>
+        <w:t/>
+      </w:r>
+    </w:p>
+    <w:p>
+      <w:pPr>
+        <w:snapToGrid w:val="0"/>
+        <w:spacing w:line="300" w:lineRule="auto"/>
+        <w:jc w:val="left"/>
+        <w:rPr>
+          <w:szCs w:val="21"/>
+        </w:rPr>
+      </w:pPr>
+      <w:r>
+        <w:rPr>
+          <w:rFonts w:ascii="Times New Roman" w:hAnsi="Times New Roman" w:eastAsia="宋体" w:cs="Times New Roman"/>
+          <w:szCs w:val="21"/>
+          <w:sz w:val="21"/>
+        </w:rPr>
+        <w:t>（</w:t>
+      </w:r>
+      <w:r>
+        <w:rPr>
+          <w:rFonts w:ascii="Times New Roman" w:hAnsi="Times New Roman" w:eastAsia="宋体" w:cs="Times New Roman"/>
+          <w:szCs w:val="21"/>
+          <w:sz w:val="21"/>
+        </w:rPr>
+        <w:t>2</w:t>
+      </w:r>
+      <w:r>
+        <w:rPr>
+          <w:rFonts w:ascii="Times New Roman" w:hAnsi="Times New Roman" w:eastAsia="宋体" w:cs="Times New Roman"/>
+          <w:szCs w:val="21"/>
+          <w:sz w:val="21"/>
+        </w:rPr>
+        <w:t>）电磁波可以在</w:t>
+      </w:r>
+      <w:r>
+        <w:rPr>
+          <w:rFonts w:ascii="Times New Roman" w:hAnsi="Times New Roman" w:eastAsia="宋体" w:cs="Times New Roman"/>
+          <w:szCs w:val="21"/>
+          <w:sz w:val="21"/>
+          <w:bdr w:val="single" w:sz="8" w:space="0" w:color="auto"/>
+        </w:rPr>
+        <w:t>真空</w:t>
+      </w:r>
+      <w:r>
+        <w:rPr>
+          <w:rFonts w:ascii="Times New Roman" w:hAnsi="Times New Roman" w:eastAsia="宋体" w:cs="Times New Roman"/>
+          <w:szCs w:val="21"/>
+          <w:sz w:val="21"/>
+        </w:rPr>
+        <w:t>中传播，因为电磁波的传播靠的是电场和磁场的相互</w:t>
+      </w:r>
+      <w:r>
+        <w:rPr>
+          <w:rFonts w:ascii="Times New Roman" w:hAnsi="Times New Roman" w:eastAsia="宋体" w:cs="Times New Roman"/>
+          <w:szCs w:val="21"/>
+          <w:sz w:val="21"/>
+        </w:rPr>
+        <w:t>“</w:t>
+      </w:r>
+      <w:r>
+        <w:rPr>
+          <w:rFonts w:ascii="Times New Roman" w:hAnsi="Times New Roman" w:eastAsia="宋体" w:cs="Times New Roman"/>
+          <w:szCs w:val="21"/>
+          <w:sz w:val="21"/>
+        </w:rPr>
+        <w:t>激发</w:t>
+      </w:r>
+      <w:r>
+        <w:rPr>
+          <w:rFonts w:ascii="Times New Roman" w:hAnsi="Times New Roman" w:eastAsia="宋体" w:cs="Times New Roman"/>
+          <w:szCs w:val="21"/>
+          <w:sz w:val="21"/>
+        </w:rPr>
+        <w:t>”</w:t>
+      </w:r>
+      <w:r>
+        <w:rPr>
+          <w:rFonts w:ascii="Times New Roman" w:hAnsi="Times New Roman" w:eastAsia="宋体" w:cs="Times New Roman"/>
+          <w:szCs w:val="21"/>
+          <w:sz w:val="21"/>
+        </w:rPr>
+        <w:t>，不需要传播介质。</w:t>
+      </w:r>
+    </w:p>
+    <w:p>
+      <w:pPr>
+        <w:snapToGrid w:val="0"/>
+        <w:spacing w:line="300" w:lineRule="auto"/>
+        <w:jc w:val="left"/>
+        <w:rPr>
+          <w:szCs w:val="21"/>
+        </w:rPr>
+      </w:pPr>
+      <w:r>
+        <w:rPr>
+          <w:rFonts w:ascii="Times New Roman" w:hAnsi="Times New Roman" w:eastAsia="宋体" w:cs="Times New Roman"/>
+          <w:szCs w:val="21"/>
+          <w:sz w:val="21"/>
+        </w:rPr>
+        <w:t>说明</w:t>
+      </w:r>
+      <w:r>
+        <w:rPr>
+          <w:rFonts w:hint="eastAsia" w:ascii="Times New Roman" w:hAnsi="Times New Roman" w:eastAsia="宋体" w:cs="Times New Roman"/>
+          <w:szCs w:val="21"/>
+          <w:sz w:val="21"/>
+        </w:rPr>
+        <w:t>：</w:t>
+      </w:r>
+      <w:r>
+        <w:rPr>
+          <w:rFonts w:ascii="Times New Roman" w:hAnsi="Times New Roman" w:eastAsia="宋体" w:cs="Times New Roman"/>
+          <w:szCs w:val="21"/>
+          <w:sz w:val="21"/>
+        </w:rPr>
+        <w:t>电磁波传播虽然不需要介质，但它也可以在其他介质如光纤中传播，且速度都比在真空中的小。</w:t>
+      </w:r>
+    </w:p>
+    <w:p>
+      <w:pPr>
+        <w:snapToGrid w:val="0"/>
+        <w:spacing w:line="300" w:lineRule="auto"/>
+        <w:jc w:val="left"/>
+        <w:rPr>
+          <w:szCs w:val="21"/>
+        </w:rPr>
+      </w:pPr>
+      <w:r>
+        <w:rPr>
+          <w:rFonts w:ascii="Times New Roman" w:hAnsi="Times New Roman" w:eastAsia="宋体" w:cs="Times New Roman"/>
+          <w:szCs w:val="21"/>
+          <w:sz w:val="21"/>
+        </w:rPr>
+        <w:t>（</w:t>
+      </w:r>
+      <w:r>
+        <w:rPr>
+          <w:rFonts w:ascii="Times New Roman" w:hAnsi="Times New Roman" w:eastAsia="宋体" w:cs="Times New Roman"/>
+          <w:szCs w:val="21"/>
+          <w:sz w:val="21"/>
+        </w:rPr>
+        <w:t>3</w:t>
+      </w:r>
+      <w:r>
+        <w:rPr>
+          <w:rFonts w:ascii="Times New Roman" w:hAnsi="Times New Roman" w:eastAsia="宋体" w:cs="Times New Roman"/>
+          <w:szCs w:val="21"/>
+          <w:sz w:val="21"/>
+        </w:rPr>
+        <w:t>）光的电磁理论：光是以波动形式传播的一种</w:t>
+      </w:r>
+      <w:r>
+        <w:rPr>
+          <w:rFonts w:ascii="Times New Roman" w:hAnsi="Times New Roman" w:eastAsia="宋体" w:cs="Times New Roman"/>
+          <w:szCs w:val="21"/>
+          <w:sz w:val="21"/>
+          <w:bdr w:val="single" w:sz="8" w:space="0" w:color="auto"/>
+        </w:rPr>
+        <w:t>电磁振动</w:t>
+      </w:r>
+      <w:r>
+        <w:rPr>
+          <w:rFonts w:ascii="Times New Roman" w:hAnsi="Times New Roman" w:eastAsia="宋体" w:cs="Times New Roman"/>
+          <w:szCs w:val="21"/>
+          <w:sz w:val="21"/>
+        </w:rPr>
+        <w:t>，电磁波在真空中的传播速度等于</w:t>
+      </w:r>
+      <w:r>
+        <w:rPr>
+          <w:rFonts w:ascii="Times New Roman" w:hAnsi="Times New Roman" w:eastAsia="宋体" w:cs="Times New Roman"/>
+          <w:szCs w:val="21"/>
+          <w:sz w:val="21"/>
+          <w:bdr w:val="single" w:sz="8" w:space="0" w:color="auto"/>
+        </w:rPr>
+        <w:t>光速</w:t>
+      </w:r>
+      <w:r>
+        <w:rPr>
+          <w:rFonts w:ascii="Times New Roman" w:hAnsi="Times New Roman" w:eastAsia="宋体" w:cs="Times New Roman"/>
+          <w:szCs w:val="21"/>
+          <w:sz w:val="21"/>
+        </w:rPr>
+        <w:t>，即</w:t>
+      </w:r>
+      <w:r>
+        <w:rPr>
+          <w:rFonts w:ascii="Times New Roman" w:hAnsi="Times New Roman" w:eastAsia="宋体" w:cs="Times New Roman"/>
+          <w:i/>
+          <w:szCs w:val="21"/>
+          <w:sz w:val="21"/>
+        </w:rPr>
+        <w:t>c</w:t>
+      </w:r>
+      <w:r>
+        <w:rPr>
+          <w:rFonts w:ascii="Times New Roman" w:hAnsi="Times New Roman" w:eastAsia="宋体" w:cs="Times New Roman"/>
+          <w:szCs w:val="21"/>
+          <w:sz w:val="21"/>
+        </w:rPr>
+        <w:t>=3×10</w:t>
+      </w:r>
+      <w:r>
+        <w:rPr>
+          <w:rFonts w:ascii="Times New Roman" w:hAnsi="Times New Roman" w:eastAsia="宋体" w:cs="Times New Roman"/>
+          <w:szCs w:val="21"/>
+          <w:sz w:val="21"/>
+          <w:vertAlign w:val="superscript"/>
+        </w:rPr>
+        <w:t>8</w:t>
+      </w:r>
+      <w:r>
+        <w:rPr>
+          <w:rFonts w:ascii="Times New Roman" w:hAnsi="Times New Roman" w:eastAsia="宋体" w:cs="Times New Roman"/>
+          <w:szCs w:val="21"/>
+          <w:sz w:val="21"/>
+        </w:rPr>
+        <w:t xml:space="preserve"> m/s</w:t>
+      </w:r>
+      <w:r>
+        <w:rPr>
+          <w:rFonts w:ascii="Times New Roman" w:hAnsi="Times New Roman" w:eastAsia="宋体" w:cs="Times New Roman"/>
+          <w:szCs w:val="21"/>
+          <w:sz w:val="21"/>
+        </w:rPr>
+        <w:t>。</w:t>
+      </w:r>
+    </w:p>
+    <w:p>
+      <w:pPr>
+        <w:snapToGrid w:val="0"/>
+        <w:spacing w:line="300" w:lineRule="auto"/>
+        <w:jc w:val="left"/>
+        <w:rPr>
+          <w:szCs w:val="21"/>
+        </w:rPr>
+      </w:pPr>
+      <w:r>
+        <w:rPr>
+          <w:rFonts w:ascii="Times New Roman" w:hAnsi="Times New Roman" w:eastAsia="宋体" w:cs="Times New Roman"/>
+          <w:szCs w:val="21"/>
+          <w:sz w:val="21"/>
+        </w:rPr>
+        <w:t>（</w:t>
+      </w:r>
+      <w:r>
+        <w:rPr>
+          <w:rFonts w:ascii="Times New Roman" w:hAnsi="Times New Roman" w:eastAsia="宋体" w:cs="Times New Roman"/>
+          <w:szCs w:val="21"/>
+          <w:sz w:val="21"/>
+        </w:rPr>
+        <w:t>4</w:t>
+      </w:r>
+      <w:r>
+        <w:rPr>
+          <w:rFonts w:ascii="Times New Roman" w:hAnsi="Times New Roman" w:eastAsia="宋体" w:cs="Times New Roman"/>
+          <w:szCs w:val="21"/>
+          <w:sz w:val="21"/>
+        </w:rPr>
+        <w:t>）赫兹的贡献：</w:t>
+      </w:r>
+      <w:r>
+        <w:rPr>
+          <w:rFonts w:ascii="Times New Roman" w:hAnsi="Times New Roman" w:eastAsia="宋体" w:cs="Times New Roman"/>
+          <w:szCs w:val="21"/>
+          <w:sz w:val="21"/>
+        </w:rPr>
+        <w:t>1886</w:t>
+      </w:r>
+      <w:r>
+        <w:rPr>
+          <w:rFonts w:ascii="Times New Roman" w:hAnsi="Times New Roman" w:eastAsia="宋体" w:cs="Times New Roman"/>
+          <w:szCs w:val="21"/>
+          <w:sz w:val="21"/>
+        </w:rPr>
+        <w:t>年，德国科学家赫兹通过实验捕捉到了</w:t>
+      </w:r>
+      <w:r>
+        <w:rPr>
+          <w:rFonts w:ascii="Times New Roman" w:hAnsi="Times New Roman" w:eastAsia="宋体" w:cs="Times New Roman"/>
+          <w:szCs w:val="21"/>
+          <w:sz w:val="21"/>
+          <w:bdr w:val="single" w:sz="8" w:space="0" w:color="auto"/>
+        </w:rPr>
+        <w:t>电磁波</w:t>
+      </w:r>
+      <w:r>
+        <w:rPr>
+          <w:rFonts w:ascii="Times New Roman" w:hAnsi="Times New Roman" w:eastAsia="宋体" w:cs="Times New Roman"/>
+          <w:szCs w:val="21"/>
+          <w:sz w:val="21"/>
+        </w:rPr>
+        <w:t>，证实了麦克斯韦的电磁场理论。</w:t>
+      </w:r>
+    </w:p>
+    <w:p>
+      <w:pPr>
+        <w:snapToGrid w:val="0"/>
+        <w:spacing w:line="300" w:lineRule="auto"/>
+        <w:jc w:val="left"/>
+        <w:rPr>
+          <w:szCs w:val="21"/>
+        </w:rPr>
+      </w:pPr>
+      <w:r>
+        <w:rPr>
+          <w:rFonts w:ascii="Times New Roman" w:hAnsi="Times New Roman" w:eastAsia="宋体" w:cs="Times New Roman"/>
+          <w:szCs w:val="21"/>
+          <w:sz w:val="21"/>
+        </w:rPr>
+        <w:t>（</w:t>
+      </w:r>
+      <w:r>
+        <w:rPr>
+          <w:rFonts w:ascii="Times New Roman" w:hAnsi="Times New Roman" w:eastAsia="宋体" w:cs="Times New Roman"/>
+          <w:szCs w:val="21"/>
+          <w:sz w:val="21"/>
+        </w:rPr>
+        <w:t>5</w:t>
+      </w:r>
+      <w:r>
+        <w:rPr>
+          <w:rFonts w:ascii="Times New Roman" w:hAnsi="Times New Roman" w:eastAsia="宋体" w:cs="Times New Roman"/>
+          <w:szCs w:val="21"/>
+          <w:sz w:val="21"/>
+        </w:rPr>
+        <w:t>）电磁场中储存着能量，电磁波的发射过程就是辐射电磁能的过程。</w:t>
+      </w:r>
+    </w:p>
+    <w:p>
+      <w:pPr>
+        <w:snapToGrid w:val="0"/>
+        <w:spacing w:line="300" w:lineRule="auto"/>
+        <w:jc w:val="left"/>
+        <w:rPr>
+          <w:szCs w:val="21"/>
+        </w:rPr>
+      </w:pPr>
+    </w:p>
+    <w:p>
+      <w:pPr>
+        <w:snapToGrid w:val="0"/>
+        <w:spacing w:line="300" w:lineRule="auto"/>
+        <w:jc w:val="left"/>
+        <w:rPr>
+          <w:szCs w:val="21"/>
+        </w:rPr>
+      </w:pPr>
+      <w:r>
+        <w:rPr>
+          <w:rFonts w:hint="eastAsia" w:ascii="Times New Roman" w:hAnsi="Times New Roman" w:eastAsia="宋体" w:cs="Times New Roman"/>
+          <w:szCs w:val="21"/>
+          <w:sz w:val="21"/>
+        </w:rPr>
+        <w:t>30．</w:t>
+      </w:r>
+      <w:r>
+        <w:rPr>
+          <w:rFonts w:ascii="Times New Roman" w:hAnsi="Times New Roman" w:eastAsia="宋体" w:cs="Times New Roman"/>
+          <w:szCs w:val="21"/>
+          <w:sz w:val="21"/>
+        </w:rPr>
+        <w:t>波长、频率与波速之间的关系</w:t>
+      </w:r>
+    </w:p>
+    <w:p>
+      <w:pPr>
+        <w:snapToGrid w:val="0"/>
+        <w:spacing w:line="300" w:lineRule="auto"/>
+        <w:jc w:val="left"/>
+        <w:rPr>
+          <w:szCs w:val="21"/>
+        </w:rPr>
+      </w:pPr>
+      <w:r>
+        <w:rPr>
+          <w:rFonts w:ascii="Times New Roman" w:hAnsi="Times New Roman" w:eastAsia="宋体" w:cs="Times New Roman"/>
+          <w:szCs w:val="21"/>
+          <w:sz w:val="21"/>
+        </w:rPr>
+        <w:t>（</w:t>
       </w:r>
       <w:r>
         <w:rPr>
@@ -7523,7 +8065,185 @@
           <w:szCs w:val="21"/>
           <w:sz w:val="21"/>
         </w:rPr>
-        <w:t>）麦克斯韦的伟大预言：周期性变化的电场引起</w:t>
+        <w:t>）波速＝波长</w:t>
+      </w:r>
+      <w:r>
+        <w:rPr>
+          <w:rFonts w:ascii="Times New Roman" w:hAnsi="Times New Roman" w:eastAsia="宋体" w:cs="Times New Roman"/>
+          <w:szCs w:val="21"/>
+          <w:sz w:val="21"/>
+        </w:rPr>
+        <w:t>×</w:t>
+      </w:r>
+      <w:r>
+        <w:rPr>
+          <w:rFonts w:ascii="Times New Roman" w:hAnsi="Times New Roman" w:eastAsia="宋体" w:cs="Times New Roman"/>
+          <w:szCs w:val="21"/>
+          <w:sz w:val="21"/>
+        </w:rPr>
+        <w:t>频率，即</w:t>
+      </w:r>
+      <w:r>
+        <w:rPr>
+          <w:rFonts w:ascii="Times New Roman" w:hAnsi="Times New Roman" w:eastAsia="宋体" w:cs="Times New Roman"/>
+          <w:i/>
+          <w:szCs w:val="21"/>
+          <w:sz w:val="21"/>
+        </w:rPr>
+        <w:t>c</w:t>
+      </w:r>
+      <w:r>
+        <w:rPr>
+          <w:rFonts w:ascii="Times New Roman" w:hAnsi="Times New Roman" w:eastAsia="宋体" w:cs="Times New Roman"/>
+          <w:szCs w:val="21"/>
+          <w:sz w:val="21"/>
+        </w:rPr>
+        <w:t>＝</w:t>
+      </w:r>
+      <w:r>
+        <w:rPr>
+          <w:rFonts w:ascii="Times New Roman" w:hAnsi="Times New Roman" w:eastAsia="宋体" w:cs="Times New Roman"/>
+          <w:i/>
+          <w:szCs w:val="21"/>
+          <w:sz w:val="21"/>
+        </w:rPr>
+        <w:t>λf</w:t>
+      </w:r>
+      <w:r>
+        <w:rPr>
+          <w:rFonts w:ascii="Times New Roman" w:hAnsi="Times New Roman" w:eastAsia="宋体" w:cs="Times New Roman"/>
+          <w:szCs w:val="21"/>
+          <w:sz w:val="21"/>
+        </w:rPr>
+        <w:t>。</w:t>
+      </w:r>
+    </w:p>
+    <w:p>
+      <w:pPr>
+        <w:snapToGrid w:val="0"/>
+        <w:spacing w:line="300" w:lineRule="auto"/>
+        <w:jc w:val="left"/>
+        <w:rPr>
+          <w:szCs w:val="21"/>
+        </w:rPr>
+      </w:pPr>
+      <w:r>
+        <w:rPr>
+          <w:rFonts w:ascii="Times New Roman" w:hAnsi="Times New Roman" w:eastAsia="宋体" w:cs="Times New Roman"/>
+          <w:szCs w:val="21"/>
+          <w:sz w:val="21"/>
+        </w:rPr>
+        <w:t>（</w:t>
+      </w:r>
+      <w:r>
+        <w:rPr>
+          <w:rFonts w:ascii="Times New Roman" w:hAnsi="Times New Roman" w:eastAsia="宋体" w:cs="Times New Roman"/>
+          <w:szCs w:val="21"/>
+          <w:sz w:val="21"/>
+        </w:rPr>
+        <w:t>2</w:t>
+      </w:r>
+      <w:r>
+        <w:rPr>
+          <w:rFonts w:ascii="Times New Roman" w:hAnsi="Times New Roman" w:eastAsia="宋体" w:cs="Times New Roman"/>
+          <w:szCs w:val="21"/>
+          <w:sz w:val="21"/>
+        </w:rPr>
+        <w:t>）频率由波源决定，与介质无关，而波长、波速的大小与介质有关，所以同一电磁波在不同介质中传播时，频率不变，波速、波长发生改变。</w:t>
+      </w:r>
+    </w:p>
+    <w:p>
+      <w:pPr>
+        <w:snapToGrid w:val="0"/>
+        <w:spacing w:line="300" w:lineRule="auto"/>
+        <w:jc w:val="left"/>
+        <w:rPr>
+          <w:szCs w:val="21"/>
+        </w:rPr>
+      </w:pPr>
+      <w:r>
+        <w:rPr>
+          <w:rFonts w:ascii="Times New Roman" w:hAnsi="Times New Roman" w:eastAsia="宋体" w:cs="Times New Roman"/>
+          <w:szCs w:val="21"/>
+          <w:sz w:val="21"/>
+        </w:rPr>
+        <w:t>（</w:t>
+      </w:r>
+      <w:r>
+        <w:rPr>
+          <w:rFonts w:ascii="Times New Roman" w:hAnsi="Times New Roman" w:eastAsia="宋体" w:cs="Times New Roman"/>
+          <w:szCs w:val="21"/>
+          <w:sz w:val="21"/>
+        </w:rPr>
+        <w:t>3</w:t>
+      </w:r>
+      <w:r>
+        <w:rPr>
+          <w:rFonts w:ascii="Times New Roman" w:hAnsi="Times New Roman" w:eastAsia="宋体" w:cs="Times New Roman"/>
+          <w:szCs w:val="21"/>
+          <w:sz w:val="21"/>
+        </w:rPr>
+        <w:t>）不同频率的电磁波在同一介质中传播时，传播速度不同。</w:t>
+      </w:r>
+    </w:p>
+    <w:p>
+      <w:pPr>
+        <w:snapToGrid w:val="0"/>
+        <w:spacing w:line="300" w:lineRule="auto"/>
+        <w:jc w:val="left"/>
+        <w:rPr>
+          <w:szCs w:val="21"/>
+        </w:rPr>
+      </w:pPr>
+      <w:r>
+        <w:rPr>
+          <w:rFonts w:ascii="Times New Roman" w:hAnsi="Times New Roman" w:eastAsia="宋体" w:cs="Times New Roman"/>
+          <w:szCs w:val="21"/>
+          <w:sz w:val="21"/>
+        </w:rPr>
+        <w:t/>
+      </w:r>
+      <w:r>
+        <w:rPr>
+          <w:rFonts w:ascii="Times New Roman" w:hAnsi="Times New Roman" w:eastAsia="宋体" w:cs="Times New Roman"/>
+          <w:szCs w:val="21"/>
+          <w:sz w:val="21"/>
+        </w:rPr>
+        <w:t>31．电磁波谱</w:t>
+      </w:r>
+    </w:p>
+    <w:p>
+      <w:pPr>
+        <w:snapToGrid w:val="0"/>
+        <w:spacing w:line="300" w:lineRule="auto"/>
+        <w:jc w:val="left"/>
+        <w:rPr>
+          <w:szCs w:val="21"/>
+        </w:rPr>
+      </w:pPr>
+      <w:r>
+        <w:rPr>
+          <w:rFonts w:ascii="Times New Roman" w:hAnsi="Times New Roman" w:eastAsia="宋体" w:cs="Times New Roman"/>
+          <w:szCs w:val="21"/>
+          <w:sz w:val="21"/>
+        </w:rPr>
+        <w:t>（</w:t>
+      </w:r>
+      <w:r>
+        <w:rPr>
+          <w:rFonts w:ascii="Times New Roman" w:hAnsi="Times New Roman" w:eastAsia="宋体" w:cs="Times New Roman"/>
+          <w:szCs w:val="21"/>
+          <w:sz w:val="21"/>
+        </w:rPr>
+        <w:t>1</w:t>
+      </w:r>
+      <w:r>
+        <w:rPr>
+          <w:rFonts w:ascii="Times New Roman" w:hAnsi="Times New Roman" w:eastAsia="宋体" w:cs="Times New Roman"/>
+          <w:szCs w:val="21"/>
+          <w:sz w:val="21"/>
+        </w:rPr>
+        <w:t>）概念：按电磁波的</w:t>
       </w:r>
       <w:r>
         <w:rPr>
@@ -7532,15 +8252,15 @@
           <w:sz w:val="21"/>
           <w:bdr w:val="single" w:sz="8" w:space="0" w:color="auto"/>
         </w:rPr>
-        <w:t>周期性</w:t>
-      </w:r>
-      <w:r>
-        <w:rPr>
-          <w:rFonts w:ascii="Times New Roman" w:hAnsi="Times New Roman" w:eastAsia="宋体" w:cs="Times New Roman"/>
-          <w:szCs w:val="21"/>
-          <w:sz w:val="21"/>
-        </w:rPr>
-        <w:t>变化的磁场，这个变化的磁场又引起新的变化的</w:t>
+        <w:t>波长</w:t>
+      </w:r>
+      <w:r>
+        <w:rPr>
+          <w:rFonts w:ascii="Times New Roman" w:hAnsi="Times New Roman" w:eastAsia="宋体" w:cs="Times New Roman"/>
+          <w:szCs w:val="21"/>
+          <w:sz w:val="21"/>
+        </w:rPr>
+        <w:t>或</w:t>
       </w:r>
       <w:r>
         <w:rPr>
@@ -7549,15 +8269,49 @@
           <w:sz w:val="21"/>
           <w:bdr w:val="single" w:sz="8" w:space="0" w:color="auto"/>
         </w:rPr>
-        <w:t>电场</w:t>
-      </w:r>
-      <w:r>
-        <w:rPr>
-          <w:rFonts w:ascii="Times New Roman" w:hAnsi="Times New Roman" w:eastAsia="宋体" w:cs="Times New Roman"/>
-          <w:szCs w:val="21"/>
-          <w:sz w:val="21"/>
-        </w:rPr>
-        <w:t>，这样变化的电场和变化的磁场交替产生，由近及远地向周围</w:t>
+        <w:t>频率</w:t>
+      </w:r>
+      <w:r>
+        <w:rPr>
+          <w:rFonts w:ascii="Times New Roman" w:hAnsi="Times New Roman" w:eastAsia="宋体" w:cs="Times New Roman"/>
+          <w:szCs w:val="21"/>
+          <w:sz w:val="21"/>
+        </w:rPr>
+        <w:t>大小的顺序把它们排列起来，就是电磁波谱。</w:t>
+      </w:r>
+    </w:p>
+    <w:p>
+      <w:pPr>
+        <w:snapToGrid w:val="0"/>
+        <w:spacing w:line="300" w:lineRule="auto"/>
+        <w:jc w:val="left"/>
+        <w:rPr>
+          <w:szCs w:val="21"/>
+        </w:rPr>
+      </w:pPr>
+      <w:r>
+        <w:rPr>
+          <w:rFonts w:ascii="Times New Roman" w:hAnsi="Times New Roman" w:eastAsia="宋体" w:cs="Times New Roman"/>
+          <w:szCs w:val="21"/>
+          <w:sz w:val="21"/>
+        </w:rPr>
+        <w:t>（</w:t>
+      </w:r>
+      <w:r>
+        <w:rPr>
+          <w:rFonts w:ascii="Times New Roman" w:hAnsi="Times New Roman" w:eastAsia="宋体" w:cs="Times New Roman"/>
+          <w:szCs w:val="21"/>
+          <w:sz w:val="21"/>
+        </w:rPr>
+        <w:t>2</w:t>
+      </w:r>
+      <w:r>
+        <w:rPr>
+          <w:rFonts w:ascii="Times New Roman" w:hAnsi="Times New Roman" w:eastAsia="宋体" w:cs="Times New Roman"/>
+          <w:szCs w:val="21"/>
+          <w:sz w:val="21"/>
+        </w:rPr>
+        <w:t>）各种电磁波按波长由大到小排列顺序为：</w:t>
       </w:r>
       <w:r>
         <w:rPr>
@@ -7566,49 +8320,15 @@
           <w:sz w:val="21"/>
           <w:bdr w:val="single" w:sz="8" w:space="0" w:color="auto"/>
         </w:rPr>
-        <w:t>传播</w:t>
-      </w:r>
-      <w:r>
-        <w:rPr>
-          <w:rFonts w:ascii="Times New Roman" w:hAnsi="Times New Roman" w:eastAsia="宋体" w:cs="Times New Roman"/>
-          <w:szCs w:val="21"/>
-          <w:sz w:val="21"/>
-        </w:rPr>
-        <w:t>，形成电磁波。</w:t>
-      </w:r>
-    </w:p>
-    <w:p>
-      <w:pPr>
-        <w:snapToGrid w:val="0"/>
-        <w:spacing w:line="300" w:lineRule="auto"/>
-        <w:jc w:val="left"/>
-        <w:rPr>
-          <w:szCs w:val="21"/>
-        </w:rPr>
-      </w:pPr>
-      <w:r>
-        <w:rPr>
-          <w:rFonts w:ascii="Times New Roman" w:hAnsi="Times New Roman" w:eastAsia="宋体" w:cs="Times New Roman"/>
-          <w:szCs w:val="21"/>
-          <w:sz w:val="21"/>
-        </w:rPr>
-        <w:t>（</w:t>
-      </w:r>
-      <w:r>
-        <w:rPr>
-          <w:rFonts w:ascii="Times New Roman" w:hAnsi="Times New Roman" w:eastAsia="宋体" w:cs="Times New Roman"/>
-          <w:szCs w:val="21"/>
-          <w:sz w:val="21"/>
-        </w:rPr>
-        <w:t>2</w:t>
-      </w:r>
-      <w:r>
-        <w:rPr>
-          <w:rFonts w:ascii="Times New Roman" w:hAnsi="Times New Roman" w:eastAsia="宋体" w:cs="Times New Roman"/>
-          <w:szCs w:val="21"/>
-          <w:sz w:val="21"/>
-        </w:rPr>
-        <w:t>）电磁波可以在</w:t>
+        <w:t>无线电波</w:t>
+      </w:r>
+      <w:r>
+        <w:rPr>
+          <w:rFonts w:ascii="Times New Roman" w:hAnsi="Times New Roman" w:eastAsia="宋体" w:cs="Times New Roman"/>
+          <w:szCs w:val="21"/>
+          <w:sz w:val="21"/>
+        </w:rPr>
+        <w:t>、红外线、</w:t>
       </w:r>
       <w:r>
         <w:rPr>
@@ -7617,115 +8337,15 @@
           <w:sz w:val="21"/>
           <w:bdr w:val="single" w:sz="8" w:space="0" w:color="auto"/>
         </w:rPr>
-        <w:t>真空</w:t>
-      </w:r>
-      <w:r>
-        <w:rPr>
-          <w:rFonts w:ascii="Times New Roman" w:hAnsi="Times New Roman" w:eastAsia="宋体" w:cs="Times New Roman"/>
-          <w:szCs w:val="21"/>
-          <w:sz w:val="21"/>
-        </w:rPr>
-        <w:t>中传播，因为电磁波的传播靠的是电场和磁场的相互</w:t>
-      </w:r>
-      <w:r>
-        <w:rPr>
-          <w:rFonts w:ascii="Times New Roman" w:hAnsi="Times New Roman" w:eastAsia="宋体" w:cs="Times New Roman"/>
-          <w:szCs w:val="21"/>
-          <w:sz w:val="21"/>
-        </w:rPr>
-        <w:t>“</w:t>
-      </w:r>
-      <w:r>
-        <w:rPr>
-          <w:rFonts w:ascii="Times New Roman" w:hAnsi="Times New Roman" w:eastAsia="宋体" w:cs="Times New Roman"/>
-          <w:szCs w:val="21"/>
-          <w:sz w:val="21"/>
-        </w:rPr>
-        <w:t>激发</w:t>
-      </w:r>
-      <w:r>
-        <w:rPr>
-          <w:rFonts w:ascii="Times New Roman" w:hAnsi="Times New Roman" w:eastAsia="宋体" w:cs="Times New Roman"/>
-          <w:szCs w:val="21"/>
-          <w:sz w:val="21"/>
-        </w:rPr>
-        <w:t>”</w:t>
-      </w:r>
-      <w:r>
-        <w:rPr>
-          <w:rFonts w:ascii="Times New Roman" w:hAnsi="Times New Roman" w:eastAsia="宋体" w:cs="Times New Roman"/>
-          <w:szCs w:val="21"/>
-          <w:sz w:val="21"/>
-        </w:rPr>
-        <w:t>，不需要传播介质。</w:t>
-      </w:r>
-    </w:p>
-    <w:p>
-      <w:pPr>
-        <w:snapToGrid w:val="0"/>
-        <w:spacing w:line="300" w:lineRule="auto"/>
-        <w:jc w:val="left"/>
-        <w:rPr>
-          <w:szCs w:val="21"/>
-        </w:rPr>
-      </w:pPr>
-      <w:r>
-        <w:rPr>
-          <w:rFonts w:ascii="Times New Roman" w:hAnsi="Times New Roman" w:eastAsia="宋体" w:cs="Times New Roman"/>
-          <w:szCs w:val="21"/>
-          <w:sz w:val="21"/>
-        </w:rPr>
-        <w:t>说明</w:t>
-      </w:r>
-      <w:r>
-        <w:rPr>
-          <w:rFonts w:hint="eastAsia" w:ascii="Times New Roman" w:hAnsi="Times New Roman" w:eastAsia="宋体" w:cs="Times New Roman"/>
-          <w:szCs w:val="21"/>
-          <w:sz w:val="21"/>
-        </w:rPr>
-        <w:t>：</w:t>
-      </w:r>
-      <w:r>
-        <w:rPr>
-          <w:rFonts w:ascii="Times New Roman" w:hAnsi="Times New Roman" w:eastAsia="宋体" w:cs="Times New Roman"/>
-          <w:szCs w:val="21"/>
-          <w:sz w:val="21"/>
-        </w:rPr>
-        <w:t>电磁波传播虽然不需要介质，但它也可以在其他介质如光纤中传播，且速度都比在真空中的小。</w:t>
-      </w:r>
-    </w:p>
-    <w:p>
-      <w:pPr>
-        <w:snapToGrid w:val="0"/>
-        <w:spacing w:line="300" w:lineRule="auto"/>
-        <w:jc w:val="left"/>
-        <w:rPr>
-          <w:szCs w:val="21"/>
-        </w:rPr>
-      </w:pPr>
-      <w:r>
-        <w:rPr>
-          <w:rFonts w:ascii="Times New Roman" w:hAnsi="Times New Roman" w:eastAsia="宋体" w:cs="Times New Roman"/>
-          <w:szCs w:val="21"/>
-          <w:sz w:val="21"/>
-        </w:rPr>
-        <w:t>（</w:t>
-      </w:r>
-      <w:r>
-        <w:rPr>
-          <w:rFonts w:ascii="Times New Roman" w:hAnsi="Times New Roman" w:eastAsia="宋体" w:cs="Times New Roman"/>
-          <w:szCs w:val="21"/>
-          <w:sz w:val="21"/>
-        </w:rPr>
-        <w:t>3</w:t>
-      </w:r>
-      <w:r>
-        <w:rPr>
-          <w:rFonts w:ascii="Times New Roman" w:hAnsi="Times New Roman" w:eastAsia="宋体" w:cs="Times New Roman"/>
-          <w:szCs w:val="21"/>
-          <w:sz w:val="21"/>
-        </w:rPr>
-        <w:t>）光的电磁理论：光是以波动形式传播的一种</w:t>
+        <w:t>可见光</w:t>
+      </w:r>
+      <w:r>
+        <w:rPr>
+          <w:rFonts w:ascii="Times New Roman" w:hAnsi="Times New Roman" w:eastAsia="宋体" w:cs="Times New Roman"/>
+          <w:szCs w:val="21"/>
+          <w:sz w:val="21"/>
+        </w:rPr>
+        <w:t>、</w:t>
       </w:r>
       <w:r>
         <w:rPr>
@@ -7734,517 +8354,7 @@
           <w:sz w:val="21"/>
           <w:bdr w:val="single" w:sz="8" w:space="0" w:color="auto"/>
         </w:rPr>
-        <w:t>电磁振动</w:t>
-      </w:r>
-      <w:r>
-        <w:rPr>
-          <w:rFonts w:ascii="Times New Roman" w:hAnsi="Times New Roman" w:eastAsia="宋体" w:cs="Times New Roman"/>
-          <w:szCs w:val="21"/>
-          <w:sz w:val="21"/>
-        </w:rPr>
-        <w:t>，电磁波在真空中的传播速度等于</w:t>
-      </w:r>
-      <w:r>
-        <w:rPr>
-          <w:rFonts w:ascii="Times New Roman" w:hAnsi="Times New Roman" w:eastAsia="宋体" w:cs="Times New Roman"/>
-          <w:szCs w:val="21"/>
-          <w:sz w:val="21"/>
-          <w:bdr w:val="single" w:sz="8" w:space="0" w:color="auto"/>
-        </w:rPr>
-        <w:t>光速</w:t>
-      </w:r>
-      <w:r>
-        <w:rPr>
-          <w:rFonts w:ascii="Times New Roman" w:hAnsi="Times New Roman" w:eastAsia="宋体" w:cs="Times New Roman"/>
-          <w:szCs w:val="21"/>
-          <w:sz w:val="21"/>
-        </w:rPr>
-        <w:t>，即</w:t>
-      </w:r>
-      <w:r>
-        <w:rPr>
-          <w:rFonts w:ascii="Times New Roman" w:hAnsi="Times New Roman" w:eastAsia="宋体" w:cs="Times New Roman"/>
-          <w:i/>
-          <w:szCs w:val="21"/>
-          <w:sz w:val="21"/>
-        </w:rPr>
-        <w:t>c</w:t>
-      </w:r>
-      <w:r>
-        <w:rPr>
-          <w:rFonts w:ascii="Times New Roman" w:hAnsi="Times New Roman" w:eastAsia="宋体" w:cs="Times New Roman"/>
-          <w:szCs w:val="21"/>
-          <w:sz w:val="21"/>
-        </w:rPr>
-        <w:t>=3×10</w:t>
-      </w:r>
-      <w:r>
-        <w:rPr>
-          <w:rFonts w:ascii="Times New Roman" w:hAnsi="Times New Roman" w:eastAsia="宋体" w:cs="Times New Roman"/>
-          <w:szCs w:val="21"/>
-          <w:sz w:val="21"/>
-          <w:vertAlign w:val="superscript"/>
-        </w:rPr>
-        <w:t>8</w:t>
-      </w:r>
-      <w:r>
-        <w:rPr>
-          <w:rFonts w:ascii="Times New Roman" w:hAnsi="Times New Roman" w:eastAsia="宋体" w:cs="Times New Roman"/>
-          <w:szCs w:val="21"/>
-          <w:sz w:val="21"/>
-        </w:rPr>
-        <w:t xml:space="preserve"> m/s</w:t>
-      </w:r>
-      <w:r>
-        <w:rPr>
-          <w:rFonts w:ascii="Times New Roman" w:hAnsi="Times New Roman" w:eastAsia="宋体" w:cs="Times New Roman"/>
-          <w:szCs w:val="21"/>
-          <w:sz w:val="21"/>
-        </w:rPr>
-        <w:t>。</w:t>
-      </w:r>
-    </w:p>
-    <w:p>
-      <w:pPr>
-        <w:snapToGrid w:val="0"/>
-        <w:spacing w:line="300" w:lineRule="auto"/>
-        <w:jc w:val="left"/>
-        <w:rPr>
-          <w:szCs w:val="21"/>
-        </w:rPr>
-      </w:pPr>
-      <w:r>
-        <w:rPr>
-          <w:rFonts w:ascii="Times New Roman" w:hAnsi="Times New Roman" w:eastAsia="宋体" w:cs="Times New Roman"/>
-          <w:szCs w:val="21"/>
-          <w:sz w:val="21"/>
-        </w:rPr>
-        <w:t>（</w:t>
-      </w:r>
-      <w:r>
-        <w:rPr>
-          <w:rFonts w:ascii="Times New Roman" w:hAnsi="Times New Roman" w:eastAsia="宋体" w:cs="Times New Roman"/>
-          <w:szCs w:val="21"/>
-          <w:sz w:val="21"/>
-        </w:rPr>
-        <w:t>4</w:t>
-      </w:r>
-      <w:r>
-        <w:rPr>
-          <w:rFonts w:ascii="Times New Roman" w:hAnsi="Times New Roman" w:eastAsia="宋体" w:cs="Times New Roman"/>
-          <w:szCs w:val="21"/>
-          <w:sz w:val="21"/>
-        </w:rPr>
-        <w:t>）赫兹的贡献：</w:t>
-      </w:r>
-      <w:r>
-        <w:rPr>
-          <w:rFonts w:ascii="Times New Roman" w:hAnsi="Times New Roman" w:eastAsia="宋体" w:cs="Times New Roman"/>
-          <w:szCs w:val="21"/>
-          <w:sz w:val="21"/>
-        </w:rPr>
-        <w:t>1886</w:t>
-      </w:r>
-      <w:r>
-        <w:rPr>
-          <w:rFonts w:ascii="Times New Roman" w:hAnsi="Times New Roman" w:eastAsia="宋体" w:cs="Times New Roman"/>
-          <w:szCs w:val="21"/>
-          <w:sz w:val="21"/>
-        </w:rPr>
-        <w:t>年，德国科学家赫兹通过实验捕捉到了</w:t>
-      </w:r>
-      <w:r>
-        <w:rPr>
-          <w:rFonts w:ascii="Times New Roman" w:hAnsi="Times New Roman" w:eastAsia="宋体" w:cs="Times New Roman"/>
-          <w:szCs w:val="21"/>
-          <w:sz w:val="21"/>
-          <w:bdr w:val="single" w:sz="8" w:space="0" w:color="auto"/>
-        </w:rPr>
-        <w:t>电磁波</w:t>
-      </w:r>
-      <w:r>
-        <w:rPr>
-          <w:rFonts w:ascii="Times New Roman" w:hAnsi="Times New Roman" w:eastAsia="宋体" w:cs="Times New Roman"/>
-          <w:szCs w:val="21"/>
-          <w:sz w:val="21"/>
-        </w:rPr>
-        <w:t>，证实了麦克斯韦的电磁场理论。</w:t>
-      </w:r>
-    </w:p>
-    <w:p>
-      <w:pPr>
-        <w:snapToGrid w:val="0"/>
-        <w:spacing w:line="300" w:lineRule="auto"/>
-        <w:jc w:val="left"/>
-        <w:rPr>
-          <w:szCs w:val="21"/>
-        </w:rPr>
-      </w:pPr>
-      <w:r>
-        <w:rPr>
-          <w:rFonts w:ascii="Times New Roman" w:hAnsi="Times New Roman" w:eastAsia="宋体" w:cs="Times New Roman"/>
-          <w:szCs w:val="21"/>
-          <w:sz w:val="21"/>
-        </w:rPr>
-        <w:t>（</w:t>
-      </w:r>
-      <w:r>
-        <w:rPr>
-          <w:rFonts w:ascii="Times New Roman" w:hAnsi="Times New Roman" w:eastAsia="宋体" w:cs="Times New Roman"/>
-          <w:szCs w:val="21"/>
-          <w:sz w:val="21"/>
-        </w:rPr>
-        <w:t>5</w:t>
-      </w:r>
-      <w:r>
-        <w:rPr>
-          <w:rFonts w:ascii="Times New Roman" w:hAnsi="Times New Roman" w:eastAsia="宋体" w:cs="Times New Roman"/>
-          <w:szCs w:val="21"/>
-          <w:sz w:val="21"/>
-        </w:rPr>
-        <w:t>）电磁场中储存着能量，电磁波的发射过程就是辐射电磁能的过程。</w:t>
-      </w:r>
-    </w:p>
-    <w:p>
-      <w:pPr>
-        <w:snapToGrid w:val="0"/>
-        <w:spacing w:line="300" w:lineRule="auto"/>
-        <w:jc w:val="left"/>
-        <w:rPr>
-          <w:szCs w:val="21"/>
-        </w:rPr>
-      </w:pPr>
-    </w:p>
-    <w:p>
-      <w:pPr>
-        <w:snapToGrid w:val="0"/>
-        <w:spacing w:line="300" w:lineRule="auto"/>
-        <w:jc w:val="left"/>
-        <w:rPr>
-          <w:szCs w:val="21"/>
-        </w:rPr>
-      </w:pPr>
-      <w:r>
-        <w:rPr>
-          <w:rFonts w:hint="eastAsia" w:ascii="Times New Roman" w:hAnsi="Times New Roman" w:eastAsia="宋体" w:cs="Times New Roman"/>
-          <w:szCs w:val="21"/>
-          <w:sz w:val="21"/>
-        </w:rPr>
-        <w:t>2．</w:t>
-      </w:r>
-      <w:r>
-        <w:rPr>
-          <w:rFonts w:ascii="Times New Roman" w:hAnsi="Times New Roman" w:eastAsia="宋体" w:cs="Times New Roman"/>
-          <w:szCs w:val="21"/>
-          <w:sz w:val="21"/>
-        </w:rPr>
-        <w:t>波长、频率与波速之间的关系</w:t>
-      </w:r>
-    </w:p>
-    <w:p>
-      <w:pPr>
-        <w:snapToGrid w:val="0"/>
-        <w:spacing w:line="300" w:lineRule="auto"/>
-        <w:jc w:val="left"/>
-        <w:rPr>
-          <w:szCs w:val="21"/>
-        </w:rPr>
-      </w:pPr>
-      <w:r>
-        <w:rPr>
-          <w:rFonts w:ascii="Times New Roman" w:hAnsi="Times New Roman" w:eastAsia="宋体" w:cs="Times New Roman"/>
-          <w:szCs w:val="21"/>
-          <w:sz w:val="21"/>
-        </w:rPr>
-        <w:t>（</w:t>
-      </w:r>
-      <w:r>
-        <w:rPr>
-          <w:rFonts w:ascii="Times New Roman" w:hAnsi="Times New Roman" w:eastAsia="宋体" w:cs="Times New Roman"/>
-          <w:szCs w:val="21"/>
-          <w:sz w:val="21"/>
-        </w:rPr>
-        <w:t>1</w:t>
-      </w:r>
-      <w:r>
-        <w:rPr>
-          <w:rFonts w:ascii="Times New Roman" w:hAnsi="Times New Roman" w:eastAsia="宋体" w:cs="Times New Roman"/>
-          <w:szCs w:val="21"/>
-          <w:sz w:val="21"/>
-        </w:rPr>
-        <w:t>）波速＝波长</w:t>
-      </w:r>
-      <w:r>
-        <w:rPr>
-          <w:rFonts w:ascii="Times New Roman" w:hAnsi="Times New Roman" w:eastAsia="宋体" w:cs="Times New Roman"/>
-          <w:szCs w:val="21"/>
-          <w:sz w:val="21"/>
-        </w:rPr>
-        <w:t>×</w:t>
-      </w:r>
-      <w:r>
-        <w:rPr>
-          <w:rFonts w:ascii="Times New Roman" w:hAnsi="Times New Roman" w:eastAsia="宋体" w:cs="Times New Roman"/>
-          <w:szCs w:val="21"/>
-          <w:sz w:val="21"/>
-        </w:rPr>
-        <w:t>频率，即</w:t>
-      </w:r>
-      <w:r>
-        <w:rPr>
-          <w:rFonts w:ascii="Times New Roman" w:hAnsi="Times New Roman" w:eastAsia="宋体" w:cs="Times New Roman"/>
-          <w:i/>
-          <w:szCs w:val="21"/>
-          <w:sz w:val="21"/>
-        </w:rPr>
-        <w:t>c</w:t>
-      </w:r>
-      <w:r>
-        <w:rPr>
-          <w:rFonts w:ascii="Times New Roman" w:hAnsi="Times New Roman" w:eastAsia="宋体" w:cs="Times New Roman"/>
-          <w:szCs w:val="21"/>
-          <w:sz w:val="21"/>
-        </w:rPr>
-        <w:t>＝</w:t>
-      </w:r>
-      <w:r>
-        <w:rPr>
-          <w:rFonts w:ascii="Times New Roman" w:hAnsi="Times New Roman" w:eastAsia="宋体" w:cs="Times New Roman"/>
-          <w:i/>
-          <w:szCs w:val="21"/>
-          <w:sz w:val="21"/>
-        </w:rPr>
-        <w:t>λf</w:t>
-      </w:r>
-      <w:r>
-        <w:rPr>
-          <w:rFonts w:ascii="Times New Roman" w:hAnsi="Times New Roman" w:eastAsia="宋体" w:cs="Times New Roman"/>
-          <w:szCs w:val="21"/>
-          <w:sz w:val="21"/>
-        </w:rPr>
-        <w:t>。</w:t>
-      </w:r>
-    </w:p>
-    <w:p>
-      <w:pPr>
-        <w:snapToGrid w:val="0"/>
-        <w:spacing w:line="300" w:lineRule="auto"/>
-        <w:jc w:val="left"/>
-        <w:rPr>
-          <w:szCs w:val="21"/>
-        </w:rPr>
-      </w:pPr>
-      <w:r>
-        <w:rPr>
-          <w:rFonts w:ascii="Times New Roman" w:hAnsi="Times New Roman" w:eastAsia="宋体" w:cs="Times New Roman"/>
-          <w:szCs w:val="21"/>
-          <w:sz w:val="21"/>
-        </w:rPr>
-        <w:t>（</w:t>
-      </w:r>
-      <w:r>
-        <w:rPr>
-          <w:rFonts w:ascii="Times New Roman" w:hAnsi="Times New Roman" w:eastAsia="宋体" w:cs="Times New Roman"/>
-          <w:szCs w:val="21"/>
-          <w:sz w:val="21"/>
-        </w:rPr>
-        <w:t>2</w:t>
-      </w:r>
-      <w:r>
-        <w:rPr>
-          <w:rFonts w:ascii="Times New Roman" w:hAnsi="Times New Roman" w:eastAsia="宋体" w:cs="Times New Roman"/>
-          <w:szCs w:val="21"/>
-          <w:sz w:val="21"/>
-        </w:rPr>
-        <w:t>）频率由波源决定，与介质无关，而波长、波速的大小与介质有关，所以同一电磁波在不同介质中传播时，频率不变，波速、波长发生改变。</w:t>
-      </w:r>
-    </w:p>
-    <w:p>
-      <w:pPr>
-        <w:snapToGrid w:val="0"/>
-        <w:spacing w:line="300" w:lineRule="auto"/>
-        <w:jc w:val="left"/>
-        <w:rPr>
-          <w:szCs w:val="21"/>
-        </w:rPr>
-      </w:pPr>
-      <w:r>
-        <w:rPr>
-          <w:rFonts w:ascii="Times New Roman" w:hAnsi="Times New Roman" w:eastAsia="宋体" w:cs="Times New Roman"/>
-          <w:szCs w:val="21"/>
-          <w:sz w:val="21"/>
-        </w:rPr>
-        <w:t>（</w:t>
-      </w:r>
-      <w:r>
-        <w:rPr>
-          <w:rFonts w:ascii="Times New Roman" w:hAnsi="Times New Roman" w:eastAsia="宋体" w:cs="Times New Roman"/>
-          <w:szCs w:val="21"/>
-          <w:sz w:val="21"/>
-        </w:rPr>
-        <w:t>3</w:t>
-      </w:r>
-      <w:r>
-        <w:rPr>
-          <w:rFonts w:ascii="Times New Roman" w:hAnsi="Times New Roman" w:eastAsia="宋体" w:cs="Times New Roman"/>
-          <w:szCs w:val="21"/>
-          <w:sz w:val="21"/>
-        </w:rPr>
-        <w:t>）不同频率的电磁波在同一介质中传播时，传播速度不同。</w:t>
-      </w:r>
-    </w:p>
-    <w:p>
-      <w:pPr>
-        <w:snapToGrid w:val="0"/>
-        <w:spacing w:line="300" w:lineRule="auto"/>
-        <w:jc w:val="left"/>
-        <w:rPr>
-          <w:szCs w:val="21"/>
-        </w:rPr>
-      </w:pPr>
-      <w:r>
-        <w:rPr>
-          <w:rFonts w:ascii="Times New Roman" w:hAnsi="Times New Roman" w:eastAsia="宋体" w:cs="Times New Roman"/>
-          <w:szCs w:val="21"/>
-          <w:sz w:val="21"/>
-        </w:rPr>
-        <w:t>30</w:t>
-      </w:r>
-      <w:r>
-        <w:rPr>
-          <w:rFonts w:ascii="Times New Roman" w:hAnsi="Times New Roman" w:eastAsia="宋体" w:cs="Times New Roman"/>
-          <w:szCs w:val="21"/>
-          <w:sz w:val="21"/>
-        </w:rPr>
-        <w:t>．电磁波谱</w:t>
-      </w:r>
-    </w:p>
-    <w:p>
-      <w:pPr>
-        <w:snapToGrid w:val="0"/>
-        <w:spacing w:line="300" w:lineRule="auto"/>
-        <w:jc w:val="left"/>
-        <w:rPr>
-          <w:szCs w:val="21"/>
-        </w:rPr>
-      </w:pPr>
-      <w:r>
-        <w:rPr>
-          <w:rFonts w:ascii="Times New Roman" w:hAnsi="Times New Roman" w:eastAsia="宋体" w:cs="Times New Roman"/>
-          <w:szCs w:val="21"/>
-          <w:sz w:val="21"/>
-        </w:rPr>
-        <w:t>（</w:t>
-      </w:r>
-      <w:r>
-        <w:rPr>
-          <w:rFonts w:ascii="Times New Roman" w:hAnsi="Times New Roman" w:eastAsia="宋体" w:cs="Times New Roman"/>
-          <w:szCs w:val="21"/>
-          <w:sz w:val="21"/>
-        </w:rPr>
-        <w:t>1</w:t>
-      </w:r>
-      <w:r>
-        <w:rPr>
-          <w:rFonts w:ascii="Times New Roman" w:hAnsi="Times New Roman" w:eastAsia="宋体" w:cs="Times New Roman"/>
-          <w:szCs w:val="21"/>
-          <w:sz w:val="21"/>
-        </w:rPr>
-        <w:t>）概念：按电磁波的</w:t>
-      </w:r>
-      <w:r>
-        <w:rPr>
-          <w:rFonts w:ascii="Times New Roman" w:hAnsi="Times New Roman" w:eastAsia="宋体" w:cs="Times New Roman"/>
-          <w:szCs w:val="21"/>
-          <w:sz w:val="21"/>
-          <w:bdr w:val="single" w:sz="8" w:space="0" w:color="auto"/>
-        </w:rPr>
-        <w:t>波长</w:t>
-      </w:r>
-      <w:r>
-        <w:rPr>
-          <w:rFonts w:ascii="Times New Roman" w:hAnsi="Times New Roman" w:eastAsia="宋体" w:cs="Times New Roman"/>
-          <w:szCs w:val="21"/>
-          <w:sz w:val="21"/>
-        </w:rPr>
-        <w:t>或</w:t>
-      </w:r>
-      <w:r>
-        <w:rPr>
-          <w:rFonts w:ascii="Times New Roman" w:hAnsi="Times New Roman" w:eastAsia="宋体" w:cs="Times New Roman"/>
-          <w:szCs w:val="21"/>
-          <w:sz w:val="21"/>
-          <w:bdr w:val="single" w:sz="8" w:space="0" w:color="auto"/>
-        </w:rPr>
-        <w:t>频率</w:t>
-      </w:r>
-      <w:r>
-        <w:rPr>
-          <w:rFonts w:ascii="Times New Roman" w:hAnsi="Times New Roman" w:eastAsia="宋体" w:cs="Times New Roman"/>
-          <w:szCs w:val="21"/>
-          <w:sz w:val="21"/>
-        </w:rPr>
-        <w:t>大小的顺序把它们排列起来，就是电磁波谱。</w:t>
-      </w:r>
-    </w:p>
-    <w:p>
-      <w:pPr>
-        <w:snapToGrid w:val="0"/>
-        <w:spacing w:line="300" w:lineRule="auto"/>
-        <w:jc w:val="left"/>
-        <w:rPr>
-          <w:szCs w:val="21"/>
-        </w:rPr>
-      </w:pPr>
-      <w:r>
-        <w:rPr>
-          <w:rFonts w:ascii="Times New Roman" w:hAnsi="Times New Roman" w:eastAsia="宋体" w:cs="Times New Roman"/>
-          <w:szCs w:val="21"/>
-          <w:sz w:val="21"/>
-        </w:rPr>
-        <w:t>（</w:t>
-      </w:r>
-      <w:r>
-        <w:rPr>
-          <w:rFonts w:ascii="Times New Roman" w:hAnsi="Times New Roman" w:eastAsia="宋体" w:cs="Times New Roman"/>
-          <w:szCs w:val="21"/>
-          <w:sz w:val="21"/>
-        </w:rPr>
-        <w:t>2</w:t>
-      </w:r>
-      <w:r>
-        <w:rPr>
-          <w:rFonts w:ascii="Times New Roman" w:hAnsi="Times New Roman" w:eastAsia="宋体" w:cs="Times New Roman"/>
-          <w:szCs w:val="21"/>
-          <w:sz w:val="21"/>
-        </w:rPr>
-        <w:t>）各种电磁波按波长由大到小排列顺序为：</w:t>
-      </w:r>
-      <w:r>
-        <w:rPr>
-          <w:rFonts w:ascii="Times New Roman" w:hAnsi="Times New Roman" w:eastAsia="宋体" w:cs="Times New Roman"/>
-          <w:szCs w:val="21"/>
-          <w:sz w:val="21"/>
-          <w:bdr w:val="single" w:sz="8" w:space="0" w:color="auto"/>
-        </w:rPr>
-        <w:t>无线电波</w:t>
-      </w:r>
-      <w:r>
-        <w:rPr>
-          <w:rFonts w:ascii="Times New Roman" w:hAnsi="Times New Roman" w:eastAsia="宋体" w:cs="Times New Roman"/>
-          <w:szCs w:val="21"/>
-          <w:sz w:val="21"/>
-        </w:rPr>
-        <w:t>、红外线、</w:t>
-      </w:r>
-      <w:r>
-        <w:rPr>
-          <w:rFonts w:ascii="Times New Roman" w:hAnsi="Times New Roman" w:eastAsia="宋体" w:cs="Times New Roman"/>
-          <w:szCs w:val="21"/>
-          <w:sz w:val="21"/>
-          <w:bdr w:val="single" w:sz="8" w:space="0" w:color="auto"/>
-        </w:rPr>
-        <w:t>可见光</w:t>
+        <w:t>紫外线</w:t>
       </w:r>
       <w:r>
         <w:rPr>
@@ -8259,23 +8369,6 @@
           <w:rFonts w:ascii="Times New Roman" w:hAnsi="Times New Roman" w:eastAsia="宋体" w:cs="Times New Roman"/>
           <w:szCs w:val="21"/>
           <w:sz w:val="21"/>
-          <w:bdr w:val="single" w:sz="8" w:space="0" w:color="auto"/>
-        </w:rPr>
-        <w:t>紫外线</w:t>
-      </w:r>
-      <w:r>
-        <w:rPr>
-          <w:rFonts w:ascii="Times New Roman" w:hAnsi="Times New Roman" w:eastAsia="宋体" w:cs="Times New Roman"/>
-          <w:szCs w:val="21"/>
-          <w:sz w:val="21"/>
-        </w:rPr>
-        <w:t>、</w:t>
-      </w:r>
-      <w:r>
-        <w:rPr>
-          <w:rFonts w:ascii="Times New Roman" w:hAnsi="Times New Roman" w:eastAsia="宋体" w:cs="Times New Roman"/>
-          <w:szCs w:val="21"/>
-          <w:sz w:val="21"/>
         </w:rPr>
         <w:t>X</w:t>
       </w:r>
@@ -8329,7 +8422,7 @@
           <w:szCs w:val="21"/>
           <w:sz w:val="21"/>
         </w:rPr>
-        <w:t>2．</w:t>
+        <w:t>（3）</w:t>
       </w:r>
       <w:r>
         <w:rPr>
@@ -9510,7 +9603,7 @@
           <w:szCs w:val="21"/>
           <w:sz w:val="21"/>
         </w:rPr>
-        <w:t>1．</w:t>
+        <w:t>32．</w:t>
       </w:r>
       <w:r>
         <w:rPr>
@@ -9640,7 +9733,7 @@
           <w:szCs w:val="21"/>
           <w:sz w:val="21"/>
         </w:rPr>
-        <w:t>2．</w:t>
+        <w:t>33．</w:t>
       </w:r>
       <w:r>
         <w:rPr>
@@ -9860,15 +9953,15 @@
           <w:szCs w:val="21"/>
           <w:sz w:val="21"/>
         </w:rPr>
-        <w:t>31</w:t>
-      </w:r>
-      <w:r>
-        <w:rPr>
-          <w:rFonts w:ascii="Times New Roman" w:hAnsi="Times New Roman" w:eastAsia="宋体" w:cs="Times New Roman"/>
-          <w:szCs w:val="21"/>
-          <w:sz w:val="21"/>
-        </w:rPr>
-        <w:t>．热辐射</w:t>
+        <w:t/>
+      </w:r>
+      <w:r>
+        <w:rPr>
+          <w:rFonts w:ascii="Times New Roman" w:hAnsi="Times New Roman" w:eastAsia="宋体" w:cs="Times New Roman"/>
+          <w:szCs w:val="21"/>
+          <w:sz w:val="21"/>
+        </w:rPr>
+        <w:t>34．热辐射</w:t>
       </w:r>
       <w:r>
         <w:rPr>
@@ -10045,15 +10138,15 @@
           <w:szCs w:val="21"/>
           <w:sz w:val="21"/>
         </w:rPr>
-        <w:t>32</w:t>
-      </w:r>
-      <w:r>
-        <w:rPr>
-          <w:rFonts w:ascii="Times New Roman" w:hAnsi="Times New Roman" w:eastAsia="宋体" w:cs="Times New Roman"/>
-          <w:szCs w:val="21"/>
-          <w:sz w:val="21"/>
-        </w:rPr>
-        <w:t>．黑体</w:t>
+        <w:t/>
+      </w:r>
+      <w:r>
+        <w:rPr>
+          <w:rFonts w:ascii="Times New Roman" w:hAnsi="Times New Roman" w:eastAsia="宋体" w:cs="Times New Roman"/>
+          <w:szCs w:val="21"/>
+          <w:sz w:val="21"/>
+        </w:rPr>
+        <w:t>35．黑体</w:t>
       </w:r>
     </w:p>
     <w:p>
@@ -10321,15 +10414,15 @@
           <w:szCs w:val="21"/>
           <w:sz w:val="21"/>
         </w:rPr>
-        <w:t>33</w:t>
-      </w:r>
-      <w:r>
-        <w:rPr>
-          <w:rFonts w:ascii="Times New Roman" w:hAnsi="Times New Roman" w:eastAsia="宋体" w:cs="Times New Roman"/>
-          <w:szCs w:val="21"/>
-          <w:sz w:val="21"/>
-        </w:rPr>
-        <w:t>．概念：振动着的带电微粒的能量只能是某一最小能量值的</w:t>
+        <w:t/>
+      </w:r>
+      <w:r>
+        <w:rPr>
+          <w:rFonts w:ascii="Times New Roman" w:hAnsi="Times New Roman" w:eastAsia="宋体" w:cs="Times New Roman"/>
+          <w:szCs w:val="21"/>
+          <w:sz w:val="21"/>
+        </w:rPr>
+        <w:t>36．概念：振动着的带电微粒的能量只能是某一最小能量值的</w:t>
       </w:r>
       <w:r>
         <w:rPr>
@@ -10391,15 +10484,15 @@
           <w:szCs w:val="21"/>
           <w:sz w:val="21"/>
         </w:rPr>
-        <w:t>34</w:t>
-      </w:r>
-      <w:r>
-        <w:rPr>
-          <w:rFonts w:ascii="Times New Roman" w:hAnsi="Times New Roman" w:eastAsia="宋体" w:cs="Times New Roman"/>
-          <w:szCs w:val="21"/>
-          <w:sz w:val="21"/>
-        </w:rPr>
-        <w:t>．大小：</w:t>
+        <w:t/>
+      </w:r>
+      <w:r>
+        <w:rPr>
+          <w:rFonts w:ascii="Times New Roman" w:hAnsi="Times New Roman" w:eastAsia="宋体" w:cs="Times New Roman"/>
+          <w:szCs w:val="21"/>
+          <w:sz w:val="21"/>
+        </w:rPr>
+        <w:t>37．大小：</w:t>
       </w:r>
       <w:r>
         <w:rPr>

--- a/高中物理/高中物理同步/人教版必修3 第13章 电磁感应与电磁波初步·知识清单（完成）.docx
+++ b/高中物理/高中物理同步/人教版必修3 第13章 电磁感应与电磁波初步·知识清单（完成）.docx
@@ -5,7 +5,7 @@
     <w:p>
       <w:pPr>
         <w:snapToGrid w:val="0"/>
-        <w:spacing w:line="300" w:lineRule="auto"/>
+        <w:spacing w:line="300" w:lineRule="auto" w:before="0" w:after="0"/>
         <w:jc w:val="left"/>
         <w:rPr>
           <w:rFonts w:hint="eastAsia"/>
@@ -95,7 +95,7 @@
     <w:p>
       <w:pPr>
         <w:snapToGrid w:val="0"/>
-        <w:spacing w:line="300" w:lineRule="auto"/>
+        <w:spacing w:line="300" w:lineRule="auto" w:before="0" w:after="0"/>
         <w:jc w:val="left"/>
         <w:rPr>
           <w:szCs w:val="21"/>
@@ -156,7 +156,7 @@
     <w:p>
       <w:pPr>
         <w:snapToGrid w:val="0"/>
-        <w:spacing w:line="300" w:lineRule="auto"/>
+        <w:spacing w:line="300" w:lineRule="auto" w:before="0" w:after="0"/>
         <w:jc w:val="left"/>
         <w:rPr>
           <w:szCs w:val="21"/>
@@ -211,7 +211,7 @@
     <w:p>
       <w:pPr>
         <w:snapToGrid w:val="0"/>
-        <w:spacing w:line="300" w:lineRule="auto"/>
+        <w:spacing w:line="300" w:lineRule="auto" w:before="0" w:after="0"/>
         <w:jc w:val="left"/>
         <w:rPr>
           <w:szCs w:val="21"/>
@@ -239,7 +239,7 @@
     <w:p>
       <w:pPr>
         <w:snapToGrid w:val="0"/>
-        <w:spacing w:line="300" w:lineRule="auto"/>
+        <w:spacing w:line="300" w:lineRule="auto" w:before="0" w:after="0"/>
         <w:jc w:val="left"/>
         <w:rPr>
           <w:szCs w:val="21"/>
@@ -265,7 +265,7 @@
     <w:p>
       <w:pPr>
         <w:snapToGrid w:val="0"/>
-        <w:spacing w:line="300" w:lineRule="auto"/>
+        <w:spacing w:line="300" w:lineRule="auto" w:before="0" w:after="0"/>
         <w:jc w:val="left"/>
         <w:rPr>
           <w:szCs w:val="21"/>
@@ -350,7 +350,7 @@
     <w:p>
       <w:pPr>
         <w:snapToGrid w:val="0"/>
-        <w:spacing w:line="300" w:lineRule="auto"/>
+        <w:spacing w:line="300" w:lineRule="auto" w:before="0" w:after="0"/>
         <w:jc w:val="left"/>
         <w:rPr>
           <w:szCs w:val="21"/>
@@ -384,7 +384,7 @@
     <w:p>
       <w:pPr>
         <w:snapToGrid w:val="0"/>
-        <w:spacing w:line="300" w:lineRule="auto"/>
+        <w:spacing w:line="300" w:lineRule="auto" w:before="0" w:after="0"/>
         <w:jc w:val="left"/>
         <w:rPr>
           <w:szCs w:val="21"/>
@@ -419,7 +419,7 @@
     <w:p>
       <w:pPr>
         <w:snapToGrid w:val="0"/>
-        <w:spacing w:line="300" w:lineRule="auto"/>
+        <w:spacing w:line="300" w:lineRule="auto" w:before="0" w:after="0"/>
         <w:jc w:val="left"/>
         <w:rPr>
           <w:szCs w:val="21"/>
@@ -468,7 +468,7 @@
     <w:p>
       <w:pPr>
         <w:snapToGrid w:val="0"/>
-        <w:spacing w:line="300" w:lineRule="auto"/>
+        <w:spacing w:line="300" w:lineRule="auto" w:before="0" w:after="0"/>
         <w:jc w:val="left"/>
         <w:rPr>
           <w:szCs w:val="21"/>
@@ -537,17 +537,17 @@
     <w:p>
       <w:pPr>
         <w:snapToGrid w:val="0"/>
-        <w:spacing w:line="300" w:lineRule="auto"/>
-        <w:jc w:val="left"/>
-        <w:rPr>
-          <w:szCs w:val="21"/>
-        </w:rPr>
-      </w:pPr>
-    </w:p>
-    <w:p>
-      <w:pPr>
-        <w:snapToGrid w:val="0"/>
-        <w:spacing w:line="300" w:lineRule="auto"/>
+        <w:spacing w:line="300" w:lineRule="auto" w:before="0" w:after="0"/>
+        <w:jc w:val="left"/>
+        <w:rPr>
+          <w:szCs w:val="21"/>
+        </w:rPr>
+      </w:pPr>
+    </w:p>
+    <w:p>
+      <w:pPr>
+        <w:snapToGrid w:val="0"/>
+        <w:spacing w:line="300" w:lineRule="auto" w:before="0" w:after="0"/>
         <w:jc w:val="left"/>
         <w:rPr>
           <w:szCs w:val="21"/>
@@ -573,7 +573,7 @@
     <w:p>
       <w:pPr>
         <w:snapToGrid w:val="0"/>
-        <w:spacing w:line="300" w:lineRule="auto"/>
+        <w:spacing w:line="300" w:lineRule="auto" w:before="0" w:after="0"/>
         <w:jc w:val="left"/>
         <w:rPr>
           <w:szCs w:val="21"/>
@@ -641,7 +641,7 @@
     <w:p>
       <w:pPr>
         <w:snapToGrid w:val="0"/>
-        <w:spacing w:line="300" w:lineRule="auto"/>
+        <w:spacing w:line="300" w:lineRule="auto" w:before="0" w:after="0"/>
         <w:jc w:val="left"/>
         <w:rPr>
           <w:szCs w:val="21"/>
@@ -692,7 +692,7 @@
     <w:p>
       <w:pPr>
         <w:snapToGrid w:val="0"/>
-        <w:spacing w:line="300" w:lineRule="auto"/>
+        <w:spacing w:line="300" w:lineRule="auto" w:before="0" w:after="0"/>
         <w:jc w:val="left"/>
         <w:rPr>
           <w:szCs w:val="21"/>
@@ -760,17 +760,17 @@
     <w:p>
       <w:pPr>
         <w:snapToGrid w:val="0"/>
-        <w:spacing w:line="300" w:lineRule="auto"/>
-        <w:jc w:val="left"/>
-        <w:rPr>
-          <w:szCs w:val="21"/>
-        </w:rPr>
-      </w:pPr>
-    </w:p>
-    <w:p>
-      <w:pPr>
-        <w:snapToGrid w:val="0"/>
-        <w:spacing w:line="300" w:lineRule="auto"/>
+        <w:spacing w:line="300" w:lineRule="auto" w:before="0" w:after="0"/>
+        <w:jc w:val="left"/>
+        <w:rPr>
+          <w:szCs w:val="21"/>
+        </w:rPr>
+      </w:pPr>
+    </w:p>
+    <w:p>
+      <w:pPr>
+        <w:snapToGrid w:val="0"/>
+        <w:spacing w:line="300" w:lineRule="auto" w:before="0" w:after="0"/>
         <w:jc w:val="left"/>
         <w:rPr>
           <w:szCs w:val="21"/>
@@ -822,17 +822,17 @@
     <w:p>
       <w:pPr>
         <w:snapToGrid w:val="0"/>
-        <w:spacing w:line="300" w:lineRule="auto"/>
-        <w:jc w:val="left"/>
-        <w:rPr>
-          <w:szCs w:val="21"/>
-        </w:rPr>
-      </w:pPr>
-    </w:p>
-    <w:p>
-      <w:pPr>
-        <w:snapToGrid w:val="0"/>
-        <w:spacing w:line="300" w:lineRule="auto"/>
+        <w:spacing w:line="300" w:lineRule="auto" w:before="0" w:after="0"/>
+        <w:jc w:val="left"/>
+        <w:rPr>
+          <w:szCs w:val="21"/>
+        </w:rPr>
+      </w:pPr>
+    </w:p>
+    <w:p>
+      <w:pPr>
+        <w:snapToGrid w:val="0"/>
+        <w:spacing w:line="300" w:lineRule="auto" w:before="0" w:after="0"/>
         <w:jc w:val="left"/>
         <w:rPr>
           <w:szCs w:val="21"/>
@@ -893,17 +893,17 @@
     <w:p>
       <w:pPr>
         <w:snapToGrid w:val="0"/>
-        <w:spacing w:line="300" w:lineRule="auto"/>
-        <w:jc w:val="left"/>
-        <w:rPr>
-          <w:szCs w:val="21"/>
-        </w:rPr>
-      </w:pPr>
-    </w:p>
-    <w:p>
-      <w:pPr>
-        <w:snapToGrid w:val="0"/>
-        <w:spacing w:line="300" w:lineRule="auto"/>
+        <w:spacing w:line="300" w:lineRule="auto" w:before="0" w:after="0"/>
+        <w:jc w:val="left"/>
+        <w:rPr>
+          <w:szCs w:val="21"/>
+        </w:rPr>
+      </w:pPr>
+    </w:p>
+    <w:p>
+      <w:pPr>
+        <w:snapToGrid w:val="0"/>
+        <w:spacing w:line="300" w:lineRule="auto" w:before="0" w:after="0"/>
         <w:jc w:val="left"/>
         <w:rPr>
           <w:szCs w:val="21"/>
@@ -929,7 +929,7 @@
     <w:p>
       <w:pPr>
         <w:snapToGrid w:val="0"/>
-        <w:spacing w:line="300" w:lineRule="auto"/>
+        <w:spacing w:line="300" w:lineRule="auto" w:before="0" w:after="0"/>
         <w:jc w:val="left"/>
         <w:rPr>
           <w:szCs w:val="21"/>
@@ -963,7 +963,7 @@
     <w:p>
       <w:pPr>
         <w:snapToGrid w:val="0"/>
-        <w:spacing w:line="300" w:lineRule="auto"/>
+        <w:spacing w:line="300" w:lineRule="auto" w:before="0" w:after="0"/>
         <w:jc w:val="left"/>
         <w:rPr>
           <w:szCs w:val="21"/>
@@ -1048,7 +1048,7 @@
     <w:p>
       <w:pPr>
         <w:snapToGrid w:val="0"/>
-        <w:spacing w:line="300" w:lineRule="auto"/>
+        <w:spacing w:line="300" w:lineRule="auto" w:before="0" w:after="0"/>
         <w:jc w:val="left"/>
         <w:rPr>
           <w:szCs w:val="21"/>
@@ -1082,7 +1082,7 @@
     <w:p>
       <w:pPr>
         <w:snapToGrid w:val="0"/>
-        <w:spacing w:line="300" w:lineRule="auto"/>
+        <w:spacing w:line="300" w:lineRule="auto" w:before="0" w:after="0"/>
         <w:jc w:val="left"/>
         <w:rPr>
           <w:szCs w:val="21"/>
@@ -1180,17 +1180,17 @@
     <w:p>
       <w:pPr>
         <w:snapToGrid w:val="0"/>
-        <w:spacing w:line="300" w:lineRule="auto"/>
-        <w:jc w:val="left"/>
-        <w:rPr>
-          <w:szCs w:val="21"/>
-        </w:rPr>
-      </w:pPr>
-    </w:p>
-    <w:p>
-      <w:pPr>
-        <w:snapToGrid w:val="0"/>
-        <w:spacing w:line="300" w:lineRule="auto"/>
+        <w:spacing w:line="300" w:lineRule="auto" w:before="0" w:after="0"/>
+        <w:jc w:val="left"/>
+        <w:rPr>
+          <w:szCs w:val="21"/>
+        </w:rPr>
+      </w:pPr>
+    </w:p>
+    <w:p>
+      <w:pPr>
+        <w:snapToGrid w:val="0"/>
+        <w:spacing w:line="300" w:lineRule="auto" w:before="0" w:after="0"/>
         <w:jc w:val="left"/>
         <w:rPr>
           <w:szCs w:val="21"/>
@@ -1216,7 +1216,7 @@
     <w:p>
       <w:pPr>
         <w:snapToGrid w:val="0"/>
-        <w:spacing w:line="300" w:lineRule="auto"/>
+        <w:spacing w:line="300" w:lineRule="auto" w:before="0" w:after="0"/>
         <w:jc w:val="left"/>
         <w:rPr>
           <w:szCs w:val="21"/>
@@ -1284,17 +1284,17 @@
     <w:p>
       <w:pPr>
         <w:snapToGrid w:val="0"/>
-        <w:spacing w:line="300" w:lineRule="auto"/>
-        <w:jc w:val="left"/>
-        <w:rPr>
-          <w:szCs w:val="21"/>
-        </w:rPr>
-      </w:pPr>
-    </w:p>
-    <w:p>
-      <w:pPr>
-        <w:snapToGrid w:val="0"/>
-        <w:spacing w:line="300" w:lineRule="auto"/>
+        <w:spacing w:line="300" w:lineRule="auto" w:before="0" w:after="0"/>
+        <w:jc w:val="left"/>
+        <w:rPr>
+          <w:szCs w:val="21"/>
+        </w:rPr>
+      </w:pPr>
+    </w:p>
+    <w:p>
+      <w:pPr>
+        <w:snapToGrid w:val="0"/>
+        <w:spacing w:line="300" w:lineRule="auto" w:before="0" w:after="0"/>
         <w:jc w:val="left"/>
         <w:rPr>
           <w:szCs w:val="21"/>
@@ -1320,7 +1320,7 @@
     <w:p>
       <w:pPr>
         <w:snapToGrid w:val="0"/>
-        <w:spacing w:line="300" w:lineRule="auto"/>
+        <w:spacing w:line="300" w:lineRule="auto" w:before="0" w:after="0"/>
         <w:jc w:val="left"/>
         <w:rPr>
           <w:szCs w:val="21"/>
@@ -1372,7 +1372,7 @@
     <w:p>
       <w:pPr>
         <w:snapToGrid w:val="0"/>
-        <w:spacing w:line="300" w:lineRule="auto"/>
+        <w:spacing w:line="300" w:lineRule="auto" w:before="0" w:after="0"/>
         <w:jc w:val="left"/>
         <w:rPr>
           <w:szCs w:val="21"/>
@@ -1426,17 +1426,17 @@
     <w:p>
       <w:pPr>
         <w:snapToGrid w:val="0"/>
-        <w:spacing w:line="300" w:lineRule="auto"/>
-        <w:jc w:val="left"/>
-        <w:rPr>
-          <w:szCs w:val="21"/>
-        </w:rPr>
-      </w:pPr>
-    </w:p>
-    <w:p>
-      <w:pPr>
-        <w:snapToGrid w:val="0"/>
-        <w:spacing w:line="300" w:lineRule="auto"/>
+        <w:spacing w:line="300" w:lineRule="auto" w:before="0" w:after="0"/>
+        <w:jc w:val="left"/>
+        <w:rPr>
+          <w:szCs w:val="21"/>
+        </w:rPr>
+      </w:pPr>
+    </w:p>
+    <w:p>
+      <w:pPr>
+        <w:snapToGrid w:val="0"/>
+        <w:spacing w:line="300" w:lineRule="auto" w:before="0" w:after="0"/>
         <w:jc w:val="left"/>
         <w:rPr>
           <w:szCs w:val="21"/>
@@ -1462,7 +1462,7 @@
     <w:p>
       <w:pPr>
         <w:snapToGrid w:val="0"/>
-        <w:spacing w:line="300" w:lineRule="auto"/>
+        <w:spacing w:line="300" w:lineRule="auto" w:before="0" w:after="0"/>
         <w:jc w:val="left"/>
         <w:rPr>
           <w:szCs w:val="21"/>
@@ -1514,16 +1514,16 @@
     <w:p>
       <w:pPr>
         <w:snapToGrid w:val="0"/>
-        <w:spacing w:line="300" w:lineRule="auto"/>
-        <w:jc w:val="left"/>
-        <w:rPr>
-          <w:szCs w:val="21"/>
-        </w:rPr>
-      </w:pPr>
-    </w:p>
-    <w:p>
-      <w:pPr>
-        <w:spacing w:line="300" w:lineRule="auto"/>
+        <w:spacing w:line="300" w:lineRule="auto" w:before="0" w:after="0"/>
+        <w:jc w:val="left"/>
+        <w:rPr>
+          <w:szCs w:val="21"/>
+        </w:rPr>
+      </w:pPr>
+    </w:p>
+    <w:p>
+      <w:pPr>
+        <w:spacing w:line="300" w:lineRule="auto" w:before="0" w:after="0"/>
         <w:jc w:val="left"/>
         <w:rPr>
           <w:szCs w:val="21"/>
@@ -1548,7 +1548,7 @@
     </w:p>
     <w:p>
       <w:pPr>
-        <w:spacing w:line="300" w:lineRule="auto"/>
+        <w:spacing w:line="300" w:lineRule="auto" w:before="0" w:after="0"/>
         <w:jc w:val="left"/>
         <w:rPr>
           <w:szCs w:val="21"/>
@@ -1608,7 +1608,7 @@
     </w:p>
     <w:p>
       <w:pPr>
-        <w:spacing w:line="300" w:lineRule="auto"/>
+        <w:spacing w:line="300" w:lineRule="auto" w:before="0" w:after="0"/>
         <w:jc w:val="left"/>
         <w:rPr>
           <w:szCs w:val="21"/>
@@ -1677,7 +1677,7 @@
           </w:tcPr>
           <w:p>
             <w:pPr>
-              <w:spacing w:line="300" w:lineRule="auto"/>
+              <w:spacing w:line="300" w:lineRule="auto" w:before="0" w:after="0"/>
               <w:jc w:val="left"/>
               <w:rPr>
                 <w:szCs w:val="21"/>
@@ -1710,7 +1710,7 @@
           </w:tcPr>
           <w:p>
             <w:pPr>
-              <w:spacing w:line="300" w:lineRule="auto"/>
+              <w:spacing w:line="300" w:lineRule="auto" w:before="0" w:after="0"/>
               <w:jc w:val="left"/>
               <w:rPr>
                 <w:szCs w:val="21"/>
@@ -1743,7 +1743,7 @@
           </w:tcPr>
           <w:p>
             <w:pPr>
-              <w:spacing w:line="300" w:lineRule="auto"/>
+              <w:spacing w:line="300" w:lineRule="auto" w:before="0" w:after="0"/>
               <w:jc w:val="left"/>
               <w:rPr>
                 <w:szCs w:val="21"/>
@@ -1776,7 +1776,7 @@
           </w:tcPr>
           <w:p>
             <w:pPr>
-              <w:spacing w:line="300" w:lineRule="auto"/>
+              <w:spacing w:line="300" w:lineRule="auto" w:before="0" w:after="0"/>
               <w:jc w:val="left"/>
               <w:rPr>
                 <w:szCs w:val="21"/>
@@ -1812,7 +1812,7 @@
           </w:tcPr>
           <w:p>
             <w:pPr>
-              <w:spacing w:line="300" w:lineRule="auto"/>
+              <w:spacing w:line="300" w:lineRule="auto" w:before="0" w:after="0"/>
               <w:jc w:val="left"/>
               <w:rPr>
                 <w:szCs w:val="21"/>
@@ -1845,7 +1845,7 @@
           </w:tcPr>
           <w:p>
             <w:pPr>
-              <w:spacing w:line="300" w:lineRule="auto"/>
+              <w:spacing w:line="300" w:lineRule="auto" w:before="0" w:after="0"/>
               <w:jc w:val="left"/>
               <w:rPr>
                 <w:szCs w:val="21"/>
@@ -1915,7 +1915,7 @@
           </w:tcPr>
           <w:p>
             <w:pPr>
-              <w:spacing w:line="300" w:lineRule="auto"/>
+              <w:spacing w:line="300" w:lineRule="auto" w:before="0" w:after="0"/>
               <w:jc w:val="left"/>
               <w:rPr>
                 <w:szCs w:val="21"/>
@@ -1985,7 +1985,7 @@
           </w:tcPr>
           <w:p>
             <w:pPr>
-              <w:spacing w:line="300" w:lineRule="auto"/>
+              <w:spacing w:line="300" w:lineRule="auto" w:before="0" w:after="0"/>
               <w:jc w:val="left"/>
               <w:rPr>
                 <w:szCs w:val="21"/>
@@ -2055,7 +2055,7 @@
           </w:tcPr>
           <w:p>
             <w:pPr>
-              <w:spacing w:line="300" w:lineRule="auto"/>
+              <w:spacing w:line="300" w:lineRule="auto" w:before="0" w:after="0"/>
               <w:jc w:val="left"/>
               <w:rPr>
                 <w:szCs w:val="21"/>
@@ -2123,7 +2123,7 @@
           </w:tcPr>
           <w:p>
             <w:pPr>
-              <w:spacing w:line="300" w:lineRule="auto"/>
+              <w:spacing w:line="300" w:lineRule="auto" w:before="0" w:after="0"/>
               <w:jc w:val="left"/>
               <w:rPr>
                 <w:szCs w:val="21"/>
@@ -2149,7 +2149,7 @@
           </w:tcPr>
           <w:p>
             <w:pPr>
-              <w:spacing w:line="300" w:lineRule="auto"/>
+              <w:spacing w:line="300" w:lineRule="auto" w:before="0" w:after="0"/>
               <w:jc w:val="left"/>
               <w:rPr>
                 <w:szCs w:val="21"/>
@@ -2185,7 +2185,7 @@
           </w:tcPr>
           <w:p>
             <w:pPr>
-              <w:spacing w:line="300" w:lineRule="auto"/>
+              <w:spacing w:line="300" w:lineRule="auto" w:before="0" w:after="0"/>
               <w:jc w:val="left"/>
               <w:rPr>
                 <w:szCs w:val="21"/>
@@ -2218,7 +2218,7 @@
           </w:tcPr>
           <w:p>
             <w:pPr>
-              <w:spacing w:line="300" w:lineRule="auto"/>
+              <w:spacing w:line="300" w:lineRule="auto" w:before="0" w:after="0"/>
               <w:jc w:val="left"/>
               <w:rPr>
                 <w:szCs w:val="21"/>
@@ -2288,7 +2288,7 @@
           </w:tcPr>
           <w:p>
             <w:pPr>
-              <w:spacing w:line="300" w:lineRule="auto"/>
+              <w:spacing w:line="300" w:lineRule="auto" w:before="0" w:after="0"/>
               <w:jc w:val="left"/>
               <w:rPr>
                 <w:szCs w:val="21"/>
@@ -2358,7 +2358,7 @@
           </w:tcPr>
           <w:p>
             <w:pPr>
-              <w:spacing w:line="300" w:lineRule="auto"/>
+              <w:spacing w:line="300" w:lineRule="auto" w:before="0" w:after="0"/>
               <w:jc w:val="left"/>
               <w:rPr>
                 <w:szCs w:val="21"/>
@@ -2428,7 +2428,7 @@
           </w:tcPr>
           <w:p>
             <w:pPr>
-              <w:spacing w:line="300" w:lineRule="auto"/>
+              <w:spacing w:line="300" w:lineRule="auto" w:before="0" w:after="0"/>
               <w:jc w:val="left"/>
               <w:rPr>
                 <w:szCs w:val="21"/>
@@ -2496,7 +2496,7 @@
           </w:tcPr>
           <w:p>
             <w:pPr>
-              <w:spacing w:line="300" w:lineRule="auto"/>
+              <w:spacing w:line="300" w:lineRule="auto" w:before="0" w:after="0"/>
               <w:jc w:val="left"/>
               <w:rPr>
                 <w:szCs w:val="21"/>
@@ -2522,7 +2522,7 @@
           </w:tcPr>
           <w:p>
             <w:pPr>
-              <w:spacing w:line="300" w:lineRule="auto"/>
+              <w:spacing w:line="300" w:lineRule="auto" w:before="0" w:after="0"/>
               <w:jc w:val="left"/>
               <w:rPr>
                 <w:szCs w:val="21"/>
@@ -2558,7 +2558,7 @@
           </w:tcPr>
           <w:p>
             <w:pPr>
-              <w:spacing w:line="300" w:lineRule="auto"/>
+              <w:spacing w:line="300" w:lineRule="auto" w:before="0" w:after="0"/>
               <w:jc w:val="left"/>
               <w:rPr>
                 <w:szCs w:val="21"/>
@@ -2591,7 +2591,7 @@
           </w:tcPr>
           <w:p>
             <w:pPr>
-              <w:spacing w:line="300" w:lineRule="auto"/>
+              <w:spacing w:line="300" w:lineRule="auto" w:before="0" w:after="0"/>
               <w:jc w:val="left"/>
               <w:rPr>
                 <w:szCs w:val="21"/>
@@ -2661,7 +2661,7 @@
           </w:tcPr>
           <w:p>
             <w:pPr>
-              <w:spacing w:line="300" w:lineRule="auto"/>
+              <w:spacing w:line="300" w:lineRule="auto" w:before="0" w:after="0"/>
               <w:jc w:val="left"/>
               <w:rPr>
                 <w:szCs w:val="21"/>
@@ -2731,7 +2731,7 @@
           </w:tcPr>
           <w:p>
             <w:pPr>
-              <w:spacing w:line="300" w:lineRule="auto"/>
+              <w:spacing w:line="300" w:lineRule="auto" w:before="0" w:after="0"/>
               <w:jc w:val="left"/>
               <w:rPr>
                 <w:szCs w:val="21"/>
@@ -2801,7 +2801,7 @@
           </w:tcPr>
           <w:p>
             <w:pPr>
-              <w:spacing w:line="300" w:lineRule="auto"/>
+              <w:spacing w:line="300" w:lineRule="auto" w:before="0" w:after="0"/>
               <w:jc w:val="left"/>
               <w:rPr>
                 <w:szCs w:val="21"/>
@@ -2869,7 +2869,7 @@
           </w:tcPr>
           <w:p>
             <w:pPr>
-              <w:spacing w:line="300" w:lineRule="auto"/>
+              <w:spacing w:line="300" w:lineRule="auto" w:before="0" w:after="0"/>
               <w:jc w:val="left"/>
               <w:rPr>
                 <w:szCs w:val="21"/>
@@ -2895,7 +2895,7 @@
           </w:tcPr>
           <w:p>
             <w:pPr>
-              <w:spacing w:line="300" w:lineRule="auto"/>
+              <w:spacing w:line="300" w:lineRule="auto" w:before="0" w:after="0"/>
               <w:jc w:val="left"/>
               <w:rPr>
                 <w:szCs w:val="21"/>
@@ -2979,7 +2979,7 @@
     </w:tbl>
     <w:p>
       <w:pPr>
-        <w:spacing w:line="300" w:lineRule="auto"/>
+        <w:spacing w:line="300" w:lineRule="auto" w:before="0" w:after="0"/>
         <w:jc w:val="left"/>
         <w:rPr>
           <w:szCs w:val="21"/>
@@ -3012,7 +3012,7 @@
     </w:p>
     <w:p>
       <w:pPr>
-        <w:spacing w:line="300" w:lineRule="auto"/>
+        <w:spacing w:line="300" w:lineRule="auto" w:before="0" w:after="0"/>
         <w:jc w:val="left"/>
         <w:rPr>
           <w:szCs w:val="21"/>
@@ -3045,7 +3045,7 @@
     </w:p>
     <w:p>
       <w:pPr>
-        <w:spacing w:line="300" w:lineRule="auto"/>
+        <w:spacing w:line="300" w:lineRule="auto" w:before="0" w:after="0"/>
         <w:jc w:val="left"/>
         <w:rPr>
           <w:szCs w:val="21"/>
@@ -3078,7 +3078,7 @@
     </w:p>
     <w:p>
       <w:pPr>
-        <w:spacing w:line="300" w:lineRule="auto"/>
+        <w:spacing w:line="300" w:lineRule="auto" w:before="0" w:after="0"/>
         <w:jc w:val="left"/>
         <w:rPr>
           <w:szCs w:val="21"/>
@@ -3128,7 +3128,7 @@
     <w:p>
       <w:pPr>
         <w:snapToGrid w:val="0"/>
-        <w:spacing w:line="300" w:lineRule="auto"/>
+        <w:spacing w:line="300" w:lineRule="auto" w:before="0" w:after="0"/>
         <w:jc w:val="left"/>
         <w:rPr>
           <w:szCs w:val="21"/>
@@ -3205,17 +3205,17 @@
     <w:p>
       <w:pPr>
         <w:snapToGrid w:val="0"/>
-        <w:spacing w:line="300" w:lineRule="auto"/>
-        <w:jc w:val="left"/>
-        <w:rPr>
-          <w:szCs w:val="21"/>
-        </w:rPr>
-      </w:pPr>
-    </w:p>
-    <w:p>
-      <w:pPr>
-        <w:snapToGrid w:val="0"/>
-        <w:spacing w:line="300" w:lineRule="auto"/>
+        <w:spacing w:line="300" w:lineRule="auto" w:before="0" w:after="0"/>
+        <w:jc w:val="left"/>
+        <w:rPr>
+          <w:szCs w:val="21"/>
+        </w:rPr>
+      </w:pPr>
+    </w:p>
+    <w:p>
+      <w:pPr>
+        <w:snapToGrid w:val="0"/>
+        <w:spacing w:line="300" w:lineRule="auto" w:before="0" w:after="0"/>
         <w:jc w:val="left"/>
         <w:rPr>
           <w:szCs w:val="21"/>
@@ -3241,7 +3241,7 @@
     <w:p>
       <w:pPr>
         <w:snapToGrid w:val="0"/>
-        <w:spacing w:line="300" w:lineRule="auto"/>
+        <w:spacing w:line="300" w:lineRule="auto" w:before="0" w:after="0"/>
         <w:jc w:val="left"/>
         <w:rPr>
           <w:szCs w:val="21"/>
@@ -3293,17 +3293,17 @@
     <w:p>
       <w:pPr>
         <w:snapToGrid w:val="0"/>
-        <w:spacing w:line="300" w:lineRule="auto"/>
-        <w:jc w:val="left"/>
-        <w:rPr>
-          <w:szCs w:val="21"/>
-        </w:rPr>
-      </w:pPr>
-    </w:p>
-    <w:p>
-      <w:pPr>
-        <w:snapToGrid w:val="0"/>
-        <w:spacing w:line="300" w:lineRule="auto"/>
+        <w:spacing w:line="300" w:lineRule="auto" w:before="0" w:after="0"/>
+        <w:jc w:val="left"/>
+        <w:rPr>
+          <w:szCs w:val="21"/>
+        </w:rPr>
+      </w:pPr>
+    </w:p>
+    <w:p>
+      <w:pPr>
+        <w:snapToGrid w:val="0"/>
+        <w:spacing w:line="300" w:lineRule="auto" w:before="0" w:after="0"/>
         <w:jc w:val="left"/>
         <w:rPr>
           <w:szCs w:val="21"/>
@@ -3331,7 +3331,7 @@
     <w:p>
       <w:pPr>
         <w:snapToGrid w:val="0"/>
-        <w:spacing w:line="300" w:lineRule="auto"/>
+        <w:spacing w:line="300" w:lineRule="auto" w:before="0" w:after="0"/>
         <w:jc w:val="left"/>
         <w:rPr>
           <w:szCs w:val="21"/>
@@ -3358,7 +3358,7 @@
     <w:p>
       <w:pPr>
         <w:snapToGrid w:val="0"/>
-        <w:spacing w:line="300" w:lineRule="auto"/>
+        <w:spacing w:line="300" w:lineRule="auto" w:before="0" w:after="0"/>
         <w:jc w:val="left"/>
         <w:rPr>
           <w:szCs w:val="21"/>
@@ -3461,7 +3461,7 @@
     <w:p>
       <w:pPr>
         <w:snapToGrid w:val="0"/>
-        <w:spacing w:line="300" w:lineRule="auto"/>
+        <w:spacing w:line="300" w:lineRule="auto" w:before="0" w:after="0"/>
         <w:jc w:val="left"/>
         <w:rPr>
           <w:szCs w:val="21"/>
@@ -3598,7 +3598,7 @@
     <w:p>
       <w:pPr>
         <w:snapToGrid w:val="0"/>
-        <w:spacing w:line="300" w:lineRule="auto"/>
+        <w:spacing w:line="300" w:lineRule="auto" w:before="0" w:after="0"/>
         <w:jc w:val="left"/>
         <w:rPr>
           <w:szCs w:val="21"/>
@@ -3690,7 +3690,7 @@
     <w:p>
       <w:pPr>
         <w:snapToGrid w:val="0"/>
-        <w:spacing w:line="300" w:lineRule="auto"/>
+        <w:spacing w:line="300" w:lineRule="auto" w:before="0" w:after="0"/>
         <w:jc w:val="left"/>
         <w:rPr>
           <w:szCs w:val="21"/>
@@ -3791,7 +3791,7 @@
     <w:p>
       <w:pPr>
         <w:snapToGrid w:val="0"/>
-        <w:spacing w:line="300" w:lineRule="auto"/>
+        <w:spacing w:line="300" w:lineRule="auto" w:before="0" w:after="0"/>
         <w:jc w:val="left"/>
         <w:rPr>
           <w:szCs w:val="21"/>
@@ -3859,17 +3859,17 @@
     <w:p>
       <w:pPr>
         <w:snapToGrid w:val="0"/>
-        <w:spacing w:line="300" w:lineRule="auto"/>
-        <w:jc w:val="left"/>
-        <w:rPr>
-          <w:szCs w:val="21"/>
-        </w:rPr>
-      </w:pPr>
-    </w:p>
-    <w:p>
-      <w:pPr>
-        <w:snapToGrid w:val="0"/>
-        <w:spacing w:line="300" w:lineRule="auto"/>
+        <w:spacing w:line="300" w:lineRule="auto" w:before="0" w:after="0"/>
+        <w:jc w:val="left"/>
+        <w:rPr>
+          <w:szCs w:val="21"/>
+        </w:rPr>
+      </w:pPr>
+    </w:p>
+    <w:p>
+      <w:pPr>
+        <w:snapToGrid w:val="0"/>
+        <w:spacing w:line="300" w:lineRule="auto" w:before="0" w:after="0"/>
         <w:jc w:val="left"/>
         <w:rPr>
           <w:szCs w:val="21"/>
@@ -3895,7 +3895,7 @@
     <w:p>
       <w:pPr>
         <w:snapToGrid w:val="0"/>
-        <w:spacing w:line="300" w:lineRule="auto"/>
+        <w:spacing w:line="300" w:lineRule="auto" w:before="0" w:after="0"/>
         <w:jc w:val="left"/>
         <w:rPr>
           <w:szCs w:val="21"/>
@@ -3946,7 +3946,7 @@
     <w:p>
       <w:pPr>
         <w:snapToGrid w:val="0"/>
-        <w:spacing w:line="300" w:lineRule="auto"/>
+        <w:spacing w:line="300" w:lineRule="auto" w:before="0" w:after="0"/>
         <w:jc w:val="left"/>
         <w:rPr>
           <w:szCs w:val="21"/>
@@ -3980,7 +3980,7 @@
     <w:p>
       <w:pPr>
         <w:snapToGrid w:val="0"/>
-        <w:spacing w:line="300" w:lineRule="auto"/>
+        <w:spacing w:line="300" w:lineRule="auto" w:before="0" w:after="0"/>
         <w:jc w:val="left"/>
         <w:rPr>
           <w:szCs w:val="21"/>
@@ -4030,7 +4030,7 @@
     <w:p>
       <w:pPr>
         <w:snapToGrid w:val="0"/>
-        <w:spacing w:line="300" w:lineRule="auto"/>
+        <w:spacing w:line="300" w:lineRule="auto" w:before="0" w:after="0"/>
         <w:jc w:val="left"/>
         <w:rPr>
           <w:szCs w:val="21"/>
@@ -4080,7 +4080,7 @@
     <w:p>
       <w:pPr>
         <w:snapToGrid w:val="0"/>
-        <w:spacing w:line="300" w:lineRule="auto"/>
+        <w:spacing w:line="300" w:lineRule="auto" w:before="0" w:after="0"/>
         <w:jc w:val="left"/>
         <w:rPr>
           <w:szCs w:val="21"/>
@@ -4114,7 +4114,7 @@
     <w:p>
       <w:pPr>
         <w:snapToGrid w:val="0"/>
-        <w:spacing w:line="300" w:lineRule="auto"/>
+        <w:spacing w:line="300" w:lineRule="auto" w:before="0" w:after="0"/>
         <w:jc w:val="left"/>
         <w:rPr>
           <w:szCs w:val="21"/>
@@ -4165,7 +4165,7 @@
     <w:p>
       <w:pPr>
         <w:snapToGrid w:val="0"/>
-        <w:spacing w:line="300" w:lineRule="auto"/>
+        <w:spacing w:line="300" w:lineRule="auto" w:before="0" w:after="0"/>
         <w:jc w:val="left"/>
         <w:rPr>
           <w:szCs w:val="21"/>
@@ -4233,7 +4233,7 @@
     <w:p>
       <w:pPr>
         <w:snapToGrid w:val="0"/>
-        <w:spacing w:line="300" w:lineRule="auto"/>
+        <w:spacing w:line="300" w:lineRule="auto" w:before="0" w:after="0"/>
         <w:jc w:val="left"/>
         <w:rPr>
           <w:szCs w:val="21"/>
@@ -4287,17 +4287,17 @@
     <w:p>
       <w:pPr>
         <w:snapToGrid w:val="0"/>
-        <w:spacing w:line="300" w:lineRule="auto"/>
-        <w:jc w:val="left"/>
-        <w:rPr>
-          <w:szCs w:val="21"/>
-        </w:rPr>
-      </w:pPr>
-    </w:p>
-    <w:p>
-      <w:pPr>
-        <w:snapToGrid w:val="0"/>
-        <w:spacing w:line="300" w:lineRule="auto"/>
+        <w:spacing w:line="300" w:lineRule="auto" w:before="0" w:after="0"/>
+        <w:jc w:val="left"/>
+        <w:rPr>
+          <w:szCs w:val="21"/>
+        </w:rPr>
+      </w:pPr>
+    </w:p>
+    <w:p>
+      <w:pPr>
+        <w:snapToGrid w:val="0"/>
+        <w:spacing w:line="300" w:lineRule="auto" w:before="0" w:after="0"/>
         <w:jc w:val="left"/>
         <w:rPr>
           <w:szCs w:val="21"/>
@@ -4417,17 +4417,17 @@
     <w:p>
       <w:pPr>
         <w:snapToGrid w:val="0"/>
-        <w:spacing w:line="300" w:lineRule="auto"/>
-        <w:jc w:val="left"/>
-        <w:rPr>
-          <w:szCs w:val="21"/>
-        </w:rPr>
-      </w:pPr>
-    </w:p>
-    <w:p>
-      <w:pPr>
-        <w:snapToGrid w:val="0"/>
-        <w:spacing w:line="300" w:lineRule="auto"/>
+        <w:spacing w:line="300" w:lineRule="auto" w:before="0" w:after="0"/>
+        <w:jc w:val="left"/>
+        <w:rPr>
+          <w:szCs w:val="21"/>
+        </w:rPr>
+      </w:pPr>
+    </w:p>
+    <w:p>
+      <w:pPr>
+        <w:snapToGrid w:val="0"/>
+        <w:spacing w:line="300" w:lineRule="auto" w:before="0" w:after="0"/>
         <w:jc w:val="left"/>
         <w:rPr>
           <w:szCs w:val="21"/>
@@ -4572,7 +4572,7 @@
     <w:p>
       <w:pPr>
         <w:snapToGrid w:val="0"/>
-        <w:spacing w:line="300" w:lineRule="auto"/>
+        <w:spacing w:line="300" w:lineRule="auto" w:before="0" w:after="0"/>
         <w:jc w:val="left"/>
         <w:rPr>
           <w:szCs w:val="21"/>
@@ -4626,17 +4626,17 @@
     <w:p>
       <w:pPr>
         <w:snapToGrid w:val="0"/>
-        <w:spacing w:line="300" w:lineRule="auto"/>
-        <w:jc w:val="left"/>
-        <w:rPr>
-          <w:szCs w:val="21"/>
-        </w:rPr>
-      </w:pPr>
-    </w:p>
-    <w:p>
-      <w:pPr>
-        <w:snapToGrid w:val="0"/>
-        <w:spacing w:line="300" w:lineRule="auto"/>
+        <w:spacing w:line="300" w:lineRule="auto" w:before="0" w:after="0"/>
+        <w:jc w:val="left"/>
+        <w:rPr>
+          <w:szCs w:val="21"/>
+        </w:rPr>
+      </w:pPr>
+    </w:p>
+    <w:p>
+      <w:pPr>
+        <w:snapToGrid w:val="0"/>
+        <w:spacing w:line="300" w:lineRule="auto" w:before="0" w:after="0"/>
         <w:jc w:val="left"/>
         <w:rPr>
           <w:szCs w:val="21"/>
@@ -4712,17 +4712,17 @@
     <w:p>
       <w:pPr>
         <w:snapToGrid w:val="0"/>
-        <w:spacing w:line="300" w:lineRule="auto"/>
-        <w:jc w:val="left"/>
-        <w:rPr>
-          <w:szCs w:val="21"/>
-        </w:rPr>
-      </w:pPr>
-    </w:p>
-    <w:p>
-      <w:pPr>
-        <w:snapToGrid w:val="0"/>
-        <w:spacing w:line="300" w:lineRule="auto"/>
+        <w:spacing w:line="300" w:lineRule="auto" w:before="0" w:after="0"/>
+        <w:jc w:val="left"/>
+        <w:rPr>
+          <w:szCs w:val="21"/>
+        </w:rPr>
+      </w:pPr>
+    </w:p>
+    <w:p>
+      <w:pPr>
+        <w:snapToGrid w:val="0"/>
+        <w:spacing w:line="300" w:lineRule="auto" w:before="0" w:after="0"/>
         <w:jc w:val="left"/>
         <w:rPr>
           <w:szCs w:val="21"/>
@@ -4806,17 +4806,17 @@
     <w:p>
       <w:pPr>
         <w:snapToGrid w:val="0"/>
-        <w:spacing w:line="300" w:lineRule="auto"/>
-        <w:jc w:val="left"/>
-        <w:rPr>
-          <w:szCs w:val="21"/>
-        </w:rPr>
-      </w:pPr>
-    </w:p>
-    <w:p>
-      <w:pPr>
-        <w:snapToGrid w:val="0"/>
-        <w:spacing w:line="300" w:lineRule="auto"/>
+        <w:spacing w:line="300" w:lineRule="auto" w:before="0" w:after="0"/>
+        <w:jc w:val="left"/>
+        <w:rPr>
+          <w:szCs w:val="21"/>
+        </w:rPr>
+      </w:pPr>
+    </w:p>
+    <w:p>
+      <w:pPr>
+        <w:snapToGrid w:val="0"/>
+        <w:spacing w:line="300" w:lineRule="auto" w:before="0" w:after="0"/>
         <w:jc w:val="left"/>
         <w:rPr>
           <w:szCs w:val="21"/>
@@ -4850,7 +4850,7 @@
     <w:p>
       <w:pPr>
         <w:snapToGrid w:val="0"/>
-        <w:spacing w:line="300" w:lineRule="auto"/>
+        <w:spacing w:line="300" w:lineRule="auto" w:before="0" w:after="0"/>
         <w:jc w:val="left"/>
         <w:rPr>
           <w:szCs w:val="21"/>
@@ -4884,7 +4884,7 @@
     <w:p>
       <w:pPr>
         <w:snapToGrid w:val="0"/>
-        <w:spacing w:line="300" w:lineRule="auto"/>
+        <w:spacing w:line="300" w:lineRule="auto" w:before="0" w:after="0"/>
         <w:jc w:val="left"/>
         <w:rPr>
           <w:szCs w:val="21"/>
@@ -5061,17 +5061,17 @@
     <w:p>
       <w:pPr>
         <w:snapToGrid w:val="0"/>
-        <w:spacing w:line="300" w:lineRule="auto"/>
-        <w:jc w:val="left"/>
-        <w:rPr>
-          <w:szCs w:val="21"/>
-        </w:rPr>
-      </w:pPr>
-    </w:p>
-    <w:p>
-      <w:pPr>
-        <w:snapToGrid w:val="0"/>
-        <w:spacing w:line="300" w:lineRule="auto"/>
+        <w:spacing w:line="300" w:lineRule="auto" w:before="0" w:after="0"/>
+        <w:jc w:val="left"/>
+        <w:rPr>
+          <w:szCs w:val="21"/>
+        </w:rPr>
+      </w:pPr>
+    </w:p>
+    <w:p>
+      <w:pPr>
+        <w:snapToGrid w:val="0"/>
+        <w:spacing w:line="300" w:lineRule="auto" w:before="0" w:after="0"/>
         <w:jc w:val="left"/>
         <w:rPr>
           <w:szCs w:val="21"/>
@@ -5184,17 +5184,17 @@
     <w:p>
       <w:pPr>
         <w:snapToGrid w:val="0"/>
-        <w:spacing w:line="300" w:lineRule="auto"/>
-        <w:jc w:val="left"/>
-        <w:rPr>
-          <w:szCs w:val="21"/>
-        </w:rPr>
-      </w:pPr>
-    </w:p>
-    <w:p>
-      <w:pPr>
-        <w:snapToGrid w:val="0"/>
-        <w:spacing w:line="300" w:lineRule="auto"/>
+        <w:spacing w:line="300" w:lineRule="auto" w:before="0" w:after="0"/>
+        <w:jc w:val="left"/>
+        <w:rPr>
+          <w:szCs w:val="21"/>
+        </w:rPr>
+      </w:pPr>
+    </w:p>
+    <w:p>
+      <w:pPr>
+        <w:snapToGrid w:val="0"/>
+        <w:spacing w:line="300" w:lineRule="auto" w:before="0" w:after="0"/>
         <w:jc w:val="left"/>
         <w:rPr>
           <w:szCs w:val="21"/>
@@ -5222,7 +5222,7 @@
     <w:p>
       <w:pPr>
         <w:snapToGrid w:val="0"/>
-        <w:spacing w:line="300" w:lineRule="auto"/>
+        <w:spacing w:line="300" w:lineRule="auto" w:before="0" w:after="0"/>
         <w:jc w:val="left"/>
         <w:rPr>
           <w:szCs w:val="21"/>
@@ -5324,17 +5324,17 @@
     <w:p>
       <w:pPr>
         <w:snapToGrid w:val="0"/>
-        <w:spacing w:line="300" w:lineRule="auto"/>
-        <w:jc w:val="left"/>
-        <w:rPr>
-          <w:szCs w:val="21"/>
-        </w:rPr>
-      </w:pPr>
-    </w:p>
-    <w:p>
-      <w:pPr>
-        <w:snapToGrid w:val="0"/>
-        <w:spacing w:line="300" w:lineRule="auto"/>
+        <w:spacing w:line="300" w:lineRule="auto" w:before="0" w:after="0"/>
+        <w:jc w:val="left"/>
+        <w:rPr>
+          <w:szCs w:val="21"/>
+        </w:rPr>
+      </w:pPr>
+    </w:p>
+    <w:p>
+      <w:pPr>
+        <w:snapToGrid w:val="0"/>
+        <w:spacing w:line="300" w:lineRule="auto" w:before="0" w:after="0"/>
         <w:jc w:val="left"/>
         <w:rPr>
           <w:szCs w:val="21"/>
@@ -5516,17 +5516,17 @@
     <w:p>
       <w:pPr>
         <w:snapToGrid w:val="0"/>
-        <w:spacing w:line="300" w:lineRule="auto"/>
-        <w:jc w:val="left"/>
-        <w:rPr>
-          <w:szCs w:val="21"/>
-        </w:rPr>
-      </w:pPr>
-    </w:p>
-    <w:p>
-      <w:pPr>
-        <w:snapToGrid w:val="0"/>
-        <w:spacing w:line="300" w:lineRule="auto"/>
+        <w:spacing w:line="300" w:lineRule="auto" w:before="0" w:after="0"/>
+        <w:jc w:val="left"/>
+        <w:rPr>
+          <w:szCs w:val="21"/>
+        </w:rPr>
+      </w:pPr>
+    </w:p>
+    <w:p>
+      <w:pPr>
+        <w:snapToGrid w:val="0"/>
+        <w:spacing w:line="300" w:lineRule="auto" w:before="0" w:after="0"/>
         <w:jc w:val="left"/>
         <w:rPr>
           <w:szCs w:val="21"/>
@@ -5654,17 +5654,17 @@
     <w:p>
       <w:pPr>
         <w:snapToGrid w:val="0"/>
-        <w:spacing w:line="300" w:lineRule="auto"/>
-        <w:jc w:val="left"/>
-        <w:rPr>
-          <w:szCs w:val="21"/>
-        </w:rPr>
-      </w:pPr>
-    </w:p>
-    <w:p>
-      <w:pPr>
-        <w:snapToGrid w:val="0"/>
-        <w:spacing w:line="300" w:lineRule="auto"/>
+        <w:spacing w:line="300" w:lineRule="auto" w:before="0" w:after="0"/>
+        <w:jc w:val="left"/>
+        <w:rPr>
+          <w:szCs w:val="21"/>
+        </w:rPr>
+      </w:pPr>
+    </w:p>
+    <w:p>
+      <w:pPr>
+        <w:snapToGrid w:val="0"/>
+        <w:spacing w:line="300" w:lineRule="auto" w:before="0" w:after="0"/>
         <w:jc w:val="left"/>
         <w:rPr>
           <w:szCs w:val="21"/>
@@ -5690,7 +5690,7 @@
     <w:p>
       <w:pPr>
         <w:snapToGrid w:val="0"/>
-        <w:spacing w:line="300" w:lineRule="auto"/>
+        <w:spacing w:line="300" w:lineRule="auto" w:before="0" w:after="0"/>
         <w:jc w:val="left"/>
         <w:rPr>
           <w:szCs w:val="21"/>
@@ -5874,7 +5874,7 @@
     <w:p>
       <w:pPr>
         <w:snapToGrid w:val="0"/>
-        <w:spacing w:line="300" w:lineRule="auto"/>
+        <w:spacing w:line="300" w:lineRule="auto" w:before="0" w:after="0"/>
         <w:jc w:val="left"/>
         <w:rPr>
           <w:szCs w:val="21"/>
@@ -5980,7 +5980,7 @@
     <w:p>
       <w:pPr>
         <w:snapToGrid w:val="0"/>
-        <w:spacing w:line="300" w:lineRule="auto"/>
+        <w:spacing w:line="300" w:lineRule="auto" w:before="0" w:after="0"/>
         <w:jc w:val="left"/>
         <w:rPr>
           <w:szCs w:val="21"/>
@@ -6112,7 +6112,7 @@
     <w:p>
       <w:pPr>
         <w:snapToGrid w:val="0"/>
-        <w:spacing w:line="300" w:lineRule="auto"/>
+        <w:spacing w:line="300" w:lineRule="auto" w:before="0" w:after="0"/>
         <w:jc w:val="left"/>
         <w:rPr>
           <w:szCs w:val="21"/>
@@ -6343,7 +6343,7 @@
     <w:p>
       <w:pPr>
         <w:snapToGrid w:val="0"/>
-        <w:spacing w:line="300" w:lineRule="auto"/>
+        <w:spacing w:line="300" w:lineRule="auto" w:before="0" w:after="0"/>
         <w:jc w:val="left"/>
         <w:rPr>
           <w:szCs w:val="21"/>
@@ -6397,7 +6397,7 @@
     <w:p>
       <w:pPr>
         <w:snapToGrid w:val="0"/>
-        <w:spacing w:line="300" w:lineRule="auto"/>
+        <w:spacing w:line="300" w:lineRule="auto" w:before="0" w:after="0"/>
         <w:jc w:val="left"/>
         <w:rPr>
           <w:szCs w:val="21"/>
@@ -6431,7 +6431,7 @@
     <w:p>
       <w:pPr>
         <w:snapToGrid w:val="0"/>
-        <w:spacing w:line="300" w:lineRule="auto"/>
+        <w:spacing w:line="300" w:lineRule="auto" w:before="0" w:after="0"/>
         <w:jc w:val="left"/>
         <w:rPr>
           <w:szCs w:val="21"/>
@@ -6449,7 +6449,7 @@
     <w:p>
       <w:pPr>
         <w:snapToGrid w:val="0"/>
-        <w:spacing w:line="300" w:lineRule="auto"/>
+        <w:spacing w:line="300" w:lineRule="auto" w:before="0" w:after="0"/>
         <w:jc w:val="left"/>
         <w:rPr>
           <w:szCs w:val="21"/>
@@ -6467,7 +6467,7 @@
     <w:p>
       <w:pPr>
         <w:snapToGrid w:val="0"/>
-        <w:spacing w:line="300" w:lineRule="auto"/>
+        <w:spacing w:line="300" w:lineRule="auto" w:before="0" w:after="0"/>
         <w:jc w:val="left"/>
         <w:rPr>
           <w:szCs w:val="21"/>
@@ -6520,7 +6520,7 @@
     <w:p>
       <w:pPr>
         <w:snapToGrid w:val="0"/>
-        <w:spacing w:line="300" w:lineRule="auto"/>
+        <w:spacing w:line="300" w:lineRule="auto" w:before="0" w:after="0"/>
         <w:jc w:val="left"/>
         <w:rPr>
           <w:szCs w:val="21"/>
@@ -6556,17 +6556,17 @@
     <w:p>
       <w:pPr>
         <w:snapToGrid w:val="0"/>
-        <w:spacing w:line="300" w:lineRule="auto"/>
-        <w:jc w:val="left"/>
-        <w:rPr>
-          <w:szCs w:val="21"/>
-        </w:rPr>
-      </w:pPr>
-    </w:p>
-    <w:p>
-      <w:pPr>
-        <w:snapToGrid w:val="0"/>
-        <w:spacing w:line="300" w:lineRule="auto"/>
+        <w:spacing w:line="300" w:lineRule="auto" w:before="0" w:after="0"/>
+        <w:jc w:val="left"/>
+        <w:rPr>
+          <w:szCs w:val="21"/>
+        </w:rPr>
+      </w:pPr>
+    </w:p>
+    <w:p>
+      <w:pPr>
+        <w:snapToGrid w:val="0"/>
+        <w:spacing w:line="300" w:lineRule="auto" w:before="0" w:after="0"/>
         <w:jc w:val="left"/>
         <w:rPr>
           <w:szCs w:val="21"/>
@@ -6609,17 +6609,17 @@
     <w:p>
       <w:pPr>
         <w:snapToGrid w:val="0"/>
-        <w:spacing w:line="300" w:lineRule="auto"/>
-        <w:jc w:val="left"/>
-        <w:rPr>
-          <w:szCs w:val="21"/>
-        </w:rPr>
-      </w:pPr>
-    </w:p>
-    <w:p>
-      <w:pPr>
-        <w:snapToGrid w:val="0"/>
-        <w:spacing w:line="300" w:lineRule="auto"/>
+        <w:spacing w:line="300" w:lineRule="auto" w:before="0" w:after="0"/>
+        <w:jc w:val="left"/>
+        <w:rPr>
+          <w:szCs w:val="21"/>
+        </w:rPr>
+      </w:pPr>
+    </w:p>
+    <w:p>
+      <w:pPr>
+        <w:snapToGrid w:val="0"/>
+        <w:spacing w:line="300" w:lineRule="auto" w:before="0" w:after="0"/>
         <w:jc w:val="left"/>
         <w:rPr>
           <w:szCs w:val="21"/>
@@ -6645,7 +6645,7 @@
     <w:p>
       <w:pPr>
         <w:snapToGrid w:val="0"/>
-        <w:spacing w:line="300" w:lineRule="auto"/>
+        <w:spacing w:line="300" w:lineRule="auto" w:before="0" w:after="0"/>
         <w:jc w:val="left"/>
         <w:rPr>
           <w:szCs w:val="21"/>
@@ -6680,17 +6680,17 @@
     <w:p>
       <w:pPr>
         <w:snapToGrid w:val="0"/>
-        <w:spacing w:line="300" w:lineRule="auto"/>
-        <w:jc w:val="left"/>
-        <w:rPr>
-          <w:szCs w:val="21"/>
-        </w:rPr>
-      </w:pPr>
-    </w:p>
-    <w:p>
-      <w:pPr>
-        <w:snapToGrid w:val="0"/>
-        <w:spacing w:line="300" w:lineRule="auto"/>
+        <w:spacing w:line="300" w:lineRule="auto" w:before="0" w:after="0"/>
+        <w:jc w:val="left"/>
+        <w:rPr>
+          <w:szCs w:val="21"/>
+        </w:rPr>
+      </w:pPr>
+    </w:p>
+    <w:p>
+      <w:pPr>
+        <w:snapToGrid w:val="0"/>
+        <w:spacing w:line="300" w:lineRule="auto" w:before="0" w:after="0"/>
         <w:jc w:val="left"/>
         <w:rPr>
           <w:szCs w:val="21"/>
@@ -6718,7 +6718,7 @@
     <w:p>
       <w:pPr>
         <w:snapToGrid w:val="0"/>
-        <w:spacing w:line="300" w:lineRule="auto"/>
+        <w:spacing w:line="300" w:lineRule="auto" w:before="0" w:after="0"/>
         <w:jc w:val="left"/>
         <w:rPr>
           <w:szCs w:val="21"/>
@@ -6744,7 +6744,7 @@
     <w:p>
       <w:pPr>
         <w:snapToGrid w:val="0"/>
-        <w:spacing w:line="300" w:lineRule="auto"/>
+        <w:spacing w:line="300" w:lineRule="auto" w:before="0" w:after="0"/>
         <w:jc w:val="left"/>
         <w:rPr>
           <w:szCs w:val="21"/>
@@ -6798,7 +6798,7 @@
     <w:p>
       <w:pPr>
         <w:snapToGrid w:val="0"/>
-        <w:spacing w:line="300" w:lineRule="auto"/>
+        <w:spacing w:line="300" w:lineRule="auto" w:before="0" w:after="0"/>
         <w:jc w:val="left"/>
         <w:rPr>
           <w:szCs w:val="21"/>
@@ -6832,7 +6832,7 @@
     <w:p>
       <w:pPr>
         <w:snapToGrid w:val="0"/>
-        <w:spacing w:line="300" w:lineRule="auto"/>
+        <w:spacing w:line="300" w:lineRule="auto" w:before="0" w:after="0"/>
         <w:jc w:val="left"/>
         <w:rPr>
           <w:szCs w:val="21"/>
@@ -6892,7 +6892,7 @@
     <w:p>
       <w:pPr>
         <w:snapToGrid w:val="0"/>
-        <w:spacing w:line="300" w:lineRule="auto"/>
+        <w:spacing w:line="300" w:lineRule="auto" w:before="0" w:after="0"/>
         <w:jc w:val="left"/>
         <w:rPr>
           <w:szCs w:val="21"/>
@@ -6935,7 +6935,7 @@
     <w:p>
       <w:pPr>
         <w:snapToGrid w:val="0"/>
-        <w:spacing w:line="300" w:lineRule="auto"/>
+        <w:spacing w:line="300" w:lineRule="auto" w:before="0" w:after="0"/>
         <w:jc w:val="left"/>
         <w:rPr>
           <w:szCs w:val="21"/>
@@ -6969,7 +6969,7 @@
     <w:p>
       <w:pPr>
         <w:snapToGrid w:val="0"/>
-        <w:spacing w:line="300" w:lineRule="auto"/>
+        <w:spacing w:line="300" w:lineRule="auto" w:before="0" w:after="0"/>
         <w:jc w:val="left"/>
         <w:rPr>
           <w:szCs w:val="21"/>
@@ -7021,17 +7021,17 @@
     <w:p>
       <w:pPr>
         <w:snapToGrid w:val="0"/>
-        <w:spacing w:line="300" w:lineRule="auto"/>
-        <w:jc w:val="left"/>
-        <w:rPr>
-          <w:szCs w:val="21"/>
-        </w:rPr>
-      </w:pPr>
-    </w:p>
-    <w:p>
-      <w:pPr>
-        <w:snapToGrid w:val="0"/>
-        <w:spacing w:line="300" w:lineRule="auto"/>
+        <w:spacing w:line="300" w:lineRule="auto" w:before="0" w:after="0"/>
+        <w:jc w:val="left"/>
+        <w:rPr>
+          <w:szCs w:val="21"/>
+        </w:rPr>
+      </w:pPr>
+    </w:p>
+    <w:p>
+      <w:pPr>
+        <w:snapToGrid w:val="0"/>
+        <w:spacing w:line="300" w:lineRule="auto" w:before="0" w:after="0"/>
         <w:jc w:val="left"/>
         <w:rPr>
           <w:szCs w:val="21"/>
@@ -7091,16 +7091,16 @@
     <w:p>
       <w:pPr>
         <w:snapToGrid w:val="0"/>
-        <w:spacing w:line="300" w:lineRule="auto"/>
-        <w:jc w:val="left"/>
-        <w:rPr>
-          <w:szCs w:val="21"/>
-        </w:rPr>
-      </w:pPr>
-    </w:p>
-    <w:p>
-      <w:pPr>
-        <w:spacing w:line="300" w:lineRule="auto"/>
+        <w:spacing w:line="300" w:lineRule="auto" w:before="0" w:after="0"/>
+        <w:jc w:val="left"/>
+        <w:rPr>
+          <w:szCs w:val="21"/>
+        </w:rPr>
+      </w:pPr>
+    </w:p>
+    <w:p>
+      <w:pPr>
+        <w:spacing w:line="300" w:lineRule="auto" w:before="0" w:after="0"/>
         <w:jc w:val="left"/>
         <w:rPr>
           <w:szCs w:val="21"/>
@@ -7164,7 +7164,7 @@
           </w:tcPr>
           <w:p>
             <w:pPr>
-              <w:spacing w:line="300" w:lineRule="auto"/>
+              <w:spacing w:line="300" w:lineRule="auto" w:before="0" w:after="0"/>
               <w:jc w:val="left"/>
               <w:rPr>
                 <w:szCs w:val="21"/>
@@ -7198,7 +7198,7 @@
           </w:tcPr>
           <w:p>
             <w:pPr>
-              <w:spacing w:line="300" w:lineRule="auto"/>
+              <w:spacing w:line="300" w:lineRule="auto" w:before="0" w:after="0"/>
               <w:jc w:val="left"/>
               <w:rPr>
                 <w:szCs w:val="21"/>
@@ -7234,7 +7234,7 @@
           </w:tcPr>
           <w:p>
             <w:pPr>
-              <w:spacing w:line="300" w:lineRule="auto"/>
+              <w:spacing w:line="300" w:lineRule="auto" w:before="0" w:after="0"/>
               <w:jc w:val="left"/>
               <w:rPr>
                 <w:szCs w:val="21"/>
@@ -7268,7 +7268,7 @@
           </w:tcPr>
           <w:p>
             <w:pPr>
-              <w:spacing w:line="300" w:lineRule="auto"/>
+              <w:spacing w:line="300" w:lineRule="auto" w:before="0" w:after="0"/>
               <w:jc w:val="left"/>
               <w:rPr>
                 <w:szCs w:val="21"/>
@@ -7304,7 +7304,7 @@
           </w:tcPr>
           <w:p>
             <w:pPr>
-              <w:spacing w:line="300" w:lineRule="auto"/>
+              <w:spacing w:line="300" w:lineRule="auto" w:before="0" w:after="0"/>
               <w:jc w:val="left"/>
               <w:rPr>
                 <w:szCs w:val="21"/>
@@ -7337,7 +7337,7 @@
           </w:tcPr>
           <w:p>
             <w:pPr>
-              <w:spacing w:line="300" w:lineRule="auto"/>
+              <w:spacing w:line="300" w:lineRule="auto" w:before="0" w:after="0"/>
               <w:jc w:val="left"/>
               <w:rPr>
                 <w:szCs w:val="21"/>
@@ -7372,7 +7372,7 @@
           </w:tcPr>
           <w:p>
             <w:pPr>
-              <w:spacing w:line="300" w:lineRule="auto"/>
+              <w:spacing w:line="300" w:lineRule="auto" w:before="0" w:after="0"/>
               <w:jc w:val="left"/>
               <w:rPr>
                 <w:szCs w:val="21"/>
@@ -7406,7 +7406,7 @@
           </w:tcPr>
           <w:p>
             <w:pPr>
-              <w:spacing w:line="300" w:lineRule="auto"/>
+              <w:spacing w:line="300" w:lineRule="auto" w:before="0" w:after="0"/>
               <w:jc w:val="left"/>
               <w:rPr>
                 <w:szCs w:val="21"/>
@@ -7427,7 +7427,7 @@
     </w:tbl>
     <w:p>
       <w:pPr>
-        <w:spacing w:line="300" w:lineRule="auto"/>
+        <w:spacing w:line="300" w:lineRule="auto" w:before="0" w:after="0"/>
         <w:jc w:val="left"/>
         <w:rPr>
           <w:szCs w:val="21"/>
@@ -7452,7 +7452,7 @@
     </w:p>
     <w:p>
       <w:pPr>
-        <w:spacing w:line="300" w:lineRule="auto"/>
+        <w:spacing w:line="300" w:lineRule="auto" w:before="0" w:after="0"/>
         <w:jc w:val="left"/>
         <w:rPr>
           <w:szCs w:val="21"/>
@@ -7487,7 +7487,7 @@
     <w:p>
       <w:pPr>
         <w:snapToGrid w:val="0"/>
-        <w:spacing w:line="300" w:lineRule="auto"/>
+        <w:spacing w:line="300" w:lineRule="auto" w:before="0" w:after="0"/>
         <w:jc w:val="left"/>
         <w:rPr>
           <w:szCs w:val="21"/>
@@ -7580,7 +7580,7 @@
     <w:p>
       <w:pPr>
         <w:snapToGrid w:val="0"/>
-        <w:spacing w:line="300" w:lineRule="auto"/>
+        <w:spacing w:line="300" w:lineRule="auto" w:before="0" w:after="0"/>
         <w:jc w:val="left"/>
         <w:rPr>
           <w:szCs w:val="21"/>
@@ -7673,7 +7673,7 @@
     <w:p>
       <w:pPr>
         <w:snapToGrid w:val="0"/>
-        <w:spacing w:line="300" w:lineRule="auto"/>
+        <w:spacing w:line="300" w:lineRule="auto" w:before="0" w:after="0"/>
         <w:jc w:val="left"/>
         <w:rPr>
           <w:szCs w:val="21"/>
@@ -7756,7 +7756,7 @@
     <w:p>
       <w:pPr>
         <w:snapToGrid w:val="0"/>
-        <w:spacing w:line="300" w:lineRule="auto"/>
+        <w:spacing w:line="300" w:lineRule="auto" w:before="0" w:after="0"/>
         <w:jc w:val="left"/>
         <w:rPr>
           <w:szCs w:val="21"/>
@@ -7790,7 +7790,7 @@
     <w:p>
       <w:pPr>
         <w:snapToGrid w:val="0"/>
-        <w:spacing w:line="300" w:lineRule="auto"/>
+        <w:spacing w:line="300" w:lineRule="auto" w:before="0" w:after="0"/>
         <w:jc w:val="left"/>
         <w:rPr>
           <w:szCs w:val="21"/>
@@ -7900,7 +7900,7 @@
     <w:p>
       <w:pPr>
         <w:snapToGrid w:val="0"/>
-        <w:spacing w:line="300" w:lineRule="auto"/>
+        <w:spacing w:line="300" w:lineRule="auto" w:before="0" w:after="0"/>
         <w:jc w:val="left"/>
         <w:rPr>
           <w:szCs w:val="21"/>
@@ -7967,7 +7967,7 @@
     <w:p>
       <w:pPr>
         <w:snapToGrid w:val="0"/>
-        <w:spacing w:line="300" w:lineRule="auto"/>
+        <w:spacing w:line="300" w:lineRule="auto" w:before="0" w:after="0"/>
         <w:jc w:val="left"/>
         <w:rPr>
           <w:szCs w:val="21"/>
@@ -8001,17 +8001,17 @@
     <w:p>
       <w:pPr>
         <w:snapToGrid w:val="0"/>
-        <w:spacing w:line="300" w:lineRule="auto"/>
-        <w:jc w:val="left"/>
-        <w:rPr>
-          <w:szCs w:val="21"/>
-        </w:rPr>
-      </w:pPr>
-    </w:p>
-    <w:p>
-      <w:pPr>
-        <w:snapToGrid w:val="0"/>
-        <w:spacing w:line="300" w:lineRule="auto"/>
+        <w:spacing w:line="300" w:lineRule="auto" w:before="0" w:after="0"/>
+        <w:jc w:val="left"/>
+        <w:rPr>
+          <w:szCs w:val="21"/>
+        </w:rPr>
+      </w:pPr>
+    </w:p>
+    <w:p>
+      <w:pPr>
+        <w:snapToGrid w:val="0"/>
+        <w:spacing w:line="300" w:lineRule="auto" w:before="0" w:after="0"/>
         <w:jc w:val="left"/>
         <w:rPr>
           <w:szCs w:val="21"/>
@@ -8037,7 +8037,7 @@
     <w:p>
       <w:pPr>
         <w:snapToGrid w:val="0"/>
-        <w:spacing w:line="300" w:lineRule="auto"/>
+        <w:spacing w:line="300" w:lineRule="auto" w:before="0" w:after="0"/>
         <w:jc w:val="left"/>
         <w:rPr>
           <w:szCs w:val="21"/>
@@ -8121,7 +8121,7 @@
     <w:p>
       <w:pPr>
         <w:snapToGrid w:val="0"/>
-        <w:spacing w:line="300" w:lineRule="auto"/>
+        <w:spacing w:line="300" w:lineRule="auto" w:before="0" w:after="0"/>
         <w:jc w:val="left"/>
         <w:rPr>
           <w:szCs w:val="21"/>
@@ -8155,7 +8155,7 @@
     <w:p>
       <w:pPr>
         <w:snapToGrid w:val="0"/>
-        <w:spacing w:line="300" w:lineRule="auto"/>
+        <w:spacing w:line="300" w:lineRule="auto" w:before="0" w:after="0"/>
         <w:jc w:val="left"/>
         <w:rPr>
           <w:szCs w:val="21"/>
@@ -8189,7 +8189,7 @@
     <w:p>
       <w:pPr>
         <w:snapToGrid w:val="0"/>
-        <w:spacing w:line="300" w:lineRule="auto"/>
+        <w:spacing w:line="300" w:lineRule="auto" w:before="0" w:after="0"/>
         <w:jc w:val="left"/>
         <w:rPr>
           <w:szCs w:val="21"/>
@@ -8215,7 +8215,7 @@
     <w:p>
       <w:pPr>
         <w:snapToGrid w:val="0"/>
-        <w:spacing w:line="300" w:lineRule="auto"/>
+        <w:spacing w:line="300" w:lineRule="auto" w:before="0" w:after="0"/>
         <w:jc w:val="left"/>
         <w:rPr>
           <w:szCs w:val="21"/>
@@ -8283,7 +8283,7 @@
     <w:p>
       <w:pPr>
         <w:snapToGrid w:val="0"/>
-        <w:spacing w:line="300" w:lineRule="auto"/>
+        <w:spacing w:line="300" w:lineRule="auto" w:before="0" w:after="0"/>
         <w:jc w:val="left"/>
         <w:rPr>
           <w:szCs w:val="21"/>
@@ -8400,17 +8400,17 @@
     <w:p>
       <w:pPr>
         <w:snapToGrid w:val="0"/>
-        <w:spacing w:line="300" w:lineRule="auto"/>
-        <w:jc w:val="left"/>
-        <w:rPr>
-          <w:szCs w:val="21"/>
-        </w:rPr>
-      </w:pPr>
-    </w:p>
-    <w:p>
-      <w:pPr>
-        <w:snapToGrid w:val="0"/>
-        <w:spacing w:line="300" w:lineRule="auto"/>
+        <w:spacing w:line="300" w:lineRule="auto" w:before="0" w:after="0"/>
+        <w:jc w:val="left"/>
+        <w:rPr>
+          <w:szCs w:val="21"/>
+        </w:rPr>
+      </w:pPr>
+    </w:p>
+    <w:p>
+      <w:pPr>
+        <w:snapToGrid w:val="0"/>
+        <w:spacing w:line="300" w:lineRule="auto" w:before="0" w:after="0"/>
         <w:jc w:val="left"/>
         <w:rPr>
           <w:szCs w:val="21"/>
@@ -8477,7 +8477,7 @@
           <w:p>
             <w:pPr>
               <w:snapToGrid w:val="0"/>
-              <w:spacing w:line="300" w:lineRule="auto"/>
+              <w:spacing w:line="300" w:lineRule="auto" w:before="0" w:after="0"/>
               <w:jc w:val="left"/>
               <w:rPr>
                 <w:szCs w:val="21"/>
@@ -8511,7 +8511,7 @@
           <w:p>
             <w:pPr>
               <w:snapToGrid w:val="0"/>
-              <w:spacing w:line="300" w:lineRule="auto"/>
+              <w:spacing w:line="300" w:lineRule="auto" w:before="0" w:after="0"/>
               <w:jc w:val="left"/>
               <w:rPr>
                 <w:szCs w:val="21"/>
@@ -8545,7 +8545,7 @@
           <w:p>
             <w:pPr>
               <w:snapToGrid w:val="0"/>
-              <w:spacing w:line="300" w:lineRule="auto"/>
+              <w:spacing w:line="300" w:lineRule="auto" w:before="0" w:after="0"/>
               <w:jc w:val="left"/>
               <w:rPr>
                 <w:szCs w:val="21"/>
@@ -8579,7 +8579,7 @@
           <w:p>
             <w:pPr>
               <w:snapToGrid w:val="0"/>
-              <w:spacing w:line="300" w:lineRule="auto"/>
+              <w:spacing w:line="300" w:lineRule="auto" w:before="0" w:after="0"/>
               <w:jc w:val="left"/>
               <w:rPr>
                 <w:szCs w:val="21"/>
@@ -8615,7 +8615,7 @@
           <w:p>
             <w:pPr>
               <w:snapToGrid w:val="0"/>
-              <w:spacing w:line="300" w:lineRule="auto"/>
+              <w:spacing w:line="300" w:lineRule="auto" w:before="0" w:after="0"/>
               <w:jc w:val="left"/>
               <w:rPr>
                 <w:szCs w:val="21"/>
@@ -8649,7 +8649,7 @@
           <w:p>
             <w:pPr>
               <w:snapToGrid w:val="0"/>
-              <w:spacing w:line="300" w:lineRule="auto"/>
+              <w:spacing w:line="300" w:lineRule="auto" w:before="0" w:after="0"/>
               <w:jc w:val="left"/>
               <w:rPr>
                 <w:szCs w:val="21"/>
@@ -8691,7 +8691,7 @@
           <w:p>
             <w:pPr>
               <w:snapToGrid w:val="0"/>
-              <w:spacing w:line="300" w:lineRule="auto"/>
+              <w:spacing w:line="300" w:lineRule="auto" w:before="0" w:after="0"/>
               <w:jc w:val="left"/>
               <w:rPr>
                 <w:szCs w:val="21"/>
@@ -8725,7 +8725,7 @@
           <w:p>
             <w:pPr>
               <w:snapToGrid w:val="0"/>
-              <w:spacing w:line="300" w:lineRule="auto"/>
+              <w:spacing w:line="300" w:lineRule="auto" w:before="0" w:after="0"/>
               <w:jc w:val="left"/>
               <w:rPr>
                 <w:szCs w:val="21"/>
@@ -8761,7 +8761,7 @@
           <w:p>
             <w:pPr>
               <w:snapToGrid w:val="0"/>
-              <w:spacing w:line="300" w:lineRule="auto"/>
+              <w:spacing w:line="300" w:lineRule="auto" w:before="0" w:after="0"/>
               <w:jc w:val="left"/>
               <w:rPr>
                 <w:szCs w:val="21"/>
@@ -8795,7 +8795,7 @@
           <w:p>
             <w:pPr>
               <w:snapToGrid w:val="0"/>
-              <w:spacing w:line="300" w:lineRule="auto"/>
+              <w:spacing w:line="300" w:lineRule="auto" w:before="0" w:after="0"/>
               <w:jc w:val="left"/>
               <w:rPr>
                 <w:szCs w:val="21"/>
@@ -8862,7 +8862,7 @@
           <w:p>
             <w:pPr>
               <w:snapToGrid w:val="0"/>
-              <w:spacing w:line="300" w:lineRule="auto"/>
+              <w:spacing w:line="300" w:lineRule="auto" w:before="0" w:after="0"/>
               <w:jc w:val="left"/>
               <w:rPr>
                 <w:szCs w:val="21"/>
@@ -8896,7 +8896,7 @@
           <w:p>
             <w:pPr>
               <w:snapToGrid w:val="0"/>
-              <w:spacing w:line="300" w:lineRule="auto"/>
+              <w:spacing w:line="300" w:lineRule="auto" w:before="0" w:after="0"/>
               <w:jc w:val="left"/>
               <w:rPr>
                 <w:szCs w:val="21"/>
@@ -8932,7 +8932,7 @@
           <w:p>
             <w:pPr>
               <w:snapToGrid w:val="0"/>
-              <w:spacing w:line="300" w:lineRule="auto"/>
+              <w:spacing w:line="300" w:lineRule="auto" w:before="0" w:after="0"/>
               <w:jc w:val="left"/>
               <w:rPr>
                 <w:szCs w:val="21"/>
@@ -8966,7 +8966,7 @@
           <w:p>
             <w:pPr>
               <w:snapToGrid w:val="0"/>
-              <w:spacing w:line="300" w:lineRule="auto"/>
+              <w:spacing w:line="300" w:lineRule="auto" w:before="0" w:after="0"/>
               <w:jc w:val="left"/>
               <w:rPr>
                 <w:szCs w:val="21"/>
@@ -9016,7 +9016,7 @@
           <w:p>
             <w:pPr>
               <w:snapToGrid w:val="0"/>
-              <w:spacing w:line="300" w:lineRule="auto"/>
+              <w:spacing w:line="300" w:lineRule="auto" w:before="0" w:after="0"/>
               <w:jc w:val="left"/>
               <w:rPr>
                 <w:szCs w:val="21"/>
@@ -9050,7 +9050,7 @@
           <w:p>
             <w:pPr>
               <w:snapToGrid w:val="0"/>
-              <w:spacing w:line="300" w:lineRule="auto"/>
+              <w:spacing w:line="300" w:lineRule="auto" w:before="0" w:after="0"/>
               <w:jc w:val="left"/>
               <w:rPr>
                 <w:szCs w:val="21"/>
@@ -9086,7 +9086,7 @@
           <w:p>
             <w:pPr>
               <w:snapToGrid w:val="0"/>
-              <w:spacing w:line="300" w:lineRule="auto"/>
+              <w:spacing w:line="300" w:lineRule="auto" w:before="0" w:after="0"/>
               <w:jc w:val="left"/>
               <w:rPr>
                 <w:szCs w:val="21"/>
@@ -9120,7 +9120,7 @@
           <w:p>
             <w:pPr>
               <w:snapToGrid w:val="0"/>
-              <w:spacing w:line="300" w:lineRule="auto"/>
+              <w:spacing w:line="300" w:lineRule="auto" w:before="0" w:after="0"/>
               <w:jc w:val="left"/>
               <w:rPr>
                 <w:szCs w:val="21"/>
@@ -9170,7 +9170,7 @@
           <w:p>
             <w:pPr>
               <w:snapToGrid w:val="0"/>
-              <w:spacing w:line="300" w:lineRule="auto"/>
+              <w:spacing w:line="300" w:lineRule="auto" w:before="0" w:after="0"/>
               <w:jc w:val="left"/>
               <w:rPr>
                 <w:szCs w:val="21"/>
@@ -9204,7 +9204,7 @@
           <w:p>
             <w:pPr>
               <w:snapToGrid w:val="0"/>
-              <w:spacing w:line="300" w:lineRule="auto"/>
+              <w:spacing w:line="300" w:lineRule="auto" w:before="0" w:after="0"/>
               <w:jc w:val="left"/>
               <w:rPr>
                 <w:szCs w:val="21"/>
@@ -9248,7 +9248,7 @@
           <w:p>
             <w:pPr>
               <w:snapToGrid w:val="0"/>
-              <w:spacing w:line="300" w:lineRule="auto"/>
+              <w:spacing w:line="300" w:lineRule="auto" w:before="0" w:after="0"/>
               <w:jc w:val="left"/>
               <w:rPr>
                 <w:szCs w:val="21"/>
@@ -9290,7 +9290,7 @@
           <w:p>
             <w:pPr>
               <w:snapToGrid w:val="0"/>
-              <w:spacing w:line="300" w:lineRule="auto"/>
+              <w:spacing w:line="300" w:lineRule="auto" w:before="0" w:after="0"/>
               <w:jc w:val="left"/>
               <w:rPr>
                 <w:szCs w:val="21"/>
@@ -9340,7 +9340,7 @@
           <w:p>
             <w:pPr>
               <w:snapToGrid w:val="0"/>
-              <w:spacing w:line="300" w:lineRule="auto"/>
+              <w:spacing w:line="300" w:lineRule="auto" w:before="0" w:after="0"/>
               <w:jc w:val="left"/>
               <w:rPr>
                 <w:szCs w:val="21"/>
@@ -9374,7 +9374,7 @@
           <w:p>
             <w:pPr>
               <w:snapToGrid w:val="0"/>
-              <w:spacing w:line="300" w:lineRule="auto"/>
+              <w:spacing w:line="300" w:lineRule="auto" w:before="0" w:after="0"/>
               <w:jc w:val="left"/>
               <w:rPr>
                 <w:szCs w:val="21"/>
@@ -9410,7 +9410,7 @@
           <w:p>
             <w:pPr>
               <w:snapToGrid w:val="0"/>
-              <w:spacing w:line="300" w:lineRule="auto"/>
+              <w:spacing w:line="300" w:lineRule="auto" w:before="0" w:after="0"/>
               <w:jc w:val="left"/>
               <w:rPr>
                 <w:szCs w:val="21"/>
@@ -9452,7 +9452,7 @@
           <w:p>
             <w:pPr>
               <w:snapToGrid w:val="0"/>
-              <w:spacing w:line="300" w:lineRule="auto"/>
+              <w:spacing w:line="300" w:lineRule="auto" w:before="0" w:after="0"/>
               <w:jc w:val="left"/>
               <w:rPr>
                 <w:szCs w:val="21"/>
@@ -9520,7 +9520,7 @@
           <w:p>
             <w:pPr>
               <w:snapToGrid w:val="0"/>
-              <w:spacing w:line="300" w:lineRule="auto"/>
+              <w:spacing w:line="300" w:lineRule="auto" w:before="0" w:after="0"/>
               <w:jc w:val="left"/>
               <w:rPr>
                 <w:szCs w:val="21"/>
@@ -9554,7 +9554,7 @@
           <w:p>
             <w:pPr>
               <w:snapToGrid w:val="0"/>
-              <w:spacing w:line="300" w:lineRule="auto"/>
+              <w:spacing w:line="300" w:lineRule="auto" w:before="0" w:after="0"/>
               <w:jc w:val="left"/>
               <w:rPr>
                 <w:szCs w:val="21"/>
@@ -9591,7 +9591,7 @@
     <w:p>
       <w:pPr>
         <w:snapToGrid w:val="0"/>
-        <w:spacing w:line="300" w:lineRule="auto"/>
+        <w:spacing w:line="300" w:lineRule="auto" w:before="0" w:after="0"/>
         <w:jc w:val="left"/>
         <w:rPr>
           <w:szCs w:val="21"/>
@@ -9617,7 +9617,7 @@
     <w:p>
       <w:pPr>
         <w:snapToGrid w:val="0"/>
-        <w:spacing w:line="300" w:lineRule="auto"/>
+        <w:spacing w:line="300" w:lineRule="auto" w:before="0" w:after="0"/>
         <w:jc w:val="left"/>
         <w:rPr>
           <w:szCs w:val="21"/>
@@ -9651,7 +9651,7 @@
     <w:p>
       <w:pPr>
         <w:snapToGrid w:val="0"/>
-        <w:spacing w:line="300" w:lineRule="auto"/>
+        <w:spacing w:line="300" w:lineRule="auto" w:before="0" w:after="0"/>
         <w:jc w:val="left"/>
         <w:rPr>
           <w:szCs w:val="21"/>
@@ -9669,7 +9669,7 @@
     <w:p>
       <w:pPr>
         <w:snapToGrid w:val="0"/>
-        <w:spacing w:line="300" w:lineRule="auto"/>
+        <w:spacing w:line="300" w:lineRule="auto" w:before="0" w:after="0"/>
         <w:jc w:val="left"/>
         <w:rPr>
           <w:szCs w:val="21"/>
@@ -9703,7 +9703,7 @@
     <w:p>
       <w:pPr>
         <w:snapToGrid w:val="0"/>
-        <w:spacing w:line="300" w:lineRule="auto"/>
+        <w:spacing w:line="300" w:lineRule="auto" w:before="0" w:after="0"/>
         <w:jc w:val="left"/>
         <w:rPr>
           <w:szCs w:val="21"/>
@@ -9721,7 +9721,7 @@
     <w:p>
       <w:pPr>
         <w:snapToGrid w:val="0"/>
-        <w:spacing w:line="300" w:lineRule="auto"/>
+        <w:spacing w:line="300" w:lineRule="auto" w:before="0" w:after="0"/>
         <w:jc w:val="left"/>
         <w:rPr>
           <w:szCs w:val="21"/>
@@ -9747,7 +9747,7 @@
     <w:p>
       <w:pPr>
         <w:snapToGrid w:val="0"/>
-        <w:spacing w:line="300" w:lineRule="auto"/>
+        <w:spacing w:line="300" w:lineRule="auto" w:before="0" w:after="0"/>
         <w:jc w:val="left"/>
         <w:rPr>
           <w:szCs w:val="21"/>
@@ -9781,7 +9781,7 @@
     <w:p>
       <w:pPr>
         <w:snapToGrid w:val="0"/>
-        <w:spacing w:line="300" w:lineRule="auto"/>
+        <w:spacing w:line="300" w:lineRule="auto" w:before="0" w:after="0"/>
         <w:jc w:val="left"/>
         <w:rPr>
           <w:szCs w:val="21"/>
@@ -9799,7 +9799,7 @@
     <w:p>
       <w:pPr>
         <w:snapToGrid w:val="0"/>
-        <w:spacing w:line="300" w:lineRule="auto"/>
+        <w:spacing w:line="300" w:lineRule="auto" w:before="0" w:after="0"/>
         <w:jc w:val="left"/>
         <w:rPr>
           <w:szCs w:val="21"/>
@@ -9817,7 +9817,7 @@
     <w:p>
       <w:pPr>
         <w:snapToGrid w:val="0"/>
-        <w:spacing w:line="300" w:lineRule="auto"/>
+        <w:spacing w:line="300" w:lineRule="auto" w:before="0" w:after="0"/>
         <w:jc w:val="left"/>
         <w:rPr>
           <w:szCs w:val="21"/>
@@ -9851,7 +9851,7 @@
     <w:p>
       <w:pPr>
         <w:snapToGrid w:val="0"/>
-        <w:spacing w:line="300" w:lineRule="auto"/>
+        <w:spacing w:line="300" w:lineRule="auto" w:before="0" w:after="0"/>
         <w:jc w:val="left"/>
         <w:rPr>
           <w:szCs w:val="21"/>
@@ -9885,7 +9885,7 @@
     <w:p>
       <w:pPr>
         <w:snapToGrid w:val="0"/>
-        <w:spacing w:line="300" w:lineRule="auto"/>
+        <w:spacing w:line="300" w:lineRule="auto" w:before="0" w:after="0"/>
         <w:jc w:val="left"/>
         <w:rPr>
           <w:szCs w:val="21"/>
@@ -9903,17 +9903,17 @@
     <w:p>
       <w:pPr>
         <w:snapToGrid w:val="0"/>
-        <w:spacing w:line="300" w:lineRule="auto"/>
-        <w:jc w:val="left"/>
-        <w:rPr>
-          <w:szCs w:val="21"/>
-        </w:rPr>
-      </w:pPr>
-    </w:p>
-    <w:p>
-      <w:pPr>
-        <w:snapToGrid w:val="0"/>
-        <w:spacing w:line="300" w:lineRule="auto"/>
+        <w:spacing w:line="300" w:lineRule="auto" w:before="0" w:after="0"/>
+        <w:jc w:val="left"/>
+        <w:rPr>
+          <w:szCs w:val="21"/>
+        </w:rPr>
+      </w:pPr>
+    </w:p>
+    <w:p>
+      <w:pPr>
+        <w:snapToGrid w:val="0"/>
+        <w:spacing w:line="300" w:lineRule="auto" w:before="0" w:after="0"/>
         <w:jc w:val="left"/>
         <w:rPr>
           <w:szCs w:val="21"/>
@@ -9941,7 +9941,7 @@
     <w:p>
       <w:pPr>
         <w:snapToGrid w:val="0"/>
-        <w:spacing w:line="300" w:lineRule="auto"/>
+        <w:spacing w:line="300" w:lineRule="auto" w:before="0" w:after="0"/>
         <w:jc w:val="left"/>
         <w:rPr>
           <w:szCs w:val="21"/>
@@ -9975,7 +9975,7 @@
     <w:p>
       <w:pPr>
         <w:snapToGrid w:val="0"/>
-        <w:spacing w:line="300" w:lineRule="auto"/>
+        <w:spacing w:line="300" w:lineRule="auto" w:before="0" w:after="0"/>
         <w:jc w:val="left"/>
         <w:rPr>
           <w:szCs w:val="21"/>
@@ -10059,7 +10059,7 @@
     <w:p>
       <w:pPr>
         <w:snapToGrid w:val="0"/>
-        <w:spacing w:line="300" w:lineRule="auto"/>
+        <w:spacing w:line="300" w:lineRule="auto" w:before="0" w:after="0"/>
         <w:jc w:val="left"/>
         <w:rPr>
           <w:szCs w:val="21"/>
@@ -10126,7 +10126,7 @@
     <w:p>
       <w:pPr>
         <w:snapToGrid w:val="0"/>
-        <w:spacing w:line="300" w:lineRule="auto"/>
+        <w:spacing w:line="300" w:lineRule="auto" w:before="0" w:after="0"/>
         <w:jc w:val="left"/>
         <w:rPr>
           <w:szCs w:val="21"/>
@@ -10152,7 +10152,7 @@
     <w:p>
       <w:pPr>
         <w:snapToGrid w:val="0"/>
-        <w:spacing w:line="300" w:lineRule="auto"/>
+        <w:spacing w:line="300" w:lineRule="auto" w:before="0" w:after="0"/>
         <w:jc w:val="left"/>
         <w:rPr>
           <w:szCs w:val="21"/>
@@ -10203,7 +10203,7 @@
     <w:p>
       <w:pPr>
         <w:snapToGrid w:val="0"/>
-        <w:spacing w:line="300" w:lineRule="auto"/>
+        <w:spacing w:line="300" w:lineRule="auto" w:before="0" w:after="0"/>
         <w:jc w:val="left"/>
         <w:rPr>
           <w:szCs w:val="21"/>
@@ -10245,7 +10245,7 @@
     <w:p>
       <w:pPr>
         <w:snapToGrid w:val="0"/>
-        <w:spacing w:line="300" w:lineRule="auto"/>
+        <w:spacing w:line="300" w:lineRule="auto" w:before="0" w:after="0"/>
         <w:jc w:val="left"/>
         <w:rPr>
           <w:szCs w:val="21"/>
@@ -10297,7 +10297,7 @@
     <w:p>
       <w:pPr>
         <w:snapToGrid w:val="0"/>
-        <w:spacing w:line="300" w:lineRule="auto"/>
+        <w:spacing w:line="300" w:lineRule="auto" w:before="0" w:after="0"/>
         <w:jc w:val="left"/>
         <w:rPr>
           <w:szCs w:val="21"/>
@@ -10340,7 +10340,7 @@
     <w:p>
       <w:pPr>
         <w:snapToGrid w:val="0"/>
-        <w:spacing w:line="300" w:lineRule="auto"/>
+        <w:spacing w:line="300" w:lineRule="auto" w:before="0" w:after="0"/>
         <w:jc w:val="left"/>
         <w:rPr>
           <w:szCs w:val="21"/>
@@ -10392,17 +10392,17 @@
     <w:p>
       <w:pPr>
         <w:snapToGrid w:val="0"/>
-        <w:spacing w:line="300" w:lineRule="auto"/>
-        <w:jc w:val="left"/>
-        <w:rPr>
-          <w:szCs w:val="21"/>
-        </w:rPr>
-      </w:pPr>
-    </w:p>
-    <w:p>
-      <w:pPr>
-        <w:snapToGrid w:val="0"/>
-        <w:spacing w:line="300" w:lineRule="auto"/>
+        <w:spacing w:line="300" w:lineRule="auto" w:before="0" w:after="0"/>
+        <w:jc w:val="left"/>
+        <w:rPr>
+          <w:szCs w:val="21"/>
+        </w:rPr>
+      </w:pPr>
+    </w:p>
+    <w:p>
+      <w:pPr>
+        <w:snapToGrid w:val="0"/>
+        <w:spacing w:line="300" w:lineRule="auto" w:before="0" w:after="0"/>
         <w:jc w:val="left"/>
         <w:rPr>
           <w:szCs w:val="21"/>
@@ -10462,17 +10462,17 @@
     <w:p>
       <w:pPr>
         <w:snapToGrid w:val="0"/>
-        <w:spacing w:line="300" w:lineRule="auto"/>
-        <w:jc w:val="left"/>
-        <w:rPr>
-          <w:szCs w:val="21"/>
-        </w:rPr>
-      </w:pPr>
-    </w:p>
-    <w:p>
-      <w:pPr>
-        <w:snapToGrid w:val="0"/>
-        <w:spacing w:line="300" w:lineRule="auto"/>
+        <w:spacing w:line="300" w:lineRule="auto" w:before="0" w:after="0"/>
+        <w:jc w:val="left"/>
+        <w:rPr>
+          <w:szCs w:val="21"/>
+        </w:rPr>
+      </w:pPr>
+    </w:p>
+    <w:p>
+      <w:pPr>
+        <w:snapToGrid w:val="0"/>
+        <w:spacing w:line="300" w:lineRule="auto" w:before="0" w:after="0"/>
         <w:jc w:val="left"/>
         <w:rPr>
           <w:szCs w:val="21"/>
@@ -10591,16 +10591,16 @@
     <w:p>
       <w:pPr>
         <w:snapToGrid w:val="0"/>
-        <w:spacing w:line="300" w:lineRule="auto"/>
-        <w:jc w:val="left"/>
-        <w:rPr>
-          <w:szCs w:val="21"/>
-        </w:rPr>
-      </w:pPr>
-    </w:p>
-    <w:p>
-      <w:pPr>
-        <w:spacing w:line="300" w:lineRule="auto"/>
+        <w:spacing w:line="300" w:lineRule="auto" w:before="0" w:after="0"/>
+        <w:jc w:val="left"/>
+        <w:rPr>
+          <w:szCs w:val="21"/>
+        </w:rPr>
+      </w:pPr>
+    </w:p>
+    <w:p>
+      <w:pPr>
+        <w:spacing w:line="300" w:lineRule="auto" w:before="0" w:after="0"/>
         <w:jc w:val="left"/>
         <w:rPr>
           <w:szCs w:val="21"/>
@@ -10619,7 +10619,7 @@
     <w:p>
       <w:pPr>
         <w:snapToGrid w:val="0"/>
-        <w:spacing w:line="300" w:lineRule="auto"/>
+        <w:spacing w:line="300" w:lineRule="auto" w:before="0" w:after="0"/>
         <w:jc w:val="left"/>
         <w:rPr>
           <w:szCs w:val="21"/>
@@ -10666,14 +10666,14 @@
 </file>
 
 <file path=word/footer1.xml><?xml version="1.0" encoding="utf-8"?>
-<w:ftr xmlns:w="http://schemas.openxmlformats.org/wordprocessingml/2006/main" xmlns:r="http://schemas.openxmlformats.org/officeDocument/2006/relationships">
-  <w:p>
+<w:ftr xmlns:w="http://schemas.openxmlformats.org/wordprocessingml/2006/main">
+  <w:p xmlns:w="http://schemas.openxmlformats.org/wordprocessingml/2006/main">
     <w:pPr>
       <w:jc w:val="center"/>
     </w:pPr>
     <w:r>
       <w:rPr>
-        <w:rFonts w:ascii="Times New Roman" w:hAnsi="Times New Roman" w:eastAsia="宋体"/>
+        <w:rFonts w:ascii="Times New Roman" w:hAnsi="Times New Roman" w:eastAsia="宋体" w:cs="Times New Roman"/>
         <w:sz w:val="21"/>
         <w:szCs w:val="21"/>
       </w:rPr>
@@ -10681,47 +10681,107 @@
     </w:r>
     <w:r>
       <w:rPr>
-        <w:rFonts w:ascii="Times New Roman" w:hAnsi="Times New Roman" w:eastAsia="宋体"/>
+        <w:rFonts w:ascii="Times New Roman" w:hAnsi="Times New Roman" w:eastAsia="宋体" w:cs="Times New Roman"/>
         <w:sz w:val="21"/>
         <w:szCs w:val="21"/>
       </w:rPr>
-      <w:t xml:space="preserve">第</w:t>
+      <w:t>第</w:t>
     </w:r>
-    <w:fldSimple w:instr=" PAGE ">
-      <w:r>
-        <w:rPr>
-          <w:rFonts w:ascii="Times New Roman" w:hAnsi="Times New Roman" w:eastAsia="宋体"/>
-          <w:sz w:val="21"/>
-          <w:szCs w:val="21"/>
-        </w:rPr>
-        <w:t xml:space="preserve">1</w:t>
-      </w:r>
-    </w:fldSimple>
     <w:r>
       <w:rPr>
-        <w:rFonts w:ascii="Times New Roman" w:hAnsi="Times New Roman" w:eastAsia="宋体"/>
+        <w:rFonts w:ascii="Times New Roman" w:hAnsi="Times New Roman" w:eastAsia="宋体" w:cs="Times New Roman"/>
         <w:sz w:val="21"/>
         <w:szCs w:val="21"/>
       </w:rPr>
-      <w:t xml:space="preserve">页（共</w:t>
+      <w:fldChar w:fldCharType="begin"/>
     </w:r>
-    <w:fldSimple w:instr=" NUMPAGES ">
-      <w:r>
-        <w:rPr>
-          <w:rFonts w:ascii="Times New Roman" w:hAnsi="Times New Roman" w:eastAsia="宋体"/>
-          <w:sz w:val="21"/>
-          <w:szCs w:val="21"/>
-        </w:rPr>
-        <w:t xml:space="preserve">1</w:t>
-      </w:r>
-    </w:fldSimple>
     <w:r>
       <w:rPr>
-        <w:rFonts w:ascii="Times New Roman" w:hAnsi="Times New Roman" w:eastAsia="宋体"/>
+        <w:rFonts w:ascii="Times New Roman" w:hAnsi="Times New Roman" w:eastAsia="宋体" w:cs="Times New Roman"/>
         <w:sz w:val="21"/>
         <w:szCs w:val="21"/>
       </w:rPr>
-      <w:t xml:space="preserve">页）</w:t>
+      <w:instrText xml:space="preserve"> PAGE </w:instrText>
+    </w:r>
+    <w:r>
+      <w:rPr>
+        <w:rFonts w:ascii="Times New Roman" w:hAnsi="Times New Roman" w:eastAsia="宋体" w:cs="Times New Roman"/>
+        <w:sz w:val="21"/>
+        <w:szCs w:val="21"/>
+      </w:rPr>
+      <w:fldChar w:fldCharType="separate"/>
+    </w:r>
+    <w:r>
+      <w:rPr>
+        <w:rFonts w:ascii="Times New Roman" w:hAnsi="Times New Roman" w:eastAsia="宋体" w:cs="Times New Roman"/>
+        <w:sz w:val="21"/>
+        <w:szCs w:val="21"/>
+      </w:rPr>
+      <w:t>1</w:t>
+    </w:r>
+    <w:r>
+      <w:rPr>
+        <w:rFonts w:ascii="Times New Roman" w:hAnsi="Times New Roman" w:eastAsia="宋体" w:cs="Times New Roman"/>
+        <w:sz w:val="21"/>
+        <w:szCs w:val="21"/>
+      </w:rPr>
+      <w:fldChar w:fldCharType="end"/>
+    </w:r>
+    <w:r>
+      <w:rPr>
+        <w:rFonts w:ascii="Times New Roman" w:hAnsi="Times New Roman" w:eastAsia="宋体" w:cs="Times New Roman"/>
+        <w:sz w:val="21"/>
+        <w:szCs w:val="21"/>
+      </w:rPr>
+      <w:t>页（共</w:t>
+    </w:r>
+    <w:r>
+      <w:rPr>
+        <w:rFonts w:ascii="Times New Roman" w:hAnsi="Times New Roman" w:eastAsia="宋体" w:cs="Times New Roman"/>
+        <w:sz w:val="21"/>
+        <w:szCs w:val="21"/>
+      </w:rPr>
+      <w:fldChar w:fldCharType="begin"/>
+    </w:r>
+    <w:r>
+      <w:rPr>
+        <w:rFonts w:ascii="Times New Roman" w:hAnsi="Times New Roman" w:eastAsia="宋体" w:cs="Times New Roman"/>
+        <w:sz w:val="21"/>
+        <w:szCs w:val="21"/>
+      </w:rPr>
+      <w:instrText xml:space="preserve"> NUMPAGES </w:instrText>
+    </w:r>
+    <w:r>
+      <w:rPr>
+        <w:rFonts w:ascii="Times New Roman" w:hAnsi="Times New Roman" w:eastAsia="宋体" w:cs="Times New Roman"/>
+        <w:sz w:val="21"/>
+        <w:szCs w:val="21"/>
+      </w:rPr>
+      <w:fldChar w:fldCharType="separate"/>
+    </w:r>
+    <w:r>
+      <w:rPr>
+        <w:rFonts w:ascii="Times New Roman" w:hAnsi="Times New Roman" w:eastAsia="宋体" w:cs="Times New Roman"/>
+        <w:sz w:val="21"/>
+        <w:szCs w:val="21"/>
+      </w:rPr>
+      <w:t>8</w:t>
+    </w:r>
+    <w:r>
+      <w:rPr>
+        <w:rFonts w:ascii="Times New Roman" w:hAnsi="Times New Roman" w:eastAsia="宋体" w:cs="Times New Roman"/>
+        <w:sz w:val="21"/>
+        <w:szCs w:val="21"/>
+      </w:rPr>
+      <w:fldChar w:fldCharType="end"/>
+    </w:r>
+    <w:r>
+      <w:rPr>
+        <w:rFonts w:ascii="Times New Roman" w:hAnsi="Times New Roman" w:eastAsia="宋体" w:cs="Times New Roman"/>
+        <w:sz w:val="21"/>
+        <w:szCs w:val="21"/>
+      </w:rPr>
+      <w:t>页）</w:t>
     </w:r>
   </w:p>
 </w:ftr>
@@ -10751,14 +10811,16 @@
   <w:docDefaults>
     <w:rPrDefault>
       <w:rPr>
-        <w:rFonts w:ascii="Times New Roman" w:eastAsia="宋体" w:hAnsi="Times New Roman" w:cs="Times New Roman"/>
-        <w:kern w:val="2"/>
+        <w:rFonts w:ascii="Times New Roman" w:hAnsi="Times New Roman" w:eastAsia="宋体" w:cs="Times New Roman"/>
         <w:sz w:val="21"/>
         <w:szCs w:val="21"/>
-        <w:lang w:val="en-US" w:eastAsia="zh-CN" w:bidi="ar-SA"/>
       </w:rPr>
     </w:rPrDefault>
-    <w:pPrDefault/>
+    <w:pPrDefault>
+      <w:pPr>
+        <w:spacing w:before="0" w:after="0" w:line="300" w:lineRule="auto"/>
+      </w:pPr>
+    </w:pPrDefault>
   </w:docDefaults>
   <w:latentStyles w:defLockedState="0" w:defUIPriority="99" w:defSemiHidden="0" w:defUnhideWhenUsed="0" w:defQFormat="0" w:count="376">
     <w:lsdException w:name="Normal" w:uiPriority="0" w:qFormat="1"/>

--- a/高中物理/高中物理同步/人教版必修3 第13章 电磁感应与电磁波初步·知识清单（完成）.docx
+++ b/高中物理/高中物理同步/人教版必修3 第13章 电磁感应与电磁波初步·知识清单（完成）.docx
@@ -300,7 +300,7 @@
           <w:rFonts w:ascii="Times New Roman" w:hAnsi="Times New Roman" w:eastAsia="宋体" w:cs="Times New Roman"/>
           <w:szCs w:val="21"/>
           <w:sz w:val="21"/>
-          <w:bdr w:val="single" w:sz="8" w:space="0" w:color="auto"/>
+          <w:shd w:val="clear" w:color="auto" w:fill="D9D9D9"/>
         </w:rPr>
         <w:t>两个</w:t>
       </w:r>
@@ -317,7 +317,7 @@
           <w:rFonts w:ascii="Times New Roman" w:hAnsi="Times New Roman" w:eastAsia="宋体" w:cs="Times New Roman"/>
           <w:szCs w:val="21"/>
           <w:sz w:val="21"/>
-          <w:bdr w:val="single" w:sz="8" w:space="0" w:color="auto"/>
+          <w:shd w:val="clear" w:color="auto" w:fill="D9D9D9"/>
         </w:rPr>
         <w:t>排斥</w:t>
       </w:r>
@@ -334,7 +334,7 @@
           <w:rFonts w:ascii="Times New Roman" w:hAnsi="Times New Roman" w:eastAsia="宋体" w:cs="Times New Roman"/>
           <w:szCs w:val="21"/>
           <w:sz w:val="21"/>
-          <w:bdr w:val="single" w:sz="8" w:space="0" w:color="auto"/>
+          <w:shd w:val="clear" w:color="auto" w:fill="D9D9D9"/>
         </w:rPr>
         <w:t>吸引</w:t>
       </w:r>
@@ -403,7 +403,7 @@
           <w:rFonts w:ascii="Times New Roman" w:hAnsi="Times New Roman" w:eastAsia="宋体" w:cs="Times New Roman"/>
           <w:szCs w:val="21"/>
           <w:sz w:val="21"/>
-          <w:bdr w:val="single" w:sz="8" w:space="0" w:color="auto"/>
+          <w:shd w:val="clear" w:color="auto" w:fill="D9D9D9"/>
         </w:rPr>
         <w:t>上方</w:t>
       </w:r>
@@ -452,7 +452,7 @@
           <w:rFonts w:ascii="Times New Roman" w:hAnsi="Times New Roman" w:eastAsia="宋体" w:cs="Times New Roman"/>
           <w:szCs w:val="21"/>
           <w:sz w:val="21"/>
-          <w:bdr w:val="single" w:sz="8" w:space="0" w:color="auto"/>
+          <w:shd w:val="clear" w:color="auto" w:fill="D9D9D9"/>
         </w:rPr>
         <w:t>南北</w:t>
       </w:r>
@@ -487,7 +487,7 @@
           <w:rFonts w:ascii="Times New Roman" w:hAnsi="Times New Roman" w:eastAsia="宋体" w:cs="Times New Roman"/>
           <w:szCs w:val="21"/>
           <w:sz w:val="21"/>
-          <w:bdr w:val="single" w:sz="8" w:space="0" w:color="auto"/>
+          <w:shd w:val="clear" w:color="auto" w:fill="D9D9D9"/>
         </w:rPr>
         <w:t>力</w:t>
       </w:r>
@@ -504,7 +504,7 @@
           <w:rFonts w:ascii="Times New Roman" w:hAnsi="Times New Roman" w:eastAsia="宋体" w:cs="Times New Roman"/>
           <w:szCs w:val="21"/>
           <w:sz w:val="21"/>
-          <w:bdr w:val="single" w:sz="8" w:space="0" w:color="auto"/>
+          <w:shd w:val="clear" w:color="auto" w:fill="D9D9D9"/>
         </w:rPr>
         <w:t>磁</w:t>
       </w:r>
@@ -521,7 +521,7 @@
           <w:rFonts w:ascii="Times New Roman" w:hAnsi="Times New Roman" w:eastAsia="宋体" w:cs="Times New Roman"/>
           <w:szCs w:val="21"/>
           <w:sz w:val="21"/>
-          <w:bdr w:val="single" w:sz="8" w:space="0" w:color="auto"/>
+          <w:shd w:val="clear" w:color="auto" w:fill="D9D9D9"/>
         </w:rPr>
         <w:t>电与磁</w:t>
       </w:r>
@@ -608,7 +608,7 @@
           <w:rFonts w:ascii="Times New Roman" w:hAnsi="Times New Roman" w:eastAsia="宋体" w:cs="Times New Roman"/>
           <w:szCs w:val="21"/>
           <w:sz w:val="21"/>
-          <w:bdr w:val="single" w:sz="8" w:space="0" w:color="auto"/>
+          <w:shd w:val="clear" w:color="auto" w:fill="D9D9D9"/>
         </w:rPr>
         <w:t>通电导体</w:t>
       </w:r>
@@ -625,7 +625,7 @@
           <w:rFonts w:ascii="Times New Roman" w:hAnsi="Times New Roman" w:eastAsia="宋体" w:cs="Times New Roman"/>
           <w:szCs w:val="21"/>
           <w:sz w:val="21"/>
-          <w:bdr w:val="single" w:sz="8" w:space="0" w:color="auto"/>
+          <w:shd w:val="clear" w:color="auto" w:fill="D9D9D9"/>
         </w:rPr>
         <w:t>磁场</w:t>
       </w:r>
@@ -676,7 +676,7 @@
           <w:rFonts w:ascii="Times New Roman" w:hAnsi="Times New Roman" w:eastAsia="宋体" w:cs="Times New Roman"/>
           <w:szCs w:val="21"/>
           <w:sz w:val="21"/>
-          <w:bdr w:val="single" w:sz="8" w:space="0" w:color="auto"/>
+          <w:shd w:val="clear" w:color="auto" w:fill="D9D9D9"/>
         </w:rPr>
         <w:t>通电导体</w:t>
       </w:r>
@@ -727,7 +727,7 @@
           <w:rFonts w:ascii="Times New Roman" w:hAnsi="Times New Roman" w:eastAsia="宋体" w:cs="Times New Roman"/>
           <w:szCs w:val="21"/>
           <w:sz w:val="21"/>
-          <w:bdr w:val="single" w:sz="8" w:space="0" w:color="auto"/>
+          <w:shd w:val="clear" w:color="auto" w:fill="D9D9D9"/>
         </w:rPr>
         <w:t>电场</w:t>
       </w:r>
@@ -744,7 +744,7 @@
           <w:rFonts w:ascii="Times New Roman" w:hAnsi="Times New Roman" w:eastAsia="宋体" w:cs="Times New Roman"/>
           <w:szCs w:val="21"/>
           <w:sz w:val="21"/>
-          <w:bdr w:val="single" w:sz="8" w:space="0" w:color="auto"/>
+          <w:shd w:val="clear" w:color="auto" w:fill="D9D9D9"/>
         </w:rPr>
         <w:t>客观存在</w:t>
       </w:r>
@@ -797,7 +797,7 @@
           <w:rFonts w:ascii="Times New Roman" w:hAnsi="Times New Roman" w:eastAsia="宋体" w:cs="Times New Roman"/>
           <w:szCs w:val="21"/>
           <w:sz w:val="21"/>
-          <w:bdr w:val="single" w:sz="8" w:space="0" w:color="auto"/>
+          <w:shd w:val="clear" w:color="auto" w:fill="D9D9D9"/>
         </w:rPr>
         <w:t>N</w:t>
       </w:r>
@@ -806,7 +806,7 @@
           <w:rFonts w:ascii="Times New Roman" w:hAnsi="Times New Roman" w:eastAsia="宋体" w:cs="Times New Roman"/>
           <w:szCs w:val="21"/>
           <w:sz w:val="21"/>
-          <w:bdr w:val="single" w:sz="8" w:space="0" w:color="auto"/>
+          <w:shd w:val="clear" w:color="auto" w:fill="D9D9D9"/>
         </w:rPr>
         <w:t>极所指的方向</w:t>
       </w:r>
@@ -859,7 +859,7 @@
           <w:rFonts w:ascii="Times New Roman" w:hAnsi="Times New Roman" w:eastAsia="宋体" w:cs="Times New Roman"/>
           <w:szCs w:val="21"/>
           <w:sz w:val="21"/>
-          <w:bdr w:val="single" w:sz="8" w:space="0" w:color="auto"/>
+          <w:shd w:val="clear" w:color="auto" w:fill="D9D9D9"/>
         </w:rPr>
         <w:t>切线方向</w:t>
       </w:r>
@@ -998,7 +998,7 @@
           <w:rFonts w:ascii="Times New Roman" w:hAnsi="Times New Roman" w:eastAsia="宋体" w:cs="Times New Roman"/>
           <w:szCs w:val="21"/>
           <w:sz w:val="21"/>
-          <w:bdr w:val="single" w:sz="8" w:space="0" w:color="auto"/>
+          <w:shd w:val="clear" w:color="auto" w:fill="D9D9D9"/>
         </w:rPr>
         <w:t>疏密</w:t>
       </w:r>
@@ -1015,7 +1015,7 @@
           <w:rFonts w:ascii="Times New Roman" w:hAnsi="Times New Roman" w:eastAsia="宋体" w:cs="Times New Roman"/>
           <w:szCs w:val="21"/>
           <w:sz w:val="21"/>
-          <w:bdr w:val="single" w:sz="8" w:space="0" w:color="auto"/>
+          <w:shd w:val="clear" w:color="auto" w:fill="D9D9D9"/>
         </w:rPr>
         <w:t>强</w:t>
       </w:r>
@@ -1032,7 +1032,7 @@
           <w:rFonts w:ascii="Times New Roman" w:hAnsi="Times New Roman" w:eastAsia="宋体" w:cs="Times New Roman"/>
           <w:szCs w:val="21"/>
           <w:sz w:val="21"/>
-          <w:bdr w:val="single" w:sz="8" w:space="0" w:color="auto"/>
+          <w:shd w:val="clear" w:color="auto" w:fill="D9D9D9"/>
         </w:rPr>
         <w:t>弱</w:t>
       </w:r>
@@ -1251,7 +1251,7 @@
           <w:rFonts w:ascii="Times New Roman" w:hAnsi="Times New Roman" w:eastAsia="宋体" w:cs="Times New Roman"/>
           <w:szCs w:val="21"/>
           <w:sz w:val="21"/>
-          <w:bdr w:val="single" w:sz="8" w:space="0" w:color="auto"/>
+          <w:shd w:val="clear" w:color="auto" w:fill="D9D9D9"/>
         </w:rPr>
         <w:t>右手</w:t>
       </w:r>
@@ -1268,7 +1268,7 @@
           <w:rFonts w:ascii="Times New Roman" w:hAnsi="Times New Roman" w:eastAsia="宋体" w:cs="Times New Roman"/>
           <w:szCs w:val="21"/>
           <w:sz w:val="21"/>
-          <w:bdr w:val="single" w:sz="8" w:space="0" w:color="auto"/>
+          <w:shd w:val="clear" w:color="auto" w:fill="D9D9D9"/>
         </w:rPr>
         <w:t>弯曲的四指</w:t>
       </w:r>
@@ -1339,7 +1339,7 @@
           <w:rFonts w:ascii="Times New Roman" w:hAnsi="Times New Roman" w:eastAsia="宋体" w:cs="Times New Roman"/>
           <w:szCs w:val="21"/>
           <w:sz w:val="21"/>
-          <w:bdr w:val="single" w:sz="8" w:space="0" w:color="auto"/>
+          <w:shd w:val="clear" w:color="auto" w:fill="D9D9D9"/>
         </w:rPr>
         <w:t>弯曲的四指</w:t>
       </w:r>
@@ -1356,7 +1356,7 @@
           <w:rFonts w:ascii="Times New Roman" w:hAnsi="Times New Roman" w:eastAsia="宋体" w:cs="Times New Roman"/>
           <w:szCs w:val="21"/>
           <w:sz w:val="21"/>
-          <w:bdr w:val="single" w:sz="8" w:space="0" w:color="auto"/>
+          <w:shd w:val="clear" w:color="auto" w:fill="D9D9D9"/>
         </w:rPr>
         <w:t>伸直的拇指所指的方向</w:t>
       </w:r>
@@ -1481,7 +1481,7 @@
           <w:rFonts w:ascii="Times New Roman" w:hAnsi="Times New Roman" w:eastAsia="宋体" w:cs="Times New Roman"/>
           <w:szCs w:val="21"/>
           <w:sz w:val="21"/>
-          <w:bdr w:val="single" w:sz="8" w:space="0" w:color="auto"/>
+          <w:shd w:val="clear" w:color="auto" w:fill="D9D9D9"/>
         </w:rPr>
         <w:t>螺线管电流的方向</w:t>
       </w:r>
@@ -1498,7 +1498,7 @@
           <w:rFonts w:ascii="Times New Roman" w:hAnsi="Times New Roman" w:eastAsia="宋体" w:cs="Times New Roman"/>
           <w:szCs w:val="21"/>
           <w:sz w:val="21"/>
-          <w:bdr w:val="single" w:sz="8" w:space="0" w:color="auto"/>
+          <w:shd w:val="clear" w:color="auto" w:fill="D9D9D9"/>
         </w:rPr>
         <w:t>螺线管轴线上</w:t>
       </w:r>
@@ -1856,7 +1856,7 @@
                 <w:noProof/>
                 <w:kern w:val="0"/>
                 <w:szCs w:val="21"/>
-                <w:bdr w:val="single" w:sz="8" w:space="0" w:color="auto"/>
+                <w:shd w:val="clear" w:color="auto" w:fill="D9D9D9"/>
               </w:rPr>
               <w:drawing>
                 <wp:inline distT="0" distB="0" distL="0" distR="0" wp14:anchorId="76B5573B" wp14:editId="25E06BBF">
@@ -1926,7 +1926,7 @@
                 <w:noProof/>
                 <w:kern w:val="0"/>
                 <w:szCs w:val="21"/>
-                <w:bdr w:val="single" w:sz="8" w:space="0" w:color="auto"/>
+                <w:shd w:val="clear" w:color="auto" w:fill="D9D9D9"/>
               </w:rPr>
               <w:drawing>
                 <wp:inline distT="0" distB="0" distL="0" distR="0" wp14:anchorId="2D9234DC" wp14:editId="5D02B7C8">
@@ -1996,7 +1996,7 @@
                 <w:noProof/>
                 <w:kern w:val="0"/>
                 <w:szCs w:val="21"/>
-                <w:bdr w:val="single" w:sz="8" w:space="0" w:color="auto"/>
+                <w:shd w:val="clear" w:color="auto" w:fill="D9D9D9"/>
               </w:rPr>
               <w:drawing>
                 <wp:inline distT="0" distB="0" distL="0" distR="0" wp14:anchorId="4C516805" wp14:editId="6A106506">
@@ -2066,7 +2066,7 @@
                 <w:noProof/>
                 <w:kern w:val="0"/>
                 <w:szCs w:val="21"/>
-                <w:bdr w:val="single" w:sz="8" w:space="0" w:color="auto"/>
+                <w:shd w:val="clear" w:color="auto" w:fill="D9D9D9"/>
               </w:rPr>
               <w:drawing>
                 <wp:inline distT="0" distB="0" distL="0" distR="0" wp14:anchorId="120095E3" wp14:editId="3B82DEDC">
@@ -2229,7 +2229,7 @@
                 <w:noProof/>
                 <w:kern w:val="0"/>
                 <w:szCs w:val="21"/>
-                <w:bdr w:val="single" w:sz="8" w:space="0" w:color="auto"/>
+                <w:shd w:val="clear" w:color="auto" w:fill="D9D9D9"/>
               </w:rPr>
               <w:drawing>
                 <wp:inline distT="0" distB="0" distL="0" distR="0" wp14:anchorId="26AC7D02" wp14:editId="42447C76">
@@ -2299,7 +2299,7 @@
                 <w:noProof/>
                 <w:kern w:val="0"/>
                 <w:szCs w:val="21"/>
-                <w:bdr w:val="single" w:sz="8" w:space="0" w:color="auto"/>
+                <w:shd w:val="clear" w:color="auto" w:fill="D9D9D9"/>
               </w:rPr>
               <w:drawing>
                 <wp:inline distT="0" distB="0" distL="0" distR="0" wp14:anchorId="58678053" wp14:editId="15B2D89B">
@@ -2369,7 +2369,7 @@
                 <w:noProof/>
                 <w:kern w:val="0"/>
                 <w:szCs w:val="21"/>
-                <w:bdr w:val="single" w:sz="8" w:space="0" w:color="auto"/>
+                <w:shd w:val="clear" w:color="auto" w:fill="D9D9D9"/>
               </w:rPr>
               <w:drawing>
                 <wp:inline distT="0" distB="0" distL="0" distR="0" wp14:anchorId="092C6DBB" wp14:editId="087A53FD">
@@ -2439,7 +2439,7 @@
                 <w:noProof/>
                 <w:kern w:val="0"/>
                 <w:szCs w:val="21"/>
-                <w:bdr w:val="single" w:sz="8" w:space="0" w:color="auto"/>
+                <w:shd w:val="clear" w:color="auto" w:fill="D9D9D9"/>
               </w:rPr>
               <w:drawing>
                 <wp:inline distT="0" distB="0" distL="0" distR="0" wp14:anchorId="57F4B519" wp14:editId="61D47604">
@@ -2602,7 +2602,7 @@
                 <w:noProof/>
                 <w:kern w:val="0"/>
                 <w:szCs w:val="21"/>
-                <w:bdr w:val="single" w:sz="8" w:space="0" w:color="auto"/>
+                <w:shd w:val="clear" w:color="auto" w:fill="D9D9D9"/>
               </w:rPr>
               <w:drawing>
                 <wp:inline distT="0" distB="0" distL="0" distR="0" wp14:anchorId="2EC073E9" wp14:editId="282B802C">
@@ -2672,7 +2672,7 @@
                 <w:noProof/>
                 <w:kern w:val="0"/>
                 <w:szCs w:val="21"/>
-                <w:bdr w:val="single" w:sz="8" w:space="0" w:color="auto"/>
+                <w:shd w:val="clear" w:color="auto" w:fill="D9D9D9"/>
               </w:rPr>
               <w:drawing>
                 <wp:inline distT="0" distB="0" distL="0" distR="0" wp14:anchorId="27E0D940" wp14:editId="77FB27BD">
@@ -2742,7 +2742,7 @@
                 <w:noProof/>
                 <w:kern w:val="0"/>
                 <w:szCs w:val="21"/>
-                <w:bdr w:val="single" w:sz="8" w:space="0" w:color="auto"/>
+                <w:shd w:val="clear" w:color="auto" w:fill="D9D9D9"/>
               </w:rPr>
               <w:drawing>
                 <wp:inline distT="0" distB="0" distL="0" distR="0" wp14:anchorId="79308667" wp14:editId="55A10A4A">
@@ -2812,7 +2812,7 @@
                 <w:noProof/>
                 <w:kern w:val="0"/>
                 <w:szCs w:val="21"/>
-                <w:bdr w:val="single" w:sz="8" w:space="0" w:color="auto"/>
+                <w:shd w:val="clear" w:color="auto" w:fill="D9D9D9"/>
               </w:rPr>
               <w:drawing>
                 <wp:inline distT="0" distB="0" distL="0" distR="0" wp14:anchorId="1E148FE1" wp14:editId="15E059CC">
@@ -3155,7 +3155,7 @@
           <w:rFonts w:ascii="Times New Roman" w:hAnsi="Times New Roman" w:eastAsia="宋体" w:cs="Times New Roman"/>
           <w:szCs w:val="21"/>
           <w:sz w:val="21"/>
-          <w:bdr w:val="single" w:sz="8" w:space="0" w:color="auto"/>
+          <w:shd w:val="clear" w:color="auto" w:fill="D9D9D9"/>
         </w:rPr>
         <w:t>环形电流</w:t>
       </w:r>
@@ -3172,7 +3172,7 @@
           <w:rFonts w:ascii="Times New Roman" w:hAnsi="Times New Roman" w:eastAsia="宋体" w:cs="Times New Roman"/>
           <w:szCs w:val="21"/>
           <w:sz w:val="21"/>
-          <w:bdr w:val="single" w:sz="8" w:space="0" w:color="auto"/>
+          <w:shd w:val="clear" w:color="auto" w:fill="D9D9D9"/>
         </w:rPr>
         <w:t>微小的磁体</w:t>
       </w:r>
@@ -3189,7 +3189,7 @@
           <w:rFonts w:ascii="Times New Roman" w:hAnsi="Times New Roman" w:eastAsia="宋体" w:cs="Times New Roman"/>
           <w:szCs w:val="21"/>
           <w:sz w:val="21"/>
-          <w:bdr w:val="single" w:sz="8" w:space="0" w:color="auto"/>
+          <w:shd w:val="clear" w:color="auto" w:fill="D9D9D9"/>
         </w:rPr>
         <w:t>磁极</w:t>
       </w:r>
@@ -3260,7 +3260,7 @@
           <w:rFonts w:ascii="Times New Roman" w:hAnsi="Times New Roman" w:eastAsia="宋体" w:cs="Times New Roman"/>
           <w:szCs w:val="21"/>
           <w:sz w:val="21"/>
-          <w:bdr w:val="single" w:sz="8" w:space="0" w:color="auto"/>
+          <w:shd w:val="clear" w:color="auto" w:fill="D9D9D9"/>
         </w:rPr>
         <w:t>大致相同</w:t>
       </w:r>
@@ -3277,7 +3277,7 @@
           <w:rFonts w:ascii="Times New Roman" w:hAnsi="Times New Roman" w:eastAsia="宋体" w:cs="Times New Roman"/>
           <w:szCs w:val="21"/>
           <w:sz w:val="21"/>
-          <w:bdr w:val="single" w:sz="8" w:space="0" w:color="auto"/>
+          <w:shd w:val="clear" w:color="auto" w:fill="D9D9D9"/>
         </w:rPr>
         <w:t>杂乱无章</w:t>
       </w:r>
@@ -3393,7 +3393,7 @@
           <w:rFonts w:ascii="Times New Roman" w:hAnsi="Times New Roman" w:eastAsia="宋体" w:cs="Times New Roman"/>
           <w:szCs w:val="21"/>
           <w:sz w:val="21"/>
-          <w:bdr w:val="single" w:sz="8" w:space="0" w:color="auto"/>
+          <w:shd w:val="clear" w:color="auto" w:fill="D9D9D9"/>
         </w:rPr>
         <w:t>电流</w:t>
       </w:r>
@@ -3402,7 +3402,7 @@
           <w:rFonts w:ascii="Times New Roman" w:hAnsi="Times New Roman" w:eastAsia="宋体" w:cs="Times New Roman"/>
           <w:szCs w:val="21"/>
           <w:sz w:val="21"/>
-          <w:bdr w:val="single" w:sz="8" w:space="0" w:color="auto"/>
+          <w:shd w:val="clear" w:color="auto" w:fill="D9D9D9"/>
         </w:rPr>
         <w:t>I</w:t>
       </w:r>
@@ -3419,7 +3419,7 @@
           <w:rFonts w:ascii="Times New Roman" w:hAnsi="Times New Roman" w:eastAsia="宋体" w:cs="Times New Roman"/>
           <w:szCs w:val="21"/>
           <w:sz w:val="21"/>
-          <w:bdr w:val="single" w:sz="8" w:space="0" w:color="auto"/>
+          <w:shd w:val="clear" w:color="auto" w:fill="D9D9D9"/>
         </w:rPr>
         <w:t>导线长度</w:t>
       </w:r>
@@ -3428,7 +3428,7 @@
           <w:rFonts w:ascii="Times New Roman" w:hAnsi="Times New Roman" w:eastAsia="宋体" w:cs="Times New Roman"/>
           <w:szCs w:val="21"/>
           <w:sz w:val="21"/>
-          <w:bdr w:val="single" w:sz="8" w:space="0" w:color="auto"/>
+          <w:shd w:val="clear" w:color="auto" w:fill="D9D9D9"/>
         </w:rPr>
         <w:t>l</w:t>
       </w:r>
@@ -3445,7 +3445,7 @@
           <w:rFonts w:ascii="Times New Roman" w:hAnsi="Times New Roman" w:eastAsia="宋体" w:cs="Times New Roman"/>
           <w:szCs w:val="21"/>
           <w:sz w:val="21"/>
-          <w:bdr w:val="single" w:sz="8" w:space="0" w:color="auto"/>
+          <w:shd w:val="clear" w:color="auto" w:fill="D9D9D9"/>
         </w:rPr>
         <w:t>Il</w:t>
       </w:r>
@@ -3496,7 +3496,7 @@
           <w:rFonts w:ascii="Times New Roman" w:hAnsi="Times New Roman" w:eastAsia="宋体" w:cs="Times New Roman"/>
           <w:szCs w:val="21"/>
           <w:sz w:val="21"/>
-          <w:bdr w:val="single" w:sz="8" w:space="0" w:color="auto"/>
+          <w:shd w:val="clear" w:color="auto" w:fill="D9D9D9"/>
         </w:rPr>
         <w:t>垂直</w:t>
       </w:r>
@@ -3530,7 +3530,7 @@
           <w:rFonts w:ascii="Times New Roman" w:hAnsi="Times New Roman" w:eastAsia="宋体" w:cs="Times New Roman"/>
           <w:szCs w:val="21"/>
           <w:sz w:val="21"/>
-          <w:bdr w:val="single" w:sz="8" w:space="0" w:color="auto"/>
+          <w:shd w:val="clear" w:color="auto" w:fill="D9D9D9"/>
         </w:rPr>
         <w:t>电流</w:t>
       </w:r>
@@ -3539,7 +3539,7 @@
           <w:rFonts w:ascii="Times New Roman" w:hAnsi="Times New Roman" w:eastAsia="宋体" w:cs="Times New Roman"/>
           <w:szCs w:val="21"/>
           <w:sz w:val="21"/>
-          <w:bdr w:val="single" w:sz="8" w:space="0" w:color="auto"/>
+          <w:shd w:val="clear" w:color="auto" w:fill="D9D9D9"/>
         </w:rPr>
         <w:t>I</w:t>
       </w:r>
@@ -3556,7 +3556,7 @@
           <w:rFonts w:ascii="Times New Roman" w:hAnsi="Times New Roman" w:eastAsia="宋体" w:cs="Times New Roman"/>
           <w:szCs w:val="21"/>
           <w:sz w:val="21"/>
-          <w:bdr w:val="single" w:sz="8" w:space="0" w:color="auto"/>
+          <w:shd w:val="clear" w:color="auto" w:fill="D9D9D9"/>
         </w:rPr>
         <w:t>长度</w:t>
       </w:r>
@@ -3565,7 +3565,7 @@
           <w:rFonts w:ascii="Times New Roman" w:hAnsi="Times New Roman" w:eastAsia="宋体" w:cs="Times New Roman"/>
           <w:szCs w:val="21"/>
           <w:sz w:val="21"/>
-          <w:bdr w:val="single" w:sz="8" w:space="0" w:color="auto"/>
+          <w:shd w:val="clear" w:color="auto" w:fill="D9D9D9"/>
         </w:rPr>
         <w:t>l</w:t>
       </w:r>
@@ -3650,7 +3650,7 @@
           <m:fPr>
             <m:ctrlPr>
               <w:rPr>
-                <w:bdr w:val="single" w:sz="8" w:space="0" w:color="auto"/>
+                <w:shd w:val="clear" w:color="auto" w:fill="D9D9D9"/>
               </w:rPr>
             </m:ctrlPr>
           </m:fPr>
@@ -3725,7 +3725,7 @@
           <w:rFonts w:ascii="Times New Roman" w:hAnsi="Times New Roman" w:eastAsia="宋体" w:cs="Times New Roman"/>
           <w:szCs w:val="21"/>
           <w:sz w:val="21"/>
-          <w:bdr w:val="single" w:sz="8" w:space="0" w:color="auto"/>
+          <w:shd w:val="clear" w:color="auto" w:fill="D9D9D9"/>
         </w:rPr>
         <w:t>特斯拉</w:t>
       </w:r>
@@ -3742,7 +3742,7 @@
           <w:rFonts w:ascii="Times New Roman" w:hAnsi="Times New Roman" w:eastAsia="宋体" w:cs="Times New Roman"/>
           <w:szCs w:val="21"/>
           <w:sz w:val="21"/>
-          <w:bdr w:val="single" w:sz="8" w:space="0" w:color="auto"/>
+          <w:shd w:val="clear" w:color="auto" w:fill="D9D9D9"/>
         </w:rPr>
         <w:t>特</w:t>
       </w:r>
@@ -3759,7 +3759,7 @@
           <w:rFonts w:ascii="Times New Roman" w:hAnsi="Times New Roman" w:eastAsia="宋体" w:cs="Times New Roman"/>
           <w:szCs w:val="21"/>
           <w:sz w:val="21"/>
-          <w:bdr w:val="single" w:sz="8" w:space="0" w:color="auto"/>
+          <w:shd w:val="clear" w:color="auto" w:fill="D9D9D9"/>
         </w:rPr>
         <w:t>T</w:t>
       </w:r>
@@ -3826,7 +3826,7 @@
           <w:rFonts w:ascii="Times New Roman" w:hAnsi="Times New Roman" w:eastAsia="宋体" w:cs="Times New Roman"/>
           <w:szCs w:val="21"/>
           <w:sz w:val="21"/>
-          <w:bdr w:val="single" w:sz="8" w:space="0" w:color="auto"/>
+          <w:shd w:val="clear" w:color="auto" w:fill="D9D9D9"/>
         </w:rPr>
         <w:t>磁场的方向</w:t>
       </w:r>
@@ -3843,7 +3843,7 @@
           <w:rFonts w:ascii="Times New Roman" w:hAnsi="Times New Roman" w:eastAsia="宋体" w:cs="Times New Roman"/>
           <w:szCs w:val="21"/>
           <w:sz w:val="21"/>
-          <w:bdr w:val="single" w:sz="8" w:space="0" w:color="auto"/>
+          <w:shd w:val="clear" w:color="auto" w:fill="D9D9D9"/>
         </w:rPr>
         <w:t>平行四边形定则</w:t>
       </w:r>
@@ -3930,7 +3930,7 @@
           <w:rFonts w:ascii="Times New Roman" w:hAnsi="Times New Roman" w:eastAsia="宋体" w:cs="Times New Roman"/>
           <w:szCs w:val="21"/>
           <w:sz w:val="21"/>
-          <w:bdr w:val="single" w:sz="8" w:space="0" w:color="auto"/>
+          <w:shd w:val="clear" w:color="auto" w:fill="D9D9D9"/>
         </w:rPr>
         <w:t>大小相等、方向相同</w:t>
       </w:r>
@@ -4200,7 +4200,7 @@
           <w:rFonts w:ascii="Times New Roman" w:hAnsi="Times New Roman" w:eastAsia="宋体" w:cs="Times New Roman"/>
           <w:szCs w:val="21"/>
           <w:sz w:val="21"/>
-          <w:bdr w:val="single" w:sz="8" w:space="0" w:color="auto"/>
+          <w:shd w:val="clear" w:color="auto" w:fill="D9D9D9"/>
         </w:rPr>
         <w:t>相等</w:t>
       </w:r>
@@ -4217,7 +4217,7 @@
           <w:rFonts w:ascii="Times New Roman" w:hAnsi="Times New Roman" w:eastAsia="宋体" w:cs="Times New Roman"/>
           <w:szCs w:val="21"/>
           <w:sz w:val="21"/>
-          <w:bdr w:val="single" w:sz="8" w:space="0" w:color="auto"/>
+          <w:shd w:val="clear" w:color="auto" w:fill="D9D9D9"/>
         </w:rPr>
         <w:t>平行</w:t>
       </w:r>
@@ -4324,7 +4324,7 @@
           <w:rFonts w:ascii="Times New Roman" w:hAnsi="Times New Roman" w:eastAsia="宋体" w:cs="Times New Roman"/>
           <w:szCs w:val="21"/>
           <w:sz w:val="21"/>
-          <w:bdr w:val="single" w:sz="8" w:space="0" w:color="auto"/>
+          <w:shd w:val="clear" w:color="auto" w:fill="D9D9D9"/>
         </w:rPr>
         <w:t>磁感应强度</w:t>
       </w:r>
@@ -4333,7 +4333,7 @@
           <w:rFonts w:ascii="Times New Roman" w:hAnsi="Times New Roman" w:eastAsia="宋体" w:cs="Times New Roman"/>
           <w:szCs w:val="21"/>
           <w:sz w:val="21"/>
-          <w:bdr w:val="single" w:sz="8" w:space="0" w:color="auto"/>
+          <w:shd w:val="clear" w:color="auto" w:fill="D9D9D9"/>
         </w:rPr>
         <w:t>B</w:t>
       </w:r>
@@ -4350,7 +4350,7 @@
           <w:rFonts w:ascii="Times New Roman" w:hAnsi="Times New Roman" w:eastAsia="宋体" w:cs="Times New Roman"/>
           <w:szCs w:val="21"/>
           <w:sz w:val="21"/>
-          <w:bdr w:val="single" w:sz="8" w:space="0" w:color="auto"/>
+          <w:shd w:val="clear" w:color="auto" w:fill="D9D9D9"/>
         </w:rPr>
         <w:t>垂直</w:t>
       </w:r>
@@ -4454,7 +4454,7 @@
           <w:rFonts w:ascii="Times New Roman" w:hAnsi="Times New Roman" w:eastAsia="宋体" w:cs="Times New Roman"/>
           <w:szCs w:val="21"/>
           <w:sz w:val="21"/>
-          <w:bdr w:val="single" w:sz="8" w:space="0" w:color="auto"/>
+          <w:shd w:val="clear" w:color="auto" w:fill="D9D9D9"/>
         </w:rPr>
         <w:t>投影面积</w:t>
       </w:r>
@@ -4463,7 +4463,7 @@
           <w:rFonts w:ascii="Times New Roman" w:hAnsi="Times New Roman" w:eastAsia="宋体" w:cs="Times New Roman"/>
           <w:szCs w:val="21"/>
           <w:sz w:val="21"/>
-          <w:bdr w:val="single" w:sz="8" w:space="0" w:color="auto"/>
+          <w:shd w:val="clear" w:color="auto" w:fill="D9D9D9"/>
         </w:rPr>
         <w:t>S′</w:t>
       </w:r>
@@ -4663,7 +4663,7 @@
           <w:rFonts w:ascii="Times New Roman" w:hAnsi="Times New Roman" w:eastAsia="宋体" w:cs="Times New Roman"/>
           <w:szCs w:val="21"/>
           <w:sz w:val="21"/>
-          <w:bdr w:val="single" w:sz="8" w:space="0" w:color="auto"/>
+          <w:shd w:val="clear" w:color="auto" w:fill="D9D9D9"/>
         </w:rPr>
         <w:t>韦伯</w:t>
       </w:r>
@@ -4696,7 +4696,7 @@
           <w:rFonts w:ascii="Times New Roman" w:hAnsi="Times New Roman" w:eastAsia="宋体" w:cs="Times New Roman"/>
           <w:szCs w:val="21"/>
           <w:sz w:val="21"/>
-          <w:bdr w:val="single" w:sz="8" w:space="0" w:color="auto"/>
+          <w:shd w:val="clear" w:color="auto" w:fill="D9D9D9"/>
         </w:rPr>
         <w:t>1 T·m2</w:t>
       </w:r>
@@ -4766,7 +4766,7 @@
           <m:fPr>
             <m:ctrlPr>
               <w:rPr>
-                <w:bdr w:val="single" w:sz="8" w:space="0" w:color="auto"/>
+                <w:shd w:val="clear" w:color="auto" w:fill="D9D9D9"/>
               </w:rPr>
             </m:ctrlPr>
           </m:fPr>
@@ -5265,7 +5265,7 @@
           <w:rFonts w:ascii="Times New Roman" w:hAnsi="Times New Roman" w:eastAsia="宋体" w:cs="Times New Roman"/>
           <w:szCs w:val="21"/>
           <w:sz w:val="21"/>
-          <w:bdr w:val="single" w:sz="8" w:space="0" w:color="auto"/>
+          <w:shd w:val="clear" w:color="auto" w:fill="D9D9D9"/>
         </w:rPr>
         <w:t>奥斯特</w:t>
       </w:r>
@@ -5282,7 +5282,7 @@
           <w:rFonts w:ascii="Times New Roman" w:hAnsi="Times New Roman" w:eastAsia="宋体" w:cs="Times New Roman"/>
           <w:szCs w:val="21"/>
           <w:sz w:val="21"/>
-          <w:bdr w:val="single" w:sz="8" w:space="0" w:color="auto"/>
+          <w:shd w:val="clear" w:color="auto" w:fill="D9D9D9"/>
         </w:rPr>
         <w:t>磁现象</w:t>
       </w:r>
@@ -5409,7 +5409,7 @@
           <w:rFonts w:ascii="Times New Roman" w:hAnsi="Times New Roman" w:eastAsia="宋体" w:cs="Times New Roman"/>
           <w:szCs w:val="21"/>
           <w:sz w:val="21"/>
-          <w:bdr w:val="single" w:sz="8" w:space="0" w:color="auto"/>
+          <w:shd w:val="clear" w:color="auto" w:fill="D9D9D9"/>
         </w:rPr>
         <w:t>瞬间</w:t>
       </w:r>
@@ -5434,7 +5434,7 @@
           <w:rFonts w:ascii="Times New Roman" w:hAnsi="Times New Roman" w:eastAsia="宋体" w:cs="Times New Roman"/>
           <w:szCs w:val="21"/>
           <w:sz w:val="21"/>
-          <w:bdr w:val="single" w:sz="8" w:space="0" w:color="auto"/>
+          <w:shd w:val="clear" w:color="auto" w:fill="D9D9D9"/>
         </w:rPr>
         <w:t>磁生电</w:t>
       </w:r>
@@ -5585,7 +5585,7 @@
           <w:rFonts w:ascii="Times New Roman" w:hAnsi="Times New Roman" w:eastAsia="宋体" w:cs="Times New Roman"/>
           <w:szCs w:val="21"/>
           <w:sz w:val="21"/>
-          <w:bdr w:val="single" w:sz="8" w:space="0" w:color="auto"/>
+          <w:shd w:val="clear" w:color="auto" w:fill="D9D9D9"/>
         </w:rPr>
         <w:t>电磁感应</w:t>
       </w:r>
@@ -5612,7 +5612,7 @@
           <w:rFonts w:ascii="Times New Roman" w:hAnsi="Times New Roman" w:eastAsia="宋体" w:cs="Times New Roman"/>
           <w:szCs w:val="21"/>
           <w:sz w:val="21"/>
-          <w:bdr w:val="single" w:sz="8" w:space="0" w:color="auto"/>
+          <w:shd w:val="clear" w:color="auto" w:fill="D9D9D9"/>
         </w:rPr>
         <w:t>感应电流</w:t>
       </w:r>
@@ -5760,7 +5760,7 @@
           <w:rFonts w:ascii="Times New Roman" w:hAnsi="Times New Roman" w:eastAsia="宋体" w:cs="Times New Roman"/>
           <w:szCs w:val="21"/>
           <w:sz w:val="21"/>
-          <w:bdr w:val="single" w:sz="8" w:space="0" w:color="auto"/>
+          <w:shd w:val="clear" w:color="auto" w:fill="D9D9D9"/>
         </w:rPr>
         <w:t>有</w:t>
       </w:r>
@@ -5794,7 +5794,7 @@
           <w:rFonts w:ascii="Times New Roman" w:hAnsi="Times New Roman" w:eastAsia="宋体" w:cs="Times New Roman"/>
           <w:szCs w:val="21"/>
           <w:sz w:val="21"/>
-          <w:bdr w:val="single" w:sz="8" w:space="0" w:color="auto"/>
+          <w:shd w:val="clear" w:color="auto" w:fill="D9D9D9"/>
         </w:rPr>
         <w:t>无</w:t>
       </w:r>
@@ -6015,7 +6015,7 @@
           <w:rFonts w:ascii="Times New Roman" w:hAnsi="Times New Roman" w:eastAsia="宋体" w:cs="Times New Roman"/>
           <w:szCs w:val="21"/>
           <w:sz w:val="21"/>
-          <w:bdr w:val="single" w:sz="8" w:space="0" w:color="auto"/>
+          <w:shd w:val="clear" w:color="auto" w:fill="D9D9D9"/>
         </w:rPr>
         <w:t>有</w:t>
       </w:r>
@@ -6032,7 +6032,7 @@
           <w:rFonts w:ascii="Times New Roman" w:hAnsi="Times New Roman" w:eastAsia="宋体" w:cs="Times New Roman"/>
           <w:szCs w:val="21"/>
           <w:sz w:val="21"/>
-          <w:bdr w:val="single" w:sz="8" w:space="0" w:color="auto"/>
+          <w:shd w:val="clear" w:color="auto" w:fill="D9D9D9"/>
         </w:rPr>
         <w:t>无</w:t>
       </w:r>
@@ -6197,7 +6197,7 @@
           <w:rFonts w:ascii="Times New Roman" w:hAnsi="Times New Roman" w:eastAsia="宋体" w:cs="Times New Roman"/>
           <w:szCs w:val="21"/>
           <w:sz w:val="21"/>
-          <w:bdr w:val="single" w:sz="8" w:space="0" w:color="auto"/>
+          <w:shd w:val="clear" w:color="auto" w:fill="D9D9D9"/>
         </w:rPr>
         <w:t>有</w:t>
       </w:r>
@@ -6230,7 +6230,7 @@
           <w:rFonts w:ascii="Times New Roman" w:hAnsi="Times New Roman" w:eastAsia="宋体" w:cs="Times New Roman"/>
           <w:szCs w:val="21"/>
           <w:sz w:val="21"/>
-          <w:bdr w:val="single" w:sz="8" w:space="0" w:color="auto"/>
+          <w:shd w:val="clear" w:color="auto" w:fill="D9D9D9"/>
         </w:rPr>
         <w:t>有</w:t>
       </w:r>
@@ -6263,7 +6263,7 @@
           <w:rFonts w:ascii="Times New Roman" w:hAnsi="Times New Roman" w:eastAsia="宋体" w:cs="Times New Roman"/>
           <w:szCs w:val="21"/>
           <w:sz w:val="21"/>
-          <w:bdr w:val="single" w:sz="8" w:space="0" w:color="auto"/>
+          <w:shd w:val="clear" w:color="auto" w:fill="D9D9D9"/>
         </w:rPr>
         <w:t>无</w:t>
       </w:r>
@@ -6593,7 +6593,7 @@
           <w:rFonts w:ascii="Times New Roman" w:hAnsi="Times New Roman" w:eastAsia="宋体" w:cs="Times New Roman"/>
           <w:szCs w:val="21"/>
           <w:sz w:val="21"/>
-          <w:bdr w:val="single" w:sz="8" w:space="0" w:color="auto"/>
+          <w:shd w:val="clear" w:color="auto" w:fill="D9D9D9"/>
         </w:rPr>
         <w:t>磁通量发生变化</w:t>
       </w:r>
@@ -6664,7 +6664,7 @@
           <w:rFonts w:ascii="Times New Roman" w:hAnsi="Times New Roman" w:eastAsia="宋体" w:cs="Times New Roman"/>
           <w:szCs w:val="21"/>
           <w:sz w:val="21"/>
-          <w:bdr w:val="single" w:sz="8" w:space="0" w:color="auto"/>
+          <w:shd w:val="clear" w:color="auto" w:fill="D9D9D9"/>
         </w:rPr>
         <w:t>电磁炉</w:t>
       </w:r>
@@ -6859,7 +6859,7 @@
           <w:rFonts w:ascii="Times New Roman" w:hAnsi="Times New Roman" w:eastAsia="宋体" w:cs="Times New Roman"/>
           <w:szCs w:val="21"/>
           <w:sz w:val="21"/>
-          <w:bdr w:val="single" w:sz="8" w:space="0" w:color="auto"/>
+          <w:shd w:val="clear" w:color="auto" w:fill="D9D9D9"/>
         </w:rPr>
         <w:t>感应电流</w:t>
       </w:r>
@@ -6876,7 +6876,7 @@
           <w:rFonts w:ascii="Times New Roman" w:hAnsi="Times New Roman" w:eastAsia="宋体" w:cs="Times New Roman"/>
           <w:szCs w:val="21"/>
           <w:sz w:val="21"/>
-          <w:bdr w:val="single" w:sz="8" w:space="0" w:color="auto"/>
+          <w:shd w:val="clear" w:color="auto" w:fill="D9D9D9"/>
         </w:rPr>
         <w:t>电场</w:t>
       </w:r>
@@ -6919,7 +6919,7 @@
           <w:rFonts w:ascii="Times New Roman" w:hAnsi="Times New Roman" w:eastAsia="宋体" w:cs="Times New Roman"/>
           <w:szCs w:val="21"/>
           <w:sz w:val="21"/>
-          <w:bdr w:val="single" w:sz="8" w:space="0" w:color="auto"/>
+          <w:shd w:val="clear" w:color="auto" w:fill="D9D9D9"/>
         </w:rPr>
         <w:t>电场</w:t>
       </w:r>
@@ -6988,7 +6988,7 @@
           <w:rFonts w:ascii="Times New Roman" w:hAnsi="Times New Roman" w:eastAsia="宋体" w:cs="Times New Roman"/>
           <w:szCs w:val="21"/>
           <w:sz w:val="21"/>
-          <w:bdr w:val="single" w:sz="8" w:space="0" w:color="auto"/>
+          <w:shd w:val="clear" w:color="auto" w:fill="D9D9D9"/>
         </w:rPr>
         <w:t>磁场</w:t>
       </w:r>
@@ -7005,7 +7005,7 @@
           <w:rFonts w:ascii="Times New Roman" w:hAnsi="Times New Roman" w:eastAsia="宋体" w:cs="Times New Roman"/>
           <w:szCs w:val="21"/>
           <w:sz w:val="21"/>
-          <w:bdr w:val="single" w:sz="8" w:space="0" w:color="auto"/>
+          <w:shd w:val="clear" w:color="auto" w:fill="D9D9D9"/>
         </w:rPr>
         <w:t>变化</w:t>
       </w:r>
@@ -7058,7 +7058,7 @@
           <w:rFonts w:ascii="Times New Roman" w:hAnsi="Times New Roman" w:eastAsia="宋体" w:cs="Times New Roman"/>
           <w:szCs w:val="21"/>
           <w:sz w:val="21"/>
-          <w:bdr w:val="single" w:sz="8" w:space="0" w:color="auto"/>
+          <w:shd w:val="clear" w:color="auto" w:fill="D9D9D9"/>
         </w:rPr>
         <w:t>电场</w:t>
       </w:r>
@@ -7075,7 +7075,7 @@
           <w:rFonts w:ascii="Times New Roman" w:hAnsi="Times New Roman" w:eastAsia="宋体" w:cs="Times New Roman"/>
           <w:szCs w:val="21"/>
           <w:sz w:val="21"/>
-          <w:bdr w:val="single" w:sz="8" w:space="0" w:color="auto"/>
+          <w:shd w:val="clear" w:color="auto" w:fill="D9D9D9"/>
         </w:rPr>
         <w:t>磁场</w:t>
       </w:r>
@@ -7175,7 +7175,7 @@
                 <w:rFonts w:ascii="Times New Roman" w:hAnsi="Times New Roman" w:eastAsia="宋体" w:cs="Times New Roman"/>
                 <w:szCs w:val="21"/>
                 <w:sz w:val="21"/>
-                <w:bdr w:val="single" w:sz="8" w:space="0" w:color="auto"/>
+                <w:shd w:val="clear" w:color="auto" w:fill="D9D9D9"/>
               </w:rPr>
               <w:t>恒定的电场不产生磁场</w:t>
             </w:r>
@@ -7209,7 +7209,7 @@
                 <w:rFonts w:ascii="Times New Roman" w:hAnsi="Times New Roman" w:eastAsia="宋体" w:cs="Times New Roman"/>
                 <w:szCs w:val="21"/>
                 <w:sz w:val="21"/>
-                <w:bdr w:val="single" w:sz="8" w:space="0" w:color="auto"/>
+                <w:shd w:val="clear" w:color="auto" w:fill="D9D9D9"/>
               </w:rPr>
               <w:t>恒定的磁场不产生电场</w:t>
             </w:r>
@@ -7245,7 +7245,7 @@
                 <w:rFonts w:ascii="Times New Roman" w:hAnsi="Times New Roman" w:eastAsia="宋体" w:cs="Times New Roman"/>
                 <w:szCs w:val="21"/>
                 <w:sz w:val="21"/>
-                <w:bdr w:val="single" w:sz="8" w:space="0" w:color="auto"/>
+                <w:shd w:val="clear" w:color="auto" w:fill="D9D9D9"/>
               </w:rPr>
               <w:t>均匀变化的电场在周围空间产生恒定的磁场</w:t>
             </w:r>
@@ -7279,7 +7279,7 @@
                 <w:rFonts w:ascii="Times New Roman" w:hAnsi="Times New Roman" w:eastAsia="宋体" w:cs="Times New Roman"/>
                 <w:szCs w:val="21"/>
                 <w:sz w:val="21"/>
-                <w:bdr w:val="single" w:sz="8" w:space="0" w:color="auto"/>
+                <w:shd w:val="clear" w:color="auto" w:fill="D9D9D9"/>
               </w:rPr>
               <w:t>均匀变化的磁场在周围空间产生恒定的电场</w:t>
             </w:r>
@@ -7383,7 +7383,7 @@
                 <w:rFonts w:ascii="Times New Roman" w:hAnsi="Times New Roman" w:eastAsia="宋体" w:cs="Times New Roman"/>
                 <w:szCs w:val="21"/>
                 <w:sz w:val="21"/>
-                <w:bdr w:val="single" w:sz="8" w:space="0" w:color="auto"/>
+                <w:shd w:val="clear" w:color="auto" w:fill="D9D9D9"/>
               </w:rPr>
               <w:t>振荡电场产生同频率的振荡磁场</w:t>
             </w:r>
@@ -7417,7 +7417,7 @@
                 <w:rFonts w:ascii="Times New Roman" w:hAnsi="Times New Roman" w:eastAsia="宋体" w:cs="Times New Roman"/>
                 <w:szCs w:val="21"/>
                 <w:sz w:val="21"/>
-                <w:bdr w:val="single" w:sz="8" w:space="0" w:color="auto"/>
+                <w:shd w:val="clear" w:color="auto" w:fill="D9D9D9"/>
               </w:rPr>
               <w:t>振荡磁场产生同频率的振荡电场</w:t>
             </w:r>
@@ -7479,7 +7479,7 @@
           <w:rFonts w:ascii="Times New Roman" w:hAnsi="Times New Roman" w:eastAsia="宋体" w:cs="Times New Roman"/>
           <w:szCs w:val="21"/>
           <w:sz w:val="21"/>
-          <w:bdr w:val="single" w:sz="8" w:space="0" w:color="auto"/>
+          <w:shd w:val="clear" w:color="auto" w:fill="D9D9D9"/>
         </w:rPr>
         <w:t>变化的电场和变化的磁场是相互联系着的，形成不可分割的统一体，这就是电磁场。</w:t>
       </w:r>
@@ -7530,7 +7530,7 @@
           <w:rFonts w:ascii="Times New Roman" w:hAnsi="Times New Roman" w:eastAsia="宋体" w:cs="Times New Roman"/>
           <w:szCs w:val="21"/>
           <w:sz w:val="21"/>
-          <w:bdr w:val="single" w:sz="8" w:space="0" w:color="auto"/>
+          <w:shd w:val="clear" w:color="auto" w:fill="D9D9D9"/>
         </w:rPr>
         <w:t/>
       </w:r>
@@ -7547,7 +7547,7 @@
           <w:rFonts w:ascii="Times New Roman" w:hAnsi="Times New Roman" w:eastAsia="宋体" w:cs="Times New Roman"/>
           <w:szCs w:val="21"/>
           <w:sz w:val="21"/>
-          <w:bdr w:val="single" w:sz="8" w:space="0" w:color="auto"/>
+          <w:shd w:val="clear" w:color="auto" w:fill="D9D9D9"/>
         </w:rPr>
         <w:t/>
       </w:r>
@@ -7564,7 +7564,7 @@
           <w:rFonts w:ascii="Times New Roman" w:hAnsi="Times New Roman" w:eastAsia="宋体" w:cs="Times New Roman"/>
           <w:szCs w:val="21"/>
           <w:sz w:val="21"/>
-          <w:bdr w:val="single" w:sz="8" w:space="0" w:color="auto"/>
+          <w:shd w:val="clear" w:color="auto" w:fill="D9D9D9"/>
         </w:rPr>
         <w:t/>
       </w:r>
@@ -7623,7 +7623,7 @@
           <w:rFonts w:ascii="Times New Roman" w:hAnsi="Times New Roman" w:eastAsia="宋体" w:cs="Times New Roman"/>
           <w:szCs w:val="21"/>
           <w:sz w:val="21"/>
-          <w:bdr w:val="single" w:sz="8" w:space="0" w:color="auto"/>
+          <w:shd w:val="clear" w:color="auto" w:fill="D9D9D9"/>
         </w:rPr>
         <w:t/>
       </w:r>
@@ -7640,7 +7640,7 @@
           <w:rFonts w:ascii="Times New Roman" w:hAnsi="Times New Roman" w:eastAsia="宋体" w:cs="Times New Roman"/>
           <w:szCs w:val="21"/>
           <w:sz w:val="21"/>
-          <w:bdr w:val="single" w:sz="8" w:space="0" w:color="auto"/>
+          <w:shd w:val="clear" w:color="auto" w:fill="D9D9D9"/>
         </w:rPr>
         <w:t/>
       </w:r>
@@ -7657,7 +7657,7 @@
           <w:rFonts w:ascii="Times New Roman" w:hAnsi="Times New Roman" w:eastAsia="宋体" w:cs="Times New Roman"/>
           <w:szCs w:val="21"/>
           <w:sz w:val="21"/>
-          <w:bdr w:val="single" w:sz="8" w:space="0" w:color="auto"/>
+          <w:shd w:val="clear" w:color="auto" w:fill="D9D9D9"/>
         </w:rPr>
         <w:t/>
       </w:r>
@@ -7708,7 +7708,7 @@
           <w:rFonts w:ascii="Times New Roman" w:hAnsi="Times New Roman" w:eastAsia="宋体" w:cs="Times New Roman"/>
           <w:szCs w:val="21"/>
           <w:sz w:val="21"/>
-          <w:bdr w:val="single" w:sz="8" w:space="0" w:color="auto"/>
+          <w:shd w:val="clear" w:color="auto" w:fill="D9D9D9"/>
         </w:rPr>
         <w:t>真空</w:t>
       </w:r>
@@ -7825,7 +7825,7 @@
           <w:rFonts w:ascii="Times New Roman" w:hAnsi="Times New Roman" w:eastAsia="宋体" w:cs="Times New Roman"/>
           <w:szCs w:val="21"/>
           <w:sz w:val="21"/>
-          <w:bdr w:val="single" w:sz="8" w:space="0" w:color="auto"/>
+          <w:shd w:val="clear" w:color="auto" w:fill="D9D9D9"/>
         </w:rPr>
         <w:t>电磁振动</w:t>
       </w:r>
@@ -7842,7 +7842,7 @@
           <w:rFonts w:ascii="Times New Roman" w:hAnsi="Times New Roman" w:eastAsia="宋体" w:cs="Times New Roman"/>
           <w:szCs w:val="21"/>
           <w:sz w:val="21"/>
-          <w:bdr w:val="single" w:sz="8" w:space="0" w:color="auto"/>
+          <w:shd w:val="clear" w:color="auto" w:fill="D9D9D9"/>
         </w:rPr>
         <w:t>光速</w:t>
       </w:r>
@@ -7951,7 +7951,7 @@
           <w:rFonts w:ascii="Times New Roman" w:hAnsi="Times New Roman" w:eastAsia="宋体" w:cs="Times New Roman"/>
           <w:szCs w:val="21"/>
           <w:sz w:val="21"/>
-          <w:bdr w:val="single" w:sz="8" w:space="0" w:color="auto"/>
+          <w:shd w:val="clear" w:color="auto" w:fill="D9D9D9"/>
         </w:rPr>
         <w:t>电磁波</w:t>
       </w:r>
@@ -8250,7 +8250,7 @@
           <w:rFonts w:ascii="Times New Roman" w:hAnsi="Times New Roman" w:eastAsia="宋体" w:cs="Times New Roman"/>
           <w:szCs w:val="21"/>
           <w:sz w:val="21"/>
-          <w:bdr w:val="single" w:sz="8" w:space="0" w:color="auto"/>
+          <w:shd w:val="clear" w:color="auto" w:fill="D9D9D9"/>
         </w:rPr>
         <w:t>波长</w:t>
       </w:r>
@@ -8267,7 +8267,7 @@
           <w:rFonts w:ascii="Times New Roman" w:hAnsi="Times New Roman" w:eastAsia="宋体" w:cs="Times New Roman"/>
           <w:szCs w:val="21"/>
           <w:sz w:val="21"/>
-          <w:bdr w:val="single" w:sz="8" w:space="0" w:color="auto"/>
+          <w:shd w:val="clear" w:color="auto" w:fill="D9D9D9"/>
         </w:rPr>
         <w:t>频率</w:t>
       </w:r>
@@ -8318,7 +8318,7 @@
           <w:rFonts w:ascii="Times New Roman" w:hAnsi="Times New Roman" w:eastAsia="宋体" w:cs="Times New Roman"/>
           <w:szCs w:val="21"/>
           <w:sz w:val="21"/>
-          <w:bdr w:val="single" w:sz="8" w:space="0" w:color="auto"/>
+          <w:shd w:val="clear" w:color="auto" w:fill="D9D9D9"/>
         </w:rPr>
         <w:t>无线电波</w:t>
       </w:r>
@@ -8335,7 +8335,7 @@
           <w:rFonts w:ascii="Times New Roman" w:hAnsi="Times New Roman" w:eastAsia="宋体" w:cs="Times New Roman"/>
           <w:szCs w:val="21"/>
           <w:sz w:val="21"/>
-          <w:bdr w:val="single" w:sz="8" w:space="0" w:color="auto"/>
+          <w:shd w:val="clear" w:color="auto" w:fill="D9D9D9"/>
         </w:rPr>
         <w:t>可见光</w:t>
       </w:r>
@@ -8352,7 +8352,7 @@
           <w:rFonts w:ascii="Times New Roman" w:hAnsi="Times New Roman" w:eastAsia="宋体" w:cs="Times New Roman"/>
           <w:szCs w:val="21"/>
           <w:sz w:val="21"/>
-          <w:bdr w:val="single" w:sz="8" w:space="0" w:color="auto"/>
+          <w:shd w:val="clear" w:color="auto" w:fill="D9D9D9"/>
         </w:rPr>
         <w:t>紫外线</w:t>
       </w:r>
@@ -10026,7 +10026,7 @@
           <w:rFonts w:ascii="Times New Roman" w:hAnsi="Times New Roman" w:eastAsia="宋体" w:cs="Times New Roman"/>
           <w:szCs w:val="21"/>
           <w:sz w:val="21"/>
-          <w:bdr w:val="single" w:sz="8" w:space="0" w:color="auto"/>
+          <w:shd w:val="clear" w:color="auto" w:fill="D9D9D9"/>
         </w:rPr>
         <w:t>电磁波</w:t>
       </w:r>
@@ -10043,7 +10043,7 @@
           <w:rFonts w:ascii="Times New Roman" w:hAnsi="Times New Roman" w:eastAsia="宋体" w:cs="Times New Roman"/>
           <w:szCs w:val="21"/>
           <w:sz w:val="21"/>
-          <w:bdr w:val="single" w:sz="8" w:space="0" w:color="auto"/>
+          <w:shd w:val="clear" w:color="auto" w:fill="D9D9D9"/>
         </w:rPr>
         <w:t>温度</w:t>
       </w:r>
@@ -10110,7 +10110,7 @@
           <w:rFonts w:ascii="Times New Roman" w:hAnsi="Times New Roman" w:eastAsia="宋体" w:cs="Times New Roman"/>
           <w:szCs w:val="21"/>
           <w:sz w:val="21"/>
-          <w:bdr w:val="single" w:sz="8" w:space="0" w:color="auto"/>
+          <w:shd w:val="clear" w:color="auto" w:fill="D9D9D9"/>
         </w:rPr>
         <w:t>较短波长</w:t>
       </w:r>
@@ -10187,7 +10187,7 @@
           <w:rFonts w:ascii="Times New Roman" w:hAnsi="Times New Roman" w:eastAsia="宋体" w:cs="Times New Roman"/>
           <w:szCs w:val="21"/>
           <w:sz w:val="21"/>
-          <w:bdr w:val="single" w:sz="8" w:space="0" w:color="auto"/>
+          <w:shd w:val="clear" w:color="auto" w:fill="D9D9D9"/>
         </w:rPr>
         <w:t>完全</w:t>
       </w:r>
@@ -10273,7 +10273,7 @@
           <w:rFonts w:ascii="Times New Roman" w:hAnsi="Times New Roman" w:eastAsia="宋体" w:cs="Times New Roman"/>
           <w:szCs w:val="21"/>
           <w:sz w:val="21"/>
-          <w:bdr w:val="single" w:sz="8" w:space="0" w:color="auto"/>
+          <w:shd w:val="clear" w:color="auto" w:fill="D9D9D9"/>
         </w:rPr>
         <w:t>辐射</w:t>
       </w:r>
@@ -10324,7 +10324,7 @@
           <w:rFonts w:ascii="Times New Roman" w:hAnsi="Times New Roman" w:eastAsia="宋体" w:cs="Times New Roman"/>
           <w:szCs w:val="21"/>
           <w:sz w:val="21"/>
-          <w:bdr w:val="single" w:sz="8" w:space="0" w:color="auto"/>
+          <w:shd w:val="clear" w:color="auto" w:fill="D9D9D9"/>
         </w:rPr>
         <w:t>温度</w:t>
       </w:r>
@@ -10429,7 +10429,7 @@
           <w:rFonts w:ascii="Times New Roman" w:hAnsi="Times New Roman" w:eastAsia="宋体" w:cs="Times New Roman"/>
           <w:szCs w:val="21"/>
           <w:sz w:val="21"/>
-          <w:bdr w:val="single" w:sz="8" w:space="0" w:color="auto"/>
+          <w:shd w:val="clear" w:color="auto" w:fill="D9D9D9"/>
         </w:rPr>
         <w:t>整数倍</w:t>
       </w:r>
@@ -10516,7 +10516,7 @@
           <w:rFonts w:ascii="Times New Roman" w:hAnsi="Times New Roman" w:eastAsia="宋体" w:cs="Times New Roman"/>
           <w:szCs w:val="21"/>
           <w:sz w:val="21"/>
-          <w:bdr w:val="single" w:sz="8" w:space="0" w:color="auto"/>
+          <w:shd w:val="clear" w:color="auto" w:fill="D9D9D9"/>
         </w:rPr>
         <w:t>hν</w:t>
       </w:r>

--- a/高中物理/高中物理同步/人教版必修3 第13章 电磁感应与电磁波初步·知识清单（完成）.docx
+++ b/高中物理/高中物理同步/人教版必修3 第13章 电磁感应与电磁波初步·知识清单（完成）.docx
@@ -300,7 +300,7 @@
           <w:rFonts w:ascii="Times New Roman" w:hAnsi="Times New Roman" w:eastAsia="宋体" w:cs="Times New Roman"/>
           <w:szCs w:val="21"/>
           <w:sz w:val="21"/>
-          <w:shd w:val="clear" w:color="auto" w:fill="D9D9D9"/>
+          <w:shd w:val="clear" w:color="auto" w:fill="A6A6A6"/>
         </w:rPr>
         <w:t>两个</w:t>
       </w:r>
@@ -317,7 +317,7 @@
           <w:rFonts w:ascii="Times New Roman" w:hAnsi="Times New Roman" w:eastAsia="宋体" w:cs="Times New Roman"/>
           <w:szCs w:val="21"/>
           <w:sz w:val="21"/>
-          <w:shd w:val="clear" w:color="auto" w:fill="D9D9D9"/>
+          <w:shd w:val="clear" w:color="auto" w:fill="A6A6A6"/>
         </w:rPr>
         <w:t>排斥</w:t>
       </w:r>
@@ -334,7 +334,7 @@
           <w:rFonts w:ascii="Times New Roman" w:hAnsi="Times New Roman" w:eastAsia="宋体" w:cs="Times New Roman"/>
           <w:szCs w:val="21"/>
           <w:sz w:val="21"/>
-          <w:shd w:val="clear" w:color="auto" w:fill="D9D9D9"/>
+          <w:shd w:val="clear" w:color="auto" w:fill="A6A6A6"/>
         </w:rPr>
         <w:t>吸引</w:t>
       </w:r>
@@ -403,7 +403,7 @@
           <w:rFonts w:ascii="Times New Roman" w:hAnsi="Times New Roman" w:eastAsia="宋体" w:cs="Times New Roman"/>
           <w:szCs w:val="21"/>
           <w:sz w:val="21"/>
-          <w:shd w:val="clear" w:color="auto" w:fill="D9D9D9"/>
+          <w:shd w:val="clear" w:color="auto" w:fill="A6A6A6"/>
         </w:rPr>
         <w:t>上方</w:t>
       </w:r>
@@ -452,7 +452,7 @@
           <w:rFonts w:ascii="Times New Roman" w:hAnsi="Times New Roman" w:eastAsia="宋体" w:cs="Times New Roman"/>
           <w:szCs w:val="21"/>
           <w:sz w:val="21"/>
-          <w:shd w:val="clear" w:color="auto" w:fill="D9D9D9"/>
+          <w:shd w:val="clear" w:color="auto" w:fill="A6A6A6"/>
         </w:rPr>
         <w:t>南北</w:t>
       </w:r>
@@ -487,7 +487,7 @@
           <w:rFonts w:ascii="Times New Roman" w:hAnsi="Times New Roman" w:eastAsia="宋体" w:cs="Times New Roman"/>
           <w:szCs w:val="21"/>
           <w:sz w:val="21"/>
-          <w:shd w:val="clear" w:color="auto" w:fill="D9D9D9"/>
+          <w:shd w:val="clear" w:color="auto" w:fill="A6A6A6"/>
         </w:rPr>
         <w:t>力</w:t>
       </w:r>
@@ -504,7 +504,7 @@
           <w:rFonts w:ascii="Times New Roman" w:hAnsi="Times New Roman" w:eastAsia="宋体" w:cs="Times New Roman"/>
           <w:szCs w:val="21"/>
           <w:sz w:val="21"/>
-          <w:shd w:val="clear" w:color="auto" w:fill="D9D9D9"/>
+          <w:shd w:val="clear" w:color="auto" w:fill="A6A6A6"/>
         </w:rPr>
         <w:t>磁</w:t>
       </w:r>
@@ -521,7 +521,7 @@
           <w:rFonts w:ascii="Times New Roman" w:hAnsi="Times New Roman" w:eastAsia="宋体" w:cs="Times New Roman"/>
           <w:szCs w:val="21"/>
           <w:sz w:val="21"/>
-          <w:shd w:val="clear" w:color="auto" w:fill="D9D9D9"/>
+          <w:shd w:val="clear" w:color="auto" w:fill="A6A6A6"/>
         </w:rPr>
         <w:t>电与磁</w:t>
       </w:r>
@@ -608,7 +608,7 @@
           <w:rFonts w:ascii="Times New Roman" w:hAnsi="Times New Roman" w:eastAsia="宋体" w:cs="Times New Roman"/>
           <w:szCs w:val="21"/>
           <w:sz w:val="21"/>
-          <w:shd w:val="clear" w:color="auto" w:fill="D9D9D9"/>
+          <w:shd w:val="clear" w:color="auto" w:fill="A6A6A6"/>
         </w:rPr>
         <w:t>通电导体</w:t>
       </w:r>
@@ -625,7 +625,7 @@
           <w:rFonts w:ascii="Times New Roman" w:hAnsi="Times New Roman" w:eastAsia="宋体" w:cs="Times New Roman"/>
           <w:szCs w:val="21"/>
           <w:sz w:val="21"/>
-          <w:shd w:val="clear" w:color="auto" w:fill="D9D9D9"/>
+          <w:shd w:val="clear" w:color="auto" w:fill="A6A6A6"/>
         </w:rPr>
         <w:t>磁场</w:t>
       </w:r>
@@ -676,7 +676,7 @@
           <w:rFonts w:ascii="Times New Roman" w:hAnsi="Times New Roman" w:eastAsia="宋体" w:cs="Times New Roman"/>
           <w:szCs w:val="21"/>
           <w:sz w:val="21"/>
-          <w:shd w:val="clear" w:color="auto" w:fill="D9D9D9"/>
+          <w:shd w:val="clear" w:color="auto" w:fill="A6A6A6"/>
         </w:rPr>
         <w:t>通电导体</w:t>
       </w:r>
@@ -727,7 +727,7 @@
           <w:rFonts w:ascii="Times New Roman" w:hAnsi="Times New Roman" w:eastAsia="宋体" w:cs="Times New Roman"/>
           <w:szCs w:val="21"/>
           <w:sz w:val="21"/>
-          <w:shd w:val="clear" w:color="auto" w:fill="D9D9D9"/>
+          <w:shd w:val="clear" w:color="auto" w:fill="A6A6A6"/>
         </w:rPr>
         <w:t>电场</w:t>
       </w:r>
@@ -744,7 +744,7 @@
           <w:rFonts w:ascii="Times New Roman" w:hAnsi="Times New Roman" w:eastAsia="宋体" w:cs="Times New Roman"/>
           <w:szCs w:val="21"/>
           <w:sz w:val="21"/>
-          <w:shd w:val="clear" w:color="auto" w:fill="D9D9D9"/>
+          <w:shd w:val="clear" w:color="auto" w:fill="A6A6A6"/>
         </w:rPr>
         <w:t>客观存在</w:t>
       </w:r>
@@ -797,7 +797,7 @@
           <w:rFonts w:ascii="Times New Roman" w:hAnsi="Times New Roman" w:eastAsia="宋体" w:cs="Times New Roman"/>
           <w:szCs w:val="21"/>
           <w:sz w:val="21"/>
-          <w:shd w:val="clear" w:color="auto" w:fill="D9D9D9"/>
+          <w:shd w:val="clear" w:color="auto" w:fill="A6A6A6"/>
         </w:rPr>
         <w:t>N</w:t>
       </w:r>
@@ -806,7 +806,7 @@
           <w:rFonts w:ascii="Times New Roman" w:hAnsi="Times New Roman" w:eastAsia="宋体" w:cs="Times New Roman"/>
           <w:szCs w:val="21"/>
           <w:sz w:val="21"/>
-          <w:shd w:val="clear" w:color="auto" w:fill="D9D9D9"/>
+          <w:shd w:val="clear" w:color="auto" w:fill="A6A6A6"/>
         </w:rPr>
         <w:t>极所指的方向</w:t>
       </w:r>
@@ -859,7 +859,7 @@
           <w:rFonts w:ascii="Times New Roman" w:hAnsi="Times New Roman" w:eastAsia="宋体" w:cs="Times New Roman"/>
           <w:szCs w:val="21"/>
           <w:sz w:val="21"/>
-          <w:shd w:val="clear" w:color="auto" w:fill="D9D9D9"/>
+          <w:shd w:val="clear" w:color="auto" w:fill="A6A6A6"/>
         </w:rPr>
         <w:t>切线方向</w:t>
       </w:r>
@@ -998,7 +998,7 @@
           <w:rFonts w:ascii="Times New Roman" w:hAnsi="Times New Roman" w:eastAsia="宋体" w:cs="Times New Roman"/>
           <w:szCs w:val="21"/>
           <w:sz w:val="21"/>
-          <w:shd w:val="clear" w:color="auto" w:fill="D9D9D9"/>
+          <w:shd w:val="clear" w:color="auto" w:fill="A6A6A6"/>
         </w:rPr>
         <w:t>疏密</w:t>
       </w:r>
@@ -1015,7 +1015,7 @@
           <w:rFonts w:ascii="Times New Roman" w:hAnsi="Times New Roman" w:eastAsia="宋体" w:cs="Times New Roman"/>
           <w:szCs w:val="21"/>
           <w:sz w:val="21"/>
-          <w:shd w:val="clear" w:color="auto" w:fill="D9D9D9"/>
+          <w:shd w:val="clear" w:color="auto" w:fill="A6A6A6"/>
         </w:rPr>
         <w:t>强</w:t>
       </w:r>
@@ -1032,7 +1032,7 @@
           <w:rFonts w:ascii="Times New Roman" w:hAnsi="Times New Roman" w:eastAsia="宋体" w:cs="Times New Roman"/>
           <w:szCs w:val="21"/>
           <w:sz w:val="21"/>
-          <w:shd w:val="clear" w:color="auto" w:fill="D9D9D9"/>
+          <w:shd w:val="clear" w:color="auto" w:fill="A6A6A6"/>
         </w:rPr>
         <w:t>弱</w:t>
       </w:r>
@@ -1251,7 +1251,7 @@
           <w:rFonts w:ascii="Times New Roman" w:hAnsi="Times New Roman" w:eastAsia="宋体" w:cs="Times New Roman"/>
           <w:szCs w:val="21"/>
           <w:sz w:val="21"/>
-          <w:shd w:val="clear" w:color="auto" w:fill="D9D9D9"/>
+          <w:shd w:val="clear" w:color="auto" w:fill="A6A6A6"/>
         </w:rPr>
         <w:t>右手</w:t>
       </w:r>
@@ -1268,7 +1268,7 @@
           <w:rFonts w:ascii="Times New Roman" w:hAnsi="Times New Roman" w:eastAsia="宋体" w:cs="Times New Roman"/>
           <w:szCs w:val="21"/>
           <w:sz w:val="21"/>
-          <w:shd w:val="clear" w:color="auto" w:fill="D9D9D9"/>
+          <w:shd w:val="clear" w:color="auto" w:fill="A6A6A6"/>
         </w:rPr>
         <w:t>弯曲的四指</w:t>
       </w:r>
@@ -1339,7 +1339,7 @@
           <w:rFonts w:ascii="Times New Roman" w:hAnsi="Times New Roman" w:eastAsia="宋体" w:cs="Times New Roman"/>
           <w:szCs w:val="21"/>
           <w:sz w:val="21"/>
-          <w:shd w:val="clear" w:color="auto" w:fill="D9D9D9"/>
+          <w:shd w:val="clear" w:color="auto" w:fill="A6A6A6"/>
         </w:rPr>
         <w:t>弯曲的四指</w:t>
       </w:r>
@@ -1356,7 +1356,7 @@
           <w:rFonts w:ascii="Times New Roman" w:hAnsi="Times New Roman" w:eastAsia="宋体" w:cs="Times New Roman"/>
           <w:szCs w:val="21"/>
           <w:sz w:val="21"/>
-          <w:shd w:val="clear" w:color="auto" w:fill="D9D9D9"/>
+          <w:shd w:val="clear" w:color="auto" w:fill="A6A6A6"/>
         </w:rPr>
         <w:t>伸直的拇指所指的方向</w:t>
       </w:r>
@@ -1481,7 +1481,7 @@
           <w:rFonts w:ascii="Times New Roman" w:hAnsi="Times New Roman" w:eastAsia="宋体" w:cs="Times New Roman"/>
           <w:szCs w:val="21"/>
           <w:sz w:val="21"/>
-          <w:shd w:val="clear" w:color="auto" w:fill="D9D9D9"/>
+          <w:shd w:val="clear" w:color="auto" w:fill="A6A6A6"/>
         </w:rPr>
         <w:t>螺线管电流的方向</w:t>
       </w:r>
@@ -1498,7 +1498,7 @@
           <w:rFonts w:ascii="Times New Roman" w:hAnsi="Times New Roman" w:eastAsia="宋体" w:cs="Times New Roman"/>
           <w:szCs w:val="21"/>
           <w:sz w:val="21"/>
-          <w:shd w:val="clear" w:color="auto" w:fill="D9D9D9"/>
+          <w:shd w:val="clear" w:color="auto" w:fill="A6A6A6"/>
         </w:rPr>
         <w:t>螺线管轴线上</w:t>
       </w:r>
@@ -1856,7 +1856,7 @@
                 <w:noProof/>
                 <w:kern w:val="0"/>
                 <w:szCs w:val="21"/>
-                <w:shd w:val="clear" w:color="auto" w:fill="D9D9D9"/>
+                <w:shd w:val="clear" w:color="auto" w:fill="A6A6A6"/>
               </w:rPr>
               <w:drawing>
                 <wp:inline distT="0" distB="0" distL="0" distR="0" wp14:anchorId="76B5573B" wp14:editId="25E06BBF">
@@ -1926,7 +1926,7 @@
                 <w:noProof/>
                 <w:kern w:val="0"/>
                 <w:szCs w:val="21"/>
-                <w:shd w:val="clear" w:color="auto" w:fill="D9D9D9"/>
+                <w:shd w:val="clear" w:color="auto" w:fill="A6A6A6"/>
               </w:rPr>
               <w:drawing>
                 <wp:inline distT="0" distB="0" distL="0" distR="0" wp14:anchorId="2D9234DC" wp14:editId="5D02B7C8">
@@ -1996,7 +1996,7 @@
                 <w:noProof/>
                 <w:kern w:val="0"/>
                 <w:szCs w:val="21"/>
-                <w:shd w:val="clear" w:color="auto" w:fill="D9D9D9"/>
+                <w:shd w:val="clear" w:color="auto" w:fill="A6A6A6"/>
               </w:rPr>
               <w:drawing>
                 <wp:inline distT="0" distB="0" distL="0" distR="0" wp14:anchorId="4C516805" wp14:editId="6A106506">
@@ -2066,7 +2066,7 @@
                 <w:noProof/>
                 <w:kern w:val="0"/>
                 <w:szCs w:val="21"/>
-                <w:shd w:val="clear" w:color="auto" w:fill="D9D9D9"/>
+                <w:shd w:val="clear" w:color="auto" w:fill="A6A6A6"/>
               </w:rPr>
               <w:drawing>
                 <wp:inline distT="0" distB="0" distL="0" distR="0" wp14:anchorId="120095E3" wp14:editId="3B82DEDC">
@@ -2229,7 +2229,7 @@
                 <w:noProof/>
                 <w:kern w:val="0"/>
                 <w:szCs w:val="21"/>
-                <w:shd w:val="clear" w:color="auto" w:fill="D9D9D9"/>
+                <w:shd w:val="clear" w:color="auto" w:fill="A6A6A6"/>
               </w:rPr>
               <w:drawing>
                 <wp:inline distT="0" distB="0" distL="0" distR="0" wp14:anchorId="26AC7D02" wp14:editId="42447C76">
@@ -2299,7 +2299,7 @@
                 <w:noProof/>
                 <w:kern w:val="0"/>
                 <w:szCs w:val="21"/>
-                <w:shd w:val="clear" w:color="auto" w:fill="D9D9D9"/>
+                <w:shd w:val="clear" w:color="auto" w:fill="A6A6A6"/>
               </w:rPr>
               <w:drawing>
                 <wp:inline distT="0" distB="0" distL="0" distR="0" wp14:anchorId="58678053" wp14:editId="15B2D89B">
@@ -2369,7 +2369,7 @@
                 <w:noProof/>
                 <w:kern w:val="0"/>
                 <w:szCs w:val="21"/>
-                <w:shd w:val="clear" w:color="auto" w:fill="D9D9D9"/>
+                <w:shd w:val="clear" w:color="auto" w:fill="A6A6A6"/>
               </w:rPr>
               <w:drawing>
                 <wp:inline distT="0" distB="0" distL="0" distR="0" wp14:anchorId="092C6DBB" wp14:editId="087A53FD">
@@ -2439,7 +2439,7 @@
                 <w:noProof/>
                 <w:kern w:val="0"/>
                 <w:szCs w:val="21"/>
-                <w:shd w:val="clear" w:color="auto" w:fill="D9D9D9"/>
+                <w:shd w:val="clear" w:color="auto" w:fill="A6A6A6"/>
               </w:rPr>
               <w:drawing>
                 <wp:inline distT="0" distB="0" distL="0" distR="0" wp14:anchorId="57F4B519" wp14:editId="61D47604">
@@ -2602,7 +2602,7 @@
                 <w:noProof/>
                 <w:kern w:val="0"/>
                 <w:szCs w:val="21"/>
-                <w:shd w:val="clear" w:color="auto" w:fill="D9D9D9"/>
+                <w:shd w:val="clear" w:color="auto" w:fill="A6A6A6"/>
               </w:rPr>
               <w:drawing>
                 <wp:inline distT="0" distB="0" distL="0" distR="0" wp14:anchorId="2EC073E9" wp14:editId="282B802C">
@@ -2672,7 +2672,7 @@
                 <w:noProof/>
                 <w:kern w:val="0"/>
                 <w:szCs w:val="21"/>
-                <w:shd w:val="clear" w:color="auto" w:fill="D9D9D9"/>
+                <w:shd w:val="clear" w:color="auto" w:fill="A6A6A6"/>
               </w:rPr>
               <w:drawing>
                 <wp:inline distT="0" distB="0" distL="0" distR="0" wp14:anchorId="27E0D940" wp14:editId="77FB27BD">
@@ -2742,7 +2742,7 @@
                 <w:noProof/>
                 <w:kern w:val="0"/>
                 <w:szCs w:val="21"/>
-                <w:shd w:val="clear" w:color="auto" w:fill="D9D9D9"/>
+                <w:shd w:val="clear" w:color="auto" w:fill="A6A6A6"/>
               </w:rPr>
               <w:drawing>
                 <wp:inline distT="0" distB="0" distL="0" distR="0" wp14:anchorId="79308667" wp14:editId="55A10A4A">
@@ -2812,7 +2812,7 @@
                 <w:noProof/>
                 <w:kern w:val="0"/>
                 <w:szCs w:val="21"/>
-                <w:shd w:val="clear" w:color="auto" w:fill="D9D9D9"/>
+                <w:shd w:val="clear" w:color="auto" w:fill="A6A6A6"/>
               </w:rPr>
               <w:drawing>
                 <wp:inline distT="0" distB="0" distL="0" distR="0" wp14:anchorId="1E148FE1" wp14:editId="15E059CC">
@@ -3155,7 +3155,7 @@
           <w:rFonts w:ascii="Times New Roman" w:hAnsi="Times New Roman" w:eastAsia="宋体" w:cs="Times New Roman"/>
           <w:szCs w:val="21"/>
           <w:sz w:val="21"/>
-          <w:shd w:val="clear" w:color="auto" w:fill="D9D9D9"/>
+          <w:shd w:val="clear" w:color="auto" w:fill="A6A6A6"/>
         </w:rPr>
         <w:t>环形电流</w:t>
       </w:r>
@@ -3172,7 +3172,7 @@
           <w:rFonts w:ascii="Times New Roman" w:hAnsi="Times New Roman" w:eastAsia="宋体" w:cs="Times New Roman"/>
           <w:szCs w:val="21"/>
           <w:sz w:val="21"/>
-          <w:shd w:val="clear" w:color="auto" w:fill="D9D9D9"/>
+          <w:shd w:val="clear" w:color="auto" w:fill="A6A6A6"/>
         </w:rPr>
         <w:t>微小的磁体</w:t>
       </w:r>
@@ -3189,7 +3189,7 @@
           <w:rFonts w:ascii="Times New Roman" w:hAnsi="Times New Roman" w:eastAsia="宋体" w:cs="Times New Roman"/>
           <w:szCs w:val="21"/>
           <w:sz w:val="21"/>
-          <w:shd w:val="clear" w:color="auto" w:fill="D9D9D9"/>
+          <w:shd w:val="clear" w:color="auto" w:fill="A6A6A6"/>
         </w:rPr>
         <w:t>磁极</w:t>
       </w:r>
@@ -3260,7 +3260,7 @@
           <w:rFonts w:ascii="Times New Roman" w:hAnsi="Times New Roman" w:eastAsia="宋体" w:cs="Times New Roman"/>
           <w:szCs w:val="21"/>
           <w:sz w:val="21"/>
-          <w:shd w:val="clear" w:color="auto" w:fill="D9D9D9"/>
+          <w:shd w:val="clear" w:color="auto" w:fill="A6A6A6"/>
         </w:rPr>
         <w:t>大致相同</w:t>
       </w:r>
@@ -3277,7 +3277,7 @@
           <w:rFonts w:ascii="Times New Roman" w:hAnsi="Times New Roman" w:eastAsia="宋体" w:cs="Times New Roman"/>
           <w:szCs w:val="21"/>
           <w:sz w:val="21"/>
-          <w:shd w:val="clear" w:color="auto" w:fill="D9D9D9"/>
+          <w:shd w:val="clear" w:color="auto" w:fill="A6A6A6"/>
         </w:rPr>
         <w:t>杂乱无章</w:t>
       </w:r>
@@ -3393,7 +3393,7 @@
           <w:rFonts w:ascii="Times New Roman" w:hAnsi="Times New Roman" w:eastAsia="宋体" w:cs="Times New Roman"/>
           <w:szCs w:val="21"/>
           <w:sz w:val="21"/>
-          <w:shd w:val="clear" w:color="auto" w:fill="D9D9D9"/>
+          <w:shd w:val="clear" w:color="auto" w:fill="A6A6A6"/>
         </w:rPr>
         <w:t>电流</w:t>
       </w:r>
@@ -3402,7 +3402,7 @@
           <w:rFonts w:ascii="Times New Roman" w:hAnsi="Times New Roman" w:eastAsia="宋体" w:cs="Times New Roman"/>
           <w:szCs w:val="21"/>
           <w:sz w:val="21"/>
-          <w:shd w:val="clear" w:color="auto" w:fill="D9D9D9"/>
+          <w:shd w:val="clear" w:color="auto" w:fill="A6A6A6"/>
         </w:rPr>
         <w:t>I</w:t>
       </w:r>
@@ -3419,7 +3419,7 @@
           <w:rFonts w:ascii="Times New Roman" w:hAnsi="Times New Roman" w:eastAsia="宋体" w:cs="Times New Roman"/>
           <w:szCs w:val="21"/>
           <w:sz w:val="21"/>
-          <w:shd w:val="clear" w:color="auto" w:fill="D9D9D9"/>
+          <w:shd w:val="clear" w:color="auto" w:fill="A6A6A6"/>
         </w:rPr>
         <w:t>导线长度</w:t>
       </w:r>
@@ -3428,7 +3428,7 @@
           <w:rFonts w:ascii="Times New Roman" w:hAnsi="Times New Roman" w:eastAsia="宋体" w:cs="Times New Roman"/>
           <w:szCs w:val="21"/>
           <w:sz w:val="21"/>
-          <w:shd w:val="clear" w:color="auto" w:fill="D9D9D9"/>
+          <w:shd w:val="clear" w:color="auto" w:fill="A6A6A6"/>
         </w:rPr>
         <w:t>l</w:t>
       </w:r>
@@ -3445,7 +3445,7 @@
           <w:rFonts w:ascii="Times New Roman" w:hAnsi="Times New Roman" w:eastAsia="宋体" w:cs="Times New Roman"/>
           <w:szCs w:val="21"/>
           <w:sz w:val="21"/>
-          <w:shd w:val="clear" w:color="auto" w:fill="D9D9D9"/>
+          <w:shd w:val="clear" w:color="auto" w:fill="A6A6A6"/>
         </w:rPr>
         <w:t>Il</w:t>
       </w:r>
@@ -3496,7 +3496,7 @@
           <w:rFonts w:ascii="Times New Roman" w:hAnsi="Times New Roman" w:eastAsia="宋体" w:cs="Times New Roman"/>
           <w:szCs w:val="21"/>
           <w:sz w:val="21"/>
-          <w:shd w:val="clear" w:color="auto" w:fill="D9D9D9"/>
+          <w:shd w:val="clear" w:color="auto" w:fill="A6A6A6"/>
         </w:rPr>
         <w:t>垂直</w:t>
       </w:r>
@@ -3530,7 +3530,7 @@
           <w:rFonts w:ascii="Times New Roman" w:hAnsi="Times New Roman" w:eastAsia="宋体" w:cs="Times New Roman"/>
           <w:szCs w:val="21"/>
           <w:sz w:val="21"/>
-          <w:shd w:val="clear" w:color="auto" w:fill="D9D9D9"/>
+          <w:shd w:val="clear" w:color="auto" w:fill="A6A6A6"/>
         </w:rPr>
         <w:t>电流</w:t>
       </w:r>
@@ -3539,7 +3539,7 @@
           <w:rFonts w:ascii="Times New Roman" w:hAnsi="Times New Roman" w:eastAsia="宋体" w:cs="Times New Roman"/>
           <w:szCs w:val="21"/>
           <w:sz w:val="21"/>
-          <w:shd w:val="clear" w:color="auto" w:fill="D9D9D9"/>
+          <w:shd w:val="clear" w:color="auto" w:fill="A6A6A6"/>
         </w:rPr>
         <w:t>I</w:t>
       </w:r>
@@ -3556,7 +3556,7 @@
           <w:rFonts w:ascii="Times New Roman" w:hAnsi="Times New Roman" w:eastAsia="宋体" w:cs="Times New Roman"/>
           <w:szCs w:val="21"/>
           <w:sz w:val="21"/>
-          <w:shd w:val="clear" w:color="auto" w:fill="D9D9D9"/>
+          <w:shd w:val="clear" w:color="auto" w:fill="A6A6A6"/>
         </w:rPr>
         <w:t>长度</w:t>
       </w:r>
@@ -3565,7 +3565,7 @@
           <w:rFonts w:ascii="Times New Roman" w:hAnsi="Times New Roman" w:eastAsia="宋体" w:cs="Times New Roman"/>
           <w:szCs w:val="21"/>
           <w:sz w:val="21"/>
-          <w:shd w:val="clear" w:color="auto" w:fill="D9D9D9"/>
+          <w:shd w:val="clear" w:color="auto" w:fill="A6A6A6"/>
         </w:rPr>
         <w:t>l</w:t>
       </w:r>
@@ -3650,7 +3650,7 @@
           <m:fPr>
             <m:ctrlPr>
               <w:rPr>
-                <w:shd w:val="clear" w:color="auto" w:fill="D9D9D9"/>
+                <w:shd w:val="clear" w:color="auto" w:fill="A6A6A6"/>
               </w:rPr>
             </m:ctrlPr>
           </m:fPr>
@@ -3725,7 +3725,7 @@
           <w:rFonts w:ascii="Times New Roman" w:hAnsi="Times New Roman" w:eastAsia="宋体" w:cs="Times New Roman"/>
           <w:szCs w:val="21"/>
           <w:sz w:val="21"/>
-          <w:shd w:val="clear" w:color="auto" w:fill="D9D9D9"/>
+          <w:shd w:val="clear" w:color="auto" w:fill="A6A6A6"/>
         </w:rPr>
         <w:t>特斯拉</w:t>
       </w:r>
@@ -3742,7 +3742,7 @@
           <w:rFonts w:ascii="Times New Roman" w:hAnsi="Times New Roman" w:eastAsia="宋体" w:cs="Times New Roman"/>
           <w:szCs w:val="21"/>
           <w:sz w:val="21"/>
-          <w:shd w:val="clear" w:color="auto" w:fill="D9D9D9"/>
+          <w:shd w:val="clear" w:color="auto" w:fill="A6A6A6"/>
         </w:rPr>
         <w:t>特</w:t>
       </w:r>
@@ -3759,7 +3759,7 @@
           <w:rFonts w:ascii="Times New Roman" w:hAnsi="Times New Roman" w:eastAsia="宋体" w:cs="Times New Roman"/>
           <w:szCs w:val="21"/>
           <w:sz w:val="21"/>
-          <w:shd w:val="clear" w:color="auto" w:fill="D9D9D9"/>
+          <w:shd w:val="clear" w:color="auto" w:fill="A6A6A6"/>
         </w:rPr>
         <w:t>T</w:t>
       </w:r>
@@ -3826,7 +3826,7 @@
           <w:rFonts w:ascii="Times New Roman" w:hAnsi="Times New Roman" w:eastAsia="宋体" w:cs="Times New Roman"/>
           <w:szCs w:val="21"/>
           <w:sz w:val="21"/>
-          <w:shd w:val="clear" w:color="auto" w:fill="D9D9D9"/>
+          <w:shd w:val="clear" w:color="auto" w:fill="A6A6A6"/>
         </w:rPr>
         <w:t>磁场的方向</w:t>
       </w:r>
@@ -3843,7 +3843,7 @@
           <w:rFonts w:ascii="Times New Roman" w:hAnsi="Times New Roman" w:eastAsia="宋体" w:cs="Times New Roman"/>
           <w:szCs w:val="21"/>
           <w:sz w:val="21"/>
-          <w:shd w:val="clear" w:color="auto" w:fill="D9D9D9"/>
+          <w:shd w:val="clear" w:color="auto" w:fill="A6A6A6"/>
         </w:rPr>
         <w:t>平行四边形定则</w:t>
       </w:r>
@@ -3930,7 +3930,7 @@
           <w:rFonts w:ascii="Times New Roman" w:hAnsi="Times New Roman" w:eastAsia="宋体" w:cs="Times New Roman"/>
           <w:szCs w:val="21"/>
           <w:sz w:val="21"/>
-          <w:shd w:val="clear" w:color="auto" w:fill="D9D9D9"/>
+          <w:shd w:val="clear" w:color="auto" w:fill="A6A6A6"/>
         </w:rPr>
         <w:t>大小相等、方向相同</w:t>
       </w:r>
@@ -4200,7 +4200,7 @@
           <w:rFonts w:ascii="Times New Roman" w:hAnsi="Times New Roman" w:eastAsia="宋体" w:cs="Times New Roman"/>
           <w:szCs w:val="21"/>
           <w:sz w:val="21"/>
-          <w:shd w:val="clear" w:color="auto" w:fill="D9D9D9"/>
+          <w:shd w:val="clear" w:color="auto" w:fill="A6A6A6"/>
         </w:rPr>
         <w:t>相等</w:t>
       </w:r>
@@ -4217,7 +4217,7 @@
           <w:rFonts w:ascii="Times New Roman" w:hAnsi="Times New Roman" w:eastAsia="宋体" w:cs="Times New Roman"/>
           <w:szCs w:val="21"/>
           <w:sz w:val="21"/>
-          <w:shd w:val="clear" w:color="auto" w:fill="D9D9D9"/>
+          <w:shd w:val="clear" w:color="auto" w:fill="A6A6A6"/>
         </w:rPr>
         <w:t>平行</w:t>
       </w:r>
@@ -4324,7 +4324,7 @@
           <w:rFonts w:ascii="Times New Roman" w:hAnsi="Times New Roman" w:eastAsia="宋体" w:cs="Times New Roman"/>
           <w:szCs w:val="21"/>
           <w:sz w:val="21"/>
-          <w:shd w:val="clear" w:color="auto" w:fill="D9D9D9"/>
+          <w:shd w:val="clear" w:color="auto" w:fill="A6A6A6"/>
         </w:rPr>
         <w:t>磁感应强度</w:t>
       </w:r>
@@ -4333,7 +4333,7 @@
           <w:rFonts w:ascii="Times New Roman" w:hAnsi="Times New Roman" w:eastAsia="宋体" w:cs="Times New Roman"/>
           <w:szCs w:val="21"/>
           <w:sz w:val="21"/>
-          <w:shd w:val="clear" w:color="auto" w:fill="D9D9D9"/>
+          <w:shd w:val="clear" w:color="auto" w:fill="A6A6A6"/>
         </w:rPr>
         <w:t>B</w:t>
       </w:r>
@@ -4350,7 +4350,7 @@
           <w:rFonts w:ascii="Times New Roman" w:hAnsi="Times New Roman" w:eastAsia="宋体" w:cs="Times New Roman"/>
           <w:szCs w:val="21"/>
           <w:sz w:val="21"/>
-          <w:shd w:val="clear" w:color="auto" w:fill="D9D9D9"/>
+          <w:shd w:val="clear" w:color="auto" w:fill="A6A6A6"/>
         </w:rPr>
         <w:t>垂直</w:t>
       </w:r>
@@ -4454,7 +4454,7 @@
           <w:rFonts w:ascii="Times New Roman" w:hAnsi="Times New Roman" w:eastAsia="宋体" w:cs="Times New Roman"/>
           <w:szCs w:val="21"/>
           <w:sz w:val="21"/>
-          <w:shd w:val="clear" w:color="auto" w:fill="D9D9D9"/>
+          <w:shd w:val="clear" w:color="auto" w:fill="A6A6A6"/>
         </w:rPr>
         <w:t>投影面积</w:t>
       </w:r>
@@ -4463,7 +4463,7 @@
           <w:rFonts w:ascii="Times New Roman" w:hAnsi="Times New Roman" w:eastAsia="宋体" w:cs="Times New Roman"/>
           <w:szCs w:val="21"/>
           <w:sz w:val="21"/>
-          <w:shd w:val="clear" w:color="auto" w:fill="D9D9D9"/>
+          <w:shd w:val="clear" w:color="auto" w:fill="A6A6A6"/>
         </w:rPr>
         <w:t>S′</w:t>
       </w:r>
@@ -4663,7 +4663,7 @@
           <w:rFonts w:ascii="Times New Roman" w:hAnsi="Times New Roman" w:eastAsia="宋体" w:cs="Times New Roman"/>
           <w:szCs w:val="21"/>
           <w:sz w:val="21"/>
-          <w:shd w:val="clear" w:color="auto" w:fill="D9D9D9"/>
+          <w:shd w:val="clear" w:color="auto" w:fill="A6A6A6"/>
         </w:rPr>
         <w:t>韦伯</w:t>
       </w:r>
@@ -4696,7 +4696,7 @@
           <w:rFonts w:ascii="Times New Roman" w:hAnsi="Times New Roman" w:eastAsia="宋体" w:cs="Times New Roman"/>
           <w:szCs w:val="21"/>
           <w:sz w:val="21"/>
-          <w:shd w:val="clear" w:color="auto" w:fill="D9D9D9"/>
+          <w:shd w:val="clear" w:color="auto" w:fill="A6A6A6"/>
         </w:rPr>
         <w:t>1 T·m2</w:t>
       </w:r>
@@ -4766,7 +4766,7 @@
           <m:fPr>
             <m:ctrlPr>
               <w:rPr>
-                <w:shd w:val="clear" w:color="auto" w:fill="D9D9D9"/>
+                <w:shd w:val="clear" w:color="auto" w:fill="A6A6A6"/>
               </w:rPr>
             </m:ctrlPr>
           </m:fPr>
@@ -5265,7 +5265,7 @@
           <w:rFonts w:ascii="Times New Roman" w:hAnsi="Times New Roman" w:eastAsia="宋体" w:cs="Times New Roman"/>
           <w:szCs w:val="21"/>
           <w:sz w:val="21"/>
-          <w:shd w:val="clear" w:color="auto" w:fill="D9D9D9"/>
+          <w:shd w:val="clear" w:color="auto" w:fill="A6A6A6"/>
         </w:rPr>
         <w:t>奥斯特</w:t>
       </w:r>
@@ -5282,7 +5282,7 @@
           <w:rFonts w:ascii="Times New Roman" w:hAnsi="Times New Roman" w:eastAsia="宋体" w:cs="Times New Roman"/>
           <w:szCs w:val="21"/>
           <w:sz w:val="21"/>
-          <w:shd w:val="clear" w:color="auto" w:fill="D9D9D9"/>
+          <w:shd w:val="clear" w:color="auto" w:fill="A6A6A6"/>
         </w:rPr>
         <w:t>磁现象</w:t>
       </w:r>
@@ -5409,7 +5409,7 @@
           <w:rFonts w:ascii="Times New Roman" w:hAnsi="Times New Roman" w:eastAsia="宋体" w:cs="Times New Roman"/>
           <w:szCs w:val="21"/>
           <w:sz w:val="21"/>
-          <w:shd w:val="clear" w:color="auto" w:fill="D9D9D9"/>
+          <w:shd w:val="clear" w:color="auto" w:fill="A6A6A6"/>
         </w:rPr>
         <w:t>瞬间</w:t>
       </w:r>
@@ -5434,7 +5434,7 @@
           <w:rFonts w:ascii="Times New Roman" w:hAnsi="Times New Roman" w:eastAsia="宋体" w:cs="Times New Roman"/>
           <w:szCs w:val="21"/>
           <w:sz w:val="21"/>
-          <w:shd w:val="clear" w:color="auto" w:fill="D9D9D9"/>
+          <w:shd w:val="clear" w:color="auto" w:fill="A6A6A6"/>
         </w:rPr>
         <w:t>磁生电</w:t>
       </w:r>
@@ -5585,7 +5585,7 @@
           <w:rFonts w:ascii="Times New Roman" w:hAnsi="Times New Roman" w:eastAsia="宋体" w:cs="Times New Roman"/>
           <w:szCs w:val="21"/>
           <w:sz w:val="21"/>
-          <w:shd w:val="clear" w:color="auto" w:fill="D9D9D9"/>
+          <w:shd w:val="clear" w:color="auto" w:fill="A6A6A6"/>
         </w:rPr>
         <w:t>电磁感应</w:t>
       </w:r>
@@ -5612,7 +5612,7 @@
           <w:rFonts w:ascii="Times New Roman" w:hAnsi="Times New Roman" w:eastAsia="宋体" w:cs="Times New Roman"/>
           <w:szCs w:val="21"/>
           <w:sz w:val="21"/>
-          <w:shd w:val="clear" w:color="auto" w:fill="D9D9D9"/>
+          <w:shd w:val="clear" w:color="auto" w:fill="A6A6A6"/>
         </w:rPr>
         <w:t>感应电流</w:t>
       </w:r>
@@ -5760,7 +5760,7 @@
           <w:rFonts w:ascii="Times New Roman" w:hAnsi="Times New Roman" w:eastAsia="宋体" w:cs="Times New Roman"/>
           <w:szCs w:val="21"/>
           <w:sz w:val="21"/>
-          <w:shd w:val="clear" w:color="auto" w:fill="D9D9D9"/>
+          <w:shd w:val="clear" w:color="auto" w:fill="A6A6A6"/>
         </w:rPr>
         <w:t>有</w:t>
       </w:r>
@@ -5794,7 +5794,7 @@
           <w:rFonts w:ascii="Times New Roman" w:hAnsi="Times New Roman" w:eastAsia="宋体" w:cs="Times New Roman"/>
           <w:szCs w:val="21"/>
           <w:sz w:val="21"/>
-          <w:shd w:val="clear" w:color="auto" w:fill="D9D9D9"/>
+          <w:shd w:val="clear" w:color="auto" w:fill="A6A6A6"/>
         </w:rPr>
         <w:t>无</w:t>
       </w:r>
@@ -6015,7 +6015,7 @@
           <w:rFonts w:ascii="Times New Roman" w:hAnsi="Times New Roman" w:eastAsia="宋体" w:cs="Times New Roman"/>
           <w:szCs w:val="21"/>
           <w:sz w:val="21"/>
-          <w:shd w:val="clear" w:color="auto" w:fill="D9D9D9"/>
+          <w:shd w:val="clear" w:color="auto" w:fill="A6A6A6"/>
         </w:rPr>
         <w:t>有</w:t>
       </w:r>
@@ -6032,7 +6032,7 @@
           <w:rFonts w:ascii="Times New Roman" w:hAnsi="Times New Roman" w:eastAsia="宋体" w:cs="Times New Roman"/>
           <w:szCs w:val="21"/>
           <w:sz w:val="21"/>
-          <w:shd w:val="clear" w:color="auto" w:fill="D9D9D9"/>
+          <w:shd w:val="clear" w:color="auto" w:fill="A6A6A6"/>
         </w:rPr>
         <w:t>无</w:t>
       </w:r>
@@ -6197,7 +6197,7 @@
           <w:rFonts w:ascii="Times New Roman" w:hAnsi="Times New Roman" w:eastAsia="宋体" w:cs="Times New Roman"/>
           <w:szCs w:val="21"/>
           <w:sz w:val="21"/>
-          <w:shd w:val="clear" w:color="auto" w:fill="D9D9D9"/>
+          <w:shd w:val="clear" w:color="auto" w:fill="A6A6A6"/>
         </w:rPr>
         <w:t>有</w:t>
       </w:r>
@@ -6230,7 +6230,7 @@
           <w:rFonts w:ascii="Times New Roman" w:hAnsi="Times New Roman" w:eastAsia="宋体" w:cs="Times New Roman"/>
           <w:szCs w:val="21"/>
           <w:sz w:val="21"/>
-          <w:shd w:val="clear" w:color="auto" w:fill="D9D9D9"/>
+          <w:shd w:val="clear" w:color="auto" w:fill="A6A6A6"/>
         </w:rPr>
         <w:t>有</w:t>
       </w:r>
@@ -6263,7 +6263,7 @@
           <w:rFonts w:ascii="Times New Roman" w:hAnsi="Times New Roman" w:eastAsia="宋体" w:cs="Times New Roman"/>
           <w:szCs w:val="21"/>
           <w:sz w:val="21"/>
-          <w:shd w:val="clear" w:color="auto" w:fill="D9D9D9"/>
+          <w:shd w:val="clear" w:color="auto" w:fill="A6A6A6"/>
         </w:rPr>
         <w:t>无</w:t>
       </w:r>
@@ -6593,7 +6593,7 @@
           <w:rFonts w:ascii="Times New Roman" w:hAnsi="Times New Roman" w:eastAsia="宋体" w:cs="Times New Roman"/>
           <w:szCs w:val="21"/>
           <w:sz w:val="21"/>
-          <w:shd w:val="clear" w:color="auto" w:fill="D9D9D9"/>
+          <w:shd w:val="clear" w:color="auto" w:fill="A6A6A6"/>
         </w:rPr>
         <w:t>磁通量发生变化</w:t>
       </w:r>
@@ -6664,7 +6664,7 @@
           <w:rFonts w:ascii="Times New Roman" w:hAnsi="Times New Roman" w:eastAsia="宋体" w:cs="Times New Roman"/>
           <w:szCs w:val="21"/>
           <w:sz w:val="21"/>
-          <w:shd w:val="clear" w:color="auto" w:fill="D9D9D9"/>
+          <w:shd w:val="clear" w:color="auto" w:fill="A6A6A6"/>
         </w:rPr>
         <w:t>电磁炉</w:t>
       </w:r>
@@ -6859,7 +6859,7 @@
           <w:rFonts w:ascii="Times New Roman" w:hAnsi="Times New Roman" w:eastAsia="宋体" w:cs="Times New Roman"/>
           <w:szCs w:val="21"/>
           <w:sz w:val="21"/>
-          <w:shd w:val="clear" w:color="auto" w:fill="D9D9D9"/>
+          <w:shd w:val="clear" w:color="auto" w:fill="A6A6A6"/>
         </w:rPr>
         <w:t>感应电流</w:t>
       </w:r>
@@ -6876,7 +6876,7 @@
           <w:rFonts w:ascii="Times New Roman" w:hAnsi="Times New Roman" w:eastAsia="宋体" w:cs="Times New Roman"/>
           <w:szCs w:val="21"/>
           <w:sz w:val="21"/>
-          <w:shd w:val="clear" w:color="auto" w:fill="D9D9D9"/>
+          <w:shd w:val="clear" w:color="auto" w:fill="A6A6A6"/>
         </w:rPr>
         <w:t>电场</w:t>
       </w:r>
@@ -6919,7 +6919,7 @@
           <w:rFonts w:ascii="Times New Roman" w:hAnsi="Times New Roman" w:eastAsia="宋体" w:cs="Times New Roman"/>
           <w:szCs w:val="21"/>
           <w:sz w:val="21"/>
-          <w:shd w:val="clear" w:color="auto" w:fill="D9D9D9"/>
+          <w:shd w:val="clear" w:color="auto" w:fill="A6A6A6"/>
         </w:rPr>
         <w:t>电场</w:t>
       </w:r>
@@ -6988,7 +6988,7 @@
           <w:rFonts w:ascii="Times New Roman" w:hAnsi="Times New Roman" w:eastAsia="宋体" w:cs="Times New Roman"/>
           <w:szCs w:val="21"/>
           <w:sz w:val="21"/>
-          <w:shd w:val="clear" w:color="auto" w:fill="D9D9D9"/>
+          <w:shd w:val="clear" w:color="auto" w:fill="A6A6A6"/>
         </w:rPr>
         <w:t>磁场</w:t>
       </w:r>
@@ -7005,7 +7005,7 @@
           <w:rFonts w:ascii="Times New Roman" w:hAnsi="Times New Roman" w:eastAsia="宋体" w:cs="Times New Roman"/>
           <w:szCs w:val="21"/>
           <w:sz w:val="21"/>
-          <w:shd w:val="clear" w:color="auto" w:fill="D9D9D9"/>
+          <w:shd w:val="clear" w:color="auto" w:fill="A6A6A6"/>
         </w:rPr>
         <w:t>变化</w:t>
       </w:r>
@@ -7058,7 +7058,7 @@
           <w:rFonts w:ascii="Times New Roman" w:hAnsi="Times New Roman" w:eastAsia="宋体" w:cs="Times New Roman"/>
           <w:szCs w:val="21"/>
           <w:sz w:val="21"/>
-          <w:shd w:val="clear" w:color="auto" w:fill="D9D9D9"/>
+          <w:shd w:val="clear" w:color="auto" w:fill="A6A6A6"/>
         </w:rPr>
         <w:t>电场</w:t>
       </w:r>
@@ -7075,7 +7075,7 @@
           <w:rFonts w:ascii="Times New Roman" w:hAnsi="Times New Roman" w:eastAsia="宋体" w:cs="Times New Roman"/>
           <w:szCs w:val="21"/>
           <w:sz w:val="21"/>
-          <w:shd w:val="clear" w:color="auto" w:fill="D9D9D9"/>
+          <w:shd w:val="clear" w:color="auto" w:fill="A6A6A6"/>
         </w:rPr>
         <w:t>磁场</w:t>
       </w:r>
@@ -7175,7 +7175,7 @@
                 <w:rFonts w:ascii="Times New Roman" w:hAnsi="Times New Roman" w:eastAsia="宋体" w:cs="Times New Roman"/>
                 <w:szCs w:val="21"/>
                 <w:sz w:val="21"/>
-                <w:shd w:val="clear" w:color="auto" w:fill="D9D9D9"/>
+                <w:shd w:val="clear" w:color="auto" w:fill="A6A6A6"/>
               </w:rPr>
               <w:t>恒定的电场不产生磁场</w:t>
             </w:r>
@@ -7209,7 +7209,7 @@
                 <w:rFonts w:ascii="Times New Roman" w:hAnsi="Times New Roman" w:eastAsia="宋体" w:cs="Times New Roman"/>
                 <w:szCs w:val="21"/>
                 <w:sz w:val="21"/>
-                <w:shd w:val="clear" w:color="auto" w:fill="D9D9D9"/>
+                <w:shd w:val="clear" w:color="auto" w:fill="A6A6A6"/>
               </w:rPr>
               <w:t>恒定的磁场不产生电场</w:t>
             </w:r>
@@ -7245,7 +7245,7 @@
                 <w:rFonts w:ascii="Times New Roman" w:hAnsi="Times New Roman" w:eastAsia="宋体" w:cs="Times New Roman"/>
                 <w:szCs w:val="21"/>
                 <w:sz w:val="21"/>
-                <w:shd w:val="clear" w:color="auto" w:fill="D9D9D9"/>
+                <w:shd w:val="clear" w:color="auto" w:fill="A6A6A6"/>
               </w:rPr>
               <w:t>均匀变化的电场在周围空间产生恒定的磁场</w:t>
             </w:r>
@@ -7279,7 +7279,7 @@
                 <w:rFonts w:ascii="Times New Roman" w:hAnsi="Times New Roman" w:eastAsia="宋体" w:cs="Times New Roman"/>
                 <w:szCs w:val="21"/>
                 <w:sz w:val="21"/>
-                <w:shd w:val="clear" w:color="auto" w:fill="D9D9D9"/>
+                <w:shd w:val="clear" w:color="auto" w:fill="A6A6A6"/>
               </w:rPr>
               <w:t>均匀变化的磁场在周围空间产生恒定的电场</w:t>
             </w:r>
@@ -7383,7 +7383,7 @@
                 <w:rFonts w:ascii="Times New Roman" w:hAnsi="Times New Roman" w:eastAsia="宋体" w:cs="Times New Roman"/>
                 <w:szCs w:val="21"/>
                 <w:sz w:val="21"/>
-                <w:shd w:val="clear" w:color="auto" w:fill="D9D9D9"/>
+                <w:shd w:val="clear" w:color="auto" w:fill="A6A6A6"/>
               </w:rPr>
               <w:t>振荡电场产生同频率的振荡磁场</w:t>
             </w:r>
@@ -7417,7 +7417,7 @@
                 <w:rFonts w:ascii="Times New Roman" w:hAnsi="Times New Roman" w:eastAsia="宋体" w:cs="Times New Roman"/>
                 <w:szCs w:val="21"/>
                 <w:sz w:val="21"/>
-                <w:shd w:val="clear" w:color="auto" w:fill="D9D9D9"/>
+                <w:shd w:val="clear" w:color="auto" w:fill="A6A6A6"/>
               </w:rPr>
               <w:t>振荡磁场产生同频率的振荡电场</w:t>
             </w:r>
@@ -7479,7 +7479,7 @@
           <w:rFonts w:ascii="Times New Roman" w:hAnsi="Times New Roman" w:eastAsia="宋体" w:cs="Times New Roman"/>
           <w:szCs w:val="21"/>
           <w:sz w:val="21"/>
-          <w:shd w:val="clear" w:color="auto" w:fill="D9D9D9"/>
+          <w:shd w:val="clear" w:color="auto" w:fill="A6A6A6"/>
         </w:rPr>
         <w:t>变化的电场和变化的磁场是相互联系着的，形成不可分割的统一体，这就是电磁场。</w:t>
       </w:r>
@@ -7530,7 +7530,7 @@
           <w:rFonts w:ascii="Times New Roman" w:hAnsi="Times New Roman" w:eastAsia="宋体" w:cs="Times New Roman"/>
           <w:szCs w:val="21"/>
           <w:sz w:val="21"/>
-          <w:shd w:val="clear" w:color="auto" w:fill="D9D9D9"/>
+          <w:shd w:val="clear" w:color="auto" w:fill="A6A6A6"/>
         </w:rPr>
         <w:t/>
       </w:r>
@@ -7547,7 +7547,7 @@
           <w:rFonts w:ascii="Times New Roman" w:hAnsi="Times New Roman" w:eastAsia="宋体" w:cs="Times New Roman"/>
           <w:szCs w:val="21"/>
           <w:sz w:val="21"/>
-          <w:shd w:val="clear" w:color="auto" w:fill="D9D9D9"/>
+          <w:shd w:val="clear" w:color="auto" w:fill="A6A6A6"/>
         </w:rPr>
         <w:t/>
       </w:r>
@@ -7564,7 +7564,7 @@
           <w:rFonts w:ascii="Times New Roman" w:hAnsi="Times New Roman" w:eastAsia="宋体" w:cs="Times New Roman"/>
           <w:szCs w:val="21"/>
           <w:sz w:val="21"/>
-          <w:shd w:val="clear" w:color="auto" w:fill="D9D9D9"/>
+          <w:shd w:val="clear" w:color="auto" w:fill="A6A6A6"/>
         </w:rPr>
         <w:t/>
       </w:r>
@@ -7623,7 +7623,7 @@
           <w:rFonts w:ascii="Times New Roman" w:hAnsi="Times New Roman" w:eastAsia="宋体" w:cs="Times New Roman"/>
           <w:szCs w:val="21"/>
           <w:sz w:val="21"/>
-          <w:shd w:val="clear" w:color="auto" w:fill="D9D9D9"/>
+          <w:shd w:val="clear" w:color="auto" w:fill="A6A6A6"/>
         </w:rPr>
         <w:t/>
       </w:r>
@@ -7640,7 +7640,7 @@
           <w:rFonts w:ascii="Times New Roman" w:hAnsi="Times New Roman" w:eastAsia="宋体" w:cs="Times New Roman"/>
           <w:szCs w:val="21"/>
           <w:sz w:val="21"/>
-          <w:shd w:val="clear" w:color="auto" w:fill="D9D9D9"/>
+          <w:shd w:val="clear" w:color="auto" w:fill="A6A6A6"/>
         </w:rPr>
         <w:t/>
       </w:r>
@@ -7657,7 +7657,7 @@
           <w:rFonts w:ascii="Times New Roman" w:hAnsi="Times New Roman" w:eastAsia="宋体" w:cs="Times New Roman"/>
           <w:szCs w:val="21"/>
           <w:sz w:val="21"/>
-          <w:shd w:val="clear" w:color="auto" w:fill="D9D9D9"/>
+          <w:shd w:val="clear" w:color="auto" w:fill="A6A6A6"/>
         </w:rPr>
         <w:t/>
       </w:r>
@@ -7708,7 +7708,7 @@
           <w:rFonts w:ascii="Times New Roman" w:hAnsi="Times New Roman" w:eastAsia="宋体" w:cs="Times New Roman"/>
           <w:szCs w:val="21"/>
           <w:sz w:val="21"/>
-          <w:shd w:val="clear" w:color="auto" w:fill="D9D9D9"/>
+          <w:shd w:val="clear" w:color="auto" w:fill="A6A6A6"/>
         </w:rPr>
         <w:t>真空</w:t>
       </w:r>
@@ -7825,7 +7825,7 @@
           <w:rFonts w:ascii="Times New Roman" w:hAnsi="Times New Roman" w:eastAsia="宋体" w:cs="Times New Roman"/>
           <w:szCs w:val="21"/>
           <w:sz w:val="21"/>
-          <w:shd w:val="clear" w:color="auto" w:fill="D9D9D9"/>
+          <w:shd w:val="clear" w:color="auto" w:fill="A6A6A6"/>
         </w:rPr>
         <w:t>电磁振动</w:t>
       </w:r>
@@ -7842,7 +7842,7 @@
           <w:rFonts w:ascii="Times New Roman" w:hAnsi="Times New Roman" w:eastAsia="宋体" w:cs="Times New Roman"/>
           <w:szCs w:val="21"/>
           <w:sz w:val="21"/>
-          <w:shd w:val="clear" w:color="auto" w:fill="D9D9D9"/>
+          <w:shd w:val="clear" w:color="auto" w:fill="A6A6A6"/>
         </w:rPr>
         <w:t>光速</w:t>
       </w:r>
@@ -7951,7 +7951,7 @@
           <w:rFonts w:ascii="Times New Roman" w:hAnsi="Times New Roman" w:eastAsia="宋体" w:cs="Times New Roman"/>
           <w:szCs w:val="21"/>
           <w:sz w:val="21"/>
-          <w:shd w:val="clear" w:color="auto" w:fill="D9D9D9"/>
+          <w:shd w:val="clear" w:color="auto" w:fill="A6A6A6"/>
         </w:rPr>
         <w:t>电磁波</w:t>
       </w:r>
@@ -8250,7 +8250,7 @@
           <w:rFonts w:ascii="Times New Roman" w:hAnsi="Times New Roman" w:eastAsia="宋体" w:cs="Times New Roman"/>
           <w:szCs w:val="21"/>
           <w:sz w:val="21"/>
-          <w:shd w:val="clear" w:color="auto" w:fill="D9D9D9"/>
+          <w:shd w:val="clear" w:color="auto" w:fill="A6A6A6"/>
         </w:rPr>
         <w:t>波长</w:t>
       </w:r>
@@ -8267,7 +8267,7 @@
           <w:rFonts w:ascii="Times New Roman" w:hAnsi="Times New Roman" w:eastAsia="宋体" w:cs="Times New Roman"/>
           <w:szCs w:val="21"/>
           <w:sz w:val="21"/>
-          <w:shd w:val="clear" w:color="auto" w:fill="D9D9D9"/>
+          <w:shd w:val="clear" w:color="auto" w:fill="A6A6A6"/>
         </w:rPr>
         <w:t>频率</w:t>
       </w:r>
@@ -8318,7 +8318,7 @@
           <w:rFonts w:ascii="Times New Roman" w:hAnsi="Times New Roman" w:eastAsia="宋体" w:cs="Times New Roman"/>
           <w:szCs w:val="21"/>
           <w:sz w:val="21"/>
-          <w:shd w:val="clear" w:color="auto" w:fill="D9D9D9"/>
+          <w:shd w:val="clear" w:color="auto" w:fill="A6A6A6"/>
         </w:rPr>
         <w:t>无线电波</w:t>
       </w:r>
@@ -8335,7 +8335,7 @@
           <w:rFonts w:ascii="Times New Roman" w:hAnsi="Times New Roman" w:eastAsia="宋体" w:cs="Times New Roman"/>
           <w:szCs w:val="21"/>
           <w:sz w:val="21"/>
-          <w:shd w:val="clear" w:color="auto" w:fill="D9D9D9"/>
+          <w:shd w:val="clear" w:color="auto" w:fill="A6A6A6"/>
         </w:rPr>
         <w:t>可见光</w:t>
       </w:r>
@@ -8352,7 +8352,7 @@
           <w:rFonts w:ascii="Times New Roman" w:hAnsi="Times New Roman" w:eastAsia="宋体" w:cs="Times New Roman"/>
           <w:szCs w:val="21"/>
           <w:sz w:val="21"/>
-          <w:shd w:val="clear" w:color="auto" w:fill="D9D9D9"/>
+          <w:shd w:val="clear" w:color="auto" w:fill="A6A6A6"/>
         </w:rPr>
         <w:t>紫外线</w:t>
       </w:r>
@@ -10026,7 +10026,7 @@
           <w:rFonts w:ascii="Times New Roman" w:hAnsi="Times New Roman" w:eastAsia="宋体" w:cs="Times New Roman"/>
           <w:szCs w:val="21"/>
           <w:sz w:val="21"/>
-          <w:shd w:val="clear" w:color="auto" w:fill="D9D9D9"/>
+          <w:shd w:val="clear" w:color="auto" w:fill="A6A6A6"/>
         </w:rPr>
         <w:t>电磁波</w:t>
       </w:r>
@@ -10043,7 +10043,7 @@
           <w:rFonts w:ascii="Times New Roman" w:hAnsi="Times New Roman" w:eastAsia="宋体" w:cs="Times New Roman"/>
           <w:szCs w:val="21"/>
           <w:sz w:val="21"/>
-          <w:shd w:val="clear" w:color="auto" w:fill="D9D9D9"/>
+          <w:shd w:val="clear" w:color="auto" w:fill="A6A6A6"/>
         </w:rPr>
         <w:t>温度</w:t>
       </w:r>
@@ -10110,7 +10110,7 @@
           <w:rFonts w:ascii="Times New Roman" w:hAnsi="Times New Roman" w:eastAsia="宋体" w:cs="Times New Roman"/>
           <w:szCs w:val="21"/>
           <w:sz w:val="21"/>
-          <w:shd w:val="clear" w:color="auto" w:fill="D9D9D9"/>
+          <w:shd w:val="clear" w:color="auto" w:fill="A6A6A6"/>
         </w:rPr>
         <w:t>较短波长</w:t>
       </w:r>
@@ -10187,7 +10187,7 @@
           <w:rFonts w:ascii="Times New Roman" w:hAnsi="Times New Roman" w:eastAsia="宋体" w:cs="Times New Roman"/>
           <w:szCs w:val="21"/>
           <w:sz w:val="21"/>
-          <w:shd w:val="clear" w:color="auto" w:fill="D9D9D9"/>
+          <w:shd w:val="clear" w:color="auto" w:fill="A6A6A6"/>
         </w:rPr>
         <w:t>完全</w:t>
       </w:r>
@@ -10273,7 +10273,7 @@
           <w:rFonts w:ascii="Times New Roman" w:hAnsi="Times New Roman" w:eastAsia="宋体" w:cs="Times New Roman"/>
           <w:szCs w:val="21"/>
           <w:sz w:val="21"/>
-          <w:shd w:val="clear" w:color="auto" w:fill="D9D9D9"/>
+          <w:shd w:val="clear" w:color="auto" w:fill="A6A6A6"/>
         </w:rPr>
         <w:t>辐射</w:t>
       </w:r>
@@ -10324,7 +10324,7 @@
           <w:rFonts w:ascii="Times New Roman" w:hAnsi="Times New Roman" w:eastAsia="宋体" w:cs="Times New Roman"/>
           <w:szCs w:val="21"/>
           <w:sz w:val="21"/>
-          <w:shd w:val="clear" w:color="auto" w:fill="D9D9D9"/>
+          <w:shd w:val="clear" w:color="auto" w:fill="A6A6A6"/>
         </w:rPr>
         <w:t>温度</w:t>
       </w:r>
@@ -10429,7 +10429,7 @@
           <w:rFonts w:ascii="Times New Roman" w:hAnsi="Times New Roman" w:eastAsia="宋体" w:cs="Times New Roman"/>
           <w:szCs w:val="21"/>
           <w:sz w:val="21"/>
-          <w:shd w:val="clear" w:color="auto" w:fill="D9D9D9"/>
+          <w:shd w:val="clear" w:color="auto" w:fill="A6A6A6"/>
         </w:rPr>
         <w:t>整数倍</w:t>
       </w:r>
@@ -10516,7 +10516,7 @@
           <w:rFonts w:ascii="Times New Roman" w:hAnsi="Times New Roman" w:eastAsia="宋体" w:cs="Times New Roman"/>
           <w:szCs w:val="21"/>
           <w:sz w:val="21"/>
-          <w:shd w:val="clear" w:color="auto" w:fill="D9D9D9"/>
+          <w:shd w:val="clear" w:color="auto" w:fill="A6A6A6"/>
         </w:rPr>
         <w:t>hν</w:t>
       </w:r>

--- a/高中物理/高中物理同步/人教版必修3 第13章 电磁感应与电磁波初步·知识清单（完成）.docx
+++ b/高中物理/高中物理同步/人教版必修3 第13章 电磁感应与电磁波初步·知识清单（完成）.docx
@@ -724,10 +724,7 @@
         <w:t>伸直的拇指所指的方向</w:t>
       </w:r>
       <w:r>
-        <w:t>就是</w:t>
-      </w:r>
-      <w:r>
-        <w:t>环形导线轴线上磁场的方向。</w:t>
+        <w:t>就是环形导线轴线上磁场的方向。</w:t>
       </w:r>
     </w:p>
     <w:p>
@@ -2548,10 +2545,7 @@
         <w:t>(</w:t>
       </w:r>
       <w:r>
-        <w:t>除</w:t>
-      </w:r>
-      <w:r>
-        <w:t>边缘部分外</w:t>
+        <w:t>除边缘部分外</w:t>
       </w:r>
       <w:r>
         <w:t>)</w:t>
@@ -4170,10 +4164,7 @@
         <w:jc w:val="left"/>
       </w:pPr>
       <w:r>
-        <w:t>2</w:t>
-      </w:r>
-      <w:r>
-        <w:t>6</w:t>
+        <w:t>26</w:t>
       </w:r>
       <w:r>
         <w:t>．电磁场：变化的</w:t>
@@ -5811,10 +5802,7 @@
         <w:t>GPS</w:t>
       </w:r>
       <w:r>
-        <w:t>、无线鼠标等</w:t>
-      </w:r>
-      <w:r>
-        <w:t>。</w:t>
+        <w:t>、无线鼠标等。</w:t>
       </w:r>
     </w:p>
     <w:p>
@@ -6270,21 +6258,11 @@
     <w:r>
       <w:t>页（共</w:t>
     </w:r>
-    <w:r>
-      <w:fldChar w:fldCharType="begin"/>
-    </w:r>
-    <w:r>
-      <w:instrText xml:space="preserve"> NUMPAGES </w:instrText>
-    </w:r>
-    <w:r>
-      <w:fldChar w:fldCharType="separate"/>
-    </w:r>
-    <w:r>
-      <w:t>8</w:t>
-    </w:r>
-    <w:r>
-      <w:fldChar w:fldCharType="end"/>
-    </w:r>
+    <w:fldSimple w:instr=" NUMPAGES ">
+      <w:r>
+        <w:t>8</w:t>
+      </w:r>
+    </w:fldSimple>
     <w:r>
       <w:t>页）</w:t>
     </w:r>

--- a/高中物理/高中物理同步/人教版必修3 第13章 电磁感应与电磁波初步·知识清单（完成）.docx
+++ b/高中物理/高中物理同步/人教版必修3 第13章 电磁感应与电磁波初步·知识清单（完成）.docx
@@ -6223,7 +6223,7 @@
 <w:ftr xmlns:wpc="http://schemas.microsoft.com/office/word/2010/wordprocessingCanvas" xmlns:cx="http://schemas.microsoft.com/office/drawing/2014/chartex" xmlns:cx1="http://schemas.microsoft.com/office/drawing/2015/9/8/chartex" xmlns:cx2="http://schemas.microsoft.com/office/drawing/2015/10/21/chartex" xmlns:cx3="http://schemas.microsoft.com/office/drawing/2016/5/9/chartex" xmlns:cx4="http://schemas.microsoft.com/office/drawing/2016/5/10/chartex" xmlns:cx5="http://schemas.microsoft.com/office/drawing/2016/5/11/chartex" xmlns:cx6="http://schemas.microsoft.com/office/drawing/2016/5/12/chartex" xmlns:cx7="http://schemas.microsoft.com/office/drawing/2016/5/13/chartex" xmlns:cx8="http://schemas.microsoft.com/office/drawing/2016/5/14/chartex" xmlns:mc="http://schemas.openxmlformats.org/markup-compatibility/2006" xmlns:aink="http://schemas.microsoft.com/office/drawing/2016/ink" xmlns:am3d="http://schemas.microsoft.com/office/drawing/2017/model3d" xmlns:o="urn:schemas-microsoft-com:office:office" xmlns:r="http://schemas.openxmlformats.org/officeDocument/2006/relationships" xmlns:m="http://schemas.openxmlformats.org/officeDocument/2006/math" xmlns:v="urn:schemas-microsoft-com:vml" xmlns:wp14="http://schemas.microsoft.com/office/word/2010/wordprocessingDrawing" xmlns:wp="http://schemas.openxmlformats.org/drawingml/2006/wordprocessingDrawing" xmlns:w10="urn:schemas-microsoft-com:office:word" xmlns:w="http://schemas.openxmlformats.org/wordprocessingml/2006/main" xmlns:w14="http://schemas.microsoft.com/office/word/2010/wordml" xmlns:w15="http://schemas.microsoft.com/office/word/2012/wordml" xmlns:w16cex="http://schemas.microsoft.com/office/word/2018/wordml/cex" xmlns:w16cid="http://schemas.microsoft.com/office/word/2016/wordml/cid" xmlns:w16="http://schemas.microsoft.com/office/word/2018/wordml" xmlns:w16sdtdh="http://schemas.microsoft.com/office/word/2020/wordml/sdtdatahash" xmlns:w16se="http://schemas.microsoft.com/office/word/2015/wordml/symex" xmlns:wpg="http://schemas.microsoft.com/office/word/2010/wordprocessingGroup" xmlns:wpi="http://schemas.microsoft.com/office/word/2010/wordprocessingInk" xmlns:wne="http://schemas.microsoft.com/office/word/2006/wordml" xmlns:wps="http://schemas.microsoft.com/office/word/2010/wordprocessingShape" mc:Ignorable="w14 w15 w16se w16cid w16 w16cex w16sdtdh wp14">
   <w:p>
     <w:pPr>
-      <w:jc w:val="center"/>
+      <w:jc w:val="left"/>
     </w:pPr>
     <w:r>
       <w:t>第</w:t>

--- a/高中物理/高中物理同步/人教版必修3 第13章 电磁感应与电磁波初步·知识清单（完成）.docx
+++ b/高中物理/高中物理同步/人教版必修3 第13章 电磁感应与电磁波初步·知识清单（完成）.docx
@@ -6226,44 +6226,107 @@
       <w:jc w:val="left"/>
     </w:pPr>
     <w:r>
+      <w:rPr>
+        <w:rFonts w:ascii="Times New Roman" w:hAnsi="Times New Roman" w:eastAsia="宋体"/>
+        <w:sz w:val="21"/>
+        <w:szCs w:val="21"/>
+      </w:rPr>
       <w:t>第</w:t>
     </w:r>
     <w:r>
+      <w:rPr>
+        <w:rFonts w:ascii="Times New Roman" w:hAnsi="Times New Roman" w:eastAsia="宋体"/>
+        <w:sz w:val="21"/>
+        <w:szCs w:val="21"/>
+      </w:rPr>
       <w:t>13</w:t>
     </w:r>
     <w:r>
+      <w:rPr>
+        <w:rFonts w:ascii="Times New Roman" w:hAnsi="Times New Roman" w:eastAsia="宋体"/>
+        <w:sz w:val="21"/>
+        <w:szCs w:val="21"/>
+      </w:rPr>
       <w:t>章</w:t>
     </w:r>
     <w:r>
+      <w:rPr>
+        <w:rFonts w:ascii="Times New Roman" w:hAnsi="Times New Roman" w:eastAsia="宋体"/>
+        <w:sz w:val="21"/>
+        <w:szCs w:val="21"/>
+      </w:rPr>
       <w:t>·</w:t>
     </w:r>
     <w:r>
+      <w:rPr>
+        <w:rFonts w:ascii="Times New Roman" w:hAnsi="Times New Roman" w:eastAsia="宋体"/>
+        <w:sz w:val="21"/>
+        <w:szCs w:val="21"/>
+      </w:rPr>
       <w:t>清单　第</w:t>
     </w:r>
     <w:r>
+      <w:rPr>
+        <w:rFonts w:ascii="Times New Roman" w:hAnsi="Times New Roman" w:eastAsia="宋体"/>
+        <w:sz w:val="21"/>
+        <w:szCs w:val="21"/>
+      </w:rPr>
       <w:fldChar w:fldCharType="begin"/>
     </w:r>
     <w:r>
+      <w:rPr>
+        <w:rFonts w:ascii="Times New Roman" w:hAnsi="Times New Roman" w:eastAsia="宋体"/>
+        <w:sz w:val="21"/>
+        <w:szCs w:val="21"/>
+      </w:rPr>
       <w:instrText xml:space="preserve"> PAGE </w:instrText>
     </w:r>
     <w:r>
+      <w:rPr>
+        <w:rFonts w:ascii="Times New Roman" w:hAnsi="Times New Roman" w:eastAsia="宋体"/>
+        <w:sz w:val="21"/>
+        <w:szCs w:val="21"/>
+      </w:rPr>
       <w:fldChar w:fldCharType="separate"/>
     </w:r>
     <w:r>
+      <w:rPr>
+        <w:rFonts w:ascii="Times New Roman" w:hAnsi="Times New Roman" w:eastAsia="宋体"/>
+        <w:sz w:val="21"/>
+        <w:szCs w:val="21"/>
+      </w:rPr>
       <w:t>1</w:t>
     </w:r>
     <w:r>
+      <w:rPr>
+        <w:rFonts w:ascii="Times New Roman" w:hAnsi="Times New Roman" w:eastAsia="宋体"/>
+        <w:sz w:val="21"/>
+        <w:szCs w:val="21"/>
+      </w:rPr>
       <w:fldChar w:fldCharType="end"/>
     </w:r>
     <w:r>
+      <w:rPr>
+        <w:rFonts w:ascii="Times New Roman" w:hAnsi="Times New Roman" w:eastAsia="宋体"/>
+        <w:sz w:val="21"/>
+        <w:szCs w:val="21"/>
+      </w:rPr>
       <w:t>页（共</w:t>
     </w:r>
-    <w:fldSimple w:instr=" NUMPAGES ">
-      <w:r>
-        <w:t>8</w:t>
-      </w:r>
-    </w:fldSimple>
     <w:r>
+      <w:rPr>
+        <w:rFonts w:ascii="Times New Roman" w:hAnsi="Times New Roman" w:eastAsia="宋体"/>
+        <w:sz w:val="21"/>
+        <w:szCs w:val="21"/>
+      </w:rPr>
+      <w:t>8</w:t>
+    </w:r>
+    <w:r>
+      <w:rPr>
+        <w:rFonts w:ascii="Times New Roman" w:hAnsi="Times New Roman" w:eastAsia="宋体"/>
+        <w:sz w:val="21"/>
+        <w:szCs w:val="21"/>
+      </w:rPr>
       <w:t>页）</w:t>
     </w:r>
   </w:p>
@@ -6302,7 +6365,7 @@
     </w:rPrDefault>
     <w:pPrDefault>
       <w:pPr>
-        <w:spacing w:line="300" w:lineRule="auto"/>
+        <w:spacing w:line="300" w:lineRule="auto" w:before="0" w:after="0"/>
       </w:pPr>
     </w:pPrDefault>
   </w:docDefaults>

--- a/高中物理/高中物理同步/人教版必修3 第13章 电磁感应与电磁波初步·知识清单（完成）.docx
+++ b/高中物理/高中物理同步/人教版必修3 第13章 电磁感应与电磁波初步·知识清单（完成）.docx
@@ -212,7 +212,7 @@
       </w:r>
       <w:r>
         <w:rPr>
-          <w:shd w:val="clear" w:color="auto" w:fill="A6A6A6"/>
+          <w:shd w:val="clear" w:color="auto" w:fill="C9C9C9"/>
         </w:rPr>
         <w:t>两个</w:t>
       </w:r>
@@ -221,7 +221,7 @@
       </w:r>
       <w:r>
         <w:rPr>
-          <w:shd w:val="clear" w:color="auto" w:fill="A6A6A6"/>
+          <w:shd w:val="clear" w:color="auto" w:fill="C9C9C9"/>
         </w:rPr>
         <w:t>排斥</w:t>
       </w:r>
@@ -230,7 +230,7 @@
       </w:r>
       <w:r>
         <w:rPr>
-          <w:shd w:val="clear" w:color="auto" w:fill="A6A6A6"/>
+          <w:shd w:val="clear" w:color="auto" w:fill="C9C9C9"/>
         </w:rPr>
         <w:t>吸引</w:t>
       </w:r>
@@ -263,7 +263,7 @@
       </w:r>
       <w:r>
         <w:rPr>
-          <w:shd w:val="clear" w:color="auto" w:fill="A6A6A6"/>
+          <w:shd w:val="clear" w:color="auto" w:fill="C9C9C9"/>
         </w:rPr>
         <w:t>上方</w:t>
       </w:r>
@@ -287,7 +287,7 @@
       </w:r>
       <w:r>
         <w:rPr>
-          <w:shd w:val="clear" w:color="auto" w:fill="A6A6A6"/>
+          <w:shd w:val="clear" w:color="auto" w:fill="C9C9C9"/>
         </w:rPr>
         <w:t>南北</w:t>
       </w:r>
@@ -305,7 +305,7 @@
       </w:r>
       <w:r>
         <w:rPr>
-          <w:shd w:val="clear" w:color="auto" w:fill="A6A6A6"/>
+          <w:shd w:val="clear" w:color="auto" w:fill="C9C9C9"/>
         </w:rPr>
         <w:t>力</w:t>
       </w:r>
@@ -314,7 +314,7 @@
       </w:r>
       <w:r>
         <w:rPr>
-          <w:shd w:val="clear" w:color="auto" w:fill="A6A6A6"/>
+          <w:shd w:val="clear" w:color="auto" w:fill="C9C9C9"/>
         </w:rPr>
         <w:t>磁</w:t>
       </w:r>
@@ -323,7 +323,7 @@
       </w:r>
       <w:r>
         <w:rPr>
-          <w:shd w:val="clear" w:color="auto" w:fill="A6A6A6"/>
+          <w:shd w:val="clear" w:color="auto" w:fill="C9C9C9"/>
         </w:rPr>
         <w:t>电与磁</w:t>
       </w:r>
@@ -365,7 +365,7 @@
       </w:r>
       <w:r>
         <w:rPr>
-          <w:shd w:val="clear" w:color="auto" w:fill="A6A6A6"/>
+          <w:shd w:val="clear" w:color="auto" w:fill="C9C9C9"/>
         </w:rPr>
         <w:t>通电导体</w:t>
       </w:r>
@@ -374,7 +374,7 @@
       </w:r>
       <w:r>
         <w:rPr>
-          <w:shd w:val="clear" w:color="auto" w:fill="A6A6A6"/>
+          <w:shd w:val="clear" w:color="auto" w:fill="C9C9C9"/>
         </w:rPr>
         <w:t>磁场</w:t>
       </w:r>
@@ -398,7 +398,7 @@
       </w:r>
       <w:r>
         <w:rPr>
-          <w:shd w:val="clear" w:color="auto" w:fill="A6A6A6"/>
+          <w:shd w:val="clear" w:color="auto" w:fill="C9C9C9"/>
         </w:rPr>
         <w:t>通电导体</w:t>
       </w:r>
@@ -422,7 +422,7 @@
       </w:r>
       <w:r>
         <w:rPr>
-          <w:shd w:val="clear" w:color="auto" w:fill="A6A6A6"/>
+          <w:shd w:val="clear" w:color="auto" w:fill="C9C9C9"/>
         </w:rPr>
         <w:t>电场</w:t>
       </w:r>
@@ -431,7 +431,7 @@
       </w:r>
       <w:r>
         <w:rPr>
-          <w:shd w:val="clear" w:color="auto" w:fill="A6A6A6"/>
+          <w:shd w:val="clear" w:color="auto" w:fill="C9C9C9"/>
         </w:rPr>
         <w:t>客观存在</w:t>
       </w:r>
@@ -458,13 +458,13 @@
       </w:r>
       <w:r>
         <w:rPr>
-          <w:shd w:val="clear" w:color="auto" w:fill="A6A6A6"/>
+          <w:shd w:val="clear" w:color="auto" w:fill="C9C9C9"/>
         </w:rPr>
         <w:t>N</w:t>
       </w:r>
       <w:r>
         <w:rPr>
-          <w:shd w:val="clear" w:color="auto" w:fill="A6A6A6"/>
+          <w:shd w:val="clear" w:color="auto" w:fill="C9C9C9"/>
         </w:rPr>
         <w:t>极所指的方向</w:t>
       </w:r>
@@ -491,7 +491,7 @@
       </w:r>
       <w:r>
         <w:rPr>
-          <w:shd w:val="clear" w:color="auto" w:fill="A6A6A6"/>
+          <w:shd w:val="clear" w:color="auto" w:fill="C9C9C9"/>
         </w:rPr>
         <w:t>切线方向</w:t>
       </w:r>
@@ -548,7 +548,7 @@
       </w:r>
       <w:r>
         <w:rPr>
-          <w:shd w:val="clear" w:color="auto" w:fill="A6A6A6"/>
+          <w:shd w:val="clear" w:color="auto" w:fill="C9C9C9"/>
         </w:rPr>
         <w:t>疏密</w:t>
       </w:r>
@@ -557,7 +557,7 @@
       </w:r>
       <w:r>
         <w:rPr>
-          <w:shd w:val="clear" w:color="auto" w:fill="A6A6A6"/>
+          <w:shd w:val="clear" w:color="auto" w:fill="C9C9C9"/>
         </w:rPr>
         <w:t>强</w:t>
       </w:r>
@@ -566,7 +566,7 @@
       </w:r>
       <w:r>
         <w:rPr>
-          <w:shd w:val="clear" w:color="auto" w:fill="A6A6A6"/>
+          <w:shd w:val="clear" w:color="auto" w:fill="C9C9C9"/>
         </w:rPr>
         <w:t>弱</w:t>
       </w:r>
@@ -665,7 +665,7 @@
       </w:r>
       <w:r>
         <w:rPr>
-          <w:shd w:val="clear" w:color="auto" w:fill="A6A6A6"/>
+          <w:shd w:val="clear" w:color="auto" w:fill="C9C9C9"/>
         </w:rPr>
         <w:t>右手</w:t>
       </w:r>
@@ -674,7 +674,7 @@
       </w:r>
       <w:r>
         <w:rPr>
-          <w:shd w:val="clear" w:color="auto" w:fill="A6A6A6"/>
+          <w:shd w:val="clear" w:color="auto" w:fill="C9C9C9"/>
         </w:rPr>
         <w:t>弯曲的四指</w:t>
       </w:r>
@@ -710,7 +710,7 @@
       </w:r>
       <w:r>
         <w:rPr>
-          <w:shd w:val="clear" w:color="auto" w:fill="A6A6A6"/>
+          <w:shd w:val="clear" w:color="auto" w:fill="C9C9C9"/>
         </w:rPr>
         <w:t>弯曲的四指</w:t>
       </w:r>
@@ -719,7 +719,7 @@
       </w:r>
       <w:r>
         <w:rPr>
-          <w:shd w:val="clear" w:color="auto" w:fill="A6A6A6"/>
+          <w:shd w:val="clear" w:color="auto" w:fill="C9C9C9"/>
         </w:rPr>
         <w:t>伸直的拇指所指的方向</w:t>
       </w:r>
@@ -804,7 +804,7 @@
       </w:r>
       <w:r>
         <w:rPr>
-          <w:shd w:val="clear" w:color="auto" w:fill="A6A6A6"/>
+          <w:shd w:val="clear" w:color="auto" w:fill="C9C9C9"/>
         </w:rPr>
         <w:t>螺线管电流的方向</w:t>
       </w:r>
@@ -813,7 +813,7 @@
       </w:r>
       <w:r>
         <w:rPr>
-          <w:shd w:val="clear" w:color="auto" w:fill="A6A6A6"/>
+          <w:shd w:val="clear" w:color="auto" w:fill="C9C9C9"/>
         </w:rPr>
         <w:t>螺线管轴线上</w:t>
       </w:r>
@@ -1073,7 +1073,7 @@
             <w:r>
               <w:rPr>
                 <w:noProof/>
-                <w:shd w:val="clear" w:color="auto" w:fill="A6A6A6"/>
+                <w:shd w:val="clear" w:color="auto" w:fill="C9C9C9"/>
               </w:rPr>
               <w:drawing>
                 <wp:inline distT="0" distB="0" distL="0" distR="0" wp14:anchorId="00039FB2" wp14:editId="2612235E">
@@ -1137,7 +1137,7 @@
             <w:r>
               <w:rPr>
                 <w:noProof/>
-                <w:shd w:val="clear" w:color="auto" w:fill="A6A6A6"/>
+                <w:shd w:val="clear" w:color="auto" w:fill="C9C9C9"/>
               </w:rPr>
               <w:drawing>
                 <wp:inline distT="0" distB="0" distL="0" distR="0" wp14:anchorId="20E38D5E" wp14:editId="54B303A3">
@@ -1201,7 +1201,7 @@
             <w:r>
               <w:rPr>
                 <w:noProof/>
-                <w:shd w:val="clear" w:color="auto" w:fill="A6A6A6"/>
+                <w:shd w:val="clear" w:color="auto" w:fill="C9C9C9"/>
               </w:rPr>
               <w:drawing>
                 <wp:inline distT="0" distB="0" distL="0" distR="0" wp14:anchorId="729F540C" wp14:editId="656851FC">
@@ -1265,7 +1265,7 @@
             <w:r>
               <w:rPr>
                 <w:noProof/>
-                <w:shd w:val="clear" w:color="auto" w:fill="A6A6A6"/>
+                <w:shd w:val="clear" w:color="auto" w:fill="C9C9C9"/>
               </w:rPr>
               <w:drawing>
                 <wp:inline distT="0" distB="0" distL="0" distR="0" wp14:anchorId="6E1E13AD" wp14:editId="12E5B99A">
@@ -1400,7 +1400,7 @@
             <w:r>
               <w:rPr>
                 <w:noProof/>
-                <w:shd w:val="clear" w:color="auto" w:fill="A6A6A6"/>
+                <w:shd w:val="clear" w:color="auto" w:fill="C9C9C9"/>
               </w:rPr>
               <w:drawing>
                 <wp:inline distT="0" distB="0" distL="0" distR="0" wp14:anchorId="120E1633" wp14:editId="4176606B">
@@ -1464,7 +1464,7 @@
             <w:r>
               <w:rPr>
                 <w:noProof/>
-                <w:shd w:val="clear" w:color="auto" w:fill="A6A6A6"/>
+                <w:shd w:val="clear" w:color="auto" w:fill="C9C9C9"/>
               </w:rPr>
               <w:drawing>
                 <wp:inline distT="0" distB="0" distL="0" distR="0" wp14:anchorId="755DC40E" wp14:editId="29374F76">
@@ -1528,7 +1528,7 @@
             <w:r>
               <w:rPr>
                 <w:noProof/>
-                <w:shd w:val="clear" w:color="auto" w:fill="A6A6A6"/>
+                <w:shd w:val="clear" w:color="auto" w:fill="C9C9C9"/>
               </w:rPr>
               <w:drawing>
                 <wp:inline distT="0" distB="0" distL="0" distR="0" wp14:anchorId="49F03DCE" wp14:editId="207FDCCF">
@@ -1592,7 +1592,7 @@
             <w:r>
               <w:rPr>
                 <w:noProof/>
-                <w:shd w:val="clear" w:color="auto" w:fill="A6A6A6"/>
+                <w:shd w:val="clear" w:color="auto" w:fill="C9C9C9"/>
               </w:rPr>
               <w:drawing>
                 <wp:inline distT="0" distB="0" distL="0" distR="0" wp14:anchorId="6446A3EC" wp14:editId="050B93D1">
@@ -1727,7 +1727,7 @@
             <w:r>
               <w:rPr>
                 <w:noProof/>
-                <w:shd w:val="clear" w:color="auto" w:fill="A6A6A6"/>
+                <w:shd w:val="clear" w:color="auto" w:fill="C9C9C9"/>
               </w:rPr>
               <w:drawing>
                 <wp:inline distT="0" distB="0" distL="0" distR="0" wp14:anchorId="28326ECD" wp14:editId="31D178F4">
@@ -1791,7 +1791,7 @@
             <w:r>
               <w:rPr>
                 <w:noProof/>
-                <w:shd w:val="clear" w:color="auto" w:fill="A6A6A6"/>
+                <w:shd w:val="clear" w:color="auto" w:fill="C9C9C9"/>
               </w:rPr>
               <w:drawing>
                 <wp:inline distT="0" distB="0" distL="0" distR="0" wp14:anchorId="4C19F13F" wp14:editId="1A48D81A">
@@ -1855,7 +1855,7 @@
             <w:r>
               <w:rPr>
                 <w:noProof/>
-                <w:shd w:val="clear" w:color="auto" w:fill="A6A6A6"/>
+                <w:shd w:val="clear" w:color="auto" w:fill="C9C9C9"/>
               </w:rPr>
               <w:drawing>
                 <wp:inline distT="0" distB="0" distL="0" distR="0" wp14:anchorId="77972B98" wp14:editId="7D70515D">
@@ -1919,7 +1919,7 @@
             <w:r>
               <w:rPr>
                 <w:noProof/>
-                <w:shd w:val="clear" w:color="auto" w:fill="A6A6A6"/>
+                <w:shd w:val="clear" w:color="auto" w:fill="C9C9C9"/>
               </w:rPr>
               <w:drawing>
                 <wp:inline distT="0" distB="0" distL="0" distR="0" wp14:anchorId="58EE5365" wp14:editId="4A023836">
@@ -2107,7 +2107,7 @@
       </w:r>
       <w:r>
         <w:rPr>
-          <w:shd w:val="clear" w:color="auto" w:fill="A6A6A6"/>
+          <w:shd w:val="clear" w:color="auto" w:fill="C9C9C9"/>
         </w:rPr>
         <w:t>环形电流</w:t>
       </w:r>
@@ -2116,7 +2116,7 @@
       </w:r>
       <w:r>
         <w:rPr>
-          <w:shd w:val="clear" w:color="auto" w:fill="A6A6A6"/>
+          <w:shd w:val="clear" w:color="auto" w:fill="C9C9C9"/>
         </w:rPr>
         <w:t>微小的磁体</w:t>
       </w:r>
@@ -2125,7 +2125,7 @@
       </w:r>
       <w:r>
         <w:rPr>
-          <w:shd w:val="clear" w:color="auto" w:fill="A6A6A6"/>
+          <w:shd w:val="clear" w:color="auto" w:fill="C9C9C9"/>
         </w:rPr>
         <w:t>磁极</w:t>
       </w:r>
@@ -2161,7 +2161,7 @@
       </w:r>
       <w:r>
         <w:rPr>
-          <w:shd w:val="clear" w:color="auto" w:fill="A6A6A6"/>
+          <w:shd w:val="clear" w:color="auto" w:fill="C9C9C9"/>
         </w:rPr>
         <w:t>大致相同</w:t>
       </w:r>
@@ -2170,7 +2170,7 @@
       </w:r>
       <w:r>
         <w:rPr>
-          <w:shd w:val="clear" w:color="auto" w:fill="A6A6A6"/>
+          <w:shd w:val="clear" w:color="auto" w:fill="C9C9C9"/>
         </w:rPr>
         <w:t>杂乱无章</w:t>
       </w:r>
@@ -2230,13 +2230,13 @@
       </w:r>
       <w:r>
         <w:rPr>
-          <w:shd w:val="clear" w:color="auto" w:fill="A6A6A6"/>
+          <w:shd w:val="clear" w:color="auto" w:fill="C9C9C9"/>
         </w:rPr>
         <w:t>电流</w:t>
       </w:r>
       <w:r>
         <w:rPr>
-          <w:shd w:val="clear" w:color="auto" w:fill="A6A6A6"/>
+          <w:shd w:val="clear" w:color="auto" w:fill="C9C9C9"/>
         </w:rPr>
         <w:t>I</w:t>
       </w:r>
@@ -2245,13 +2245,13 @@
       </w:r>
       <w:r>
         <w:rPr>
-          <w:shd w:val="clear" w:color="auto" w:fill="A6A6A6"/>
+          <w:shd w:val="clear" w:color="auto" w:fill="C9C9C9"/>
         </w:rPr>
         <w:t>导线长度</w:t>
       </w:r>
       <w:r>
         <w:rPr>
-          <w:shd w:val="clear" w:color="auto" w:fill="A6A6A6"/>
+          <w:shd w:val="clear" w:color="auto" w:fill="C9C9C9"/>
         </w:rPr>
         <w:t>l</w:t>
       </w:r>
@@ -2260,7 +2260,7 @@
       </w:r>
       <w:r>
         <w:rPr>
-          <w:shd w:val="clear" w:color="auto" w:fill="A6A6A6"/>
+          <w:shd w:val="clear" w:color="auto" w:fill="C9C9C9"/>
         </w:rPr>
         <w:t>Il</w:t>
       </w:r>
@@ -2284,7 +2284,7 @@
       </w:r>
       <w:r>
         <w:rPr>
-          <w:shd w:val="clear" w:color="auto" w:fill="A6A6A6"/>
+          <w:shd w:val="clear" w:color="auto" w:fill="C9C9C9"/>
         </w:rPr>
         <w:t>垂直</w:t>
       </w:r>
@@ -2302,13 +2302,13 @@
       </w:r>
       <w:r>
         <w:rPr>
-          <w:shd w:val="clear" w:color="auto" w:fill="A6A6A6"/>
+          <w:shd w:val="clear" w:color="auto" w:fill="C9C9C9"/>
         </w:rPr>
         <w:t>电流</w:t>
       </w:r>
       <w:r>
         <w:rPr>
-          <w:shd w:val="clear" w:color="auto" w:fill="A6A6A6"/>
+          <w:shd w:val="clear" w:color="auto" w:fill="C9C9C9"/>
         </w:rPr>
         <w:t>I</w:t>
       </w:r>
@@ -2317,13 +2317,13 @@
       </w:r>
       <w:r>
         <w:rPr>
-          <w:shd w:val="clear" w:color="auto" w:fill="A6A6A6"/>
+          <w:shd w:val="clear" w:color="auto" w:fill="C9C9C9"/>
         </w:rPr>
         <w:t>长度</w:t>
       </w:r>
       <w:r>
         <w:rPr>
-          <w:shd w:val="clear" w:color="auto" w:fill="A6A6A6"/>
+          <w:shd w:val="clear" w:color="auto" w:fill="C9C9C9"/>
         </w:rPr>
         <w:t>l</w:t>
       </w:r>
@@ -2369,7 +2369,7 @@
             <m:ctrlPr>
               <w:rPr>
                 <w:rFonts w:ascii="Cambria Math" w:hAnsi="Cambria Math"/>
-                <w:shd w:val="clear" w:color="auto" w:fill="A6A6A6"/>
+                <w:shd w:val="clear" w:color="auto" w:fill="C9C9C9"/>
               </w:rPr>
             </m:ctrlPr>
           </m:fPr>
@@ -2411,7 +2411,7 @@
       </w:r>
       <w:r>
         <w:rPr>
-          <w:shd w:val="clear" w:color="auto" w:fill="A6A6A6"/>
+          <w:shd w:val="clear" w:color="auto" w:fill="C9C9C9"/>
         </w:rPr>
         <w:t>特斯拉</w:t>
       </w:r>
@@ -2420,7 +2420,7 @@
       </w:r>
       <w:r>
         <w:rPr>
-          <w:shd w:val="clear" w:color="auto" w:fill="A6A6A6"/>
+          <w:shd w:val="clear" w:color="auto" w:fill="C9C9C9"/>
         </w:rPr>
         <w:t>特</w:t>
       </w:r>
@@ -2429,7 +2429,7 @@
       </w:r>
       <w:r>
         <w:rPr>
-          <w:shd w:val="clear" w:color="auto" w:fill="A6A6A6"/>
+          <w:shd w:val="clear" w:color="auto" w:fill="C9C9C9"/>
         </w:rPr>
         <w:t>T</w:t>
       </w:r>
@@ -2459,7 +2459,7 @@
       </w:r>
       <w:r>
         <w:rPr>
-          <w:shd w:val="clear" w:color="auto" w:fill="A6A6A6"/>
+          <w:shd w:val="clear" w:color="auto" w:fill="C9C9C9"/>
         </w:rPr>
         <w:t>磁场的方向</w:t>
       </w:r>
@@ -2468,7 +2468,7 @@
       </w:r>
       <w:r>
         <w:rPr>
-          <w:shd w:val="clear" w:color="auto" w:fill="A6A6A6"/>
+          <w:shd w:val="clear" w:color="auto" w:fill="C9C9C9"/>
         </w:rPr>
         <w:t>平行四边形定则</w:t>
       </w:r>
@@ -2510,7 +2510,7 @@
       </w:r>
       <w:r>
         <w:rPr>
-          <w:shd w:val="clear" w:color="auto" w:fill="A6A6A6"/>
+          <w:shd w:val="clear" w:color="auto" w:fill="C9C9C9"/>
         </w:rPr>
         <w:t>大小相等、方向相同</w:t>
       </w:r>
@@ -2655,7 +2655,7 @@
       </w:r>
       <w:r>
         <w:rPr>
-          <w:shd w:val="clear" w:color="auto" w:fill="A6A6A6"/>
+          <w:shd w:val="clear" w:color="auto" w:fill="C9C9C9"/>
         </w:rPr>
         <w:t>相等</w:t>
       </w:r>
@@ -2664,7 +2664,7 @@
       </w:r>
       <w:r>
         <w:rPr>
-          <w:shd w:val="clear" w:color="auto" w:fill="A6A6A6"/>
+          <w:shd w:val="clear" w:color="auto" w:fill="C9C9C9"/>
         </w:rPr>
         <w:t>平行</w:t>
       </w:r>
@@ -2739,13 +2739,13 @@
       </w:r>
       <w:r>
         <w:rPr>
-          <w:shd w:val="clear" w:color="auto" w:fill="A6A6A6"/>
+          <w:shd w:val="clear" w:color="auto" w:fill="C9C9C9"/>
         </w:rPr>
         <w:t>磁感应强度</w:t>
       </w:r>
       <w:r>
         <w:rPr>
-          <w:shd w:val="clear" w:color="auto" w:fill="A6A6A6"/>
+          <w:shd w:val="clear" w:color="auto" w:fill="C9C9C9"/>
         </w:rPr>
         <w:t>B</w:t>
       </w:r>
@@ -2754,7 +2754,7 @@
       </w:r>
       <w:r>
         <w:rPr>
-          <w:shd w:val="clear" w:color="auto" w:fill="A6A6A6"/>
+          <w:shd w:val="clear" w:color="auto" w:fill="C9C9C9"/>
         </w:rPr>
         <w:t>垂直</w:t>
       </w:r>
@@ -2808,13 +2808,13 @@
       </w:r>
       <w:r>
         <w:rPr>
-          <w:shd w:val="clear" w:color="auto" w:fill="A6A6A6"/>
+          <w:shd w:val="clear" w:color="auto" w:fill="C9C9C9"/>
         </w:rPr>
         <w:t>投影面积</w:t>
       </w:r>
       <w:r>
         <w:rPr>
-          <w:shd w:val="clear" w:color="auto" w:fill="A6A6A6"/>
+          <w:shd w:val="clear" w:color="auto" w:fill="C9C9C9"/>
         </w:rPr>
         <w:t>S′</w:t>
       </w:r>
@@ -2938,7 +2938,7 @@
       </w:r>
       <w:r>
         <w:rPr>
-          <w:shd w:val="clear" w:color="auto" w:fill="A6A6A6"/>
+          <w:shd w:val="clear" w:color="auto" w:fill="C9C9C9"/>
         </w:rPr>
         <w:t>韦伯</w:t>
       </w:r>
@@ -2953,7 +2953,7 @@
       </w:r>
       <w:r>
         <w:rPr>
-          <w:shd w:val="clear" w:color="auto" w:fill="A6A6A6"/>
+          <w:shd w:val="clear" w:color="auto" w:fill="C9C9C9"/>
         </w:rPr>
         <w:t>1 T·m2</w:t>
       </w:r>
@@ -2993,7 +2993,7 @@
             <m:ctrlPr>
               <w:rPr>
                 <w:rFonts w:ascii="Cambria Math" w:hAnsi="Cambria Math"/>
-                <w:shd w:val="clear" w:color="auto" w:fill="A6A6A6"/>
+                <w:shd w:val="clear" w:color="auto" w:fill="C9C9C9"/>
               </w:rPr>
             </m:ctrlPr>
           </m:fPr>
@@ -3263,7 +3263,7 @@
       </w:r>
       <w:r>
         <w:rPr>
-          <w:shd w:val="clear" w:color="auto" w:fill="A6A6A6"/>
+          <w:shd w:val="clear" w:color="auto" w:fill="C9C9C9"/>
         </w:rPr>
         <w:t>奥斯特</w:t>
       </w:r>
@@ -3272,7 +3272,7 @@
       </w:r>
       <w:r>
         <w:rPr>
-          <w:shd w:val="clear" w:color="auto" w:fill="A6A6A6"/>
+          <w:shd w:val="clear" w:color="auto" w:fill="C9C9C9"/>
         </w:rPr>
         <w:t>磁现象</w:t>
       </w:r>
@@ -3323,7 +3323,7 @@
       </w:r>
       <w:r>
         <w:rPr>
-          <w:shd w:val="clear" w:color="auto" w:fill="A6A6A6"/>
+          <w:shd w:val="clear" w:color="auto" w:fill="C9C9C9"/>
         </w:rPr>
         <w:t>瞬间</w:t>
       </w:r>
@@ -3335,7 +3335,7 @@
       </w:r>
       <w:r>
         <w:rPr>
-          <w:shd w:val="clear" w:color="auto" w:fill="A6A6A6"/>
+          <w:shd w:val="clear" w:color="auto" w:fill="C9C9C9"/>
         </w:rPr>
         <w:t>磁生电</w:t>
       </w:r>
@@ -3395,7 +3395,7 @@
       </w:r>
       <w:r>
         <w:rPr>
-          <w:shd w:val="clear" w:color="auto" w:fill="A6A6A6"/>
+          <w:shd w:val="clear" w:color="auto" w:fill="C9C9C9"/>
         </w:rPr>
         <w:t>电磁感应</w:t>
       </w:r>
@@ -3404,7 +3404,7 @@
       </w:r>
       <w:r>
         <w:rPr>
-          <w:shd w:val="clear" w:color="auto" w:fill="A6A6A6"/>
+          <w:shd w:val="clear" w:color="auto" w:fill="C9C9C9"/>
         </w:rPr>
         <w:t>感应电流</w:t>
       </w:r>
@@ -3461,7 +3461,7 @@
       </w:r>
       <w:r>
         <w:rPr>
-          <w:shd w:val="clear" w:color="auto" w:fill="A6A6A6"/>
+          <w:shd w:val="clear" w:color="auto" w:fill="C9C9C9"/>
         </w:rPr>
         <w:t>有</w:t>
       </w:r>
@@ -3479,7 +3479,7 @@
       </w:r>
       <w:r>
         <w:rPr>
-          <w:shd w:val="clear" w:color="auto" w:fill="A6A6A6"/>
+          <w:shd w:val="clear" w:color="auto" w:fill="C9C9C9"/>
         </w:rPr>
         <w:t>无</w:t>
       </w:r>
@@ -3623,7 +3623,7 @@
       </w:r>
       <w:r>
         <w:rPr>
-          <w:shd w:val="clear" w:color="auto" w:fill="A6A6A6"/>
+          <w:shd w:val="clear" w:color="auto" w:fill="C9C9C9"/>
         </w:rPr>
         <w:t>有</w:t>
       </w:r>
@@ -3632,7 +3632,7 @@
       </w:r>
       <w:r>
         <w:rPr>
-          <w:shd w:val="clear" w:color="auto" w:fill="A6A6A6"/>
+          <w:shd w:val="clear" w:color="auto" w:fill="C9C9C9"/>
         </w:rPr>
         <w:t>无</w:t>
       </w:r>
@@ -3704,7 +3704,7 @@
       </w:r>
       <w:r>
         <w:rPr>
-          <w:shd w:val="clear" w:color="auto" w:fill="A6A6A6"/>
+          <w:shd w:val="clear" w:color="auto" w:fill="C9C9C9"/>
         </w:rPr>
         <w:t>有</w:t>
       </w:r>
@@ -3719,7 +3719,7 @@
       </w:r>
       <w:r>
         <w:rPr>
-          <w:shd w:val="clear" w:color="auto" w:fill="A6A6A6"/>
+          <w:shd w:val="clear" w:color="auto" w:fill="C9C9C9"/>
         </w:rPr>
         <w:t>有</w:t>
       </w:r>
@@ -3738,7 +3738,7 @@
       </w:r>
       <w:r>
         <w:rPr>
-          <w:shd w:val="clear" w:color="auto" w:fill="A6A6A6"/>
+          <w:shd w:val="clear" w:color="auto" w:fill="C9C9C9"/>
         </w:rPr>
         <w:t>无</w:t>
       </w:r>
@@ -3916,7 +3916,7 @@
       </w:r>
       <w:r>
         <w:rPr>
-          <w:shd w:val="clear" w:color="auto" w:fill="A6A6A6"/>
+          <w:shd w:val="clear" w:color="auto" w:fill="C9C9C9"/>
         </w:rPr>
         <w:t>磁通量发生变化</w:t>
       </w:r>
@@ -3952,7 +3952,7 @@
       </w:r>
       <w:r>
         <w:rPr>
-          <w:shd w:val="clear" w:color="auto" w:fill="A6A6A6"/>
+          <w:shd w:val="clear" w:color="auto" w:fill="C9C9C9"/>
         </w:rPr>
         <w:t>电磁炉</w:t>
       </w:r>
@@ -4072,7 +4072,7 @@
       </w:r>
       <w:r>
         <w:rPr>
-          <w:shd w:val="clear" w:color="auto" w:fill="A6A6A6"/>
+          <w:shd w:val="clear" w:color="auto" w:fill="C9C9C9"/>
         </w:rPr>
         <w:t>感应电流</w:t>
       </w:r>
@@ -4081,7 +4081,7 @@
       </w:r>
       <w:r>
         <w:rPr>
-          <w:shd w:val="clear" w:color="auto" w:fill="A6A6A6"/>
+          <w:shd w:val="clear" w:color="auto" w:fill="C9C9C9"/>
         </w:rPr>
         <w:t>电场</w:t>
       </w:r>
@@ -4102,7 +4102,7 @@
       </w:r>
       <w:r>
         <w:rPr>
-          <w:shd w:val="clear" w:color="auto" w:fill="A6A6A6"/>
+          <w:shd w:val="clear" w:color="auto" w:fill="C9C9C9"/>
         </w:rPr>
         <w:t>电场</w:t>
       </w:r>
@@ -4135,7 +4135,7 @@
       </w:r>
       <w:r>
         <w:rPr>
-          <w:shd w:val="clear" w:color="auto" w:fill="A6A6A6"/>
+          <w:shd w:val="clear" w:color="auto" w:fill="C9C9C9"/>
         </w:rPr>
         <w:t>磁场</w:t>
       </w:r>
@@ -4144,7 +4144,7 @@
       </w:r>
       <w:r>
         <w:rPr>
-          <w:shd w:val="clear" w:color="auto" w:fill="A6A6A6"/>
+          <w:shd w:val="clear" w:color="auto" w:fill="C9C9C9"/>
         </w:rPr>
         <w:t>变化</w:t>
       </w:r>
@@ -4171,7 +4171,7 @@
       </w:r>
       <w:r>
         <w:rPr>
-          <w:shd w:val="clear" w:color="auto" w:fill="A6A6A6"/>
+          <w:shd w:val="clear" w:color="auto" w:fill="C9C9C9"/>
         </w:rPr>
         <w:t>电场</w:t>
       </w:r>
@@ -4180,7 +4180,7 @@
       </w:r>
       <w:r>
         <w:rPr>
-          <w:shd w:val="clear" w:color="auto" w:fill="A6A6A6"/>
+          <w:shd w:val="clear" w:color="auto" w:fill="C9C9C9"/>
         </w:rPr>
         <w:t>磁场</w:t>
       </w:r>
@@ -4250,7 +4250,7 @@
             </w:pPr>
             <w:r>
               <w:rPr>
-                <w:shd w:val="clear" w:color="auto" w:fill="A6A6A6"/>
+                <w:shd w:val="clear" w:color="auto" w:fill="C9C9C9"/>
               </w:rPr>
               <w:lastRenderedPageBreak/>
               <w:t>恒定的电场不产生磁场</w:t>
@@ -4278,7 +4278,7 @@
             </w:pPr>
             <w:r>
               <w:rPr>
-                <w:shd w:val="clear" w:color="auto" w:fill="A6A6A6"/>
+                <w:shd w:val="clear" w:color="auto" w:fill="C9C9C9"/>
               </w:rPr>
               <w:t>恒定的磁场不产生电场</w:t>
             </w:r>
@@ -4307,7 +4307,7 @@
             </w:pPr>
             <w:r>
               <w:rPr>
-                <w:shd w:val="clear" w:color="auto" w:fill="A6A6A6"/>
+                <w:shd w:val="clear" w:color="auto" w:fill="C9C9C9"/>
               </w:rPr>
               <w:t>均匀变化的电场在周围空间产生恒定的磁场</w:t>
             </w:r>
@@ -4334,7 +4334,7 @@
             </w:pPr>
             <w:r>
               <w:rPr>
-                <w:shd w:val="clear" w:color="auto" w:fill="A6A6A6"/>
+                <w:shd w:val="clear" w:color="auto" w:fill="C9C9C9"/>
               </w:rPr>
               <w:t>均匀变化的磁场在周围空间产生恒定的电场</w:t>
             </w:r>
@@ -4413,7 +4413,7 @@
             </w:pPr>
             <w:r>
               <w:rPr>
-                <w:shd w:val="clear" w:color="auto" w:fill="A6A6A6"/>
+                <w:shd w:val="clear" w:color="auto" w:fill="C9C9C9"/>
               </w:rPr>
               <w:t>振荡电场产生同频率的振荡磁场</w:t>
             </w:r>
@@ -4440,7 +4440,7 @@
             </w:pPr>
             <w:r>
               <w:rPr>
-                <w:shd w:val="clear" w:color="auto" w:fill="A6A6A6"/>
+                <w:shd w:val="clear" w:color="auto" w:fill="C9C9C9"/>
               </w:rPr>
               <w:t>振荡磁场产生同频率的振荡电场</w:t>
             </w:r>
@@ -4471,7 +4471,7 @@
       </w:r>
       <w:r>
         <w:rPr>
-          <w:shd w:val="clear" w:color="auto" w:fill="A6A6A6"/>
+          <w:shd w:val="clear" w:color="auto" w:fill="C9C9C9"/>
         </w:rPr>
         <w:t>变化的电场和变化的磁场是相互联系着的，形成不可分割的统一体，这就是电磁场。</w:t>
       </w:r>
@@ -4519,7 +4519,7 @@
       </w:r>
       <w:r>
         <w:rPr>
-          <w:shd w:val="clear" w:color="auto" w:fill="A6A6A6"/>
+          <w:shd w:val="clear" w:color="auto" w:fill="C9C9C9"/>
         </w:rPr>
         <w:t>真空</w:t>
       </w:r>
@@ -4573,7 +4573,7 @@
       </w:r>
       <w:r>
         <w:rPr>
-          <w:shd w:val="clear" w:color="auto" w:fill="A6A6A6"/>
+          <w:shd w:val="clear" w:color="auto" w:fill="C9C9C9"/>
         </w:rPr>
         <w:t>电磁振动</w:t>
       </w:r>
@@ -4582,7 +4582,7 @@
       </w:r>
       <w:r>
         <w:rPr>
-          <w:shd w:val="clear" w:color="auto" w:fill="A6A6A6"/>
+          <w:shd w:val="clear" w:color="auto" w:fill="C9C9C9"/>
         </w:rPr>
         <w:t>光速</w:t>
       </w:r>
@@ -4633,7 +4633,7 @@
       </w:r>
       <w:r>
         <w:rPr>
-          <w:shd w:val="clear" w:color="auto" w:fill="A6A6A6"/>
+          <w:shd w:val="clear" w:color="auto" w:fill="C9C9C9"/>
         </w:rPr>
         <w:t>电磁波</w:t>
       </w:r>
@@ -4780,7 +4780,7 @@
       </w:r>
       <w:r>
         <w:rPr>
-          <w:shd w:val="clear" w:color="auto" w:fill="A6A6A6"/>
+          <w:shd w:val="clear" w:color="auto" w:fill="C9C9C9"/>
         </w:rPr>
         <w:t>波长</w:t>
       </w:r>
@@ -4789,7 +4789,7 @@
       </w:r>
       <w:r>
         <w:rPr>
-          <w:shd w:val="clear" w:color="auto" w:fill="A6A6A6"/>
+          <w:shd w:val="clear" w:color="auto" w:fill="C9C9C9"/>
         </w:rPr>
         <w:t>频率</w:t>
       </w:r>
@@ -4813,7 +4813,7 @@
       </w:r>
       <w:r>
         <w:rPr>
-          <w:shd w:val="clear" w:color="auto" w:fill="A6A6A6"/>
+          <w:shd w:val="clear" w:color="auto" w:fill="C9C9C9"/>
         </w:rPr>
         <w:t>无线电波</w:t>
       </w:r>
@@ -4822,7 +4822,7 @@
       </w:r>
       <w:r>
         <w:rPr>
-          <w:shd w:val="clear" w:color="auto" w:fill="A6A6A6"/>
+          <w:shd w:val="clear" w:color="auto" w:fill="C9C9C9"/>
         </w:rPr>
         <w:t>可见光</w:t>
       </w:r>
@@ -4831,7 +4831,7 @@
       </w:r>
       <w:r>
         <w:rPr>
-          <w:shd w:val="clear" w:color="auto" w:fill="A6A6A6"/>
+          <w:shd w:val="clear" w:color="auto" w:fill="C9C9C9"/>
         </w:rPr>
         <w:t>紫外线</w:t>
       </w:r>
@@ -5890,7 +5890,7 @@
       </w:r>
       <w:r>
         <w:rPr>
-          <w:shd w:val="clear" w:color="auto" w:fill="A6A6A6"/>
+          <w:shd w:val="clear" w:color="auto" w:fill="C9C9C9"/>
         </w:rPr>
         <w:t>电磁波</w:t>
       </w:r>
@@ -5899,7 +5899,7 @@
       </w:r>
       <w:r>
         <w:rPr>
-          <w:shd w:val="clear" w:color="auto" w:fill="A6A6A6"/>
+          <w:shd w:val="clear" w:color="auto" w:fill="C9C9C9"/>
         </w:rPr>
         <w:t>温度</w:t>
       </w:r>
@@ -5929,7 +5929,7 @@
       </w:r>
       <w:r>
         <w:rPr>
-          <w:shd w:val="clear" w:color="auto" w:fill="A6A6A6"/>
+          <w:shd w:val="clear" w:color="auto" w:fill="C9C9C9"/>
         </w:rPr>
         <w:t>较短波长</w:t>
       </w:r>
@@ -5965,7 +5965,7 @@
       </w:r>
       <w:r>
         <w:rPr>
-          <w:shd w:val="clear" w:color="auto" w:fill="A6A6A6"/>
+          <w:shd w:val="clear" w:color="auto" w:fill="C9C9C9"/>
         </w:rPr>
         <w:t>完全</w:t>
       </w:r>
@@ -6007,7 +6007,7 @@
       </w:r>
       <w:r>
         <w:rPr>
-          <w:shd w:val="clear" w:color="auto" w:fill="A6A6A6"/>
+          <w:shd w:val="clear" w:color="auto" w:fill="C9C9C9"/>
         </w:rPr>
         <w:t>辐射</w:t>
       </w:r>
@@ -6034,7 +6034,7 @@
       </w:r>
       <w:r>
         <w:rPr>
-          <w:shd w:val="clear" w:color="auto" w:fill="A6A6A6"/>
+          <w:shd w:val="clear" w:color="auto" w:fill="C9C9C9"/>
         </w:rPr>
         <w:t>温度</w:t>
       </w:r>
@@ -6079,7 +6079,7 @@
       </w:r>
       <w:r>
         <w:rPr>
-          <w:shd w:val="clear" w:color="auto" w:fill="A6A6A6"/>
+          <w:shd w:val="clear" w:color="auto" w:fill="C9C9C9"/>
         </w:rPr>
         <w:t>整数倍</w:t>
       </w:r>
@@ -6124,7 +6124,7 @@
       </w:r>
       <w:r>
         <w:rPr>
-          <w:shd w:val="clear" w:color="auto" w:fill="A6A6A6"/>
+          <w:shd w:val="clear" w:color="auto" w:fill="C9C9C9"/>
         </w:rPr>
         <w:t>hν</w:t>
       </w:r>

--- a/高中物理/高中物理同步/人教版必修3 第13章 电磁感应与电磁波初步·知识清单（完成）.docx
+++ b/高中物理/高中物理同步/人教版必修3 第13章 电磁感应与电磁波初步·知识清单（完成）.docx
@@ -190,10 +190,55 @@
         <w:jc w:val="left"/>
       </w:pPr>
       <w:r>
+        <w:rPr>
+          <w:shd w:val="clear" w:color="auto" w:fill="C9C9C9"/>
+        </w:rPr>
+        <w:t>1．</w:t>
+      </w:r>
+      <w:r>
+        <w:t>电和磁的联系</w:t>
+      </w:r>
+    </w:p>
+    <w:p>
+      <w:pPr>
+        <w:snapToGrid w:val="0"/>
+        <w:jc w:val="left"/>
+      </w:pPr>
+      <w:r>
+        <w:t>（</w:t>
+      </w:r>
+      <w:r>
         <w:t>1</w:t>
       </w:r>
       <w:r>
-        <w:t>．电和磁的联系</w:t>
+        <w:t>）自然界中的磁体总存在着</w:t>
+      </w:r>
+      <w:r>
+        <w:rPr>
+          <w:shd w:val="clear" w:color="auto" w:fill="C9C9C9"/>
+        </w:rPr>
+        <w:t>两个</w:t>
+      </w:r>
+      <w:r>
+        <w:t>磁极，自然界中同样存在着两种电荷。同名磁极或同种电荷相互</w:t>
+      </w:r>
+      <w:r>
+        <w:rPr>
+          <w:shd w:val="clear" w:color="auto" w:fill="C9C9C9"/>
+        </w:rPr>
+        <w:t>排斥</w:t>
+      </w:r>
+      <w:r>
+        <w:t>，异名磁极或异种电荷相互</w:t>
+      </w:r>
+      <w:r>
+        <w:rPr>
+          <w:shd w:val="clear" w:color="auto" w:fill="C9C9C9"/>
+        </w:rPr>
+        <w:t>吸引</w:t>
+      </w:r>
+      <w:r>
+        <w:t>。</w:t>
       </w:r>
     </w:p>
     <w:p>
@@ -205,34 +250,340 @@
         <w:t>（</w:t>
       </w:r>
       <w:r>
+        <w:t>2</w:t>
+      </w:r>
+      <w:r>
+        <w:t>）奥斯特实验</w:t>
+      </w:r>
+    </w:p>
+    <w:p>
+      <w:pPr>
+        <w:snapToGrid w:val="0"/>
+        <w:jc w:val="left"/>
+      </w:pPr>
+      <w:r>
+        <w:t>实验现象：把导线放置在小磁针的</w:t>
+      </w:r>
+      <w:r>
+        <w:rPr>
+          <w:shd w:val="clear" w:color="auto" w:fill="C9C9C9"/>
+        </w:rPr>
+        <w:t>上方</w:t>
+      </w:r>
+      <w:r>
+        <w:t>，当给导线通电时，与导线平行放置的小磁针发生转动。</w:t>
+      </w:r>
+    </w:p>
+    <w:p>
+      <w:pPr>
+        <w:snapToGrid w:val="0"/>
+        <w:jc w:val="left"/>
+      </w:pPr>
+      <w:r>
+        <w:t>注意事项：</w:t>
+      </w:r>
+      <w:r>
+        <w:t xml:space="preserve"> </w:t>
+      </w:r>
+      <w:r>
+        <w:t>导线应沿</w:t>
+      </w:r>
+      <w:r>
+        <w:rPr>
+          <w:shd w:val="clear" w:color="auto" w:fill="C9C9C9"/>
+        </w:rPr>
+        <w:t>南北</w:t>
+      </w:r>
+      <w:r>
+        <w:t>方向水平放置</w:t>
+      </w:r>
+    </w:p>
+    <w:p>
+      <w:pPr>
+        <w:snapToGrid w:val="0"/>
+        <w:jc w:val="left"/>
+      </w:pPr>
+      <w:r>
+        <w:t>结论：通电导线对小磁针有</w:t>
+      </w:r>
+      <w:r>
+        <w:rPr>
+          <w:shd w:val="clear" w:color="auto" w:fill="C9C9C9"/>
+        </w:rPr>
+        <w:t>力</w:t>
+      </w:r>
+      <w:r>
+        <w:t>的作用，说明电流具有</w:t>
+      </w:r>
+      <w:r>
+        <w:rPr>
+          <w:shd w:val="clear" w:color="auto" w:fill="C9C9C9"/>
+        </w:rPr>
+        <w:t>磁</w:t>
+      </w:r>
+      <w:r>
+        <w:t>效应。奥斯特首次揭示了</w:t>
+      </w:r>
+      <w:r>
+        <w:rPr>
+          <w:shd w:val="clear" w:color="auto" w:fill="C9C9C9"/>
+        </w:rPr>
+        <w:t>电与磁</w:t>
+      </w:r>
+      <w:r>
+        <w:t>的联系。</w:t>
+      </w:r>
+    </w:p>
+    <w:p>
+      <w:pPr>
+        <w:snapToGrid w:val="0"/>
+        <w:jc w:val="left"/>
+      </w:pPr>
+    </w:p>
+    <w:p>
+      <w:pPr>
+        <w:snapToGrid w:val="0"/>
+        <w:jc w:val="left"/>
+      </w:pPr>
+      <w:r>
+        <w:rPr>
+          <w:shd w:val="clear" w:color="auto" w:fill="C9C9C9"/>
+        </w:rPr>
+        <w:t>2．</w:t>
+      </w:r>
+      <w:r>
+        <w:t>磁场</w:t>
+      </w:r>
+    </w:p>
+    <w:p>
+      <w:pPr>
+        <w:snapToGrid w:val="0"/>
+        <w:jc w:val="left"/>
+      </w:pPr>
+      <w:r>
+        <w:t>（</w:t>
+      </w:r>
+      <w:r>
         <w:t>1</w:t>
       </w:r>
       <w:r>
-        <w:t>）自然界中的磁体总存在着</w:t>
-      </w:r>
-      <w:r>
-        <w:rPr>
-          <w:shd w:val="clear" w:color="auto" w:fill="C9C9C9"/>
-        </w:rPr>
-        <w:t>两个</w:t>
-      </w:r>
-      <w:r>
-        <w:t>磁极，自然界中同样存在着两种电荷。同名磁极或同种电荷相互</w:t>
-      </w:r>
-      <w:r>
-        <w:rPr>
-          <w:shd w:val="clear" w:color="auto" w:fill="C9C9C9"/>
-        </w:rPr>
-        <w:t>排斥</w:t>
-      </w:r>
-      <w:r>
-        <w:t>，异名磁极或异种电荷相互</w:t>
-      </w:r>
-      <w:r>
-        <w:rPr>
-          <w:shd w:val="clear" w:color="auto" w:fill="C9C9C9"/>
-        </w:rPr>
-        <w:t>吸引</w:t>
+        <w:t>）磁体与磁体之间、磁体与</w:t>
+      </w:r>
+      <w:r>
+        <w:rPr>
+          <w:shd w:val="clear" w:color="auto" w:fill="C9C9C9"/>
+        </w:rPr>
+        <w:t>通电导体</w:t>
+      </w:r>
+      <w:r>
+        <w:t>之间，以及通电导体与通电导体之间的相互作用都是通过</w:t>
+      </w:r>
+      <w:r>
+        <w:rPr>
+          <w:shd w:val="clear" w:color="auto" w:fill="C9C9C9"/>
+        </w:rPr>
+        <w:t>磁场</w:t>
+      </w:r>
+      <w:r>
+        <w:t>发生的。</w:t>
+      </w:r>
+    </w:p>
+    <w:p>
+      <w:pPr>
+        <w:snapToGrid w:val="0"/>
+        <w:jc w:val="left"/>
+      </w:pPr>
+      <w:r>
+        <w:t>（</w:t>
+      </w:r>
+      <w:r>
+        <w:t>2</w:t>
+      </w:r>
+      <w:r>
+        <w:t>）基本性质：磁场对磁体或</w:t>
+      </w:r>
+      <w:r>
+        <w:rPr>
+          <w:shd w:val="clear" w:color="auto" w:fill="C9C9C9"/>
+        </w:rPr>
+        <w:t>通电导体</w:t>
+      </w:r>
+      <w:r>
+        <w:t>有力的作用。</w:t>
+      </w:r>
+    </w:p>
+    <w:p>
+      <w:pPr>
+        <w:snapToGrid w:val="0"/>
+        <w:jc w:val="left"/>
+      </w:pPr>
+      <w:r>
+        <w:t>（</w:t>
+      </w:r>
+      <w:r>
+        <w:t>3</w:t>
+      </w:r>
+      <w:r>
+        <w:t>）磁场尽管看不见、摸不着，但它与</w:t>
+      </w:r>
+      <w:r>
+        <w:rPr>
+          <w:shd w:val="clear" w:color="auto" w:fill="C9C9C9"/>
+        </w:rPr>
+        <w:t>电场</w:t>
+      </w:r>
+      <w:r>
+        <w:t>类似，都是不依赖于我们的感觉而</w:t>
+      </w:r>
+      <w:r>
+        <w:rPr>
+          <w:shd w:val="clear" w:color="auto" w:fill="C9C9C9"/>
+        </w:rPr>
+        <w:t>客观存在</w:t>
+      </w:r>
+      <w:r>
+        <w:t>的物质。</w:t>
+      </w:r>
+    </w:p>
+    <w:p>
+      <w:pPr>
+        <w:snapToGrid w:val="0"/>
+        <w:jc w:val="left"/>
+      </w:pPr>
+    </w:p>
+    <w:p>
+      <w:pPr>
+        <w:snapToGrid w:val="0"/>
+        <w:jc w:val="left"/>
+      </w:pPr>
+      <w:r>
+        <w:rPr>
+          <w:shd w:val="clear" w:color="auto" w:fill="C9C9C9"/>
+        </w:rPr>
+        <w:t>3．</w:t>
+      </w:r>
+      <w:r>
+        <w:t>磁场的方向：物理学规定，在磁场中的某一点，小磁针静止时</w:t>
+      </w:r>
+      <w:r>
+        <w:rPr>
+          <w:shd w:val="clear" w:color="auto" w:fill="C9C9C9"/>
+        </w:rPr>
+        <w:t>N</w:t>
+      </w:r>
+      <w:r>
+        <w:rPr>
+          <w:shd w:val="clear" w:color="auto" w:fill="C9C9C9"/>
+        </w:rPr>
+        <w:t>极所指的方向</w:t>
+      </w:r>
+      <w:r>
+        <w:t>就是该点磁场的方向。</w:t>
+      </w:r>
+    </w:p>
+    <w:p>
+      <w:pPr>
+        <w:snapToGrid w:val="0"/>
+        <w:jc w:val="left"/>
+      </w:pPr>
+    </w:p>
+    <w:p>
+      <w:pPr>
+        <w:snapToGrid w:val="0"/>
+        <w:jc w:val="left"/>
+      </w:pPr>
+      <w:r>
+        <w:rPr>
+          <w:shd w:val="clear" w:color="auto" w:fill="C9C9C9"/>
+        </w:rPr>
+        <w:t>4．</w:t>
+      </w:r>
+      <w:r>
+        <w:t>磁感线：在磁场中画出一些有方向的曲线，曲线上每一点的</w:t>
+      </w:r>
+      <w:r>
+        <w:rPr>
+          <w:shd w:val="clear" w:color="auto" w:fill="C9C9C9"/>
+        </w:rPr>
+        <w:t>切线方向</w:t>
+      </w:r>
+      <w:r>
+        <w:t>都跟这点磁场的方向一致，这样的曲线就叫作磁感线。</w:t>
+      </w:r>
+    </w:p>
+    <w:p>
+      <w:pPr>
+        <w:snapToGrid w:val="0"/>
+        <w:jc w:val="left"/>
+      </w:pPr>
+    </w:p>
+    <w:p>
+      <w:pPr>
+        <w:snapToGrid w:val="0"/>
+        <w:jc w:val="left"/>
+      </w:pPr>
+      <w:r>
+        <w:rPr>
+          <w:shd w:val="clear" w:color="auto" w:fill="C9C9C9"/>
+        </w:rPr>
+        <w:t>5．</w:t>
+      </w:r>
+      <w:r>
+        <w:t>磁感线的特点</w:t>
+      </w:r>
+    </w:p>
+    <w:p>
+      <w:pPr>
+        <w:snapToGrid w:val="0"/>
+        <w:jc w:val="left"/>
+      </w:pPr>
+      <w:r>
+        <w:t>（</w:t>
+      </w:r>
+      <w:r>
+        <w:t>1</w:t>
+      </w:r>
+      <w:r>
+        <w:t>）磁感线是假想出来的有方向的曲线，实际并不存在。</w:t>
+      </w:r>
+    </w:p>
+    <w:p>
+      <w:pPr>
+        <w:snapToGrid w:val="0"/>
+        <w:jc w:val="left"/>
+      </w:pPr>
+      <w:r>
+        <w:t>（</w:t>
+      </w:r>
+      <w:r>
+        <w:t>2</w:t>
+      </w:r>
+      <w:r>
+        <w:t>）磁感线的</w:t>
+      </w:r>
+      <w:r>
+        <w:rPr>
+          <w:shd w:val="clear" w:color="auto" w:fill="C9C9C9"/>
+        </w:rPr>
+        <w:t>疏密</w:t>
+      </w:r>
+      <w:r>
+        <w:t>反映磁场的强弱，磁感线越密的地方表示磁场越</w:t>
+      </w:r>
+      <w:r>
+        <w:rPr>
+          <w:shd w:val="clear" w:color="auto" w:fill="C9C9C9"/>
+        </w:rPr>
+        <w:t>强</w:t>
+      </w:r>
+      <w:r>
+        <w:t>，磁感线越疏的地方表示磁场越</w:t>
+      </w:r>
+      <w:r>
+        <w:rPr>
+          <w:shd w:val="clear" w:color="auto" w:fill="C9C9C9"/>
+        </w:rPr>
+        <w:t>弱</w:t>
       </w:r>
       <w:r>
         <w:t>。</w:t>
@@ -247,106 +598,10 @@
         <w:t>（</w:t>
       </w:r>
       <w:r>
-        <w:t>2</w:t>
-      </w:r>
-      <w:r>
-        <w:t>）奥斯特实验</w:t>
-      </w:r>
-    </w:p>
-    <w:p>
-      <w:pPr>
-        <w:snapToGrid w:val="0"/>
-        <w:jc w:val="left"/>
-      </w:pPr>
-      <w:r>
-        <w:t>实验现象：把导线放置在小磁针的</w:t>
-      </w:r>
-      <w:r>
-        <w:rPr>
-          <w:shd w:val="clear" w:color="auto" w:fill="C9C9C9"/>
-        </w:rPr>
-        <w:t>上方</w:t>
-      </w:r>
-      <w:r>
-        <w:t>，当给导线通电时，与导线平行放置的小磁针发生转动。</w:t>
-      </w:r>
-    </w:p>
-    <w:p>
-      <w:pPr>
-        <w:snapToGrid w:val="0"/>
-        <w:jc w:val="left"/>
-      </w:pPr>
-      <w:r>
-        <w:t>注意事项：</w:t>
-      </w:r>
-      <w:r>
-        <w:t xml:space="preserve"> </w:t>
-      </w:r>
-      <w:r>
-        <w:t>导线应沿</w:t>
-      </w:r>
-      <w:r>
-        <w:rPr>
-          <w:shd w:val="clear" w:color="auto" w:fill="C9C9C9"/>
-        </w:rPr>
-        <w:t>南北</w:t>
-      </w:r>
-      <w:r>
-        <w:t>方向水平放置</w:t>
-      </w:r>
-    </w:p>
-    <w:p>
-      <w:pPr>
-        <w:snapToGrid w:val="0"/>
-        <w:jc w:val="left"/>
-      </w:pPr>
-      <w:r>
-        <w:t>结论：通电导线对小磁针有</w:t>
-      </w:r>
-      <w:r>
-        <w:rPr>
-          <w:shd w:val="clear" w:color="auto" w:fill="C9C9C9"/>
-        </w:rPr>
-        <w:t>力</w:t>
-      </w:r>
-      <w:r>
-        <w:t>的作用，说明电流具有</w:t>
-      </w:r>
-      <w:r>
-        <w:rPr>
-          <w:shd w:val="clear" w:color="auto" w:fill="C9C9C9"/>
-        </w:rPr>
-        <w:t>磁</w:t>
-      </w:r>
-      <w:r>
-        <w:t>效应。奥斯特首次揭示了</w:t>
-      </w:r>
-      <w:r>
-        <w:rPr>
-          <w:shd w:val="clear" w:color="auto" w:fill="C9C9C9"/>
-        </w:rPr>
-        <w:t>电与磁</w:t>
-      </w:r>
-      <w:r>
-        <w:t>的联系。</w:t>
-      </w:r>
-    </w:p>
-    <w:p>
-      <w:pPr>
-        <w:snapToGrid w:val="0"/>
-        <w:jc w:val="left"/>
-      </w:pPr>
-    </w:p>
-    <w:p>
-      <w:pPr>
-        <w:snapToGrid w:val="0"/>
-        <w:jc w:val="left"/>
-      </w:pPr>
-      <w:r>
-        <w:t>2</w:t>
-      </w:r>
-      <w:r>
-        <w:t>．磁场</w:t>
+        <w:t>3</w:t>
+      </w:r>
+      <w:r>
+        <w:t>）磁感线不相交，不相切，也不中断。</w:t>
       </w:r>
     </w:p>
     <w:p>
@@ -358,273 +613,33 @@
         <w:t>（</w:t>
       </w:r>
       <w:r>
-        <w:t>1</w:t>
-      </w:r>
-      <w:r>
-        <w:t>）磁体与磁体之间、磁体与</w:t>
-      </w:r>
-      <w:r>
-        <w:rPr>
-          <w:shd w:val="clear" w:color="auto" w:fill="C9C9C9"/>
-        </w:rPr>
-        <w:t>通电导体</w:t>
-      </w:r>
-      <w:r>
-        <w:t>之间，以及通电导体与通电导体之间的相互作用都是通过</w:t>
-      </w:r>
-      <w:r>
-        <w:rPr>
-          <w:shd w:val="clear" w:color="auto" w:fill="C9C9C9"/>
-        </w:rPr>
-        <w:t>磁场</w:t>
-      </w:r>
-      <w:r>
-        <w:t>发生的。</w:t>
-      </w:r>
-    </w:p>
-    <w:p>
-      <w:pPr>
-        <w:snapToGrid w:val="0"/>
-        <w:jc w:val="left"/>
-      </w:pPr>
-      <w:r>
-        <w:t>（</w:t>
-      </w:r>
-      <w:r>
-        <w:t>2</w:t>
-      </w:r>
-      <w:r>
-        <w:t>）基本性质：磁场对磁体或</w:t>
-      </w:r>
-      <w:r>
-        <w:rPr>
-          <w:shd w:val="clear" w:color="auto" w:fill="C9C9C9"/>
-        </w:rPr>
-        <w:t>通电导体</w:t>
-      </w:r>
-      <w:r>
-        <w:t>有力的作用。</w:t>
-      </w:r>
-    </w:p>
-    <w:p>
-      <w:pPr>
-        <w:snapToGrid w:val="0"/>
-        <w:jc w:val="left"/>
-      </w:pPr>
-      <w:r>
-        <w:t>（</w:t>
-      </w:r>
-      <w:r>
-        <w:t>3</w:t>
-      </w:r>
-      <w:r>
-        <w:t>）磁场尽管看不见、摸不着，但它与</w:t>
-      </w:r>
-      <w:r>
-        <w:rPr>
-          <w:shd w:val="clear" w:color="auto" w:fill="C9C9C9"/>
-        </w:rPr>
-        <w:t>电场</w:t>
-      </w:r>
-      <w:r>
-        <w:t>类似，都是不依赖于我们的感觉而</w:t>
-      </w:r>
-      <w:r>
-        <w:rPr>
-          <w:shd w:val="clear" w:color="auto" w:fill="C9C9C9"/>
-        </w:rPr>
-        <w:t>客观存在</w:t>
-      </w:r>
-      <w:r>
-        <w:t>的物质。</w:t>
-      </w:r>
-    </w:p>
-    <w:p>
-      <w:pPr>
-        <w:snapToGrid w:val="0"/>
-        <w:jc w:val="left"/>
-      </w:pPr>
-    </w:p>
-    <w:p>
-      <w:pPr>
-        <w:snapToGrid w:val="0"/>
-        <w:jc w:val="left"/>
-      </w:pPr>
-      <w:r>
-        <w:t>3</w:t>
-      </w:r>
-      <w:r>
-        <w:t>．磁场的方向：物理学规定，在磁场中的某一点，小磁针静止时</w:t>
-      </w:r>
-      <w:r>
-        <w:rPr>
-          <w:shd w:val="clear" w:color="auto" w:fill="C9C9C9"/>
-        </w:rPr>
+        <w:t>4</w:t>
+      </w:r>
+      <w:r>
+        <w:t>）磁感线是闭合曲线，在磁体外部由</w:t>
+      </w:r>
+      <w:r>
         <w:t>N</w:t>
       </w:r>
       <w:r>
-        <w:rPr>
-          <w:shd w:val="clear" w:color="auto" w:fill="C9C9C9"/>
-        </w:rPr>
-        <w:t>极所指的方向</w:t>
-      </w:r>
-      <w:r>
-        <w:t>就是该点磁场的方向。</w:t>
-      </w:r>
-    </w:p>
-    <w:p>
-      <w:pPr>
-        <w:snapToGrid w:val="0"/>
-        <w:jc w:val="left"/>
-      </w:pPr>
-    </w:p>
-    <w:p>
-      <w:pPr>
-        <w:snapToGrid w:val="0"/>
-        <w:jc w:val="left"/>
-      </w:pPr>
-      <w:r>
-        <w:t>4</w:t>
-      </w:r>
-      <w:r>
-        <w:t>．磁感线：在磁场中画出一些有方向的曲线，曲线上每一点的</w:t>
-      </w:r>
-      <w:r>
-        <w:rPr>
-          <w:shd w:val="clear" w:color="auto" w:fill="C9C9C9"/>
-        </w:rPr>
-        <w:t>切线方向</w:t>
-      </w:r>
-      <w:r>
-        <w:t>都跟这点磁场的方向一致，这样的曲线就叫作磁感线。</w:t>
-      </w:r>
-    </w:p>
-    <w:p>
-      <w:pPr>
-        <w:snapToGrid w:val="0"/>
-        <w:jc w:val="left"/>
-      </w:pPr>
-    </w:p>
-    <w:p>
-      <w:pPr>
-        <w:snapToGrid w:val="0"/>
-        <w:jc w:val="left"/>
-      </w:pPr>
-      <w:r>
-        <w:t>5</w:t>
-      </w:r>
-      <w:r>
-        <w:t>．磁感线的特点</w:t>
-      </w:r>
-    </w:p>
-    <w:p>
-      <w:pPr>
-        <w:snapToGrid w:val="0"/>
-        <w:jc w:val="left"/>
-      </w:pPr>
-      <w:r>
-        <w:t>（</w:t>
-      </w:r>
-      <w:r>
-        <w:t>1</w:t>
-      </w:r>
-      <w:r>
-        <w:t>）磁感线是假想出来的有方向的曲线，实际并不存在。</w:t>
-      </w:r>
-    </w:p>
-    <w:p>
-      <w:pPr>
-        <w:snapToGrid w:val="0"/>
-        <w:jc w:val="left"/>
-      </w:pPr>
-      <w:r>
-        <w:t>（</w:t>
-      </w:r>
-      <w:r>
-        <w:t>2</w:t>
-      </w:r>
-      <w:r>
-        <w:t>）磁感线的</w:t>
-      </w:r>
-      <w:r>
-        <w:rPr>
-          <w:shd w:val="clear" w:color="auto" w:fill="C9C9C9"/>
-        </w:rPr>
-        <w:t>疏密</w:t>
-      </w:r>
-      <w:r>
-        <w:t>反映磁场的强弱，磁感线越密的地方表示磁场越</w:t>
-      </w:r>
-      <w:r>
-        <w:rPr>
-          <w:shd w:val="clear" w:color="auto" w:fill="C9C9C9"/>
-        </w:rPr>
-        <w:t>强</w:t>
-      </w:r>
-      <w:r>
-        <w:t>，磁感线越疏的地方表示磁场越</w:t>
-      </w:r>
-      <w:r>
-        <w:rPr>
-          <w:shd w:val="clear" w:color="auto" w:fill="C9C9C9"/>
-        </w:rPr>
-        <w:t>弱</w:t>
-      </w:r>
-      <w:r>
-        <w:t>。</w:t>
-      </w:r>
-    </w:p>
-    <w:p>
-      <w:pPr>
-        <w:snapToGrid w:val="0"/>
-        <w:jc w:val="left"/>
-      </w:pPr>
-      <w:r>
-        <w:t>（</w:t>
-      </w:r>
-      <w:r>
-        <w:t>3</w:t>
-      </w:r>
-      <w:r>
-        <w:t>）磁感线不相交，不相切，也不中断。</w:t>
-      </w:r>
-    </w:p>
-    <w:p>
-      <w:pPr>
-        <w:snapToGrid w:val="0"/>
-        <w:jc w:val="left"/>
-      </w:pPr>
-      <w:r>
-        <w:t>（</w:t>
-      </w:r>
-      <w:r>
-        <w:t>4</w:t>
-      </w:r>
-      <w:r>
-        <w:t>）磁感线是闭合曲线，在磁体外部由</w:t>
+        <w:t>极指向</w:t>
+      </w:r>
+      <w:r>
+        <w:t>S</w:t>
+      </w:r>
+      <w:r>
+        <w:t>极，在磁体内部由</w:t>
+      </w:r>
+      <w:r>
+        <w:t>S</w:t>
+      </w:r>
+      <w:r>
+        <w:t>极指向</w:t>
       </w:r>
       <w:r>
         <w:t>N</w:t>
       </w:r>
       <w:r>
-        <w:t>极指向</w:t>
-      </w:r>
-      <w:r>
-        <w:t>S</w:t>
-      </w:r>
-      <w:r>
-        <w:t>极，在磁体内部由</w:t>
-      </w:r>
-      <w:r>
-        <w:t>S</w:t>
-      </w:r>
-      <w:r>
-        <w:t>极指向</w:t>
-      </w:r>
-      <w:r>
-        <w:t>N</w:t>
-      </w:r>
-      <w:r>
         <w:t>极。</w:t>
       </w:r>
     </w:p>
@@ -640,10 +655,13 @@
         <w:jc w:val="left"/>
       </w:pPr>
       <w:r>
-        <w:t>6</w:t>
-      </w:r>
-      <w:r>
-        <w:t>．直线电流的磁场</w:t>
+        <w:rPr>
+          <w:shd w:val="clear" w:color="auto" w:fill="C9C9C9"/>
+        </w:rPr>
+        <w:t>6．</w:t>
+      </w:r>
+      <w:r>
+        <w:t>直线电流的磁场</w:t>
       </w:r>
     </w:p>
     <w:p>
@@ -694,10 +712,13 @@
         <w:jc w:val="left"/>
       </w:pPr>
       <w:r>
-        <w:t>7</w:t>
-      </w:r>
-      <w:r>
-        <w:t>．环形电流的磁场</w:t>
+        <w:rPr>
+          <w:shd w:val="clear" w:color="auto" w:fill="C9C9C9"/>
+        </w:rPr>
+        <w:t>7．</w:t>
+      </w:r>
+      <w:r>
+        <w:t>环形电流的磁场</w:t>
       </w:r>
     </w:p>
     <w:p>
@@ -788,10 +809,13 @@
         <w:jc w:val="left"/>
       </w:pPr>
       <w:r>
-        <w:t>8</w:t>
-      </w:r>
-      <w:r>
-        <w:t>．通电螺线管的磁场</w:t>
+        <w:rPr>
+          <w:shd w:val="clear" w:color="auto" w:fill="C9C9C9"/>
+        </w:rPr>
+        <w:t>8．</w:t>
+      </w:r>
+      <w:r>
+        <w:t>通电螺线管的磁场</w:t>
       </w:r>
     </w:p>
     <w:p>
@@ -832,10 +856,13 @@
         <w:jc w:val="left"/>
       </w:pPr>
       <w:r>
-        <w:t>9</w:t>
-      </w:r>
-      <w:r>
-        <w:t>．常见永磁体的磁场</w:t>
+        <w:rPr>
+          <w:shd w:val="clear" w:color="auto" w:fill="C9C9C9"/>
+        </w:rPr>
+        <w:t>9．</w:t>
+      </w:r>
+      <w:r>
+        <w:t>常见永磁体的磁场</w:t>
       </w:r>
     </w:p>
     <w:p>
@@ -893,10 +920,13 @@
         <w:jc w:val="left"/>
       </w:pPr>
       <w:r>
-        <w:t>10</w:t>
-      </w:r>
-      <w:r>
-        <w:t>．三种常见的电流的磁场</w:t>
+        <w:rPr>
+          <w:shd w:val="clear" w:color="auto" w:fill="C9C9C9"/>
+        </w:rPr>
+        <w:t>10．</w:t>
+      </w:r>
+      <w:r>
+        <w:t>三种常见的电流的磁场</w:t>
       </w:r>
     </w:p>
     <w:tbl>
@@ -2100,10 +2130,13 @@
         <w:jc w:val="left"/>
       </w:pPr>
       <w:r>
-        <w:t>11</w:t>
-      </w:r>
-      <w:r>
-        <w:t>．分子电流假说：安培认为，在原子、分子等物质微粒的内部，存在着一种</w:t>
+        <w:rPr>
+          <w:shd w:val="clear" w:color="auto" w:fill="C9C9C9"/>
+        </w:rPr>
+        <w:t>11．</w:t>
+      </w:r>
+      <w:r>
+        <w:t>分子电流假说：安培认为，在原子、分子等物质微粒的内部，存在着一种</w:t>
       </w:r>
       <w:r>
         <w:rPr>
@@ -2145,10 +2178,13 @@
         <w:jc w:val="left"/>
       </w:pPr>
       <w:r>
-        <w:t>12</w:t>
-      </w:r>
-      <w:r>
-        <w:t>．对磁现象的解释</w:t>
+        <w:rPr>
+          <w:shd w:val="clear" w:color="auto" w:fill="C9C9C9"/>
+        </w:rPr>
+        <w:t>12．</w:t>
+      </w:r>
+      <w:r>
+        <w:t>对磁现象的解释</w:t>
       </w:r>
     </w:p>
     <w:p>
@@ -2208,10 +2244,13 @@
         <w:jc w:val="left"/>
       </w:pPr>
       <w:r>
-        <w:t>13</w:t>
-      </w:r>
-      <w:r>
-        <w:t>．磁感应强度</w:t>
+        <w:rPr>
+          <w:shd w:val="clear" w:color="auto" w:fill="C9C9C9"/>
+        </w:rPr>
+        <w:t>13．</w:t>
+      </w:r>
+      <w:r>
+        <w:t>磁感应强度</w:t>
       </w:r>
     </w:p>
     <w:p>
@@ -2488,10 +2527,13 @@
         <w:jc w:val="left"/>
       </w:pPr>
       <w:r>
-        <w:t>14</w:t>
-      </w:r>
-      <w:r>
-        <w:t>．匀强磁场</w:t>
+        <w:rPr>
+          <w:shd w:val="clear" w:color="auto" w:fill="C9C9C9"/>
+        </w:rPr>
+        <w:t>14．</w:t>
+      </w:r>
+      <w:r>
+        <w:t>匀强磁场</w:t>
       </w:r>
     </w:p>
     <w:p>
@@ -2732,10 +2774,13 @@
         <w:jc w:val="left"/>
       </w:pPr>
       <w:r>
-        <w:t>15</w:t>
-      </w:r>
-      <w:r>
-        <w:t>．定义：匀强磁场中</w:t>
+        <w:rPr>
+          <w:shd w:val="clear" w:color="auto" w:fill="C9C9C9"/>
+        </w:rPr>
+        <w:t>15．</w:t>
+      </w:r>
+      <w:r>
+        <w:t>定义：匀强磁场中</w:t>
       </w:r>
       <w:r>
         <w:rPr>
@@ -2801,10 +2846,13 @@
         <w:jc w:val="left"/>
       </w:pPr>
       <w:r>
-        <w:t>16</w:t>
-      </w:r>
-      <w:r>
-        <w:t>．拓展：磁场与平面不垂直时，这个面在垂直于磁场方向的</w:t>
+        <w:rPr>
+          <w:shd w:val="clear" w:color="auto" w:fill="C9C9C9"/>
+        </w:rPr>
+        <w:t>16．</w:t>
+      </w:r>
+      <w:r>
+        <w:t>拓展：磁场与平面不垂直时，这个面在垂直于磁场方向的</w:t>
       </w:r>
       <w:r>
         <w:rPr>
@@ -2931,10 +2979,13 @@
         <w:jc w:val="left"/>
       </w:pPr>
       <w:r>
-        <w:t>17</w:t>
-      </w:r>
-      <w:r>
-        <w:t>．单位：国际单位是</w:t>
+        <w:rPr>
+          <w:shd w:val="clear" w:color="auto" w:fill="C9C9C9"/>
+        </w:rPr>
+        <w:t>17．</w:t>
+      </w:r>
+      <w:r>
+        <w:t>单位：国际单位是</w:t>
       </w:r>
       <w:r>
         <w:rPr>
@@ -2973,10 +3024,13 @@
         <w:jc w:val="left"/>
       </w:pPr>
       <w:r>
-        <w:t>18</w:t>
-      </w:r>
-      <w:r>
-        <w:t>．引申：</w:t>
+        <w:rPr>
+          <w:shd w:val="clear" w:color="auto" w:fill="C9C9C9"/>
+        </w:rPr>
+        <w:t>18．</w:t>
+      </w:r>
+      <w:r>
+        <w:t>引申：</w:t>
       </w:r>
       <w:r>
         <w:rPr>
@@ -3244,10 +3298,10 @@
         <w:jc w:val="left"/>
       </w:pPr>
       <w:r>
-        <w:t>19</w:t>
-      </w:r>
-      <w:r>
-        <w:t>．</w:t>
+        <w:rPr>
+          <w:shd w:val="clear" w:color="auto" w:fill="C9C9C9"/>
+        </w:rPr>
+        <w:t>19．</w:t>
       </w:r>
       <w:r>
         <w:rPr>
@@ -3298,10 +3352,10 @@
         <w:jc w:val="left"/>
       </w:pPr>
       <w:r>
-        <w:t>20</w:t>
-      </w:r>
-      <w:r>
-        <w:t>．</w:t>
+        <w:rPr>
+          <w:shd w:val="clear" w:color="auto" w:fill="C9C9C9"/>
+        </w:rPr>
+        <w:t>20．</w:t>
       </w:r>
       <w:r>
         <w:t>1831</w:t>
@@ -3376,10 +3430,13 @@
         <w:jc w:val="left"/>
       </w:pPr>
       <w:r>
-        <w:t>21</w:t>
-      </w:r>
-      <w:r>
-        <w:t>．法拉第把这些</w:t>
+        <w:rPr>
+          <w:shd w:val="clear" w:color="auto" w:fill="C9C9C9"/>
+        </w:rPr>
+        <w:t>21．</w:t>
+      </w:r>
+      <w:r>
+        <w:t>法拉第把这些</w:t>
       </w:r>
       <w:r>
         <w:t>“</w:t>
@@ -3430,10 +3487,13 @@
         <w:jc w:val="left"/>
       </w:pPr>
       <w:r>
-        <w:t>22</w:t>
-      </w:r>
-      <w:r>
-        <w:t>．实验：探究感应电流产生的条件</w:t>
+        <w:rPr>
+          <w:shd w:val="clear" w:color="auto" w:fill="C9C9C9"/>
+        </w:rPr>
+        <w:t>22．</w:t>
+      </w:r>
+      <w:r>
+        <w:t>实验：探究感应电流产生的条件</w:t>
       </w:r>
     </w:p>
     <w:p>
@@ -3909,10 +3969,13 @@
         <w:jc w:val="left"/>
       </w:pPr>
       <w:r>
-        <w:t>23</w:t>
-      </w:r>
-      <w:r>
-        <w:t>．产生感应电流的条件：当穿过闭合导体回路的</w:t>
+        <w:rPr>
+          <w:shd w:val="clear" w:color="auto" w:fill="C9C9C9"/>
+        </w:rPr>
+        <w:t>23．</w:t>
+      </w:r>
+      <w:r>
+        <w:t>产生感应电流的条件：当穿过闭合导体回路的</w:t>
       </w:r>
       <w:r>
         <w:rPr>
@@ -3936,10 +3999,13 @@
         <w:jc w:val="left"/>
       </w:pPr>
       <w:r>
-        <w:t>24</w:t>
-      </w:r>
-      <w:r>
-        <w:t>．电磁感应现象的应用</w:t>
+        <w:rPr>
+          <w:shd w:val="clear" w:color="auto" w:fill="C9C9C9"/>
+        </w:rPr>
+        <w:t>24．</w:t>
+      </w:r>
+      <w:r>
+        <w:t>电磁感应现象的应用</w:t>
       </w:r>
     </w:p>
     <w:p>
@@ -3990,10 +4056,13 @@
         <w:jc w:val="left"/>
       </w:pPr>
       <w:r>
-        <w:t>25</w:t>
-      </w:r>
-      <w:r>
-        <w:t>．麦克斯韦电磁场理论</w:t>
+        <w:rPr>
+          <w:shd w:val="clear" w:color="auto" w:fill="C9C9C9"/>
+        </w:rPr>
+        <w:t>25．</w:t>
+      </w:r>
+      <w:r>
+        <w:t>麦克斯韦电磁场理论</w:t>
       </w:r>
     </w:p>
     <w:p>
@@ -4164,10 +4233,13 @@
         <w:jc w:val="left"/>
       </w:pPr>
       <w:r>
-        <w:t>26</w:t>
-      </w:r>
-      <w:r>
-        <w:t>．电磁场：变化的</w:t>
+        <w:rPr>
+          <w:shd w:val="clear" w:color="auto" w:fill="C9C9C9"/>
+        </w:rPr>
+        <w:t>26．</w:t>
+      </w:r>
+      <w:r>
+        <w:t>电磁场：变化的</w:t>
       </w:r>
       <w:r>
         <w:rPr>
@@ -4199,10 +4271,13 @@
         <w:jc w:val="left"/>
       </w:pPr>
       <w:r>
-        <w:t>27</w:t>
-      </w:r>
-      <w:r>
-        <w:t>．对麦克斯韦电磁场理论的理解</w:t>
+        <w:rPr>
+          <w:shd w:val="clear" w:color="auto" w:fill="C9C9C9"/>
+        </w:rPr>
+        <w:t>27．</w:t>
+      </w:r>
+      <w:r>
+        <w:t>对麦克斯韦电磁场理论的理解</w:t>
       </w:r>
     </w:p>
     <w:tbl>
@@ -4453,10 +4528,13 @@
         <w:jc w:val="left"/>
       </w:pPr>
       <w:r>
-        <w:t>28</w:t>
-      </w:r>
-      <w:r>
-        <w:t>．电磁场的产生</w:t>
+        <w:rPr>
+          <w:shd w:val="clear" w:color="auto" w:fill="C9C9C9"/>
+        </w:rPr>
+        <w:t>28．</w:t>
+      </w:r>
+      <w:r>
+        <w:t>电磁场的产生</w:t>
       </w:r>
     </w:p>
     <w:p>
@@ -4482,10 +4560,13 @@
         <w:jc w:val="left"/>
       </w:pPr>
       <w:r>
-        <w:t>29</w:t>
-      </w:r>
-      <w:r>
-        <w:t>．电磁波</w:t>
+        <w:rPr>
+          <w:shd w:val="clear" w:color="auto" w:fill="C9C9C9"/>
+        </w:rPr>
+        <w:t>29．</w:t>
+      </w:r>
+      <w:r>
+        <w:t>电磁波</w:t>
       </w:r>
     </w:p>
     <w:p>
@@ -4670,14 +4751,9 @@
       <w:r>
         <w:rPr>
           <w:rFonts w:hint="eastAsia"/>
-        </w:rPr>
-        <w:t>30</w:t>
-      </w:r>
-      <w:r>
-        <w:rPr>
-          <w:rFonts w:hint="eastAsia"/>
-        </w:rPr>
-        <w:t>．</w:t>
+          <w:shd w:val="clear" w:color="auto" w:fill="C9C9C9"/>
+        </w:rPr>
+        <w:t>30．</w:t>
       </w:r>
       <w:r>
         <w:t>波长、频率与波速之间的关系</w:t>
@@ -4758,10 +4834,13 @@
         <w:jc w:val="left"/>
       </w:pPr>
       <w:r>
-        <w:t>31</w:t>
-      </w:r>
-      <w:r>
-        <w:t>．电磁波谱</w:t>
+        <w:rPr>
+          <w:shd w:val="clear" w:color="auto" w:fill="C9C9C9"/>
+        </w:rPr>
+        <w:t>31．</w:t>
+      </w:r>
+      <w:r>
+        <w:t>电磁波谱</w:t>
       </w:r>
     </w:p>
     <w:p>
@@ -5687,10 +5766,13 @@
         <w:jc w:val="left"/>
       </w:pPr>
       <w:r>
-        <w:t>32</w:t>
-      </w:r>
-      <w:r>
-        <w:t>．电磁波的能量</w:t>
+        <w:rPr>
+          <w:shd w:val="clear" w:color="auto" w:fill="C9C9C9"/>
+        </w:rPr>
+        <w:t>32．</w:t>
+      </w:r>
+      <w:r>
+        <w:t>电磁波的能量</w:t>
       </w:r>
     </w:p>
     <w:p>
@@ -5751,10 +5833,13 @@
         <w:jc w:val="left"/>
       </w:pPr>
       <w:r>
-        <w:t>33</w:t>
-      </w:r>
-      <w:r>
-        <w:t>．电磁波通信</w:t>
+        <w:rPr>
+          <w:shd w:val="clear" w:color="auto" w:fill="C9C9C9"/>
+        </w:rPr>
+        <w:t>33．</w:t>
+      </w:r>
+      <w:r>
+        <w:t>电磁波通信</w:t>
       </w:r>
     </w:p>
     <w:p>
@@ -5859,10 +5944,13 @@
         <w:jc w:val="left"/>
       </w:pPr>
       <w:r>
-        <w:t>34</w:t>
-      </w:r>
-      <w:r>
-        <w:t>．热辐射</w:t>
+        <w:rPr>
+          <w:shd w:val="clear" w:color="auto" w:fill="C9C9C9"/>
+        </w:rPr>
+        <w:t>34．</w:t>
+      </w:r>
+      <w:r>
+        <w:t>热辐射</w:t>
       </w:r>
       <w:r>
         <w:t>∶</w:t>
@@ -5943,10 +6031,13 @@
         <w:jc w:val="left"/>
       </w:pPr>
       <w:r>
-        <w:t>35</w:t>
-      </w:r>
-      <w:r>
-        <w:t>．黑体</w:t>
+        <w:rPr>
+          <w:shd w:val="clear" w:color="auto" w:fill="C9C9C9"/>
+        </w:rPr>
+        <w:t>35．</w:t>
+      </w:r>
+      <w:r>
+        <w:t>黑体</w:t>
       </w:r>
     </w:p>
     <w:p>
@@ -6072,10 +6163,13 @@
         <w:jc w:val="left"/>
       </w:pPr>
       <w:r>
-        <w:t>36</w:t>
-      </w:r>
-      <w:r>
-        <w:t>．概念：振动着的带电微粒的能量只能是某一最小能量值的</w:t>
+        <w:rPr>
+          <w:shd w:val="clear" w:color="auto" w:fill="C9C9C9"/>
+        </w:rPr>
+        <w:t>36．</w:t>
+      </w:r>
+      <w:r>
+        <w:t>概念：振动着的带电微粒的能量只能是某一最小能量值的</w:t>
       </w:r>
       <w:r>
         <w:rPr>
@@ -6108,10 +6202,13 @@
         <w:jc w:val="left"/>
       </w:pPr>
       <w:r>
-        <w:t>37</w:t>
-      </w:r>
-      <w:r>
-        <w:t>．大小：</w:t>
+        <w:rPr>
+          <w:shd w:val="clear" w:color="auto" w:fill="C9C9C9"/>
+        </w:rPr>
+        <w:t>37．</w:t>
+      </w:r>
+      <w:r>
+        <w:t>大小：</w:t>
       </w:r>
       <w:r>
         <w:rPr>

--- a/高中物理/高中物理同步/人教版必修3 第13章 电磁感应与电磁波初步·知识清单（完成）.docx
+++ b/高中物理/高中物理同步/人教版必修3 第13章 电磁感应与电磁波初步·知识清单（完成）.docx
@@ -174,6 +174,7 @@
       <w:r>
         <w:rPr>
           <w:b/>
+          <w:shd w:val="clear" w:color="auto" w:fill="C9C9C9"/>
         </w:rPr>
         <w:t xml:space="preserve">13.1 </w:t>
       </w:r>
@@ -2228,6 +2229,7 @@
       <w:r>
         <w:rPr>
           <w:b/>
+          <w:shd w:val="clear" w:color="auto" w:fill="C9C9C9"/>
         </w:rPr>
         <w:t xml:space="preserve">13.2 </w:t>
       </w:r>
@@ -3282,6 +3284,7 @@
       <w:r>
         <w:rPr>
           <w:b/>
+          <w:shd w:val="clear" w:color="auto" w:fill="C9C9C9"/>
         </w:rPr>
         <w:t xml:space="preserve">13.3 </w:t>
       </w:r>
@@ -4040,6 +4043,7 @@
       <w:r>
         <w:rPr>
           <w:b/>
+          <w:shd w:val="clear" w:color="auto" w:fill="C9C9C9"/>
         </w:rPr>
         <w:t xml:space="preserve">13.4 </w:t>
       </w:r>
@@ -5928,6 +5932,7 @@
       <w:r>
         <w:rPr>
           <w:b/>
+          <w:shd w:val="clear" w:color="auto" w:fill="C9C9C9"/>
         </w:rPr>
         <w:t xml:space="preserve">13.5 </w:t>
       </w:r>
